--- a/work/compare/out/TMHCC_Media_GapFill_Enhancement_Strategy.docx
+++ b/work/compare/out/TMHCC_Media_GapFill_Enhancement_Strategy.docx
@@ -128,7 +128,7 @@
           <w:color w:val="2B2F33"/>
           <w:sz w:val="19"/>
         </w:rPr>
-        <w:t>Benchmarked against: Tysers (Zurich), Yutree (AXA), Liberty, Allianz</w:t>
+        <w:t>Benchmarked against all five competitor wordings:</w:t>
       </w:r>
     </w:p>
     <w:p>
@@ -145,7 +145,7 @@
           <w:color w:val="2B2F33"/>
           <w:sz w:val="19"/>
         </w:rPr>
-        <w:t>Fifth competitor (Wording E): pending — to be incorporated later</w:t>
+        <w:t>Tysers (Zurich), Yutree (AXA), Liberty, Allianz and AXA XL (XL Catlin) — now incorporated</w:t>
       </w:r>
     </w:p>
     <w:p>
@@ -597,9 +597,7 @@
     </w:p>
     <w:tbl>
       <w:tblPr>
-        <w:tblW w:type="auto" w:w="0"/>
         <w:jc w:val="center"/>
-        <w:tblLayout w:type="fixed"/>
         <w:tblLook w:firstColumn="1" w:firstRow="1" w:lastColumn="0" w:lastRow="0" w:noHBand="0" w:noVBand="1" w:val="04A0"/>
         <w:tblBorders>
           <w:top w:val="single" w:sz="4" w:space="0" w:color="D6DCE0"/>
@@ -609,15 +607,15 @@
           <w:insideH w:val="single" w:sz="4" w:space="0" w:color="D6DCE0"/>
           <w:insideV w:val="single" w:sz="4" w:space="0" w:color="D6DCE0"/>
         </w:tblBorders>
-        <w:tblW w:type="pct" w:w="5000"/>
+        <w:tblW w:type="dxa" w:w="10093"/>
         <w:tblLayout w:type="fixed"/>
       </w:tblPr>
       <w:tblGrid>
-        <w:gridCol w:w="1996"/>
-        <w:gridCol w:w="1996"/>
-        <w:gridCol w:w="1996"/>
-        <w:gridCol w:w="1996"/>
-        <w:gridCol w:w="1996"/>
+        <w:gridCol w:w="454"/>
+        <w:gridCol w:w="3912"/>
+        <w:gridCol w:w="2381"/>
+        <w:gridCol w:w="1871"/>
+        <w:gridCol w:w="1474"/>
       </w:tblGrid>
       <w:tr>
         <w:tc>
@@ -739,7 +737,7 @@
       <w:tr>
         <w:tc>
           <w:tcPr>
-            <w:tcW w:type="dxa" w:w="1996"/>
+            <w:tcW w:type="dxa" w:w="454"/>
           </w:tcPr>
           <w:p>
             <w:pPr>
@@ -761,7 +759,7 @@
         </w:tc>
         <w:tc>
           <w:tcPr>
-            <w:tcW w:type="dxa" w:w="1996"/>
+            <w:tcW w:type="dxa" w:w="3912"/>
           </w:tcPr>
           <w:p>
             <w:pPr>
@@ -782,7 +780,7 @@
         </w:tc>
         <w:tc>
           <w:tcPr>
-            <w:tcW w:type="dxa" w:w="1996"/>
+            <w:tcW w:type="dxa" w:w="2381"/>
           </w:tcPr>
           <w:p>
             <w:pPr>
@@ -797,13 +795,13 @@
                 <w:color w:val="2B2F33"/>
                 <w:sz w:val="16"/>
               </w:rPr>
-              <w:t>Tysers (S9, extensive); Yutree (PA assault within Money/PA)</w:t>
-            </w:r>
-          </w:p>
-        </w:tc>
-        <w:tc>
-          <w:tcPr>
-            <w:tcW w:type="dxa" w:w="1996"/>
+              <w:t>Tysers (extensive); Yutree (PA assault)</w:t>
+            </w:r>
+          </w:p>
+        </w:tc>
+        <w:tc>
+          <w:tcPr>
+            <w:tcW w:type="dxa" w:w="1871"/>
           </w:tcPr>
           <w:p>
             <w:pPr>
@@ -824,7 +822,7 @@
         </w:tc>
         <w:tc>
           <w:tcPr>
-            <w:tcW w:type="dxa" w:w="1996"/>
+            <w:tcW w:type="dxa" w:w="1474"/>
             <w:shd w:val="clear" w:color="auto" w:fill="FBE6EA"/>
           </w:tcPr>
           <w:p>
@@ -849,7 +847,7 @@
       <w:tr>
         <w:tc>
           <w:tcPr>
-            <w:tcW w:type="dxa" w:w="1996"/>
+            <w:tcW w:type="dxa" w:w="454"/>
             <w:shd w:val="clear" w:color="auto" w:fill="F4F7F9"/>
           </w:tcPr>
           <w:p>
@@ -872,7 +870,7 @@
         </w:tc>
         <w:tc>
           <w:tcPr>
-            <w:tcW w:type="dxa" w:w="1996"/>
+            <w:tcW w:type="dxa" w:w="3912"/>
             <w:shd w:val="clear" w:color="auto" w:fill="F4F7F9"/>
           </w:tcPr>
           <w:p>
@@ -894,7 +892,7 @@
         </w:tc>
         <w:tc>
           <w:tcPr>
-            <w:tcW w:type="dxa" w:w="1996"/>
+            <w:tcW w:type="dxa" w:w="2381"/>
             <w:shd w:val="clear" w:color="auto" w:fill="F4F7F9"/>
           </w:tcPr>
           <w:p>
@@ -916,7 +914,7 @@
         </w:tc>
         <w:tc>
           <w:tcPr>
-            <w:tcW w:type="dxa" w:w="1996"/>
+            <w:tcW w:type="dxa" w:w="1871"/>
             <w:shd w:val="clear" w:color="auto" w:fill="F4F7F9"/>
           </w:tcPr>
           <w:p>
@@ -938,7 +936,7 @@
         </w:tc>
         <w:tc>
           <w:tcPr>
-            <w:tcW w:type="dxa" w:w="1996"/>
+            <w:tcW w:type="dxa" w:w="1474"/>
             <w:shd w:val="clear" w:color="auto" w:fill="FBE6EA"/>
           </w:tcPr>
           <w:p>
@@ -963,7 +961,7 @@
       <w:tr>
         <w:tc>
           <w:tcPr>
-            <w:tcW w:type="dxa" w:w="1996"/>
+            <w:tcW w:type="dxa" w:w="454"/>
           </w:tcPr>
           <w:p>
             <w:pPr>
@@ -985,7 +983,7 @@
         </w:tc>
         <w:tc>
           <w:tcPr>
-            <w:tcW w:type="dxa" w:w="1996"/>
+            <w:tcW w:type="dxa" w:w="3912"/>
           </w:tcPr>
           <w:p>
             <w:pPr>
@@ -1006,7 +1004,7 @@
         </w:tc>
         <w:tc>
           <w:tcPr>
-            <w:tcW w:type="dxa" w:w="1996"/>
+            <w:tcW w:type="dxa" w:w="2381"/>
           </w:tcPr>
           <w:p>
             <w:pPr>
@@ -1027,7 +1025,7 @@
         </w:tc>
         <w:tc>
           <w:tcPr>
-            <w:tcW w:type="dxa" w:w="1996"/>
+            <w:tcW w:type="dxa" w:w="1871"/>
           </w:tcPr>
           <w:p>
             <w:pPr>
@@ -1048,7 +1046,7 @@
         </w:tc>
         <w:tc>
           <w:tcPr>
-            <w:tcW w:type="dxa" w:w="1996"/>
+            <w:tcW w:type="dxa" w:w="1474"/>
             <w:shd w:val="clear" w:color="auto" w:fill="FBE6EA"/>
           </w:tcPr>
           <w:p>
@@ -1073,7 +1071,7 @@
       <w:tr>
         <w:tc>
           <w:tcPr>
-            <w:tcW w:type="dxa" w:w="1996"/>
+            <w:tcW w:type="dxa" w:w="454"/>
             <w:shd w:val="clear" w:color="auto" w:fill="F4F7F9"/>
           </w:tcPr>
           <w:p>
@@ -1096,7 +1094,7 @@
         </w:tc>
         <w:tc>
           <w:tcPr>
-            <w:tcW w:type="dxa" w:w="1996"/>
+            <w:tcW w:type="dxa" w:w="3912"/>
             <w:shd w:val="clear" w:color="auto" w:fill="F4F7F9"/>
           </w:tcPr>
           <w:p>
@@ -1118,7 +1116,7 @@
         </w:tc>
         <w:tc>
           <w:tcPr>
-            <w:tcW w:type="dxa" w:w="1996"/>
+            <w:tcW w:type="dxa" w:w="2381"/>
             <w:shd w:val="clear" w:color="auto" w:fill="F4F7F9"/>
           </w:tcPr>
           <w:p>
@@ -1140,7 +1138,7 @@
         </w:tc>
         <w:tc>
           <w:tcPr>
-            <w:tcW w:type="dxa" w:w="1996"/>
+            <w:tcW w:type="dxa" w:w="1871"/>
             <w:shd w:val="clear" w:color="auto" w:fill="F4F7F9"/>
           </w:tcPr>
           <w:p>
@@ -1162,7 +1160,7 @@
         </w:tc>
         <w:tc>
           <w:tcPr>
-            <w:tcW w:type="dxa" w:w="1996"/>
+            <w:tcW w:type="dxa" w:w="1474"/>
             <w:shd w:val="clear" w:color="auto" w:fill="FBF1DA"/>
           </w:tcPr>
           <w:p>
@@ -1187,7 +1185,7 @@
       <w:tr>
         <w:tc>
           <w:tcPr>
-            <w:tcW w:type="dxa" w:w="1996"/>
+            <w:tcW w:type="dxa" w:w="454"/>
           </w:tcPr>
           <w:p>
             <w:pPr>
@@ -1209,7 +1207,7 @@
         </w:tc>
         <w:tc>
           <w:tcPr>
-            <w:tcW w:type="dxa" w:w="1996"/>
+            <w:tcW w:type="dxa" w:w="3912"/>
           </w:tcPr>
           <w:p>
             <w:pPr>
@@ -1230,7 +1228,7 @@
         </w:tc>
         <w:tc>
           <w:tcPr>
-            <w:tcW w:type="dxa" w:w="1996"/>
+            <w:tcW w:type="dxa" w:w="2381"/>
           </w:tcPr>
           <w:p>
             <w:pPr>
@@ -1251,7 +1249,7 @@
         </w:tc>
         <w:tc>
           <w:tcPr>
-            <w:tcW w:type="dxa" w:w="1996"/>
+            <w:tcW w:type="dxa" w:w="1871"/>
           </w:tcPr>
           <w:p>
             <w:pPr>
@@ -1272,7 +1270,7 @@
         </w:tc>
         <w:tc>
           <w:tcPr>
-            <w:tcW w:type="dxa" w:w="1996"/>
+            <w:tcW w:type="dxa" w:w="1474"/>
             <w:shd w:val="clear" w:color="auto" w:fill="FBF1DA"/>
           </w:tcPr>
           <w:p>
@@ -1297,7 +1295,7 @@
       <w:tr>
         <w:tc>
           <w:tcPr>
-            <w:tcW w:type="dxa" w:w="1996"/>
+            <w:tcW w:type="dxa" w:w="454"/>
             <w:shd w:val="clear" w:color="auto" w:fill="F4F7F9"/>
           </w:tcPr>
           <w:p>
@@ -1320,7 +1318,7 @@
         </w:tc>
         <w:tc>
           <w:tcPr>
-            <w:tcW w:type="dxa" w:w="1996"/>
+            <w:tcW w:type="dxa" w:w="3912"/>
             <w:shd w:val="clear" w:color="auto" w:fill="F4F7F9"/>
           </w:tcPr>
           <w:p>
@@ -1342,7 +1340,7 @@
         </w:tc>
         <w:tc>
           <w:tcPr>
-            <w:tcW w:type="dxa" w:w="1996"/>
+            <w:tcW w:type="dxa" w:w="2381"/>
             <w:shd w:val="clear" w:color="auto" w:fill="F4F7F9"/>
           </w:tcPr>
           <w:p>
@@ -1364,7 +1362,7 @@
         </w:tc>
         <w:tc>
           <w:tcPr>
-            <w:tcW w:type="dxa" w:w="1996"/>
+            <w:tcW w:type="dxa" w:w="1871"/>
             <w:shd w:val="clear" w:color="auto" w:fill="F4F7F9"/>
           </w:tcPr>
           <w:p>
@@ -1386,7 +1384,7 @@
         </w:tc>
         <w:tc>
           <w:tcPr>
-            <w:tcW w:type="dxa" w:w="1996"/>
+            <w:tcW w:type="dxa" w:w="1474"/>
             <w:shd w:val="clear" w:color="auto" w:fill="FBF1DA"/>
           </w:tcPr>
           <w:p>
@@ -1411,7 +1409,7 @@
       <w:tr>
         <w:tc>
           <w:tcPr>
-            <w:tcW w:type="dxa" w:w="1996"/>
+            <w:tcW w:type="dxa" w:w="454"/>
           </w:tcPr>
           <w:p>
             <w:pPr>
@@ -1433,7 +1431,7 @@
         </w:tc>
         <w:tc>
           <w:tcPr>
-            <w:tcW w:type="dxa" w:w="1996"/>
+            <w:tcW w:type="dxa" w:w="3912"/>
           </w:tcPr>
           <w:p>
             <w:pPr>
@@ -1454,7 +1452,7 @@
         </w:tc>
         <w:tc>
           <w:tcPr>
-            <w:tcW w:type="dxa" w:w="1996"/>
+            <w:tcW w:type="dxa" w:w="2381"/>
           </w:tcPr>
           <w:p>
             <w:pPr>
@@ -1475,7 +1473,7 @@
         </w:tc>
         <w:tc>
           <w:tcPr>
-            <w:tcW w:type="dxa" w:w="1996"/>
+            <w:tcW w:type="dxa" w:w="1871"/>
           </w:tcPr>
           <w:p>
             <w:pPr>
@@ -1496,7 +1494,7 @@
         </w:tc>
         <w:tc>
           <w:tcPr>
-            <w:tcW w:type="dxa" w:w="1996"/>
+            <w:tcW w:type="dxa" w:w="1474"/>
             <w:shd w:val="clear" w:color="auto" w:fill="FBF1DA"/>
           </w:tcPr>
           <w:p>
@@ -1521,7 +1519,7 @@
       <w:tr>
         <w:tc>
           <w:tcPr>
-            <w:tcW w:type="dxa" w:w="1996"/>
+            <w:tcW w:type="dxa" w:w="454"/>
             <w:shd w:val="clear" w:color="auto" w:fill="F4F7F9"/>
           </w:tcPr>
           <w:p>
@@ -1544,7 +1542,7 @@
         </w:tc>
         <w:tc>
           <w:tcPr>
-            <w:tcW w:type="dxa" w:w="1996"/>
+            <w:tcW w:type="dxa" w:w="3912"/>
             <w:shd w:val="clear" w:color="auto" w:fill="F4F7F9"/>
           </w:tcPr>
           <w:p>
@@ -1566,7 +1564,7 @@
         </w:tc>
         <w:tc>
           <w:tcPr>
-            <w:tcW w:type="dxa" w:w="1996"/>
+            <w:tcW w:type="dxa" w:w="2381"/>
             <w:shd w:val="clear" w:color="auto" w:fill="F4F7F9"/>
           </w:tcPr>
           <w:p>
@@ -1582,13 +1580,13 @@
                 <w:color w:val="2B2F33"/>
                 <w:sz w:val="16"/>
               </w:rPr>
-              <w:t>Allianz (S2a ICOW; S3 Book Debts)</w:t>
-            </w:r>
-          </w:p>
-        </w:tc>
-        <w:tc>
-          <w:tcPr>
-            <w:tcW w:type="dxa" w:w="1996"/>
+              <w:t>Allianz (ICOW; Book Debts)</w:t>
+            </w:r>
+          </w:p>
+        </w:tc>
+        <w:tc>
+          <w:tcPr>
+            <w:tcW w:type="dxa" w:w="1871"/>
             <w:shd w:val="clear" w:color="auto" w:fill="F4F7F9"/>
           </w:tcPr>
           <w:p>
@@ -1610,7 +1608,7 @@
         </w:tc>
         <w:tc>
           <w:tcPr>
-            <w:tcW w:type="dxa" w:w="1996"/>
+            <w:tcW w:type="dxa" w:w="1474"/>
             <w:shd w:val="clear" w:color="auto" w:fill="FBF1DA"/>
           </w:tcPr>
           <w:p>
@@ -1635,7 +1633,7 @@
       <w:tr>
         <w:tc>
           <w:tcPr>
-            <w:tcW w:type="dxa" w:w="1996"/>
+            <w:tcW w:type="dxa" w:w="454"/>
           </w:tcPr>
           <w:p>
             <w:pPr>
@@ -1657,7 +1655,7 @@
         </w:tc>
         <w:tc>
           <w:tcPr>
-            <w:tcW w:type="dxa" w:w="1996"/>
+            <w:tcW w:type="dxa" w:w="3912"/>
           </w:tcPr>
           <w:p>
             <w:pPr>
@@ -1678,7 +1676,7 @@
         </w:tc>
         <w:tc>
           <w:tcPr>
-            <w:tcW w:type="dxa" w:w="1996"/>
+            <w:tcW w:type="dxa" w:w="2381"/>
           </w:tcPr>
           <w:p>
             <w:pPr>
@@ -1699,7 +1697,7 @@
         </w:tc>
         <w:tc>
           <w:tcPr>
-            <w:tcW w:type="dxa" w:w="1996"/>
+            <w:tcW w:type="dxa" w:w="1871"/>
           </w:tcPr>
           <w:p>
             <w:pPr>
@@ -1720,7 +1718,7 @@
         </w:tc>
         <w:tc>
           <w:tcPr>
-            <w:tcW w:type="dxa" w:w="1996"/>
+            <w:tcW w:type="dxa" w:w="1474"/>
             <w:shd w:val="clear" w:color="auto" w:fill="EEF1F3"/>
           </w:tcPr>
           <w:p>
@@ -1745,7 +1743,7 @@
       <w:tr>
         <w:tc>
           <w:tcPr>
-            <w:tcW w:type="dxa" w:w="1996"/>
+            <w:tcW w:type="dxa" w:w="454"/>
             <w:shd w:val="clear" w:color="auto" w:fill="F4F7F9"/>
           </w:tcPr>
           <w:p>
@@ -1768,7 +1766,7 @@
         </w:tc>
         <w:tc>
           <w:tcPr>
-            <w:tcW w:type="dxa" w:w="1996"/>
+            <w:tcW w:type="dxa" w:w="3912"/>
             <w:shd w:val="clear" w:color="auto" w:fill="F4F7F9"/>
           </w:tcPr>
           <w:p>
@@ -1790,7 +1788,7 @@
         </w:tc>
         <w:tc>
           <w:tcPr>
-            <w:tcW w:type="dxa" w:w="1996"/>
+            <w:tcW w:type="dxa" w:w="2381"/>
             <w:shd w:val="clear" w:color="auto" w:fill="F4F7F9"/>
           </w:tcPr>
           <w:p>
@@ -1812,7 +1810,7 @@
         </w:tc>
         <w:tc>
           <w:tcPr>
-            <w:tcW w:type="dxa" w:w="1996"/>
+            <w:tcW w:type="dxa" w:w="1871"/>
             <w:shd w:val="clear" w:color="auto" w:fill="F4F7F9"/>
           </w:tcPr>
           <w:p>
@@ -1834,7 +1832,7 @@
         </w:tc>
         <w:tc>
           <w:tcPr>
-            <w:tcW w:type="dxa" w:w="1996"/>
+            <w:tcW w:type="dxa" w:w="1474"/>
             <w:shd w:val="clear" w:color="auto" w:fill="EEF1F3"/>
           </w:tcPr>
           <w:p>
@@ -1859,7 +1857,7 @@
       <w:tr>
         <w:tc>
           <w:tcPr>
-            <w:tcW w:type="dxa" w:w="1996"/>
+            <w:tcW w:type="dxa" w:w="454"/>
           </w:tcPr>
           <w:p>
             <w:pPr>
@@ -1881,7 +1879,7 @@
         </w:tc>
         <w:tc>
           <w:tcPr>
-            <w:tcW w:type="dxa" w:w="1996"/>
+            <w:tcW w:type="dxa" w:w="3912"/>
           </w:tcPr>
           <w:p>
             <w:pPr>
@@ -1902,7 +1900,7 @@
         </w:tc>
         <w:tc>
           <w:tcPr>
-            <w:tcW w:type="dxa" w:w="1996"/>
+            <w:tcW w:type="dxa" w:w="2381"/>
           </w:tcPr>
           <w:p>
             <w:pPr>
@@ -1923,7 +1921,7 @@
         </w:tc>
         <w:tc>
           <w:tcPr>
-            <w:tcW w:type="dxa" w:w="1996"/>
+            <w:tcW w:type="dxa" w:w="1871"/>
           </w:tcPr>
           <w:p>
             <w:pPr>
@@ -1944,7 +1942,7 @@
         </w:tc>
         <w:tc>
           <w:tcPr>
-            <w:tcW w:type="dxa" w:w="1996"/>
+            <w:tcW w:type="dxa" w:w="1474"/>
             <w:shd w:val="clear" w:color="auto" w:fill="EEF1F3"/>
           </w:tcPr>
           <w:p>
@@ -1969,7 +1967,7 @@
       <w:tr>
         <w:tc>
           <w:tcPr>
-            <w:tcW w:type="dxa" w:w="1996"/>
+            <w:tcW w:type="dxa" w:w="454"/>
             <w:shd w:val="clear" w:color="auto" w:fill="F4F7F9"/>
           </w:tcPr>
           <w:p>
@@ -1992,7 +1990,7 @@
         </w:tc>
         <w:tc>
           <w:tcPr>
-            <w:tcW w:type="dxa" w:w="1996"/>
+            <w:tcW w:type="dxa" w:w="3912"/>
             <w:shd w:val="clear" w:color="auto" w:fill="F4F7F9"/>
           </w:tcPr>
           <w:p>
@@ -2014,7 +2012,7 @@
         </w:tc>
         <w:tc>
           <w:tcPr>
-            <w:tcW w:type="dxa" w:w="1996"/>
+            <w:tcW w:type="dxa" w:w="2381"/>
             <w:shd w:val="clear" w:color="auto" w:fill="F4F7F9"/>
           </w:tcPr>
           <w:p>
@@ -2030,13 +2028,13 @@
                 <w:color w:val="2B2F33"/>
                 <w:sz w:val="16"/>
               </w:rPr>
-              <w:t>Tysers (patents, worldwide)</w:t>
-            </w:r>
-          </w:p>
-        </w:tc>
-        <w:tc>
-          <w:tcPr>
-            <w:tcW w:type="dxa" w:w="1996"/>
+              <w:t>Tysers (patents, worldwide); AXA XL (supports restriction)</w:t>
+            </w:r>
+          </w:p>
+        </w:tc>
+        <w:tc>
+          <w:tcPr>
+            <w:tcW w:type="dxa" w:w="1871"/>
             <w:shd w:val="clear" w:color="auto" w:fill="F4F7F9"/>
           </w:tcPr>
           <w:p>
@@ -2058,7 +2056,7 @@
         </w:tc>
         <w:tc>
           <w:tcPr>
-            <w:tcW w:type="dxa" w:w="1996"/>
+            <w:tcW w:type="dxa" w:w="1474"/>
             <w:shd w:val="clear" w:color="auto" w:fill="EEF1F3"/>
           </w:tcPr>
           <w:p>
@@ -2158,8 +2156,6 @@
     </w:p>
     <w:tbl>
       <w:tblPr>
-        <w:tblW w:type="auto" w:w="0"/>
-        <w:tblLayout w:type="fixed"/>
         <w:tblLook w:firstColumn="1" w:firstRow="1" w:lastColumn="0" w:lastRow="0" w:noHBand="0" w:noVBand="1" w:val="04A0"/>
         <w:tblBorders>
           <w:top w:val="single" w:sz="4" w:space="0" w:color="D6DCE0"/>
@@ -2171,15 +2167,17 @@
         </w:tblBorders>
         <w:tblW w:type="pct" w:w="5000"/>
         <w:tblLayout w:type="fixed"/>
+        <w:tblW w:type="dxa" w:w="9866"/>
+        <w:tblLayout w:type="fixed"/>
       </w:tblPr>
       <w:tblGrid>
-        <w:gridCol w:w="4989"/>
-        <w:gridCol w:w="4989"/>
+        <w:gridCol w:w="2381"/>
+        <w:gridCol w:w="7484"/>
       </w:tblGrid>
       <w:tr>
         <w:tc>
           <w:tcPr>
-            <w:tcW w:type="dxa" w:w="4989"/>
+            <w:tcW w:type="dxa" w:w="2381"/>
             <w:shd w:val="clear" w:color="auto" w:fill="EAF1F5"/>
           </w:tcPr>
           <w:p>
@@ -2201,7 +2199,7 @@
         </w:tc>
         <w:tc>
           <w:tcPr>
-            <w:tcW w:type="dxa" w:w="4989"/>
+            <w:tcW w:type="dxa" w:w="7484"/>
           </w:tcPr>
           <w:p>
             <w:pPr>
@@ -2216,7 +2214,7 @@
                 <w:color w:val="2B2F33"/>
                 <w:sz w:val="17"/>
               </w:rPr>
-              <w:t>Tysers (S9, extensive); Yutree (PA assault within Money/PA)</w:t>
+              <w:t>Tysers (extensive); Yutree (PA assault)</w:t>
             </w:r>
           </w:p>
         </w:tc>
@@ -2224,7 +2222,7 @@
       <w:tr>
         <w:tc>
           <w:tcPr>
-            <w:tcW w:type="dxa" w:w="4989"/>
+            <w:tcW w:type="dxa" w:w="2381"/>
             <w:shd w:val="clear" w:color="auto" w:fill="EAF1F5"/>
           </w:tcPr>
           <w:p>
@@ -2246,7 +2244,7 @@
         </w:tc>
         <w:tc>
           <w:tcPr>
-            <w:tcW w:type="dxa" w:w="4989"/>
+            <w:tcW w:type="dxa" w:w="7484"/>
           </w:tcPr>
           <w:p>
             <w:pPr>
@@ -2261,7 +2259,7 @@
                 <w:color w:val="2B2F33"/>
                 <w:sz w:val="17"/>
               </w:rPr>
-              <w:t>Tysers provides a full personal-accident and business-travel section (incl. directors/employees/visitors, family travel, assault); Yutree covers personal-accident assault.</w:t>
+              <w:t>Tysers provides a full personal-accident and business-travel section (directors/employees/visitors, family travel, assault); Yutree covers personal-accident assault.</w:t>
             </w:r>
           </w:p>
         </w:tc>
@@ -2269,7 +2267,7 @@
       <w:tr>
         <w:tc>
           <w:tcPr>
-            <w:tcW w:type="dxa" w:w="4989"/>
+            <w:tcW w:type="dxa" w:w="2381"/>
             <w:shd w:val="clear" w:color="auto" w:fill="EAF1F5"/>
           </w:tcPr>
           <w:p>
@@ -2291,7 +2289,7 @@
         </w:tc>
         <w:tc>
           <w:tcPr>
-            <w:tcW w:type="dxa" w:w="4989"/>
+            <w:tcW w:type="dxa" w:w="7484"/>
           </w:tcPr>
           <w:p>
             <w:pPr>
@@ -2314,7 +2312,7 @@
       <w:tr>
         <w:tc>
           <w:tcPr>
-            <w:tcW w:type="dxa" w:w="4989"/>
+            <w:tcW w:type="dxa" w:w="2381"/>
             <w:shd w:val="clear" w:color="auto" w:fill="EAF1F5"/>
           </w:tcPr>
           <w:p>
@@ -2336,7 +2334,7 @@
         </w:tc>
         <w:tc>
           <w:tcPr>
-            <w:tcW w:type="dxa" w:w="4989"/>
+            <w:tcW w:type="dxa" w:w="7484"/>
           </w:tcPr>
           <w:p>
             <w:pPr>
@@ -2359,7 +2357,7 @@
       <w:tr>
         <w:tc>
           <w:tcPr>
-            <w:tcW w:type="dxa" w:w="4989"/>
+            <w:tcW w:type="dxa" w:w="2381"/>
             <w:shd w:val="clear" w:color="auto" w:fill="EAF1F5"/>
           </w:tcPr>
           <w:p>
@@ -2381,7 +2379,7 @@
         </w:tc>
         <w:tc>
           <w:tcPr>
-            <w:tcW w:type="dxa" w:w="4989"/>
+            <w:tcW w:type="dxa" w:w="7484"/>
           </w:tcPr>
           <w:p>
             <w:pPr>
@@ -2404,7 +2402,7 @@
       <w:tr>
         <w:tc>
           <w:tcPr>
-            <w:tcW w:type="dxa" w:w="4989"/>
+            <w:tcW w:type="dxa" w:w="2381"/>
             <w:shd w:val="clear" w:color="auto" w:fill="EAF1F5"/>
           </w:tcPr>
           <w:p>
@@ -2426,7 +2424,7 @@
         </w:tc>
         <w:tc>
           <w:tcPr>
-            <w:tcW w:type="dxa" w:w="4989"/>
+            <w:tcW w:type="dxa" w:w="7484"/>
           </w:tcPr>
           <w:p>
             <w:pPr>
@@ -2449,7 +2447,7 @@
       <w:tr>
         <w:tc>
           <w:tcPr>
-            <w:tcW w:type="dxa" w:w="4989"/>
+            <w:tcW w:type="dxa" w:w="2381"/>
             <w:shd w:val="clear" w:color="auto" w:fill="EAF1F5"/>
           </w:tcPr>
           <w:p>
@@ -2471,7 +2469,7 @@
         </w:tc>
         <w:tc>
           <w:tcPr>
-            <w:tcW w:type="dxa" w:w="4989"/>
+            <w:tcW w:type="dxa" w:w="7484"/>
           </w:tcPr>
           <w:p>
             <w:pPr>
@@ -2494,7 +2492,7 @@
       <w:tr>
         <w:tc>
           <w:tcPr>
-            <w:tcW w:type="dxa" w:w="4989"/>
+            <w:tcW w:type="dxa" w:w="2381"/>
             <w:shd w:val="clear" w:color="auto" w:fill="EAF1F5"/>
           </w:tcPr>
           <w:p>
@@ -2516,7 +2514,7 @@
         </w:tc>
         <w:tc>
           <w:tcPr>
-            <w:tcW w:type="dxa" w:w="4989"/>
+            <w:tcW w:type="dxa" w:w="7484"/>
           </w:tcPr>
           <w:p>
             <w:pPr>
@@ -2539,7 +2537,7 @@
       <w:tr>
         <w:tc>
           <w:tcPr>
-            <w:tcW w:type="dxa" w:w="4989"/>
+            <w:tcW w:type="dxa" w:w="2381"/>
             <w:shd w:val="clear" w:color="auto" w:fill="EAF1F5"/>
           </w:tcPr>
           <w:p>
@@ -2561,7 +2559,7 @@
         </w:tc>
         <w:tc>
           <w:tcPr>
-            <w:tcW w:type="dxa" w:w="4989"/>
+            <w:tcW w:type="dxa" w:w="7484"/>
           </w:tcPr>
           <w:p>
             <w:pPr>
@@ -2584,7 +2582,7 @@
       <w:tr>
         <w:tc>
           <w:tcPr>
-            <w:tcW w:type="dxa" w:w="4989"/>
+            <w:tcW w:type="dxa" w:w="2381"/>
             <w:shd w:val="clear" w:color="auto" w:fill="EAF1F5"/>
           </w:tcPr>
           <w:p>
@@ -2606,7 +2604,7 @@
         </w:tc>
         <w:tc>
           <w:tcPr>
-            <w:tcW w:type="dxa" w:w="4989"/>
+            <w:tcW w:type="dxa" w:w="7484"/>
           </w:tcPr>
           <w:p>
             <w:pPr>
@@ -2660,8 +2658,6 @@
     </w:p>
     <w:tbl>
       <w:tblPr>
-        <w:tblW w:type="auto" w:w="0"/>
-        <w:tblLayout w:type="fixed"/>
         <w:tblLook w:firstColumn="1" w:firstRow="1" w:lastColumn="0" w:lastRow="0" w:noHBand="0" w:noVBand="1" w:val="04A0"/>
         <w:tblBorders>
           <w:top w:val="single" w:sz="4" w:space="0" w:color="D6DCE0"/>
@@ -2673,15 +2669,17 @@
         </w:tblBorders>
         <w:tblW w:type="pct" w:w="5000"/>
         <w:tblLayout w:type="fixed"/>
+        <w:tblW w:type="dxa" w:w="9866"/>
+        <w:tblLayout w:type="fixed"/>
       </w:tblPr>
       <w:tblGrid>
-        <w:gridCol w:w="4989"/>
-        <w:gridCol w:w="4989"/>
+        <w:gridCol w:w="2381"/>
+        <w:gridCol w:w="7484"/>
       </w:tblGrid>
       <w:tr>
         <w:tc>
           <w:tcPr>
-            <w:tcW w:type="dxa" w:w="4989"/>
+            <w:tcW w:type="dxa" w:w="2381"/>
             <w:shd w:val="clear" w:color="auto" w:fill="EAF1F5"/>
           </w:tcPr>
           <w:p>
@@ -2703,7 +2701,7 @@
         </w:tc>
         <w:tc>
           <w:tcPr>
-            <w:tcW w:type="dxa" w:w="4989"/>
+            <w:tcW w:type="dxa" w:w="7484"/>
           </w:tcPr>
           <w:p>
             <w:pPr>
@@ -2726,7 +2724,7 @@
       <w:tr>
         <w:tc>
           <w:tcPr>
-            <w:tcW w:type="dxa" w:w="4989"/>
+            <w:tcW w:type="dxa" w:w="2381"/>
             <w:shd w:val="clear" w:color="auto" w:fill="EAF1F5"/>
           </w:tcPr>
           <w:p>
@@ -2748,7 +2746,7 @@
         </w:tc>
         <w:tc>
           <w:tcPr>
-            <w:tcW w:type="dxa" w:w="4989"/>
+            <w:tcW w:type="dxa" w:w="7484"/>
           </w:tcPr>
           <w:p>
             <w:pPr>
@@ -2771,7 +2769,7 @@
       <w:tr>
         <w:tc>
           <w:tcPr>
-            <w:tcW w:type="dxa" w:w="4989"/>
+            <w:tcW w:type="dxa" w:w="2381"/>
             <w:shd w:val="clear" w:color="auto" w:fill="EAF1F5"/>
           </w:tcPr>
           <w:p>
@@ -2793,7 +2791,7 @@
         </w:tc>
         <w:tc>
           <w:tcPr>
-            <w:tcW w:type="dxa" w:w="4989"/>
+            <w:tcW w:type="dxa" w:w="7484"/>
           </w:tcPr>
           <w:p>
             <w:pPr>
@@ -2816,7 +2814,7 @@
       <w:tr>
         <w:tc>
           <w:tcPr>
-            <w:tcW w:type="dxa" w:w="4989"/>
+            <w:tcW w:type="dxa" w:w="2381"/>
             <w:shd w:val="clear" w:color="auto" w:fill="EAF1F5"/>
           </w:tcPr>
           <w:p>
@@ -2838,7 +2836,7 @@
         </w:tc>
         <w:tc>
           <w:tcPr>
-            <w:tcW w:type="dxa" w:w="4989"/>
+            <w:tcW w:type="dxa" w:w="7484"/>
           </w:tcPr>
           <w:p>
             <w:pPr>
@@ -2861,7 +2859,7 @@
       <w:tr>
         <w:tc>
           <w:tcPr>
-            <w:tcW w:type="dxa" w:w="4989"/>
+            <w:tcW w:type="dxa" w:w="2381"/>
             <w:shd w:val="clear" w:color="auto" w:fill="EAF1F5"/>
           </w:tcPr>
           <w:p>
@@ -2883,7 +2881,7 @@
         </w:tc>
         <w:tc>
           <w:tcPr>
-            <w:tcW w:type="dxa" w:w="4989"/>
+            <w:tcW w:type="dxa" w:w="7484"/>
           </w:tcPr>
           <w:p>
             <w:pPr>
@@ -2906,7 +2904,7 @@
       <w:tr>
         <w:tc>
           <w:tcPr>
-            <w:tcW w:type="dxa" w:w="4989"/>
+            <w:tcW w:type="dxa" w:w="2381"/>
             <w:shd w:val="clear" w:color="auto" w:fill="EAF1F5"/>
           </w:tcPr>
           <w:p>
@@ -2928,7 +2926,7 @@
         </w:tc>
         <w:tc>
           <w:tcPr>
-            <w:tcW w:type="dxa" w:w="4989"/>
+            <w:tcW w:type="dxa" w:w="7484"/>
           </w:tcPr>
           <w:p>
             <w:pPr>
@@ -2951,7 +2949,7 @@
       <w:tr>
         <w:tc>
           <w:tcPr>
-            <w:tcW w:type="dxa" w:w="4989"/>
+            <w:tcW w:type="dxa" w:w="2381"/>
             <w:shd w:val="clear" w:color="auto" w:fill="EAF1F5"/>
           </w:tcPr>
           <w:p>
@@ -2973,7 +2971,7 @@
         </w:tc>
         <w:tc>
           <w:tcPr>
-            <w:tcW w:type="dxa" w:w="4989"/>
+            <w:tcW w:type="dxa" w:w="7484"/>
           </w:tcPr>
           <w:p>
             <w:pPr>
@@ -2996,7 +2994,7 @@
       <w:tr>
         <w:tc>
           <w:tcPr>
-            <w:tcW w:type="dxa" w:w="4989"/>
+            <w:tcW w:type="dxa" w:w="2381"/>
             <w:shd w:val="clear" w:color="auto" w:fill="EAF1F5"/>
           </w:tcPr>
           <w:p>
@@ -3018,7 +3016,7 @@
         </w:tc>
         <w:tc>
           <w:tcPr>
-            <w:tcW w:type="dxa" w:w="4989"/>
+            <w:tcW w:type="dxa" w:w="7484"/>
           </w:tcPr>
           <w:p>
             <w:pPr>
@@ -3041,7 +3039,7 @@
       <w:tr>
         <w:tc>
           <w:tcPr>
-            <w:tcW w:type="dxa" w:w="4989"/>
+            <w:tcW w:type="dxa" w:w="2381"/>
             <w:shd w:val="clear" w:color="auto" w:fill="EAF1F5"/>
           </w:tcPr>
           <w:p>
@@ -3063,7 +3061,7 @@
         </w:tc>
         <w:tc>
           <w:tcPr>
-            <w:tcW w:type="dxa" w:w="4989"/>
+            <w:tcW w:type="dxa" w:w="7484"/>
           </w:tcPr>
           <w:p>
             <w:pPr>
@@ -3086,7 +3084,7 @@
       <w:tr>
         <w:tc>
           <w:tcPr>
-            <w:tcW w:type="dxa" w:w="4989"/>
+            <w:tcW w:type="dxa" w:w="2381"/>
             <w:shd w:val="clear" w:color="auto" w:fill="EAF1F5"/>
           </w:tcPr>
           <w:p>
@@ -3108,7 +3106,7 @@
         </w:tc>
         <w:tc>
           <w:tcPr>
-            <w:tcW w:type="dxa" w:w="4989"/>
+            <w:tcW w:type="dxa" w:w="7484"/>
           </w:tcPr>
           <w:p>
             <w:pPr>
@@ -3162,8 +3160,6 @@
     </w:p>
     <w:tbl>
       <w:tblPr>
-        <w:tblW w:type="auto" w:w="0"/>
-        <w:tblLayout w:type="fixed"/>
         <w:tblLook w:firstColumn="1" w:firstRow="1" w:lastColumn="0" w:lastRow="0" w:noHBand="0" w:noVBand="1" w:val="04A0"/>
         <w:tblBorders>
           <w:top w:val="single" w:sz="4" w:space="0" w:color="D6DCE0"/>
@@ -3175,15 +3171,17 @@
         </w:tblBorders>
         <w:tblW w:type="pct" w:w="5000"/>
         <w:tblLayout w:type="fixed"/>
+        <w:tblW w:type="dxa" w:w="9866"/>
+        <w:tblLayout w:type="fixed"/>
       </w:tblPr>
       <w:tblGrid>
-        <w:gridCol w:w="4989"/>
-        <w:gridCol w:w="4989"/>
+        <w:gridCol w:w="2381"/>
+        <w:gridCol w:w="7484"/>
       </w:tblGrid>
       <w:tr>
         <w:tc>
           <w:tcPr>
-            <w:tcW w:type="dxa" w:w="4989"/>
+            <w:tcW w:type="dxa" w:w="2381"/>
             <w:shd w:val="clear" w:color="auto" w:fill="EAF1F5"/>
           </w:tcPr>
           <w:p>
@@ -3205,7 +3203,7 @@
         </w:tc>
         <w:tc>
           <w:tcPr>
-            <w:tcW w:type="dxa" w:w="4989"/>
+            <w:tcW w:type="dxa" w:w="7484"/>
           </w:tcPr>
           <w:p>
             <w:pPr>
@@ -3228,7 +3226,7 @@
       <w:tr>
         <w:tc>
           <w:tcPr>
-            <w:tcW w:type="dxa" w:w="4989"/>
+            <w:tcW w:type="dxa" w:w="2381"/>
             <w:shd w:val="clear" w:color="auto" w:fill="EAF1F5"/>
           </w:tcPr>
           <w:p>
@@ -3250,7 +3248,7 @@
         </w:tc>
         <w:tc>
           <w:tcPr>
-            <w:tcW w:type="dxa" w:w="4989"/>
+            <w:tcW w:type="dxa" w:w="7484"/>
           </w:tcPr>
           <w:p>
             <w:pPr>
@@ -3273,7 +3271,7 @@
       <w:tr>
         <w:tc>
           <w:tcPr>
-            <w:tcW w:type="dxa" w:w="4989"/>
+            <w:tcW w:type="dxa" w:w="2381"/>
             <w:shd w:val="clear" w:color="auto" w:fill="EAF1F5"/>
           </w:tcPr>
           <w:p>
@@ -3295,7 +3293,7 @@
         </w:tc>
         <w:tc>
           <w:tcPr>
-            <w:tcW w:type="dxa" w:w="4989"/>
+            <w:tcW w:type="dxa" w:w="7484"/>
           </w:tcPr>
           <w:p>
             <w:pPr>
@@ -3318,7 +3316,7 @@
       <w:tr>
         <w:tc>
           <w:tcPr>
-            <w:tcW w:type="dxa" w:w="4989"/>
+            <w:tcW w:type="dxa" w:w="2381"/>
             <w:shd w:val="clear" w:color="auto" w:fill="EAF1F5"/>
           </w:tcPr>
           <w:p>
@@ -3340,7 +3338,7 @@
         </w:tc>
         <w:tc>
           <w:tcPr>
-            <w:tcW w:type="dxa" w:w="4989"/>
+            <w:tcW w:type="dxa" w:w="7484"/>
           </w:tcPr>
           <w:p>
             <w:pPr>
@@ -3363,7 +3361,7 @@
       <w:tr>
         <w:tc>
           <w:tcPr>
-            <w:tcW w:type="dxa" w:w="4989"/>
+            <w:tcW w:type="dxa" w:w="2381"/>
             <w:shd w:val="clear" w:color="auto" w:fill="EAF1F5"/>
           </w:tcPr>
           <w:p>
@@ -3385,7 +3383,7 @@
         </w:tc>
         <w:tc>
           <w:tcPr>
-            <w:tcW w:type="dxa" w:w="4989"/>
+            <w:tcW w:type="dxa" w:w="7484"/>
           </w:tcPr>
           <w:p>
             <w:pPr>
@@ -3408,7 +3406,7 @@
       <w:tr>
         <w:tc>
           <w:tcPr>
-            <w:tcW w:type="dxa" w:w="4989"/>
+            <w:tcW w:type="dxa" w:w="2381"/>
             <w:shd w:val="clear" w:color="auto" w:fill="EAF1F5"/>
           </w:tcPr>
           <w:p>
@@ -3430,7 +3428,7 @@
         </w:tc>
         <w:tc>
           <w:tcPr>
-            <w:tcW w:type="dxa" w:w="4989"/>
+            <w:tcW w:type="dxa" w:w="7484"/>
           </w:tcPr>
           <w:p>
             <w:pPr>
@@ -3453,7 +3451,7 @@
       <w:tr>
         <w:tc>
           <w:tcPr>
-            <w:tcW w:type="dxa" w:w="4989"/>
+            <w:tcW w:type="dxa" w:w="2381"/>
             <w:shd w:val="clear" w:color="auto" w:fill="EAF1F5"/>
           </w:tcPr>
           <w:p>
@@ -3475,7 +3473,7 @@
         </w:tc>
         <w:tc>
           <w:tcPr>
-            <w:tcW w:type="dxa" w:w="4989"/>
+            <w:tcW w:type="dxa" w:w="7484"/>
           </w:tcPr>
           <w:p>
             <w:pPr>
@@ -3498,7 +3496,7 @@
       <w:tr>
         <w:tc>
           <w:tcPr>
-            <w:tcW w:type="dxa" w:w="4989"/>
+            <w:tcW w:type="dxa" w:w="2381"/>
             <w:shd w:val="clear" w:color="auto" w:fill="EAF1F5"/>
           </w:tcPr>
           <w:p>
@@ -3520,7 +3518,7 @@
         </w:tc>
         <w:tc>
           <w:tcPr>
-            <w:tcW w:type="dxa" w:w="4989"/>
+            <w:tcW w:type="dxa" w:w="7484"/>
           </w:tcPr>
           <w:p>
             <w:pPr>
@@ -3543,7 +3541,7 @@
       <w:tr>
         <w:tc>
           <w:tcPr>
-            <w:tcW w:type="dxa" w:w="4989"/>
+            <w:tcW w:type="dxa" w:w="2381"/>
             <w:shd w:val="clear" w:color="auto" w:fill="EAF1F5"/>
           </w:tcPr>
           <w:p>
@@ -3565,7 +3563,7 @@
         </w:tc>
         <w:tc>
           <w:tcPr>
-            <w:tcW w:type="dxa" w:w="4989"/>
+            <w:tcW w:type="dxa" w:w="7484"/>
           </w:tcPr>
           <w:p>
             <w:pPr>
@@ -3588,7 +3586,7 @@
       <w:tr>
         <w:tc>
           <w:tcPr>
-            <w:tcW w:type="dxa" w:w="4989"/>
+            <w:tcW w:type="dxa" w:w="2381"/>
             <w:shd w:val="clear" w:color="auto" w:fill="EAF1F5"/>
           </w:tcPr>
           <w:p>
@@ -3610,7 +3608,7 @@
         </w:tc>
         <w:tc>
           <w:tcPr>
-            <w:tcW w:type="dxa" w:w="4989"/>
+            <w:tcW w:type="dxa" w:w="7484"/>
           </w:tcPr>
           <w:p>
             <w:pPr>
@@ -3664,8 +3662,6 @@
     </w:p>
     <w:tbl>
       <w:tblPr>
-        <w:tblW w:type="auto" w:w="0"/>
-        <w:tblLayout w:type="fixed"/>
         <w:tblLook w:firstColumn="1" w:firstRow="1" w:lastColumn="0" w:lastRow="0" w:noHBand="0" w:noVBand="1" w:val="04A0"/>
         <w:tblBorders>
           <w:top w:val="single" w:sz="4" w:space="0" w:color="D6DCE0"/>
@@ -3677,15 +3673,17 @@
         </w:tblBorders>
         <w:tblW w:type="pct" w:w="5000"/>
         <w:tblLayout w:type="fixed"/>
+        <w:tblW w:type="dxa" w:w="9866"/>
+        <w:tblLayout w:type="fixed"/>
       </w:tblPr>
       <w:tblGrid>
-        <w:gridCol w:w="4989"/>
-        <w:gridCol w:w="4989"/>
+        <w:gridCol w:w="2381"/>
+        <w:gridCol w:w="7484"/>
       </w:tblGrid>
       <w:tr>
         <w:tc>
           <w:tcPr>
-            <w:tcW w:type="dxa" w:w="4989"/>
+            <w:tcW w:type="dxa" w:w="2381"/>
             <w:shd w:val="clear" w:color="auto" w:fill="EAF1F5"/>
           </w:tcPr>
           <w:p>
@@ -3707,7 +3705,7 @@
         </w:tc>
         <w:tc>
           <w:tcPr>
-            <w:tcW w:type="dxa" w:w="4989"/>
+            <w:tcW w:type="dxa" w:w="7484"/>
           </w:tcPr>
           <w:p>
             <w:pPr>
@@ -3730,7 +3728,7 @@
       <w:tr>
         <w:tc>
           <w:tcPr>
-            <w:tcW w:type="dxa" w:w="4989"/>
+            <w:tcW w:type="dxa" w:w="2381"/>
             <w:shd w:val="clear" w:color="auto" w:fill="EAF1F5"/>
           </w:tcPr>
           <w:p>
@@ -3752,7 +3750,7 @@
         </w:tc>
         <w:tc>
           <w:tcPr>
-            <w:tcW w:type="dxa" w:w="4989"/>
+            <w:tcW w:type="dxa" w:w="7484"/>
           </w:tcPr>
           <w:p>
             <w:pPr>
@@ -3775,7 +3773,7 @@
       <w:tr>
         <w:tc>
           <w:tcPr>
-            <w:tcW w:type="dxa" w:w="4989"/>
+            <w:tcW w:type="dxa" w:w="2381"/>
             <w:shd w:val="clear" w:color="auto" w:fill="EAF1F5"/>
           </w:tcPr>
           <w:p>
@@ -3797,7 +3795,7 @@
         </w:tc>
         <w:tc>
           <w:tcPr>
-            <w:tcW w:type="dxa" w:w="4989"/>
+            <w:tcW w:type="dxa" w:w="7484"/>
           </w:tcPr>
           <w:p>
             <w:pPr>
@@ -3820,7 +3818,7 @@
       <w:tr>
         <w:tc>
           <w:tcPr>
-            <w:tcW w:type="dxa" w:w="4989"/>
+            <w:tcW w:type="dxa" w:w="2381"/>
             <w:shd w:val="clear" w:color="auto" w:fill="EAF1F5"/>
           </w:tcPr>
           <w:p>
@@ -3842,7 +3840,7 @@
         </w:tc>
         <w:tc>
           <w:tcPr>
-            <w:tcW w:type="dxa" w:w="4989"/>
+            <w:tcW w:type="dxa" w:w="7484"/>
           </w:tcPr>
           <w:p>
             <w:pPr>
@@ -3865,7 +3863,7 @@
       <w:tr>
         <w:tc>
           <w:tcPr>
-            <w:tcW w:type="dxa" w:w="4989"/>
+            <w:tcW w:type="dxa" w:w="2381"/>
             <w:shd w:val="clear" w:color="auto" w:fill="EAF1F5"/>
           </w:tcPr>
           <w:p>
@@ -3887,7 +3885,7 @@
         </w:tc>
         <w:tc>
           <w:tcPr>
-            <w:tcW w:type="dxa" w:w="4989"/>
+            <w:tcW w:type="dxa" w:w="7484"/>
           </w:tcPr>
           <w:p>
             <w:pPr>
@@ -3910,7 +3908,7 @@
       <w:tr>
         <w:tc>
           <w:tcPr>
-            <w:tcW w:type="dxa" w:w="4989"/>
+            <w:tcW w:type="dxa" w:w="2381"/>
             <w:shd w:val="clear" w:color="auto" w:fill="EAF1F5"/>
           </w:tcPr>
           <w:p>
@@ -3932,7 +3930,7 @@
         </w:tc>
         <w:tc>
           <w:tcPr>
-            <w:tcW w:type="dxa" w:w="4989"/>
+            <w:tcW w:type="dxa" w:w="7484"/>
           </w:tcPr>
           <w:p>
             <w:pPr>
@@ -3955,7 +3953,7 @@
       <w:tr>
         <w:tc>
           <w:tcPr>
-            <w:tcW w:type="dxa" w:w="4989"/>
+            <w:tcW w:type="dxa" w:w="2381"/>
             <w:shd w:val="clear" w:color="auto" w:fill="EAF1F5"/>
           </w:tcPr>
           <w:p>
@@ -3977,7 +3975,7 @@
         </w:tc>
         <w:tc>
           <w:tcPr>
-            <w:tcW w:type="dxa" w:w="4989"/>
+            <w:tcW w:type="dxa" w:w="7484"/>
           </w:tcPr>
           <w:p>
             <w:pPr>
@@ -4000,7 +3998,7 @@
       <w:tr>
         <w:tc>
           <w:tcPr>
-            <w:tcW w:type="dxa" w:w="4989"/>
+            <w:tcW w:type="dxa" w:w="2381"/>
             <w:shd w:val="clear" w:color="auto" w:fill="EAF1F5"/>
           </w:tcPr>
           <w:p>
@@ -4022,7 +4020,7 @@
         </w:tc>
         <w:tc>
           <w:tcPr>
-            <w:tcW w:type="dxa" w:w="4989"/>
+            <w:tcW w:type="dxa" w:w="7484"/>
           </w:tcPr>
           <w:p>
             <w:pPr>
@@ -4045,7 +4043,7 @@
       <w:tr>
         <w:tc>
           <w:tcPr>
-            <w:tcW w:type="dxa" w:w="4989"/>
+            <w:tcW w:type="dxa" w:w="2381"/>
             <w:shd w:val="clear" w:color="auto" w:fill="EAF1F5"/>
           </w:tcPr>
           <w:p>
@@ -4067,7 +4065,7 @@
         </w:tc>
         <w:tc>
           <w:tcPr>
-            <w:tcW w:type="dxa" w:w="4989"/>
+            <w:tcW w:type="dxa" w:w="7484"/>
           </w:tcPr>
           <w:p>
             <w:pPr>
@@ -4090,7 +4088,7 @@
       <w:tr>
         <w:tc>
           <w:tcPr>
-            <w:tcW w:type="dxa" w:w="4989"/>
+            <w:tcW w:type="dxa" w:w="2381"/>
             <w:shd w:val="clear" w:color="auto" w:fill="EAF1F5"/>
           </w:tcPr>
           <w:p>
@@ -4112,7 +4110,7 @@
         </w:tc>
         <w:tc>
           <w:tcPr>
-            <w:tcW w:type="dxa" w:w="4989"/>
+            <w:tcW w:type="dxa" w:w="7484"/>
           </w:tcPr>
           <w:p>
             <w:pPr>
@@ -4166,8 +4164,6 @@
     </w:p>
     <w:tbl>
       <w:tblPr>
-        <w:tblW w:type="auto" w:w="0"/>
-        <w:tblLayout w:type="fixed"/>
         <w:tblLook w:firstColumn="1" w:firstRow="1" w:lastColumn="0" w:lastRow="0" w:noHBand="0" w:noVBand="1" w:val="04A0"/>
         <w:tblBorders>
           <w:top w:val="single" w:sz="4" w:space="0" w:color="D6DCE0"/>
@@ -4179,15 +4175,17 @@
         </w:tblBorders>
         <w:tblW w:type="pct" w:w="5000"/>
         <w:tblLayout w:type="fixed"/>
+        <w:tblW w:type="dxa" w:w="9866"/>
+        <w:tblLayout w:type="fixed"/>
       </w:tblPr>
       <w:tblGrid>
-        <w:gridCol w:w="4989"/>
-        <w:gridCol w:w="4989"/>
+        <w:gridCol w:w="2381"/>
+        <w:gridCol w:w="7484"/>
       </w:tblGrid>
       <w:tr>
         <w:tc>
           <w:tcPr>
-            <w:tcW w:type="dxa" w:w="4989"/>
+            <w:tcW w:type="dxa" w:w="2381"/>
             <w:shd w:val="clear" w:color="auto" w:fill="EAF1F5"/>
           </w:tcPr>
           <w:p>
@@ -4209,7 +4207,7 @@
         </w:tc>
         <w:tc>
           <w:tcPr>
-            <w:tcW w:type="dxa" w:w="4989"/>
+            <w:tcW w:type="dxa" w:w="7484"/>
           </w:tcPr>
           <w:p>
             <w:pPr>
@@ -4232,7 +4230,7 @@
       <w:tr>
         <w:tc>
           <w:tcPr>
-            <w:tcW w:type="dxa" w:w="4989"/>
+            <w:tcW w:type="dxa" w:w="2381"/>
             <w:shd w:val="clear" w:color="auto" w:fill="EAF1F5"/>
           </w:tcPr>
           <w:p>
@@ -4254,7 +4252,7 @@
         </w:tc>
         <w:tc>
           <w:tcPr>
-            <w:tcW w:type="dxa" w:w="4989"/>
+            <w:tcW w:type="dxa" w:w="7484"/>
           </w:tcPr>
           <w:p>
             <w:pPr>
@@ -4277,7 +4275,7 @@
       <w:tr>
         <w:tc>
           <w:tcPr>
-            <w:tcW w:type="dxa" w:w="4989"/>
+            <w:tcW w:type="dxa" w:w="2381"/>
             <w:shd w:val="clear" w:color="auto" w:fill="EAF1F5"/>
           </w:tcPr>
           <w:p>
@@ -4299,7 +4297,7 @@
         </w:tc>
         <w:tc>
           <w:tcPr>
-            <w:tcW w:type="dxa" w:w="4989"/>
+            <w:tcW w:type="dxa" w:w="7484"/>
           </w:tcPr>
           <w:p>
             <w:pPr>
@@ -4322,7 +4320,7 @@
       <w:tr>
         <w:tc>
           <w:tcPr>
-            <w:tcW w:type="dxa" w:w="4989"/>
+            <w:tcW w:type="dxa" w:w="2381"/>
             <w:shd w:val="clear" w:color="auto" w:fill="EAF1F5"/>
           </w:tcPr>
           <w:p>
@@ -4344,7 +4342,7 @@
         </w:tc>
         <w:tc>
           <w:tcPr>
-            <w:tcW w:type="dxa" w:w="4989"/>
+            <w:tcW w:type="dxa" w:w="7484"/>
           </w:tcPr>
           <w:p>
             <w:pPr>
@@ -4367,7 +4365,7 @@
       <w:tr>
         <w:tc>
           <w:tcPr>
-            <w:tcW w:type="dxa" w:w="4989"/>
+            <w:tcW w:type="dxa" w:w="2381"/>
             <w:shd w:val="clear" w:color="auto" w:fill="EAF1F5"/>
           </w:tcPr>
           <w:p>
@@ -4389,7 +4387,7 @@
         </w:tc>
         <w:tc>
           <w:tcPr>
-            <w:tcW w:type="dxa" w:w="4989"/>
+            <w:tcW w:type="dxa" w:w="7484"/>
           </w:tcPr>
           <w:p>
             <w:pPr>
@@ -4412,7 +4410,7 @@
       <w:tr>
         <w:tc>
           <w:tcPr>
-            <w:tcW w:type="dxa" w:w="4989"/>
+            <w:tcW w:type="dxa" w:w="2381"/>
             <w:shd w:val="clear" w:color="auto" w:fill="EAF1F5"/>
           </w:tcPr>
           <w:p>
@@ -4434,7 +4432,7 @@
         </w:tc>
         <w:tc>
           <w:tcPr>
-            <w:tcW w:type="dxa" w:w="4989"/>
+            <w:tcW w:type="dxa" w:w="7484"/>
           </w:tcPr>
           <w:p>
             <w:pPr>
@@ -4457,7 +4455,7 @@
       <w:tr>
         <w:tc>
           <w:tcPr>
-            <w:tcW w:type="dxa" w:w="4989"/>
+            <w:tcW w:type="dxa" w:w="2381"/>
             <w:shd w:val="clear" w:color="auto" w:fill="EAF1F5"/>
           </w:tcPr>
           <w:p>
@@ -4479,7 +4477,7 @@
         </w:tc>
         <w:tc>
           <w:tcPr>
-            <w:tcW w:type="dxa" w:w="4989"/>
+            <w:tcW w:type="dxa" w:w="7484"/>
           </w:tcPr>
           <w:p>
             <w:pPr>
@@ -4502,7 +4500,7 @@
       <w:tr>
         <w:tc>
           <w:tcPr>
-            <w:tcW w:type="dxa" w:w="4989"/>
+            <w:tcW w:type="dxa" w:w="2381"/>
             <w:shd w:val="clear" w:color="auto" w:fill="EAF1F5"/>
           </w:tcPr>
           <w:p>
@@ -4524,7 +4522,7 @@
         </w:tc>
         <w:tc>
           <w:tcPr>
-            <w:tcW w:type="dxa" w:w="4989"/>
+            <w:tcW w:type="dxa" w:w="7484"/>
           </w:tcPr>
           <w:p>
             <w:pPr>
@@ -4547,7 +4545,7 @@
       <w:tr>
         <w:tc>
           <w:tcPr>
-            <w:tcW w:type="dxa" w:w="4989"/>
+            <w:tcW w:type="dxa" w:w="2381"/>
             <w:shd w:val="clear" w:color="auto" w:fill="EAF1F5"/>
           </w:tcPr>
           <w:p>
@@ -4569,7 +4567,7 @@
         </w:tc>
         <w:tc>
           <w:tcPr>
-            <w:tcW w:type="dxa" w:w="4989"/>
+            <w:tcW w:type="dxa" w:w="7484"/>
           </w:tcPr>
           <w:p>
             <w:pPr>
@@ -4592,7 +4590,7 @@
       <w:tr>
         <w:tc>
           <w:tcPr>
-            <w:tcW w:type="dxa" w:w="4989"/>
+            <w:tcW w:type="dxa" w:w="2381"/>
             <w:shd w:val="clear" w:color="auto" w:fill="EAF1F5"/>
           </w:tcPr>
           <w:p>
@@ -4614,7 +4612,7 @@
         </w:tc>
         <w:tc>
           <w:tcPr>
-            <w:tcW w:type="dxa" w:w="4989"/>
+            <w:tcW w:type="dxa" w:w="7484"/>
           </w:tcPr>
           <w:p>
             <w:pPr>
@@ -4668,8 +4666,6 @@
     </w:p>
     <w:tbl>
       <w:tblPr>
-        <w:tblW w:type="auto" w:w="0"/>
-        <w:tblLayout w:type="fixed"/>
         <w:tblLook w:firstColumn="1" w:firstRow="1" w:lastColumn="0" w:lastRow="0" w:noHBand="0" w:noVBand="1" w:val="04A0"/>
         <w:tblBorders>
           <w:top w:val="single" w:sz="4" w:space="0" w:color="D6DCE0"/>
@@ -4681,15 +4677,17 @@
         </w:tblBorders>
         <w:tblW w:type="pct" w:w="5000"/>
         <w:tblLayout w:type="fixed"/>
+        <w:tblW w:type="dxa" w:w="9866"/>
+        <w:tblLayout w:type="fixed"/>
       </w:tblPr>
       <w:tblGrid>
-        <w:gridCol w:w="4989"/>
-        <w:gridCol w:w="4989"/>
+        <w:gridCol w:w="2381"/>
+        <w:gridCol w:w="7484"/>
       </w:tblGrid>
       <w:tr>
         <w:tc>
           <w:tcPr>
-            <w:tcW w:type="dxa" w:w="4989"/>
+            <w:tcW w:type="dxa" w:w="2381"/>
             <w:shd w:val="clear" w:color="auto" w:fill="EAF1F5"/>
           </w:tcPr>
           <w:p>
@@ -4711,7 +4709,7 @@
         </w:tc>
         <w:tc>
           <w:tcPr>
-            <w:tcW w:type="dxa" w:w="4989"/>
+            <w:tcW w:type="dxa" w:w="7484"/>
           </w:tcPr>
           <w:p>
             <w:pPr>
@@ -4734,7 +4732,7 @@
       <w:tr>
         <w:tc>
           <w:tcPr>
-            <w:tcW w:type="dxa" w:w="4989"/>
+            <w:tcW w:type="dxa" w:w="2381"/>
             <w:shd w:val="clear" w:color="auto" w:fill="EAF1F5"/>
           </w:tcPr>
           <w:p>
@@ -4756,7 +4754,7 @@
         </w:tc>
         <w:tc>
           <w:tcPr>
-            <w:tcW w:type="dxa" w:w="4989"/>
+            <w:tcW w:type="dxa" w:w="7484"/>
           </w:tcPr>
           <w:p>
             <w:pPr>
@@ -4779,7 +4777,7 @@
       <w:tr>
         <w:tc>
           <w:tcPr>
-            <w:tcW w:type="dxa" w:w="4989"/>
+            <w:tcW w:type="dxa" w:w="2381"/>
             <w:shd w:val="clear" w:color="auto" w:fill="EAF1F5"/>
           </w:tcPr>
           <w:p>
@@ -4801,7 +4799,7 @@
         </w:tc>
         <w:tc>
           <w:tcPr>
-            <w:tcW w:type="dxa" w:w="4989"/>
+            <w:tcW w:type="dxa" w:w="7484"/>
           </w:tcPr>
           <w:p>
             <w:pPr>
@@ -4824,7 +4822,7 @@
       <w:tr>
         <w:tc>
           <w:tcPr>
-            <w:tcW w:type="dxa" w:w="4989"/>
+            <w:tcW w:type="dxa" w:w="2381"/>
             <w:shd w:val="clear" w:color="auto" w:fill="EAF1F5"/>
           </w:tcPr>
           <w:p>
@@ -4846,7 +4844,7 @@
         </w:tc>
         <w:tc>
           <w:tcPr>
-            <w:tcW w:type="dxa" w:w="4989"/>
+            <w:tcW w:type="dxa" w:w="7484"/>
           </w:tcPr>
           <w:p>
             <w:pPr>
@@ -4869,7 +4867,7 @@
       <w:tr>
         <w:tc>
           <w:tcPr>
-            <w:tcW w:type="dxa" w:w="4989"/>
+            <w:tcW w:type="dxa" w:w="2381"/>
             <w:shd w:val="clear" w:color="auto" w:fill="EAF1F5"/>
           </w:tcPr>
           <w:p>
@@ -4891,7 +4889,7 @@
         </w:tc>
         <w:tc>
           <w:tcPr>
-            <w:tcW w:type="dxa" w:w="4989"/>
+            <w:tcW w:type="dxa" w:w="7484"/>
           </w:tcPr>
           <w:p>
             <w:pPr>
@@ -4914,7 +4912,7 @@
       <w:tr>
         <w:tc>
           <w:tcPr>
-            <w:tcW w:type="dxa" w:w="4989"/>
+            <w:tcW w:type="dxa" w:w="2381"/>
             <w:shd w:val="clear" w:color="auto" w:fill="EAF1F5"/>
           </w:tcPr>
           <w:p>
@@ -4936,7 +4934,7 @@
         </w:tc>
         <w:tc>
           <w:tcPr>
-            <w:tcW w:type="dxa" w:w="4989"/>
+            <w:tcW w:type="dxa" w:w="7484"/>
           </w:tcPr>
           <w:p>
             <w:pPr>
@@ -4959,7 +4957,7 @@
       <w:tr>
         <w:tc>
           <w:tcPr>
-            <w:tcW w:type="dxa" w:w="4989"/>
+            <w:tcW w:type="dxa" w:w="2381"/>
             <w:shd w:val="clear" w:color="auto" w:fill="EAF1F5"/>
           </w:tcPr>
           <w:p>
@@ -4981,7 +4979,7 @@
         </w:tc>
         <w:tc>
           <w:tcPr>
-            <w:tcW w:type="dxa" w:w="4989"/>
+            <w:tcW w:type="dxa" w:w="7484"/>
           </w:tcPr>
           <w:p>
             <w:pPr>
@@ -5004,7 +5002,7 @@
       <w:tr>
         <w:tc>
           <w:tcPr>
-            <w:tcW w:type="dxa" w:w="4989"/>
+            <w:tcW w:type="dxa" w:w="2381"/>
             <w:shd w:val="clear" w:color="auto" w:fill="EAF1F5"/>
           </w:tcPr>
           <w:p>
@@ -5026,7 +5024,7 @@
         </w:tc>
         <w:tc>
           <w:tcPr>
-            <w:tcW w:type="dxa" w:w="4989"/>
+            <w:tcW w:type="dxa" w:w="7484"/>
           </w:tcPr>
           <w:p>
             <w:pPr>
@@ -5049,7 +5047,7 @@
       <w:tr>
         <w:tc>
           <w:tcPr>
-            <w:tcW w:type="dxa" w:w="4989"/>
+            <w:tcW w:type="dxa" w:w="2381"/>
             <w:shd w:val="clear" w:color="auto" w:fill="EAF1F5"/>
           </w:tcPr>
           <w:p>
@@ -5071,7 +5069,7 @@
         </w:tc>
         <w:tc>
           <w:tcPr>
-            <w:tcW w:type="dxa" w:w="4989"/>
+            <w:tcW w:type="dxa" w:w="7484"/>
           </w:tcPr>
           <w:p>
             <w:pPr>
@@ -5094,7 +5092,7 @@
       <w:tr>
         <w:tc>
           <w:tcPr>
-            <w:tcW w:type="dxa" w:w="4989"/>
+            <w:tcW w:type="dxa" w:w="2381"/>
             <w:shd w:val="clear" w:color="auto" w:fill="EAF1F5"/>
           </w:tcPr>
           <w:p>
@@ -5116,7 +5114,7 @@
         </w:tc>
         <w:tc>
           <w:tcPr>
-            <w:tcW w:type="dxa" w:w="4989"/>
+            <w:tcW w:type="dxa" w:w="7484"/>
           </w:tcPr>
           <w:p>
             <w:pPr>
@@ -5170,8 +5168,6 @@
     </w:p>
     <w:tbl>
       <w:tblPr>
-        <w:tblW w:type="auto" w:w="0"/>
-        <w:tblLayout w:type="fixed"/>
         <w:tblLook w:firstColumn="1" w:firstRow="1" w:lastColumn="0" w:lastRow="0" w:noHBand="0" w:noVBand="1" w:val="04A0"/>
         <w:tblBorders>
           <w:top w:val="single" w:sz="4" w:space="0" w:color="D6DCE0"/>
@@ -5183,15 +5179,17 @@
         </w:tblBorders>
         <w:tblW w:type="pct" w:w="5000"/>
         <w:tblLayout w:type="fixed"/>
+        <w:tblW w:type="dxa" w:w="9866"/>
+        <w:tblLayout w:type="fixed"/>
       </w:tblPr>
       <w:tblGrid>
-        <w:gridCol w:w="4989"/>
-        <w:gridCol w:w="4989"/>
+        <w:gridCol w:w="2381"/>
+        <w:gridCol w:w="7484"/>
       </w:tblGrid>
       <w:tr>
         <w:tc>
           <w:tcPr>
-            <w:tcW w:type="dxa" w:w="4989"/>
+            <w:tcW w:type="dxa" w:w="2381"/>
             <w:shd w:val="clear" w:color="auto" w:fill="EAF1F5"/>
           </w:tcPr>
           <w:p>
@@ -5213,7 +5211,7 @@
         </w:tc>
         <w:tc>
           <w:tcPr>
-            <w:tcW w:type="dxa" w:w="4989"/>
+            <w:tcW w:type="dxa" w:w="7484"/>
           </w:tcPr>
           <w:p>
             <w:pPr>
@@ -5236,7 +5234,7 @@
       <w:tr>
         <w:tc>
           <w:tcPr>
-            <w:tcW w:type="dxa" w:w="4989"/>
+            <w:tcW w:type="dxa" w:w="2381"/>
             <w:shd w:val="clear" w:color="auto" w:fill="EAF1F5"/>
           </w:tcPr>
           <w:p>
@@ -5258,7 +5256,7 @@
         </w:tc>
         <w:tc>
           <w:tcPr>
-            <w:tcW w:type="dxa" w:w="4989"/>
+            <w:tcW w:type="dxa" w:w="7484"/>
           </w:tcPr>
           <w:p>
             <w:pPr>
@@ -5281,7 +5279,7 @@
       <w:tr>
         <w:tc>
           <w:tcPr>
-            <w:tcW w:type="dxa" w:w="4989"/>
+            <w:tcW w:type="dxa" w:w="2381"/>
             <w:shd w:val="clear" w:color="auto" w:fill="EAF1F5"/>
           </w:tcPr>
           <w:p>
@@ -5303,7 +5301,7 @@
         </w:tc>
         <w:tc>
           <w:tcPr>
-            <w:tcW w:type="dxa" w:w="4989"/>
+            <w:tcW w:type="dxa" w:w="7484"/>
           </w:tcPr>
           <w:p>
             <w:pPr>
@@ -5326,7 +5324,7 @@
       <w:tr>
         <w:tc>
           <w:tcPr>
-            <w:tcW w:type="dxa" w:w="4989"/>
+            <w:tcW w:type="dxa" w:w="2381"/>
             <w:shd w:val="clear" w:color="auto" w:fill="EAF1F5"/>
           </w:tcPr>
           <w:p>
@@ -5348,7 +5346,7 @@
         </w:tc>
         <w:tc>
           <w:tcPr>
-            <w:tcW w:type="dxa" w:w="4989"/>
+            <w:tcW w:type="dxa" w:w="7484"/>
           </w:tcPr>
           <w:p>
             <w:pPr>
@@ -5371,7 +5369,7 @@
       <w:tr>
         <w:tc>
           <w:tcPr>
-            <w:tcW w:type="dxa" w:w="4989"/>
+            <w:tcW w:type="dxa" w:w="2381"/>
             <w:shd w:val="clear" w:color="auto" w:fill="EAF1F5"/>
           </w:tcPr>
           <w:p>
@@ -5393,7 +5391,7 @@
         </w:tc>
         <w:tc>
           <w:tcPr>
-            <w:tcW w:type="dxa" w:w="4989"/>
+            <w:tcW w:type="dxa" w:w="7484"/>
           </w:tcPr>
           <w:p>
             <w:pPr>
@@ -5416,7 +5414,7 @@
       <w:tr>
         <w:tc>
           <w:tcPr>
-            <w:tcW w:type="dxa" w:w="4989"/>
+            <w:tcW w:type="dxa" w:w="2381"/>
             <w:shd w:val="clear" w:color="auto" w:fill="EAF1F5"/>
           </w:tcPr>
           <w:p>
@@ -5438,7 +5436,7 @@
         </w:tc>
         <w:tc>
           <w:tcPr>
-            <w:tcW w:type="dxa" w:w="4989"/>
+            <w:tcW w:type="dxa" w:w="7484"/>
           </w:tcPr>
           <w:p>
             <w:pPr>
@@ -5461,7 +5459,7 @@
       <w:tr>
         <w:tc>
           <w:tcPr>
-            <w:tcW w:type="dxa" w:w="4989"/>
+            <w:tcW w:type="dxa" w:w="2381"/>
             <w:shd w:val="clear" w:color="auto" w:fill="EAF1F5"/>
           </w:tcPr>
           <w:p>
@@ -5483,7 +5481,7 @@
         </w:tc>
         <w:tc>
           <w:tcPr>
-            <w:tcW w:type="dxa" w:w="4989"/>
+            <w:tcW w:type="dxa" w:w="7484"/>
           </w:tcPr>
           <w:p>
             <w:pPr>
@@ -5506,7 +5504,7 @@
       <w:tr>
         <w:tc>
           <w:tcPr>
-            <w:tcW w:type="dxa" w:w="4989"/>
+            <w:tcW w:type="dxa" w:w="2381"/>
             <w:shd w:val="clear" w:color="auto" w:fill="EAF1F5"/>
           </w:tcPr>
           <w:p>
@@ -5528,7 +5526,7 @@
         </w:tc>
         <w:tc>
           <w:tcPr>
-            <w:tcW w:type="dxa" w:w="4989"/>
+            <w:tcW w:type="dxa" w:w="7484"/>
           </w:tcPr>
           <w:p>
             <w:pPr>
@@ -5551,7 +5549,7 @@
       <w:tr>
         <w:tc>
           <w:tcPr>
-            <w:tcW w:type="dxa" w:w="4989"/>
+            <w:tcW w:type="dxa" w:w="2381"/>
             <w:shd w:val="clear" w:color="auto" w:fill="EAF1F5"/>
           </w:tcPr>
           <w:p>
@@ -5573,7 +5571,7 @@
         </w:tc>
         <w:tc>
           <w:tcPr>
-            <w:tcW w:type="dxa" w:w="4989"/>
+            <w:tcW w:type="dxa" w:w="7484"/>
           </w:tcPr>
           <w:p>
             <w:pPr>
@@ -5596,7 +5594,7 @@
       <w:tr>
         <w:tc>
           <w:tcPr>
-            <w:tcW w:type="dxa" w:w="4989"/>
+            <w:tcW w:type="dxa" w:w="2381"/>
             <w:shd w:val="clear" w:color="auto" w:fill="EAF1F5"/>
           </w:tcPr>
           <w:p>
@@ -5618,7 +5616,7 @@
         </w:tc>
         <w:tc>
           <w:tcPr>
-            <w:tcW w:type="dxa" w:w="4989"/>
+            <w:tcW w:type="dxa" w:w="7484"/>
           </w:tcPr>
           <w:p>
             <w:pPr>
@@ -5672,8 +5670,6 @@
     </w:p>
     <w:tbl>
       <w:tblPr>
-        <w:tblW w:type="auto" w:w="0"/>
-        <w:tblLayout w:type="fixed"/>
         <w:tblLook w:firstColumn="1" w:firstRow="1" w:lastColumn="0" w:lastRow="0" w:noHBand="0" w:noVBand="1" w:val="04A0"/>
         <w:tblBorders>
           <w:top w:val="single" w:sz="4" w:space="0" w:color="D6DCE0"/>
@@ -5685,15 +5681,17 @@
         </w:tblBorders>
         <w:tblW w:type="pct" w:w="5000"/>
         <w:tblLayout w:type="fixed"/>
+        <w:tblW w:type="dxa" w:w="9866"/>
+        <w:tblLayout w:type="fixed"/>
       </w:tblPr>
       <w:tblGrid>
-        <w:gridCol w:w="4989"/>
-        <w:gridCol w:w="4989"/>
+        <w:gridCol w:w="2381"/>
+        <w:gridCol w:w="7484"/>
       </w:tblGrid>
       <w:tr>
         <w:tc>
           <w:tcPr>
-            <w:tcW w:type="dxa" w:w="4989"/>
+            <w:tcW w:type="dxa" w:w="2381"/>
             <w:shd w:val="clear" w:color="auto" w:fill="EAF1F5"/>
           </w:tcPr>
           <w:p>
@@ -5715,7 +5713,7 @@
         </w:tc>
         <w:tc>
           <w:tcPr>
-            <w:tcW w:type="dxa" w:w="4989"/>
+            <w:tcW w:type="dxa" w:w="7484"/>
           </w:tcPr>
           <w:p>
             <w:pPr>
@@ -5730,7 +5728,7 @@
                 <w:color w:val="2B2F33"/>
                 <w:sz w:val="17"/>
               </w:rPr>
-              <w:t>Allianz (S2a ICOW; S3 Book Debts)</w:t>
+              <w:t>Allianz (ICOW; Book Debts)</w:t>
             </w:r>
           </w:p>
         </w:tc>
@@ -5738,7 +5736,7 @@
       <w:tr>
         <w:tc>
           <w:tcPr>
-            <w:tcW w:type="dxa" w:w="4989"/>
+            <w:tcW w:type="dxa" w:w="2381"/>
             <w:shd w:val="clear" w:color="auto" w:fill="EAF1F5"/>
           </w:tcPr>
           <w:p>
@@ -5760,7 +5758,7 @@
         </w:tc>
         <w:tc>
           <w:tcPr>
-            <w:tcW w:type="dxa" w:w="4989"/>
+            <w:tcW w:type="dxa" w:w="7484"/>
           </w:tcPr>
           <w:p>
             <w:pPr>
@@ -5775,7 +5773,7 @@
                 <w:color w:val="2B2F33"/>
                 <w:sz w:val="17"/>
               </w:rPr>
-              <w:t>Presents ICOW/AICOW and Book Debts as named, discrete cover heads.</w:t>
+              <w:t>Presents ICOW/AICOW and Book Debts as named, discrete cover heads (AXA XL also names Rent Receivable/Turnover).</w:t>
             </w:r>
           </w:p>
         </w:tc>
@@ -5783,7 +5781,7 @@
       <w:tr>
         <w:tc>
           <w:tcPr>
-            <w:tcW w:type="dxa" w:w="4989"/>
+            <w:tcW w:type="dxa" w:w="2381"/>
             <w:shd w:val="clear" w:color="auto" w:fill="EAF1F5"/>
           </w:tcPr>
           <w:p>
@@ -5805,7 +5803,7 @@
         </w:tc>
         <w:tc>
           <w:tcPr>
-            <w:tcW w:type="dxa" w:w="4989"/>
+            <w:tcW w:type="dxa" w:w="7484"/>
           </w:tcPr>
           <w:p>
             <w:pPr>
@@ -5828,7 +5826,7 @@
       <w:tr>
         <w:tc>
           <w:tcPr>
-            <w:tcW w:type="dxa" w:w="4989"/>
+            <w:tcW w:type="dxa" w:w="2381"/>
             <w:shd w:val="clear" w:color="auto" w:fill="EAF1F5"/>
           </w:tcPr>
           <w:p>
@@ -5850,7 +5848,7 @@
         </w:tc>
         <w:tc>
           <w:tcPr>
-            <w:tcW w:type="dxa" w:w="4989"/>
+            <w:tcW w:type="dxa" w:w="7484"/>
           </w:tcPr>
           <w:p>
             <w:pPr>
@@ -5873,7 +5871,7 @@
       <w:tr>
         <w:tc>
           <w:tcPr>
-            <w:tcW w:type="dxa" w:w="4989"/>
+            <w:tcW w:type="dxa" w:w="2381"/>
             <w:shd w:val="clear" w:color="auto" w:fill="EAF1F5"/>
           </w:tcPr>
           <w:p>
@@ -5895,7 +5893,7 @@
         </w:tc>
         <w:tc>
           <w:tcPr>
-            <w:tcW w:type="dxa" w:w="4989"/>
+            <w:tcW w:type="dxa" w:w="7484"/>
           </w:tcPr>
           <w:p>
             <w:pPr>
@@ -5918,7 +5916,7 @@
       <w:tr>
         <w:tc>
           <w:tcPr>
-            <w:tcW w:type="dxa" w:w="4989"/>
+            <w:tcW w:type="dxa" w:w="2381"/>
             <w:shd w:val="clear" w:color="auto" w:fill="EAF1F5"/>
           </w:tcPr>
           <w:p>
@@ -5940,7 +5938,7 @@
         </w:tc>
         <w:tc>
           <w:tcPr>
-            <w:tcW w:type="dxa" w:w="4989"/>
+            <w:tcW w:type="dxa" w:w="7484"/>
           </w:tcPr>
           <w:p>
             <w:pPr>
@@ -5963,7 +5961,7 @@
       <w:tr>
         <w:tc>
           <w:tcPr>
-            <w:tcW w:type="dxa" w:w="4989"/>
+            <w:tcW w:type="dxa" w:w="2381"/>
             <w:shd w:val="clear" w:color="auto" w:fill="EAF1F5"/>
           </w:tcPr>
           <w:p>
@@ -5985,7 +5983,7 @@
         </w:tc>
         <w:tc>
           <w:tcPr>
-            <w:tcW w:type="dxa" w:w="4989"/>
+            <w:tcW w:type="dxa" w:w="7484"/>
           </w:tcPr>
           <w:p>
             <w:pPr>
@@ -6008,7 +6006,7 @@
       <w:tr>
         <w:tc>
           <w:tcPr>
-            <w:tcW w:type="dxa" w:w="4989"/>
+            <w:tcW w:type="dxa" w:w="2381"/>
             <w:shd w:val="clear" w:color="auto" w:fill="EAF1F5"/>
           </w:tcPr>
           <w:p>
@@ -6030,7 +6028,7 @@
         </w:tc>
         <w:tc>
           <w:tcPr>
-            <w:tcW w:type="dxa" w:w="4989"/>
+            <w:tcW w:type="dxa" w:w="7484"/>
           </w:tcPr>
           <w:p>
             <w:pPr>
@@ -6053,7 +6051,7 @@
       <w:tr>
         <w:tc>
           <w:tcPr>
-            <w:tcW w:type="dxa" w:w="4989"/>
+            <w:tcW w:type="dxa" w:w="2381"/>
             <w:shd w:val="clear" w:color="auto" w:fill="EAF1F5"/>
           </w:tcPr>
           <w:p>
@@ -6075,7 +6073,7 @@
         </w:tc>
         <w:tc>
           <w:tcPr>
-            <w:tcW w:type="dxa" w:w="4989"/>
+            <w:tcW w:type="dxa" w:w="7484"/>
           </w:tcPr>
           <w:p>
             <w:pPr>
@@ -6098,7 +6096,7 @@
       <w:tr>
         <w:tc>
           <w:tcPr>
-            <w:tcW w:type="dxa" w:w="4989"/>
+            <w:tcW w:type="dxa" w:w="2381"/>
             <w:shd w:val="clear" w:color="auto" w:fill="EAF1F5"/>
           </w:tcPr>
           <w:p>
@@ -6120,7 +6118,7 @@
         </w:tc>
         <w:tc>
           <w:tcPr>
-            <w:tcW w:type="dxa" w:w="4989"/>
+            <w:tcW w:type="dxa" w:w="7484"/>
           </w:tcPr>
           <w:p>
             <w:pPr>
@@ -6174,8 +6172,6 @@
     </w:p>
     <w:tbl>
       <w:tblPr>
-        <w:tblW w:type="auto" w:w="0"/>
-        <w:tblLayout w:type="fixed"/>
         <w:tblLook w:firstColumn="1" w:firstRow="1" w:lastColumn="0" w:lastRow="0" w:noHBand="0" w:noVBand="1" w:val="04A0"/>
         <w:tblBorders>
           <w:top w:val="single" w:sz="4" w:space="0" w:color="D6DCE0"/>
@@ -6187,15 +6183,17 @@
         </w:tblBorders>
         <w:tblW w:type="pct" w:w="5000"/>
         <w:tblLayout w:type="fixed"/>
+        <w:tblW w:type="dxa" w:w="9866"/>
+        <w:tblLayout w:type="fixed"/>
       </w:tblPr>
       <w:tblGrid>
-        <w:gridCol w:w="4989"/>
-        <w:gridCol w:w="4989"/>
+        <w:gridCol w:w="2381"/>
+        <w:gridCol w:w="7484"/>
       </w:tblGrid>
       <w:tr>
         <w:tc>
           <w:tcPr>
-            <w:tcW w:type="dxa" w:w="4989"/>
+            <w:tcW w:type="dxa" w:w="2381"/>
             <w:shd w:val="clear" w:color="auto" w:fill="EAF1F5"/>
           </w:tcPr>
           <w:p>
@@ -6217,7 +6215,7 @@
         </w:tc>
         <w:tc>
           <w:tcPr>
-            <w:tcW w:type="dxa" w:w="4989"/>
+            <w:tcW w:type="dxa" w:w="7484"/>
           </w:tcPr>
           <w:p>
             <w:pPr>
@@ -6240,7 +6238,7 @@
       <w:tr>
         <w:tc>
           <w:tcPr>
-            <w:tcW w:type="dxa" w:w="4989"/>
+            <w:tcW w:type="dxa" w:w="2381"/>
             <w:shd w:val="clear" w:color="auto" w:fill="EAF1F5"/>
           </w:tcPr>
           <w:p>
@@ -6262,7 +6260,7 @@
         </w:tc>
         <w:tc>
           <w:tcPr>
-            <w:tcW w:type="dxa" w:w="4989"/>
+            <w:tcW w:type="dxa" w:w="7484"/>
           </w:tcPr>
           <w:p>
             <w:pPr>
@@ -6285,7 +6283,7 @@
       <w:tr>
         <w:tc>
           <w:tcPr>
-            <w:tcW w:type="dxa" w:w="4989"/>
+            <w:tcW w:type="dxa" w:w="2381"/>
             <w:shd w:val="clear" w:color="auto" w:fill="EAF1F5"/>
           </w:tcPr>
           <w:p>
@@ -6307,7 +6305,7 @@
         </w:tc>
         <w:tc>
           <w:tcPr>
-            <w:tcW w:type="dxa" w:w="4989"/>
+            <w:tcW w:type="dxa" w:w="7484"/>
           </w:tcPr>
           <w:p>
             <w:pPr>
@@ -6330,7 +6328,7 @@
       <w:tr>
         <w:tc>
           <w:tcPr>
-            <w:tcW w:type="dxa" w:w="4989"/>
+            <w:tcW w:type="dxa" w:w="2381"/>
             <w:shd w:val="clear" w:color="auto" w:fill="EAF1F5"/>
           </w:tcPr>
           <w:p>
@@ -6352,7 +6350,7 @@
         </w:tc>
         <w:tc>
           <w:tcPr>
-            <w:tcW w:type="dxa" w:w="4989"/>
+            <w:tcW w:type="dxa" w:w="7484"/>
           </w:tcPr>
           <w:p>
             <w:pPr>
@@ -6375,7 +6373,7 @@
       <w:tr>
         <w:tc>
           <w:tcPr>
-            <w:tcW w:type="dxa" w:w="4989"/>
+            <w:tcW w:type="dxa" w:w="2381"/>
             <w:shd w:val="clear" w:color="auto" w:fill="EAF1F5"/>
           </w:tcPr>
           <w:p>
@@ -6397,7 +6395,7 @@
         </w:tc>
         <w:tc>
           <w:tcPr>
-            <w:tcW w:type="dxa" w:w="4989"/>
+            <w:tcW w:type="dxa" w:w="7484"/>
           </w:tcPr>
           <w:p>
             <w:pPr>
@@ -6420,7 +6418,7 @@
       <w:tr>
         <w:tc>
           <w:tcPr>
-            <w:tcW w:type="dxa" w:w="4989"/>
+            <w:tcW w:type="dxa" w:w="2381"/>
             <w:shd w:val="clear" w:color="auto" w:fill="EAF1F5"/>
           </w:tcPr>
           <w:p>
@@ -6442,7 +6440,7 @@
         </w:tc>
         <w:tc>
           <w:tcPr>
-            <w:tcW w:type="dxa" w:w="4989"/>
+            <w:tcW w:type="dxa" w:w="7484"/>
           </w:tcPr>
           <w:p>
             <w:pPr>
@@ -6465,7 +6463,7 @@
       <w:tr>
         <w:tc>
           <w:tcPr>
-            <w:tcW w:type="dxa" w:w="4989"/>
+            <w:tcW w:type="dxa" w:w="2381"/>
             <w:shd w:val="clear" w:color="auto" w:fill="EAF1F5"/>
           </w:tcPr>
           <w:p>
@@ -6487,7 +6485,7 @@
         </w:tc>
         <w:tc>
           <w:tcPr>
-            <w:tcW w:type="dxa" w:w="4989"/>
+            <w:tcW w:type="dxa" w:w="7484"/>
           </w:tcPr>
           <w:p>
             <w:pPr>
@@ -6510,7 +6508,7 @@
       <w:tr>
         <w:tc>
           <w:tcPr>
-            <w:tcW w:type="dxa" w:w="4989"/>
+            <w:tcW w:type="dxa" w:w="2381"/>
             <w:shd w:val="clear" w:color="auto" w:fill="EAF1F5"/>
           </w:tcPr>
           <w:p>
@@ -6532,7 +6530,7 @@
         </w:tc>
         <w:tc>
           <w:tcPr>
-            <w:tcW w:type="dxa" w:w="4989"/>
+            <w:tcW w:type="dxa" w:w="7484"/>
           </w:tcPr>
           <w:p>
             <w:pPr>
@@ -6555,7 +6553,7 @@
       <w:tr>
         <w:tc>
           <w:tcPr>
-            <w:tcW w:type="dxa" w:w="4989"/>
+            <w:tcW w:type="dxa" w:w="2381"/>
             <w:shd w:val="clear" w:color="auto" w:fill="EAF1F5"/>
           </w:tcPr>
           <w:p>
@@ -6577,7 +6575,7 @@
         </w:tc>
         <w:tc>
           <w:tcPr>
-            <w:tcW w:type="dxa" w:w="4989"/>
+            <w:tcW w:type="dxa" w:w="7484"/>
           </w:tcPr>
           <w:p>
             <w:pPr>
@@ -6600,7 +6598,7 @@
       <w:tr>
         <w:tc>
           <w:tcPr>
-            <w:tcW w:type="dxa" w:w="4989"/>
+            <w:tcW w:type="dxa" w:w="2381"/>
             <w:shd w:val="clear" w:color="auto" w:fill="EAF1F5"/>
           </w:tcPr>
           <w:p>
@@ -6622,7 +6620,7 @@
         </w:tc>
         <w:tc>
           <w:tcPr>
-            <w:tcW w:type="dxa" w:w="4989"/>
+            <w:tcW w:type="dxa" w:w="7484"/>
           </w:tcPr>
           <w:p>
             <w:pPr>
@@ -6676,8 +6674,6 @@
     </w:p>
     <w:tbl>
       <w:tblPr>
-        <w:tblW w:type="auto" w:w="0"/>
-        <w:tblLayout w:type="fixed"/>
         <w:tblLook w:firstColumn="1" w:firstRow="1" w:lastColumn="0" w:lastRow="0" w:noHBand="0" w:noVBand="1" w:val="04A0"/>
         <w:tblBorders>
           <w:top w:val="single" w:sz="4" w:space="0" w:color="D6DCE0"/>
@@ -6689,15 +6685,17 @@
         </w:tblBorders>
         <w:tblW w:type="pct" w:w="5000"/>
         <w:tblLayout w:type="fixed"/>
+        <w:tblW w:type="dxa" w:w="9866"/>
+        <w:tblLayout w:type="fixed"/>
       </w:tblPr>
       <w:tblGrid>
-        <w:gridCol w:w="4989"/>
-        <w:gridCol w:w="4989"/>
+        <w:gridCol w:w="2381"/>
+        <w:gridCol w:w="7484"/>
       </w:tblGrid>
       <w:tr>
         <w:tc>
           <w:tcPr>
-            <w:tcW w:type="dxa" w:w="4989"/>
+            <w:tcW w:type="dxa" w:w="2381"/>
             <w:shd w:val="clear" w:color="auto" w:fill="EAF1F5"/>
           </w:tcPr>
           <w:p>
@@ -6719,7 +6717,7 @@
         </w:tc>
         <w:tc>
           <w:tcPr>
-            <w:tcW w:type="dxa" w:w="4989"/>
+            <w:tcW w:type="dxa" w:w="7484"/>
           </w:tcPr>
           <w:p>
             <w:pPr>
@@ -6742,7 +6740,7 @@
       <w:tr>
         <w:tc>
           <w:tcPr>
-            <w:tcW w:type="dxa" w:w="4989"/>
+            <w:tcW w:type="dxa" w:w="2381"/>
             <w:shd w:val="clear" w:color="auto" w:fill="EAF1F5"/>
           </w:tcPr>
           <w:p>
@@ -6764,7 +6762,7 @@
         </w:tc>
         <w:tc>
           <w:tcPr>
-            <w:tcW w:type="dxa" w:w="4989"/>
+            <w:tcW w:type="dxa" w:w="7484"/>
           </w:tcPr>
           <w:p>
             <w:pPr>
@@ -6787,7 +6785,7 @@
       <w:tr>
         <w:tc>
           <w:tcPr>
-            <w:tcW w:type="dxa" w:w="4989"/>
+            <w:tcW w:type="dxa" w:w="2381"/>
             <w:shd w:val="clear" w:color="auto" w:fill="EAF1F5"/>
           </w:tcPr>
           <w:p>
@@ -6809,7 +6807,7 @@
         </w:tc>
         <w:tc>
           <w:tcPr>
-            <w:tcW w:type="dxa" w:w="4989"/>
+            <w:tcW w:type="dxa" w:w="7484"/>
           </w:tcPr>
           <w:p>
             <w:pPr>
@@ -6832,7 +6830,7 @@
       <w:tr>
         <w:tc>
           <w:tcPr>
-            <w:tcW w:type="dxa" w:w="4989"/>
+            <w:tcW w:type="dxa" w:w="2381"/>
             <w:shd w:val="clear" w:color="auto" w:fill="EAF1F5"/>
           </w:tcPr>
           <w:p>
@@ -6854,7 +6852,7 @@
         </w:tc>
         <w:tc>
           <w:tcPr>
-            <w:tcW w:type="dxa" w:w="4989"/>
+            <w:tcW w:type="dxa" w:w="7484"/>
           </w:tcPr>
           <w:p>
             <w:pPr>
@@ -6877,7 +6875,7 @@
       <w:tr>
         <w:tc>
           <w:tcPr>
-            <w:tcW w:type="dxa" w:w="4989"/>
+            <w:tcW w:type="dxa" w:w="2381"/>
             <w:shd w:val="clear" w:color="auto" w:fill="EAF1F5"/>
           </w:tcPr>
           <w:p>
@@ -6899,7 +6897,7 @@
         </w:tc>
         <w:tc>
           <w:tcPr>
-            <w:tcW w:type="dxa" w:w="4989"/>
+            <w:tcW w:type="dxa" w:w="7484"/>
           </w:tcPr>
           <w:p>
             <w:pPr>
@@ -6922,7 +6920,7 @@
       <w:tr>
         <w:tc>
           <w:tcPr>
-            <w:tcW w:type="dxa" w:w="4989"/>
+            <w:tcW w:type="dxa" w:w="2381"/>
             <w:shd w:val="clear" w:color="auto" w:fill="EAF1F5"/>
           </w:tcPr>
           <w:p>
@@ -6944,7 +6942,7 @@
         </w:tc>
         <w:tc>
           <w:tcPr>
-            <w:tcW w:type="dxa" w:w="4989"/>
+            <w:tcW w:type="dxa" w:w="7484"/>
           </w:tcPr>
           <w:p>
             <w:pPr>
@@ -6967,7 +6965,7 @@
       <w:tr>
         <w:tc>
           <w:tcPr>
-            <w:tcW w:type="dxa" w:w="4989"/>
+            <w:tcW w:type="dxa" w:w="2381"/>
             <w:shd w:val="clear" w:color="auto" w:fill="EAF1F5"/>
           </w:tcPr>
           <w:p>
@@ -6989,7 +6987,7 @@
         </w:tc>
         <w:tc>
           <w:tcPr>
-            <w:tcW w:type="dxa" w:w="4989"/>
+            <w:tcW w:type="dxa" w:w="7484"/>
           </w:tcPr>
           <w:p>
             <w:pPr>
@@ -7012,7 +7010,7 @@
       <w:tr>
         <w:tc>
           <w:tcPr>
-            <w:tcW w:type="dxa" w:w="4989"/>
+            <w:tcW w:type="dxa" w:w="2381"/>
             <w:shd w:val="clear" w:color="auto" w:fill="EAF1F5"/>
           </w:tcPr>
           <w:p>
@@ -7034,7 +7032,7 @@
         </w:tc>
         <w:tc>
           <w:tcPr>
-            <w:tcW w:type="dxa" w:w="4989"/>
+            <w:tcW w:type="dxa" w:w="7484"/>
           </w:tcPr>
           <w:p>
             <w:pPr>
@@ -7057,7 +7055,7 @@
       <w:tr>
         <w:tc>
           <w:tcPr>
-            <w:tcW w:type="dxa" w:w="4989"/>
+            <w:tcW w:type="dxa" w:w="2381"/>
             <w:shd w:val="clear" w:color="auto" w:fill="EAF1F5"/>
           </w:tcPr>
           <w:p>
@@ -7079,7 +7077,7 @@
         </w:tc>
         <w:tc>
           <w:tcPr>
-            <w:tcW w:type="dxa" w:w="4989"/>
+            <w:tcW w:type="dxa" w:w="7484"/>
           </w:tcPr>
           <w:p>
             <w:pPr>
@@ -7102,7 +7100,7 @@
       <w:tr>
         <w:tc>
           <w:tcPr>
-            <w:tcW w:type="dxa" w:w="4989"/>
+            <w:tcW w:type="dxa" w:w="2381"/>
             <w:shd w:val="clear" w:color="auto" w:fill="EAF1F5"/>
           </w:tcPr>
           <w:p>
@@ -7124,7 +7122,7 @@
         </w:tc>
         <w:tc>
           <w:tcPr>
-            <w:tcW w:type="dxa" w:w="4989"/>
+            <w:tcW w:type="dxa" w:w="7484"/>
           </w:tcPr>
           <w:p>
             <w:pPr>
@@ -7178,8 +7176,6 @@
     </w:p>
     <w:tbl>
       <w:tblPr>
-        <w:tblW w:type="auto" w:w="0"/>
-        <w:tblLayout w:type="fixed"/>
         <w:tblLook w:firstColumn="1" w:firstRow="1" w:lastColumn="0" w:lastRow="0" w:noHBand="0" w:noVBand="1" w:val="04A0"/>
         <w:tblBorders>
           <w:top w:val="single" w:sz="4" w:space="0" w:color="D6DCE0"/>
@@ -7191,15 +7187,17 @@
         </w:tblBorders>
         <w:tblW w:type="pct" w:w="5000"/>
         <w:tblLayout w:type="fixed"/>
+        <w:tblW w:type="dxa" w:w="9866"/>
+        <w:tblLayout w:type="fixed"/>
       </w:tblPr>
       <w:tblGrid>
-        <w:gridCol w:w="4989"/>
-        <w:gridCol w:w="4989"/>
+        <w:gridCol w:w="2381"/>
+        <w:gridCol w:w="7484"/>
       </w:tblGrid>
       <w:tr>
         <w:tc>
           <w:tcPr>
-            <w:tcW w:type="dxa" w:w="4989"/>
+            <w:tcW w:type="dxa" w:w="2381"/>
             <w:shd w:val="clear" w:color="auto" w:fill="EAF1F5"/>
           </w:tcPr>
           <w:p>
@@ -7221,7 +7219,7 @@
         </w:tc>
         <w:tc>
           <w:tcPr>
-            <w:tcW w:type="dxa" w:w="4989"/>
+            <w:tcW w:type="dxa" w:w="7484"/>
           </w:tcPr>
           <w:p>
             <w:pPr>
@@ -7244,7 +7242,7 @@
       <w:tr>
         <w:tc>
           <w:tcPr>
-            <w:tcW w:type="dxa" w:w="4989"/>
+            <w:tcW w:type="dxa" w:w="2381"/>
             <w:shd w:val="clear" w:color="auto" w:fill="EAF1F5"/>
           </w:tcPr>
           <w:p>
@@ -7266,7 +7264,7 @@
         </w:tc>
         <w:tc>
           <w:tcPr>
-            <w:tcW w:type="dxa" w:w="4989"/>
+            <w:tcW w:type="dxa" w:w="7484"/>
           </w:tcPr>
           <w:p>
             <w:pPr>
@@ -7289,7 +7287,7 @@
       <w:tr>
         <w:tc>
           <w:tcPr>
-            <w:tcW w:type="dxa" w:w="4989"/>
+            <w:tcW w:type="dxa" w:w="2381"/>
             <w:shd w:val="clear" w:color="auto" w:fill="EAF1F5"/>
           </w:tcPr>
           <w:p>
@@ -7311,7 +7309,7 @@
         </w:tc>
         <w:tc>
           <w:tcPr>
-            <w:tcW w:type="dxa" w:w="4989"/>
+            <w:tcW w:type="dxa" w:w="7484"/>
           </w:tcPr>
           <w:p>
             <w:pPr>
@@ -7334,7 +7332,7 @@
       <w:tr>
         <w:tc>
           <w:tcPr>
-            <w:tcW w:type="dxa" w:w="4989"/>
+            <w:tcW w:type="dxa" w:w="2381"/>
             <w:shd w:val="clear" w:color="auto" w:fill="EAF1F5"/>
           </w:tcPr>
           <w:p>
@@ -7356,7 +7354,7 @@
         </w:tc>
         <w:tc>
           <w:tcPr>
-            <w:tcW w:type="dxa" w:w="4989"/>
+            <w:tcW w:type="dxa" w:w="7484"/>
           </w:tcPr>
           <w:p>
             <w:pPr>
@@ -7379,7 +7377,7 @@
       <w:tr>
         <w:tc>
           <w:tcPr>
-            <w:tcW w:type="dxa" w:w="4989"/>
+            <w:tcW w:type="dxa" w:w="2381"/>
             <w:shd w:val="clear" w:color="auto" w:fill="EAF1F5"/>
           </w:tcPr>
           <w:p>
@@ -7401,7 +7399,7 @@
         </w:tc>
         <w:tc>
           <w:tcPr>
-            <w:tcW w:type="dxa" w:w="4989"/>
+            <w:tcW w:type="dxa" w:w="7484"/>
           </w:tcPr>
           <w:p>
             <w:pPr>
@@ -7424,7 +7422,7 @@
       <w:tr>
         <w:tc>
           <w:tcPr>
-            <w:tcW w:type="dxa" w:w="4989"/>
+            <w:tcW w:type="dxa" w:w="2381"/>
             <w:shd w:val="clear" w:color="auto" w:fill="EAF1F5"/>
           </w:tcPr>
           <w:p>
@@ -7446,7 +7444,7 @@
         </w:tc>
         <w:tc>
           <w:tcPr>
-            <w:tcW w:type="dxa" w:w="4989"/>
+            <w:tcW w:type="dxa" w:w="7484"/>
           </w:tcPr>
           <w:p>
             <w:pPr>
@@ -7469,7 +7467,7 @@
       <w:tr>
         <w:tc>
           <w:tcPr>
-            <w:tcW w:type="dxa" w:w="4989"/>
+            <w:tcW w:type="dxa" w:w="2381"/>
             <w:shd w:val="clear" w:color="auto" w:fill="EAF1F5"/>
           </w:tcPr>
           <w:p>
@@ -7491,7 +7489,7 @@
         </w:tc>
         <w:tc>
           <w:tcPr>
-            <w:tcW w:type="dxa" w:w="4989"/>
+            <w:tcW w:type="dxa" w:w="7484"/>
           </w:tcPr>
           <w:p>
             <w:pPr>
@@ -7514,7 +7512,7 @@
       <w:tr>
         <w:tc>
           <w:tcPr>
-            <w:tcW w:type="dxa" w:w="4989"/>
+            <w:tcW w:type="dxa" w:w="2381"/>
             <w:shd w:val="clear" w:color="auto" w:fill="EAF1F5"/>
           </w:tcPr>
           <w:p>
@@ -7536,7 +7534,7 @@
         </w:tc>
         <w:tc>
           <w:tcPr>
-            <w:tcW w:type="dxa" w:w="4989"/>
+            <w:tcW w:type="dxa" w:w="7484"/>
           </w:tcPr>
           <w:p>
             <w:pPr>
@@ -7559,7 +7557,7 @@
       <w:tr>
         <w:tc>
           <w:tcPr>
-            <w:tcW w:type="dxa" w:w="4989"/>
+            <w:tcW w:type="dxa" w:w="2381"/>
             <w:shd w:val="clear" w:color="auto" w:fill="EAF1F5"/>
           </w:tcPr>
           <w:p>
@@ -7581,7 +7579,7 @@
         </w:tc>
         <w:tc>
           <w:tcPr>
-            <w:tcW w:type="dxa" w:w="4989"/>
+            <w:tcW w:type="dxa" w:w="7484"/>
           </w:tcPr>
           <w:p>
             <w:pPr>
@@ -7604,7 +7602,7 @@
       <w:tr>
         <w:tc>
           <w:tcPr>
-            <w:tcW w:type="dxa" w:w="4989"/>
+            <w:tcW w:type="dxa" w:w="2381"/>
             <w:shd w:val="clear" w:color="auto" w:fill="EAF1F5"/>
           </w:tcPr>
           <w:p>
@@ -7626,7 +7624,7 @@
         </w:tc>
         <w:tc>
           <w:tcPr>
-            <w:tcW w:type="dxa" w:w="4989"/>
+            <w:tcW w:type="dxa" w:w="7484"/>
           </w:tcPr>
           <w:p>
             <w:pPr>
@@ -7680,8 +7678,6 @@
     </w:p>
     <w:tbl>
       <w:tblPr>
-        <w:tblW w:type="auto" w:w="0"/>
-        <w:tblLayout w:type="fixed"/>
         <w:tblLook w:firstColumn="1" w:firstRow="1" w:lastColumn="0" w:lastRow="0" w:noHBand="0" w:noVBand="1" w:val="04A0"/>
         <w:tblBorders>
           <w:top w:val="single" w:sz="4" w:space="0" w:color="D6DCE0"/>
@@ -7693,15 +7689,17 @@
         </w:tblBorders>
         <w:tblW w:type="pct" w:w="5000"/>
         <w:tblLayout w:type="fixed"/>
+        <w:tblW w:type="dxa" w:w="9866"/>
+        <w:tblLayout w:type="fixed"/>
       </w:tblPr>
       <w:tblGrid>
-        <w:gridCol w:w="4989"/>
-        <w:gridCol w:w="4989"/>
+        <w:gridCol w:w="2381"/>
+        <w:gridCol w:w="7484"/>
       </w:tblGrid>
       <w:tr>
         <w:tc>
           <w:tcPr>
-            <w:tcW w:type="dxa" w:w="4989"/>
+            <w:tcW w:type="dxa" w:w="2381"/>
             <w:shd w:val="clear" w:color="auto" w:fill="EAF1F5"/>
           </w:tcPr>
           <w:p>
@@ -7723,7 +7721,7 @@
         </w:tc>
         <w:tc>
           <w:tcPr>
-            <w:tcW w:type="dxa" w:w="4989"/>
+            <w:tcW w:type="dxa" w:w="7484"/>
           </w:tcPr>
           <w:p>
             <w:pPr>
@@ -7738,7 +7736,7 @@
                 <w:color w:val="2B2F33"/>
                 <w:sz w:val="17"/>
               </w:rPr>
-              <w:t>Tysers (patents, worldwide)</w:t>
+              <w:t>Tysers (patents, worldwide); AXA XL (supports restriction)</w:t>
             </w:r>
           </w:p>
         </w:tc>
@@ -7746,7 +7744,7 @@
       <w:tr>
         <w:tc>
           <w:tcPr>
-            <w:tcW w:type="dxa" w:w="4989"/>
+            <w:tcW w:type="dxa" w:w="2381"/>
             <w:shd w:val="clear" w:color="auto" w:fill="EAF1F5"/>
           </w:tcPr>
           <w:p>
@@ -7768,7 +7766,7 @@
         </w:tc>
         <w:tc>
           <w:tcPr>
-            <w:tcW w:type="dxa" w:w="4989"/>
+            <w:tcW w:type="dxa" w:w="7484"/>
           </w:tcPr>
           <w:p>
             <w:pPr>
@@ -7783,7 +7781,7 @@
                 <w:color w:val="2B2F33"/>
                 <w:sz w:val="17"/>
               </w:rPr>
-              <w:t>Tysers covers patents and is worldwide; some competitors omit a pandemic exclusion.</w:t>
+              <w:t>Tysers covers patents and is worldwide; AXA XL by contrast excludes terrorism and punitive damages ABSOLUTELY and carries a broad communicable-disease and cyber exclusion — evidencing that disciplined restrictions are market-normal.</w:t>
             </w:r>
           </w:p>
         </w:tc>
@@ -7791,7 +7789,7 @@
       <w:tr>
         <w:tc>
           <w:tcPr>
-            <w:tcW w:type="dxa" w:w="4989"/>
+            <w:tcW w:type="dxa" w:w="2381"/>
             <w:shd w:val="clear" w:color="auto" w:fill="EAF1F5"/>
           </w:tcPr>
           <w:p>
@@ -7813,7 +7811,7 @@
         </w:tc>
         <w:tc>
           <w:tcPr>
-            <w:tcW w:type="dxa" w:w="4989"/>
+            <w:tcW w:type="dxa" w:w="7484"/>
           </w:tcPr>
           <w:p>
             <w:pPr>
@@ -7836,7 +7834,7 @@
       <w:tr>
         <w:tc>
           <w:tcPr>
-            <w:tcW w:type="dxa" w:w="4989"/>
+            <w:tcW w:type="dxa" w:w="2381"/>
             <w:shd w:val="clear" w:color="auto" w:fill="EAF1F5"/>
           </w:tcPr>
           <w:p>
@@ -7858,7 +7856,7 @@
         </w:tc>
         <w:tc>
           <w:tcPr>
-            <w:tcW w:type="dxa" w:w="4989"/>
+            <w:tcW w:type="dxa" w:w="7484"/>
           </w:tcPr>
           <w:p>
             <w:pPr>
@@ -7881,7 +7879,7 @@
       <w:tr>
         <w:tc>
           <w:tcPr>
-            <w:tcW w:type="dxa" w:w="4989"/>
+            <w:tcW w:type="dxa" w:w="2381"/>
             <w:shd w:val="clear" w:color="auto" w:fill="EAF1F5"/>
           </w:tcPr>
           <w:p>
@@ -7903,7 +7901,7 @@
         </w:tc>
         <w:tc>
           <w:tcPr>
-            <w:tcW w:type="dxa" w:w="4989"/>
+            <w:tcW w:type="dxa" w:w="7484"/>
           </w:tcPr>
           <w:p>
             <w:pPr>
@@ -7926,7 +7924,7 @@
       <w:tr>
         <w:tc>
           <w:tcPr>
-            <w:tcW w:type="dxa" w:w="4989"/>
+            <w:tcW w:type="dxa" w:w="2381"/>
             <w:shd w:val="clear" w:color="auto" w:fill="EAF1F5"/>
           </w:tcPr>
           <w:p>
@@ -7948,7 +7946,7 @@
         </w:tc>
         <w:tc>
           <w:tcPr>
-            <w:tcW w:type="dxa" w:w="4989"/>
+            <w:tcW w:type="dxa" w:w="7484"/>
           </w:tcPr>
           <w:p>
             <w:pPr>
@@ -7971,7 +7969,7 @@
       <w:tr>
         <w:tc>
           <w:tcPr>
-            <w:tcW w:type="dxa" w:w="4989"/>
+            <w:tcW w:type="dxa" w:w="2381"/>
             <w:shd w:val="clear" w:color="auto" w:fill="EAF1F5"/>
           </w:tcPr>
           <w:p>
@@ -7993,7 +7991,7 @@
         </w:tc>
         <w:tc>
           <w:tcPr>
-            <w:tcW w:type="dxa" w:w="4989"/>
+            <w:tcW w:type="dxa" w:w="7484"/>
           </w:tcPr>
           <w:p>
             <w:pPr>
@@ -8016,7 +8014,7 @@
       <w:tr>
         <w:tc>
           <w:tcPr>
-            <w:tcW w:type="dxa" w:w="4989"/>
+            <w:tcW w:type="dxa" w:w="2381"/>
             <w:shd w:val="clear" w:color="auto" w:fill="EAF1F5"/>
           </w:tcPr>
           <w:p>
@@ -8038,7 +8036,7 @@
         </w:tc>
         <w:tc>
           <w:tcPr>
-            <w:tcW w:type="dxa" w:w="4989"/>
+            <w:tcW w:type="dxa" w:w="7484"/>
           </w:tcPr>
           <w:p>
             <w:pPr>
@@ -8061,7 +8059,7 @@
       <w:tr>
         <w:tc>
           <w:tcPr>
-            <w:tcW w:type="dxa" w:w="4989"/>
+            <w:tcW w:type="dxa" w:w="2381"/>
             <w:shd w:val="clear" w:color="auto" w:fill="EAF1F5"/>
           </w:tcPr>
           <w:p>
@@ -8083,7 +8081,7 @@
         </w:tc>
         <w:tc>
           <w:tcPr>
-            <w:tcW w:type="dxa" w:w="4989"/>
+            <w:tcW w:type="dxa" w:w="7484"/>
           </w:tcPr>
           <w:p>
             <w:pPr>
@@ -8106,7 +8104,7 @@
       <w:tr>
         <w:tc>
           <w:tcPr>
-            <w:tcW w:type="dxa" w:w="4989"/>
+            <w:tcW w:type="dxa" w:w="2381"/>
             <w:shd w:val="clear" w:color="auto" w:fill="EAF1F5"/>
           </w:tcPr>
           <w:p>
@@ -8128,7 +8126,7 @@
         </w:tc>
         <w:tc>
           <w:tcPr>
-            <w:tcW w:type="dxa" w:w="4989"/>
+            <w:tcW w:type="dxa" w:w="7484"/>
           </w:tcPr>
           <w:p>
             <w:pPr>
@@ -8205,9 +8203,7 @@
     </w:p>
     <w:tbl>
       <w:tblPr>
-        <w:tblW w:type="auto" w:w="0"/>
         <w:jc w:val="center"/>
-        <w:tblLayout w:type="fixed"/>
         <w:tblLook w:firstColumn="1" w:firstRow="1" w:lastColumn="0" w:lastRow="0" w:noHBand="0" w:noVBand="1" w:val="04A0"/>
         <w:tblBorders>
           <w:top w:val="single" w:sz="4" w:space="0" w:color="D6DCE0"/>
@@ -8217,16 +8213,16 @@
           <w:insideH w:val="single" w:sz="4" w:space="0" w:color="D6DCE0"/>
           <w:insideV w:val="single" w:sz="4" w:space="0" w:color="D6DCE0"/>
         </w:tblBorders>
-        <w:tblW w:type="pct" w:w="5000"/>
+        <w:tblW w:type="dxa" w:w="10093"/>
         <w:tblLayout w:type="fixed"/>
       </w:tblPr>
       <w:tblGrid>
-        <w:gridCol w:w="1663"/>
-        <w:gridCol w:w="1663"/>
-        <w:gridCol w:w="1663"/>
-        <w:gridCol w:w="1663"/>
-        <w:gridCol w:w="1663"/>
-        <w:gridCol w:w="1663"/>
+        <w:gridCol w:w="1758"/>
+        <w:gridCol w:w="1247"/>
+        <w:gridCol w:w="1871"/>
+        <w:gridCol w:w="1814"/>
+        <w:gridCol w:w="2268"/>
+        <w:gridCol w:w="1134"/>
       </w:tblGrid>
       <w:tr>
         <w:tc>
@@ -8371,7 +8367,7 @@
       <w:tr>
         <w:tc>
           <w:tcPr>
-            <w:tcW w:type="dxa" w:w="1663"/>
+            <w:tcW w:type="dxa" w:w="1758"/>
           </w:tcPr>
           <w:p>
             <w:pPr>
@@ -8392,7 +8388,7 @@
         </w:tc>
         <w:tc>
           <w:tcPr>
-            <w:tcW w:type="dxa" w:w="1663"/>
+            <w:tcW w:type="dxa" w:w="1247"/>
           </w:tcPr>
           <w:p>
             <w:pPr>
@@ -8413,7 +8409,7 @@
         </w:tc>
         <w:tc>
           <w:tcPr>
-            <w:tcW w:type="dxa" w:w="1663"/>
+            <w:tcW w:type="dxa" w:w="1871"/>
           </w:tcPr>
           <w:p>
             <w:pPr>
@@ -8434,7 +8430,7 @@
         </w:tc>
         <w:tc>
           <w:tcPr>
-            <w:tcW w:type="dxa" w:w="1663"/>
+            <w:tcW w:type="dxa" w:w="1814"/>
           </w:tcPr>
           <w:p>
             <w:pPr>
@@ -8455,7 +8451,7 @@
         </w:tc>
         <w:tc>
           <w:tcPr>
-            <w:tcW w:type="dxa" w:w="1663"/>
+            <w:tcW w:type="dxa" w:w="2268"/>
           </w:tcPr>
           <w:p>
             <w:pPr>
@@ -8476,7 +8472,7 @@
         </w:tc>
         <w:tc>
           <w:tcPr>
-            <w:tcW w:type="dxa" w:w="1663"/>
+            <w:tcW w:type="dxa" w:w="1134"/>
             <w:shd w:val="clear" w:color="auto" w:fill="FBF1DA"/>
           </w:tcPr>
           <w:p>
@@ -8501,7 +8497,7 @@
       <w:tr>
         <w:tc>
           <w:tcPr>
-            <w:tcW w:type="dxa" w:w="1663"/>
+            <w:tcW w:type="dxa" w:w="1758"/>
             <w:shd w:val="clear" w:color="auto" w:fill="F4F7F9"/>
           </w:tcPr>
           <w:p>
@@ -8523,7 +8519,7 @@
         </w:tc>
         <w:tc>
           <w:tcPr>
-            <w:tcW w:type="dxa" w:w="1663"/>
+            <w:tcW w:type="dxa" w:w="1247"/>
             <w:shd w:val="clear" w:color="auto" w:fill="F4F7F9"/>
           </w:tcPr>
           <w:p>
@@ -8545,7 +8541,7 @@
         </w:tc>
         <w:tc>
           <w:tcPr>
-            <w:tcW w:type="dxa" w:w="1663"/>
+            <w:tcW w:type="dxa" w:w="1871"/>
             <w:shd w:val="clear" w:color="auto" w:fill="F4F7F9"/>
           </w:tcPr>
           <w:p>
@@ -8567,7 +8563,7 @@
         </w:tc>
         <w:tc>
           <w:tcPr>
-            <w:tcW w:type="dxa" w:w="1663"/>
+            <w:tcW w:type="dxa" w:w="1814"/>
             <w:shd w:val="clear" w:color="auto" w:fill="F4F7F9"/>
           </w:tcPr>
           <w:p>
@@ -8589,7 +8585,7 @@
         </w:tc>
         <w:tc>
           <w:tcPr>
-            <w:tcW w:type="dxa" w:w="1663"/>
+            <w:tcW w:type="dxa" w:w="2268"/>
             <w:shd w:val="clear" w:color="auto" w:fill="F4F7F9"/>
           </w:tcPr>
           <w:p>
@@ -8611,7 +8607,7 @@
         </w:tc>
         <w:tc>
           <w:tcPr>
-            <w:tcW w:type="dxa" w:w="1663"/>
+            <w:tcW w:type="dxa" w:w="1134"/>
             <w:shd w:val="clear" w:color="auto" w:fill="FBF1DA"/>
           </w:tcPr>
           <w:p>
@@ -8636,7 +8632,7 @@
       <w:tr>
         <w:tc>
           <w:tcPr>
-            <w:tcW w:type="dxa" w:w="1663"/>
+            <w:tcW w:type="dxa" w:w="1758"/>
           </w:tcPr>
           <w:p>
             <w:pPr>
@@ -8657,7 +8653,7 @@
         </w:tc>
         <w:tc>
           <w:tcPr>
-            <w:tcW w:type="dxa" w:w="1663"/>
+            <w:tcW w:type="dxa" w:w="1247"/>
           </w:tcPr>
           <w:p>
             <w:pPr>
@@ -8678,7 +8674,7 @@
         </w:tc>
         <w:tc>
           <w:tcPr>
-            <w:tcW w:type="dxa" w:w="1663"/>
+            <w:tcW w:type="dxa" w:w="1871"/>
           </w:tcPr>
           <w:p>
             <w:pPr>
@@ -8699,7 +8695,7 @@
         </w:tc>
         <w:tc>
           <w:tcPr>
-            <w:tcW w:type="dxa" w:w="1663"/>
+            <w:tcW w:type="dxa" w:w="1814"/>
           </w:tcPr>
           <w:p>
             <w:pPr>
@@ -8720,7 +8716,7 @@
         </w:tc>
         <w:tc>
           <w:tcPr>
-            <w:tcW w:type="dxa" w:w="1663"/>
+            <w:tcW w:type="dxa" w:w="2268"/>
           </w:tcPr>
           <w:p>
             <w:pPr>
@@ -8741,7 +8737,7 @@
         </w:tc>
         <w:tc>
           <w:tcPr>
-            <w:tcW w:type="dxa" w:w="1663"/>
+            <w:tcW w:type="dxa" w:w="1134"/>
             <w:shd w:val="clear" w:color="auto" w:fill="FBE6EA"/>
           </w:tcPr>
           <w:p>
@@ -8766,7 +8762,7 @@
       <w:tr>
         <w:tc>
           <w:tcPr>
-            <w:tcW w:type="dxa" w:w="1663"/>
+            <w:tcW w:type="dxa" w:w="1758"/>
             <w:shd w:val="clear" w:color="auto" w:fill="F4F7F9"/>
           </w:tcPr>
           <w:p>
@@ -8788,7 +8784,7 @@
         </w:tc>
         <w:tc>
           <w:tcPr>
-            <w:tcW w:type="dxa" w:w="1663"/>
+            <w:tcW w:type="dxa" w:w="1247"/>
             <w:shd w:val="clear" w:color="auto" w:fill="F4F7F9"/>
           </w:tcPr>
           <w:p>
@@ -8810,7 +8806,7 @@
         </w:tc>
         <w:tc>
           <w:tcPr>
-            <w:tcW w:type="dxa" w:w="1663"/>
+            <w:tcW w:type="dxa" w:w="1871"/>
             <w:shd w:val="clear" w:color="auto" w:fill="F4F7F9"/>
           </w:tcPr>
           <w:p>
@@ -8832,7 +8828,7 @@
         </w:tc>
         <w:tc>
           <w:tcPr>
-            <w:tcW w:type="dxa" w:w="1663"/>
+            <w:tcW w:type="dxa" w:w="1814"/>
             <w:shd w:val="clear" w:color="auto" w:fill="F4F7F9"/>
           </w:tcPr>
           <w:p>
@@ -8854,7 +8850,7 @@
         </w:tc>
         <w:tc>
           <w:tcPr>
-            <w:tcW w:type="dxa" w:w="1663"/>
+            <w:tcW w:type="dxa" w:w="2268"/>
             <w:shd w:val="clear" w:color="auto" w:fill="F4F7F9"/>
           </w:tcPr>
           <w:p>
@@ -8876,7 +8872,7 @@
         </w:tc>
         <w:tc>
           <w:tcPr>
-            <w:tcW w:type="dxa" w:w="1663"/>
+            <w:tcW w:type="dxa" w:w="1134"/>
             <w:shd w:val="clear" w:color="auto" w:fill="EEF1F3"/>
           </w:tcPr>
           <w:p>
@@ -8901,7 +8897,7 @@
       <w:tr>
         <w:tc>
           <w:tcPr>
-            <w:tcW w:type="dxa" w:w="1663"/>
+            <w:tcW w:type="dxa" w:w="1758"/>
           </w:tcPr>
           <w:p>
             <w:pPr>
@@ -8922,7 +8918,7 @@
         </w:tc>
         <w:tc>
           <w:tcPr>
-            <w:tcW w:type="dxa" w:w="1663"/>
+            <w:tcW w:type="dxa" w:w="1247"/>
           </w:tcPr>
           <w:p>
             <w:pPr>
@@ -8943,7 +8939,7 @@
         </w:tc>
         <w:tc>
           <w:tcPr>
-            <w:tcW w:type="dxa" w:w="1663"/>
+            <w:tcW w:type="dxa" w:w="1871"/>
           </w:tcPr>
           <w:p>
             <w:pPr>
@@ -8958,13 +8954,13 @@
                 <w:color w:val="2B2F33"/>
                 <w:sz w:val="15"/>
               </w:rPr>
-              <w:t>Yutree strips cyber-related PI</w:t>
-            </w:r>
-          </w:p>
-        </w:tc>
-        <w:tc>
-          <w:tcPr>
-            <w:tcW w:type="dxa" w:w="1663"/>
+              <w:t>Yutree strips cyber-related PI; AXA XL blanket cyber exclusion</w:t>
+            </w:r>
+          </w:p>
+        </w:tc>
+        <w:tc>
+          <w:tcPr>
+            <w:tcW w:type="dxa" w:w="1814"/>
           </w:tcPr>
           <w:p>
             <w:pPr>
@@ -8985,7 +8981,7 @@
         </w:tc>
         <w:tc>
           <w:tcPr>
-            <w:tcW w:type="dxa" w:w="1663"/>
+            <w:tcW w:type="dxa" w:w="2268"/>
           </w:tcPr>
           <w:p>
             <w:pPr>
@@ -9006,7 +9002,7 @@
         </w:tc>
         <w:tc>
           <w:tcPr>
-            <w:tcW w:type="dxa" w:w="1663"/>
+            <w:tcW w:type="dxa" w:w="1134"/>
             <w:shd w:val="clear" w:color="auto" w:fill="EEF1F3"/>
           </w:tcPr>
           <w:p>
@@ -9031,7 +9027,7 @@
       <w:tr>
         <w:tc>
           <w:tcPr>
-            <w:tcW w:type="dxa" w:w="1663"/>
+            <w:tcW w:type="dxa" w:w="1758"/>
             <w:shd w:val="clear" w:color="auto" w:fill="F4F7F9"/>
           </w:tcPr>
           <w:p>
@@ -9053,7 +9049,7 @@
         </w:tc>
         <w:tc>
           <w:tcPr>
-            <w:tcW w:type="dxa" w:w="1663"/>
+            <w:tcW w:type="dxa" w:w="1247"/>
             <w:shd w:val="clear" w:color="auto" w:fill="F4F7F9"/>
           </w:tcPr>
           <w:p>
@@ -9075,7 +9071,7 @@
         </w:tc>
         <w:tc>
           <w:tcPr>
-            <w:tcW w:type="dxa" w:w="1663"/>
+            <w:tcW w:type="dxa" w:w="1871"/>
             <w:shd w:val="clear" w:color="auto" w:fill="F4F7F9"/>
           </w:tcPr>
           <w:p>
@@ -9091,13 +9087,13 @@
                 <w:color w:val="2B2F33"/>
                 <w:sz w:val="15"/>
               </w:rPr>
-              <w:t>TMHCC writes back defamation awards &amp; permitted punitive</w:t>
-            </w:r>
-          </w:p>
-        </w:tc>
-        <w:tc>
-          <w:tcPr>
-            <w:tcW w:type="dxa" w:w="1663"/>
+              <w:t>TMHCC writes back defamation awards &amp; permitted punitive; AXA XL excludes absolutely</w:t>
+            </w:r>
+          </w:p>
+        </w:tc>
+        <w:tc>
+          <w:tcPr>
+            <w:tcW w:type="dxa" w:w="1814"/>
             <w:shd w:val="clear" w:color="auto" w:fill="F4F7F9"/>
           </w:tcPr>
           <w:p>
@@ -9119,7 +9115,7 @@
         </w:tc>
         <w:tc>
           <w:tcPr>
-            <w:tcW w:type="dxa" w:w="1663"/>
+            <w:tcW w:type="dxa" w:w="2268"/>
             <w:shd w:val="clear" w:color="auto" w:fill="F4F7F9"/>
           </w:tcPr>
           <w:p>
@@ -9141,7 +9137,7 @@
         </w:tc>
         <w:tc>
           <w:tcPr>
-            <w:tcW w:type="dxa" w:w="1663"/>
+            <w:tcW w:type="dxa" w:w="1134"/>
             <w:shd w:val="clear" w:color="auto" w:fill="EEF1F3"/>
           </w:tcPr>
           <w:p>
@@ -9257,9 +9253,7 @@
     </w:p>
     <w:tbl>
       <w:tblPr>
-        <w:tblW w:type="auto" w:w="0"/>
         <w:jc w:val="center"/>
-        <w:tblLayout w:type="fixed"/>
         <w:tblLook w:firstColumn="1" w:firstRow="1" w:lastColumn="0" w:lastRow="0" w:noHBand="0" w:noVBand="1" w:val="04A0"/>
         <w:tblBorders>
           <w:top w:val="single" w:sz="4" w:space="0" w:color="D6DCE0"/>
@@ -9269,15 +9263,15 @@
           <w:insideH w:val="single" w:sz="4" w:space="0" w:color="D6DCE0"/>
           <w:insideV w:val="single" w:sz="4" w:space="0" w:color="D6DCE0"/>
         </w:tblBorders>
-        <w:tblW w:type="pct" w:w="5000"/>
+        <w:tblW w:type="dxa" w:w="10093"/>
         <w:tblLayout w:type="fixed"/>
       </w:tblPr>
       <w:tblGrid>
-        <w:gridCol w:w="1996"/>
-        <w:gridCol w:w="1996"/>
-        <w:gridCol w:w="1996"/>
-        <w:gridCol w:w="1996"/>
-        <w:gridCol w:w="1996"/>
+        <w:gridCol w:w="1928"/>
+        <w:gridCol w:w="1814"/>
+        <w:gridCol w:w="2155"/>
+        <w:gridCol w:w="2835"/>
+        <w:gridCol w:w="1361"/>
       </w:tblGrid>
       <w:tr>
         <w:tc>
@@ -9399,7 +9393,7 @@
       <w:tr>
         <w:tc>
           <w:tcPr>
-            <w:tcW w:type="dxa" w:w="1996"/>
+            <w:tcW w:type="dxa" w:w="1928"/>
           </w:tcPr>
           <w:p>
             <w:pPr>
@@ -9420,7 +9414,7 @@
         </w:tc>
         <w:tc>
           <w:tcPr>
-            <w:tcW w:type="dxa" w:w="1996"/>
+            <w:tcW w:type="dxa" w:w="1814"/>
           </w:tcPr>
           <w:p>
             <w:pPr>
@@ -9441,7 +9435,7 @@
         </w:tc>
         <w:tc>
           <w:tcPr>
-            <w:tcW w:type="dxa" w:w="1996"/>
+            <w:tcW w:type="dxa" w:w="2155"/>
           </w:tcPr>
           <w:p>
             <w:pPr>
@@ -9462,7 +9456,7 @@
         </w:tc>
         <w:tc>
           <w:tcPr>
-            <w:tcW w:type="dxa" w:w="1996"/>
+            <w:tcW w:type="dxa" w:w="2835"/>
           </w:tcPr>
           <w:p>
             <w:pPr>
@@ -9483,7 +9477,7 @@
         </w:tc>
         <w:tc>
           <w:tcPr>
-            <w:tcW w:type="dxa" w:w="1996"/>
+            <w:tcW w:type="dxa" w:w="1361"/>
             <w:shd w:val="clear" w:color="auto" w:fill="EEF1F3"/>
           </w:tcPr>
           <w:p>
@@ -9508,7 +9502,7 @@
       <w:tr>
         <w:tc>
           <w:tcPr>
-            <w:tcW w:type="dxa" w:w="1996"/>
+            <w:tcW w:type="dxa" w:w="1928"/>
             <w:shd w:val="clear" w:color="auto" w:fill="F4F7F9"/>
           </w:tcPr>
           <w:p>
@@ -9530,7 +9524,7 @@
         </w:tc>
         <w:tc>
           <w:tcPr>
-            <w:tcW w:type="dxa" w:w="1996"/>
+            <w:tcW w:type="dxa" w:w="1814"/>
             <w:shd w:val="clear" w:color="auto" w:fill="F4F7F9"/>
           </w:tcPr>
           <w:p>
@@ -9552,7 +9546,7 @@
         </w:tc>
         <w:tc>
           <w:tcPr>
-            <w:tcW w:type="dxa" w:w="1996"/>
+            <w:tcW w:type="dxa" w:w="2155"/>
             <w:shd w:val="clear" w:color="auto" w:fill="F4F7F9"/>
           </w:tcPr>
           <w:p>
@@ -9574,7 +9568,7 @@
         </w:tc>
         <w:tc>
           <w:tcPr>
-            <w:tcW w:type="dxa" w:w="1996"/>
+            <w:tcW w:type="dxa" w:w="2835"/>
             <w:shd w:val="clear" w:color="auto" w:fill="F4F7F9"/>
           </w:tcPr>
           <w:p>
@@ -9596,7 +9590,7 @@
         </w:tc>
         <w:tc>
           <w:tcPr>
-            <w:tcW w:type="dxa" w:w="1996"/>
+            <w:tcW w:type="dxa" w:w="1361"/>
             <w:shd w:val="clear" w:color="auto" w:fill="FBE6EA"/>
           </w:tcPr>
           <w:p>
@@ -9621,7 +9615,7 @@
       <w:tr>
         <w:tc>
           <w:tcPr>
-            <w:tcW w:type="dxa" w:w="1996"/>
+            <w:tcW w:type="dxa" w:w="1928"/>
           </w:tcPr>
           <w:p>
             <w:pPr>
@@ -9642,7 +9636,7 @@
         </w:tc>
         <w:tc>
           <w:tcPr>
-            <w:tcW w:type="dxa" w:w="1996"/>
+            <w:tcW w:type="dxa" w:w="1814"/>
           </w:tcPr>
           <w:p>
             <w:pPr>
@@ -9663,7 +9657,7 @@
         </w:tc>
         <w:tc>
           <w:tcPr>
-            <w:tcW w:type="dxa" w:w="1996"/>
+            <w:tcW w:type="dxa" w:w="2155"/>
           </w:tcPr>
           <w:p>
             <w:pPr>
@@ -9684,7 +9678,7 @@
         </w:tc>
         <w:tc>
           <w:tcPr>
-            <w:tcW w:type="dxa" w:w="1996"/>
+            <w:tcW w:type="dxa" w:w="2835"/>
           </w:tcPr>
           <w:p>
             <w:pPr>
@@ -9705,7 +9699,7 @@
         </w:tc>
         <w:tc>
           <w:tcPr>
-            <w:tcW w:type="dxa" w:w="1996"/>
+            <w:tcW w:type="dxa" w:w="1361"/>
             <w:shd w:val="clear" w:color="auto" w:fill="FBF1DA"/>
           </w:tcPr>
           <w:p>
@@ -9730,7 +9724,7 @@
       <w:tr>
         <w:tc>
           <w:tcPr>
-            <w:tcW w:type="dxa" w:w="1996"/>
+            <w:tcW w:type="dxa" w:w="1928"/>
             <w:shd w:val="clear" w:color="auto" w:fill="F4F7F9"/>
           </w:tcPr>
           <w:p>
@@ -9752,7 +9746,7 @@
         </w:tc>
         <w:tc>
           <w:tcPr>
-            <w:tcW w:type="dxa" w:w="1996"/>
+            <w:tcW w:type="dxa" w:w="1814"/>
             <w:shd w:val="clear" w:color="auto" w:fill="F4F7F9"/>
           </w:tcPr>
           <w:p>
@@ -9774,7 +9768,7 @@
         </w:tc>
         <w:tc>
           <w:tcPr>
-            <w:tcW w:type="dxa" w:w="1996"/>
+            <w:tcW w:type="dxa" w:w="2155"/>
             <w:shd w:val="clear" w:color="auto" w:fill="F4F7F9"/>
           </w:tcPr>
           <w:p>
@@ -9796,7 +9790,7 @@
         </w:tc>
         <w:tc>
           <w:tcPr>
-            <w:tcW w:type="dxa" w:w="1996"/>
+            <w:tcW w:type="dxa" w:w="2835"/>
             <w:shd w:val="clear" w:color="auto" w:fill="F4F7F9"/>
           </w:tcPr>
           <w:p>
@@ -9818,7 +9812,7 @@
         </w:tc>
         <w:tc>
           <w:tcPr>
-            <w:tcW w:type="dxa" w:w="1996"/>
+            <w:tcW w:type="dxa" w:w="1361"/>
             <w:shd w:val="clear" w:color="auto" w:fill="EEF1F3"/>
           </w:tcPr>
           <w:p>
@@ -10046,9 +10040,7 @@
     </w:p>
     <w:tbl>
       <w:tblPr>
-        <w:tblW w:type="auto" w:w="0"/>
         <w:jc w:val="center"/>
-        <w:tblLayout w:type="fixed"/>
         <w:tblLook w:firstColumn="1" w:firstRow="1" w:lastColumn="0" w:lastRow="0" w:noHBand="0" w:noVBand="1" w:val="04A0"/>
         <w:tblBorders>
           <w:top w:val="single" w:sz="4" w:space="0" w:color="D6DCE0"/>
@@ -10058,14 +10050,14 @@
           <w:insideH w:val="single" w:sz="4" w:space="0" w:color="D6DCE0"/>
           <w:insideV w:val="single" w:sz="4" w:space="0" w:color="D6DCE0"/>
         </w:tblBorders>
-        <w:tblW w:type="pct" w:w="5000"/>
+        <w:tblW w:type="dxa" w:w="10093"/>
         <w:tblLayout w:type="fixed"/>
       </w:tblPr>
       <w:tblGrid>
-        <w:gridCol w:w="2494"/>
-        <w:gridCol w:w="2494"/>
-        <w:gridCol w:w="2494"/>
-        <w:gridCol w:w="2494"/>
+        <w:gridCol w:w="2268"/>
+        <w:gridCol w:w="2041"/>
+        <w:gridCol w:w="2495"/>
+        <w:gridCol w:w="3289"/>
       </w:tblGrid>
       <w:tr>
         <w:tc>
@@ -10164,7 +10156,7 @@
       <w:tr>
         <w:tc>
           <w:tcPr>
-            <w:tcW w:type="dxa" w:w="2494"/>
+            <w:tcW w:type="dxa" w:w="2268"/>
           </w:tcPr>
           <w:p>
             <w:pPr>
@@ -10185,7 +10177,7 @@
         </w:tc>
         <w:tc>
           <w:tcPr>
-            <w:tcW w:type="dxa" w:w="2494"/>
+            <w:tcW w:type="dxa" w:w="2041"/>
           </w:tcPr>
           <w:p>
             <w:pPr>
@@ -10206,7 +10198,7 @@
         </w:tc>
         <w:tc>
           <w:tcPr>
-            <w:tcW w:type="dxa" w:w="2494"/>
+            <w:tcW w:type="dxa" w:w="2495"/>
           </w:tcPr>
           <w:p>
             <w:pPr>
@@ -10227,7 +10219,7 @@
         </w:tc>
         <w:tc>
           <w:tcPr>
-            <w:tcW w:type="dxa" w:w="2494"/>
+            <w:tcW w:type="dxa" w:w="3289"/>
           </w:tcPr>
           <w:p>
             <w:pPr>
@@ -10250,7 +10242,7 @@
       <w:tr>
         <w:tc>
           <w:tcPr>
-            <w:tcW w:type="dxa" w:w="2494"/>
+            <w:tcW w:type="dxa" w:w="2268"/>
             <w:shd w:val="clear" w:color="auto" w:fill="F4F7F9"/>
           </w:tcPr>
           <w:p>
@@ -10272,7 +10264,7 @@
         </w:tc>
         <w:tc>
           <w:tcPr>
-            <w:tcW w:type="dxa" w:w="2494"/>
+            <w:tcW w:type="dxa" w:w="2041"/>
             <w:shd w:val="clear" w:color="auto" w:fill="F4F7F9"/>
           </w:tcPr>
           <w:p>
@@ -10294,7 +10286,7 @@
         </w:tc>
         <w:tc>
           <w:tcPr>
-            <w:tcW w:type="dxa" w:w="2494"/>
+            <w:tcW w:type="dxa" w:w="2495"/>
             <w:shd w:val="clear" w:color="auto" w:fill="F4F7F9"/>
           </w:tcPr>
           <w:p>
@@ -10316,7 +10308,7 @@
         </w:tc>
         <w:tc>
           <w:tcPr>
-            <w:tcW w:type="dxa" w:w="2494"/>
+            <w:tcW w:type="dxa" w:w="3289"/>
             <w:shd w:val="clear" w:color="auto" w:fill="F4F7F9"/>
           </w:tcPr>
           <w:p>
@@ -10340,7 +10332,7 @@
       <w:tr>
         <w:tc>
           <w:tcPr>
-            <w:tcW w:type="dxa" w:w="2494"/>
+            <w:tcW w:type="dxa" w:w="2268"/>
           </w:tcPr>
           <w:p>
             <w:pPr>
@@ -10361,7 +10353,7 @@
         </w:tc>
         <w:tc>
           <w:tcPr>
-            <w:tcW w:type="dxa" w:w="2494"/>
+            <w:tcW w:type="dxa" w:w="2041"/>
           </w:tcPr>
           <w:p>
             <w:pPr>
@@ -10382,7 +10374,7 @@
         </w:tc>
         <w:tc>
           <w:tcPr>
-            <w:tcW w:type="dxa" w:w="2494"/>
+            <w:tcW w:type="dxa" w:w="2495"/>
           </w:tcPr>
           <w:p>
             <w:pPr>
@@ -10403,7 +10395,7 @@
         </w:tc>
         <w:tc>
           <w:tcPr>
-            <w:tcW w:type="dxa" w:w="2494"/>
+            <w:tcW w:type="dxa" w:w="3289"/>
           </w:tcPr>
           <w:p>
             <w:pPr>
@@ -10426,7 +10418,7 @@
       <w:tr>
         <w:tc>
           <w:tcPr>
-            <w:tcW w:type="dxa" w:w="2494"/>
+            <w:tcW w:type="dxa" w:w="2268"/>
             <w:shd w:val="clear" w:color="auto" w:fill="F4F7F9"/>
           </w:tcPr>
           <w:p>
@@ -10448,7 +10440,7 @@
         </w:tc>
         <w:tc>
           <w:tcPr>
-            <w:tcW w:type="dxa" w:w="2494"/>
+            <w:tcW w:type="dxa" w:w="2041"/>
             <w:shd w:val="clear" w:color="auto" w:fill="F4F7F9"/>
           </w:tcPr>
           <w:p>
@@ -10470,7 +10462,7 @@
         </w:tc>
         <w:tc>
           <w:tcPr>
-            <w:tcW w:type="dxa" w:w="2494"/>
+            <w:tcW w:type="dxa" w:w="2495"/>
             <w:shd w:val="clear" w:color="auto" w:fill="F4F7F9"/>
           </w:tcPr>
           <w:p>
@@ -10492,7 +10484,7 @@
         </w:tc>
         <w:tc>
           <w:tcPr>
-            <w:tcW w:type="dxa" w:w="2494"/>
+            <w:tcW w:type="dxa" w:w="3289"/>
             <w:shd w:val="clear" w:color="auto" w:fill="F4F7F9"/>
           </w:tcPr>
           <w:p>
@@ -10516,7 +10508,7 @@
       <w:tr>
         <w:tc>
           <w:tcPr>
-            <w:tcW w:type="dxa" w:w="2494"/>
+            <w:tcW w:type="dxa" w:w="2268"/>
           </w:tcPr>
           <w:p>
             <w:pPr>
@@ -10537,7 +10529,7 @@
         </w:tc>
         <w:tc>
           <w:tcPr>
-            <w:tcW w:type="dxa" w:w="2494"/>
+            <w:tcW w:type="dxa" w:w="2041"/>
           </w:tcPr>
           <w:p>
             <w:pPr>
@@ -10558,7 +10550,7 @@
         </w:tc>
         <w:tc>
           <w:tcPr>
-            <w:tcW w:type="dxa" w:w="2494"/>
+            <w:tcW w:type="dxa" w:w="2495"/>
           </w:tcPr>
           <w:p>
             <w:pPr>
@@ -10579,7 +10571,7 @@
         </w:tc>
         <w:tc>
           <w:tcPr>
-            <w:tcW w:type="dxa" w:w="2494"/>
+            <w:tcW w:type="dxa" w:w="3289"/>
           </w:tcPr>
           <w:p>
             <w:pPr>
@@ -10780,7 +10772,7 @@
                 <w:color w:val="2B2F33"/>
                 <w:sz w:val="19"/>
               </w:rPr>
-              <w:t>TMHCC can credibly market the wording as broader, clearer and more complete than the four competitors reviewed — subject to legal/underwriting sign-off and to incorporating the fifth competitor when supplied.</w:t>
+              <w:t>TMHCC can credibly market the wording as broader, clearer and more complete than all five competitor wordings reviewed (Tysers, Yutree, Liberty, Allianz and AXA XL) — subject to legal/underwriting sign-off.</w:t>
             </w:r>
           </w:p>
         </w:tc>
@@ -10827,9 +10819,7 @@
     </w:p>
     <w:tbl>
       <w:tblPr>
-        <w:tblW w:type="auto" w:w="0"/>
         <w:jc w:val="center"/>
-        <w:tblLayout w:type="fixed"/>
         <w:tblLook w:firstColumn="1" w:firstRow="1" w:lastColumn="0" w:lastRow="0" w:noHBand="0" w:noVBand="1" w:val="04A0"/>
         <w:tblBorders>
           <w:top w:val="single" w:sz="4" w:space="0" w:color="D6DCE0"/>
@@ -10839,14 +10829,14 @@
           <w:insideH w:val="single" w:sz="4" w:space="0" w:color="D6DCE0"/>
           <w:insideV w:val="single" w:sz="4" w:space="0" w:color="D6DCE0"/>
         </w:tblBorders>
-        <w:tblW w:type="pct" w:w="5000"/>
+        <w:tblW w:type="dxa" w:w="10093"/>
         <w:tblLayout w:type="fixed"/>
       </w:tblPr>
       <w:tblGrid>
-        <w:gridCol w:w="2494"/>
-        <w:gridCol w:w="2494"/>
-        <w:gridCol w:w="2494"/>
-        <w:gridCol w:w="2494"/>
+        <w:gridCol w:w="3402"/>
+        <w:gridCol w:w="1361"/>
+        <w:gridCol w:w="3629"/>
+        <w:gridCol w:w="1701"/>
       </w:tblGrid>
       <w:tr>
         <w:tc>
@@ -10945,7 +10935,7 @@
       <w:tr>
         <w:tc>
           <w:tcPr>
-            <w:tcW w:type="dxa" w:w="2494"/>
+            <w:tcW w:type="dxa" w:w="3402"/>
           </w:tcPr>
           <w:p>
             <w:pPr>
@@ -10966,7 +10956,7 @@
         </w:tc>
         <w:tc>
           <w:tcPr>
-            <w:tcW w:type="dxa" w:w="2494"/>
+            <w:tcW w:type="dxa" w:w="1361"/>
           </w:tcPr>
           <w:p>
             <w:pPr>
@@ -10988,7 +10978,7 @@
         </w:tc>
         <w:tc>
           <w:tcPr>
-            <w:tcW w:type="dxa" w:w="2494"/>
+            <w:tcW w:type="dxa" w:w="3629"/>
           </w:tcPr>
           <w:p>
             <w:pPr>
@@ -11009,7 +10999,7 @@
         </w:tc>
         <w:tc>
           <w:tcPr>
-            <w:tcW w:type="dxa" w:w="2494"/>
+            <w:tcW w:type="dxa" w:w="1701"/>
           </w:tcPr>
           <w:p>
             <w:pPr>
@@ -11032,7 +11022,7 @@
       <w:tr>
         <w:tc>
           <w:tcPr>
-            <w:tcW w:type="dxa" w:w="2494"/>
+            <w:tcW w:type="dxa" w:w="3402"/>
             <w:shd w:val="clear" w:color="auto" w:fill="F4F7F9"/>
           </w:tcPr>
           <w:p>
@@ -11054,7 +11044,7 @@
         </w:tc>
         <w:tc>
           <w:tcPr>
-            <w:tcW w:type="dxa" w:w="2494"/>
+            <w:tcW w:type="dxa" w:w="1361"/>
             <w:shd w:val="clear" w:color="auto" w:fill="F4F7F9"/>
           </w:tcPr>
           <w:p>
@@ -11077,7 +11067,7 @@
         </w:tc>
         <w:tc>
           <w:tcPr>
-            <w:tcW w:type="dxa" w:w="2494"/>
+            <w:tcW w:type="dxa" w:w="3629"/>
             <w:shd w:val="clear" w:color="auto" w:fill="F4F7F9"/>
           </w:tcPr>
           <w:p>
@@ -11099,7 +11089,7 @@
         </w:tc>
         <w:tc>
           <w:tcPr>
-            <w:tcW w:type="dxa" w:w="2494"/>
+            <w:tcW w:type="dxa" w:w="1701"/>
             <w:shd w:val="clear" w:color="auto" w:fill="F4F7F9"/>
           </w:tcPr>
           <w:p>
@@ -11123,7 +11113,7 @@
       <w:tr>
         <w:tc>
           <w:tcPr>
-            <w:tcW w:type="dxa" w:w="2494"/>
+            <w:tcW w:type="dxa" w:w="3402"/>
           </w:tcPr>
           <w:p>
             <w:pPr>
@@ -11144,7 +11134,7 @@
         </w:tc>
         <w:tc>
           <w:tcPr>
-            <w:tcW w:type="dxa" w:w="2494"/>
+            <w:tcW w:type="dxa" w:w="1361"/>
           </w:tcPr>
           <w:p>
             <w:pPr>
@@ -11166,7 +11156,7 @@
         </w:tc>
         <w:tc>
           <w:tcPr>
-            <w:tcW w:type="dxa" w:w="2494"/>
+            <w:tcW w:type="dxa" w:w="3629"/>
           </w:tcPr>
           <w:p>
             <w:pPr>
@@ -11187,7 +11177,7 @@
         </w:tc>
         <w:tc>
           <w:tcPr>
-            <w:tcW w:type="dxa" w:w="2494"/>
+            <w:tcW w:type="dxa" w:w="1701"/>
           </w:tcPr>
           <w:p>
             <w:pPr>
@@ -11210,7 +11200,7 @@
       <w:tr>
         <w:tc>
           <w:tcPr>
-            <w:tcW w:type="dxa" w:w="2494"/>
+            <w:tcW w:type="dxa" w:w="3402"/>
             <w:shd w:val="clear" w:color="auto" w:fill="F4F7F9"/>
           </w:tcPr>
           <w:p>
@@ -11232,7 +11222,7 @@
         </w:tc>
         <w:tc>
           <w:tcPr>
-            <w:tcW w:type="dxa" w:w="2494"/>
+            <w:tcW w:type="dxa" w:w="1361"/>
             <w:shd w:val="clear" w:color="auto" w:fill="F4F7F9"/>
           </w:tcPr>
           <w:p>
@@ -11255,7 +11245,7 @@
         </w:tc>
         <w:tc>
           <w:tcPr>
-            <w:tcW w:type="dxa" w:w="2494"/>
+            <w:tcW w:type="dxa" w:w="3629"/>
             <w:shd w:val="clear" w:color="auto" w:fill="F4F7F9"/>
           </w:tcPr>
           <w:p>
@@ -11277,7 +11267,7 @@
         </w:tc>
         <w:tc>
           <w:tcPr>
-            <w:tcW w:type="dxa" w:w="2494"/>
+            <w:tcW w:type="dxa" w:w="1701"/>
             <w:shd w:val="clear" w:color="auto" w:fill="F4F7F9"/>
           </w:tcPr>
           <w:p>
@@ -11301,7 +11291,7 @@
       <w:tr>
         <w:tc>
           <w:tcPr>
-            <w:tcW w:type="dxa" w:w="2494"/>
+            <w:tcW w:type="dxa" w:w="3402"/>
           </w:tcPr>
           <w:p>
             <w:pPr>
@@ -11322,7 +11312,7 @@
         </w:tc>
         <w:tc>
           <w:tcPr>
-            <w:tcW w:type="dxa" w:w="2494"/>
+            <w:tcW w:type="dxa" w:w="1361"/>
           </w:tcPr>
           <w:p>
             <w:pPr>
@@ -11344,7 +11334,7 @@
         </w:tc>
         <w:tc>
           <w:tcPr>
-            <w:tcW w:type="dxa" w:w="2494"/>
+            <w:tcW w:type="dxa" w:w="3629"/>
           </w:tcPr>
           <w:p>
             <w:pPr>
@@ -11365,7 +11355,7 @@
         </w:tc>
         <w:tc>
           <w:tcPr>
-            <w:tcW w:type="dxa" w:w="2494"/>
+            <w:tcW w:type="dxa" w:w="1701"/>
           </w:tcPr>
           <w:p>
             <w:pPr>
@@ -11388,7 +11378,7 @@
       <w:tr>
         <w:tc>
           <w:tcPr>
-            <w:tcW w:type="dxa" w:w="2494"/>
+            <w:tcW w:type="dxa" w:w="3402"/>
             <w:shd w:val="clear" w:color="auto" w:fill="F4F7F9"/>
           </w:tcPr>
           <w:p>
@@ -11410,7 +11400,7 @@
         </w:tc>
         <w:tc>
           <w:tcPr>
-            <w:tcW w:type="dxa" w:w="2494"/>
+            <w:tcW w:type="dxa" w:w="1361"/>
             <w:shd w:val="clear" w:color="auto" w:fill="F4F7F9"/>
           </w:tcPr>
           <w:p>
@@ -11433,7 +11423,7 @@
         </w:tc>
         <w:tc>
           <w:tcPr>
-            <w:tcW w:type="dxa" w:w="2494"/>
+            <w:tcW w:type="dxa" w:w="3629"/>
             <w:shd w:val="clear" w:color="auto" w:fill="F4F7F9"/>
           </w:tcPr>
           <w:p>
@@ -11455,7 +11445,7 @@
         </w:tc>
         <w:tc>
           <w:tcPr>
-            <w:tcW w:type="dxa" w:w="2494"/>
+            <w:tcW w:type="dxa" w:w="1701"/>
             <w:shd w:val="clear" w:color="auto" w:fill="F4F7F9"/>
           </w:tcPr>
           <w:p>
@@ -11479,7 +11469,7 @@
       <w:tr>
         <w:tc>
           <w:tcPr>
-            <w:tcW w:type="dxa" w:w="2494"/>
+            <w:tcW w:type="dxa" w:w="3402"/>
           </w:tcPr>
           <w:p>
             <w:pPr>
@@ -11500,7 +11490,7 @@
         </w:tc>
         <w:tc>
           <w:tcPr>
-            <w:tcW w:type="dxa" w:w="2494"/>
+            <w:tcW w:type="dxa" w:w="1361"/>
           </w:tcPr>
           <w:p>
             <w:pPr>
@@ -11522,7 +11512,7 @@
         </w:tc>
         <w:tc>
           <w:tcPr>
-            <w:tcW w:type="dxa" w:w="2494"/>
+            <w:tcW w:type="dxa" w:w="3629"/>
           </w:tcPr>
           <w:p>
             <w:pPr>
@@ -11543,7 +11533,7 @@
         </w:tc>
         <w:tc>
           <w:tcPr>
-            <w:tcW w:type="dxa" w:w="2494"/>
+            <w:tcW w:type="dxa" w:w="1701"/>
           </w:tcPr>
           <w:p>
             <w:pPr>
@@ -11566,7 +11556,7 @@
       <w:tr>
         <w:tc>
           <w:tcPr>
-            <w:tcW w:type="dxa" w:w="2494"/>
+            <w:tcW w:type="dxa" w:w="3402"/>
             <w:shd w:val="clear" w:color="auto" w:fill="F4F7F9"/>
           </w:tcPr>
           <w:p>
@@ -11588,7 +11578,7 @@
         </w:tc>
         <w:tc>
           <w:tcPr>
-            <w:tcW w:type="dxa" w:w="2494"/>
+            <w:tcW w:type="dxa" w:w="1361"/>
             <w:shd w:val="clear" w:color="auto" w:fill="F4F7F9"/>
           </w:tcPr>
           <w:p>
@@ -11611,7 +11601,7 @@
         </w:tc>
         <w:tc>
           <w:tcPr>
-            <w:tcW w:type="dxa" w:w="2494"/>
+            <w:tcW w:type="dxa" w:w="3629"/>
             <w:shd w:val="clear" w:color="auto" w:fill="F4F7F9"/>
           </w:tcPr>
           <w:p>
@@ -11633,7 +11623,7 @@
         </w:tc>
         <w:tc>
           <w:tcPr>
-            <w:tcW w:type="dxa" w:w="2494"/>
+            <w:tcW w:type="dxa" w:w="1701"/>
             <w:shd w:val="clear" w:color="auto" w:fill="F4F7F9"/>
           </w:tcPr>
           <w:p>
@@ -11657,7 +11647,7 @@
       <w:tr>
         <w:tc>
           <w:tcPr>
-            <w:tcW w:type="dxa" w:w="2494"/>
+            <w:tcW w:type="dxa" w:w="3402"/>
           </w:tcPr>
           <w:p>
             <w:pPr>
@@ -11678,7 +11668,7 @@
         </w:tc>
         <w:tc>
           <w:tcPr>
-            <w:tcW w:type="dxa" w:w="2494"/>
+            <w:tcW w:type="dxa" w:w="1361"/>
           </w:tcPr>
           <w:p>
             <w:pPr>
@@ -11700,7 +11690,7 @@
         </w:tc>
         <w:tc>
           <w:tcPr>
-            <w:tcW w:type="dxa" w:w="2494"/>
+            <w:tcW w:type="dxa" w:w="3629"/>
           </w:tcPr>
           <w:p>
             <w:pPr>
@@ -11721,7 +11711,7 @@
         </w:tc>
         <w:tc>
           <w:tcPr>
-            <w:tcW w:type="dxa" w:w="2494"/>
+            <w:tcW w:type="dxa" w:w="1701"/>
           </w:tcPr>
           <w:p>
             <w:pPr>
@@ -12073,7 +12063,7 @@
           <w:color w:val="2B2F33"/>
           <w:sz w:val="19"/>
         </w:rPr>
-        <w:t>Re-run the comparison once Wording E (fifth competitor) is supplied.</w:t>
+        <w:t>Re-issue the comparison if any competitor updates its wording or a further competitor is added.</w:t>
       </w:r>
     </w:p>
     <w:p>
@@ -12214,7 +12204,7 @@
           <w:color w:val="2B2F33"/>
           <w:sz w:val="19"/>
         </w:rPr>
-        <w:t>Incorporate the fifth competitor (Wording E) and revisit priorities once that wording is supplied.</w:t>
+        <w:t>All five competitor wordings (incl. AXA XL) are incorporated; revisit priorities if any competitor wording is updated.</w:t>
       </w:r>
     </w:p>
     <w:p>

--- a/work/compare/out/TMHCC_Media_GapFill_Enhancement_Strategy.docx
+++ b/work/compare/out/TMHCC_Media_GapFill_Enhancement_Strategy.docx
@@ -359,11 +359,9 @@
     </w:p>
     <w:tbl>
       <w:tblPr>
-        <w:tblW w:type="auto" w:w="0"/>
+        <w:tblW w:type="pct" w:w="5000"/>
         <w:tblLayout w:type="fixed"/>
         <w:tblLook w:firstColumn="1" w:firstRow="1" w:lastColumn="0" w:lastRow="0" w:noHBand="0" w:noVBand="1" w:val="04A0"/>
-        <w:tblW w:type="pct" w:w="5000"/>
-        <w:tblLayout w:type="fixed"/>
       </w:tblPr>
       <w:tblGrid>
         <w:gridCol w:w="9978"/>
@@ -597,8 +595,8 @@
     </w:p>
     <w:tbl>
       <w:tblPr>
+        <w:tblW w:type="dxa" w:w="10093"/>
         <w:jc w:val="center"/>
-        <w:tblLook w:firstColumn="1" w:firstRow="1" w:lastColumn="0" w:lastRow="0" w:noHBand="0" w:noVBand="1" w:val="04A0"/>
         <w:tblBorders>
           <w:top w:val="single" w:sz="4" w:space="0" w:color="D6DCE0"/>
           <w:left w:val="single" w:sz="4" w:space="0" w:color="D6DCE0"/>
@@ -607,8 +605,8 @@
           <w:insideH w:val="single" w:sz="4" w:space="0" w:color="D6DCE0"/>
           <w:insideV w:val="single" w:sz="4" w:space="0" w:color="D6DCE0"/>
         </w:tblBorders>
-        <w:tblW w:type="dxa" w:w="10093"/>
         <w:tblLayout w:type="fixed"/>
+        <w:tblLook w:firstColumn="1" w:firstRow="1" w:lastColumn="0" w:lastRow="0" w:noHBand="0" w:noVBand="1" w:val="04A0"/>
       </w:tblPr>
       <w:tblGrid>
         <w:gridCol w:w="454"/>
@@ -2156,7 +2154,7 @@
     </w:p>
     <w:tbl>
       <w:tblPr>
-        <w:tblLook w:firstColumn="1" w:firstRow="1" w:lastColumn="0" w:lastRow="0" w:noHBand="0" w:noVBand="1" w:val="04A0"/>
+        <w:tblW w:type="dxa" w:w="9866"/>
         <w:tblBorders>
           <w:top w:val="single" w:sz="4" w:space="0" w:color="D6DCE0"/>
           <w:left w:val="single" w:sz="4" w:space="0" w:color="D6DCE0"/>
@@ -2165,10 +2163,8 @@
           <w:insideH w:val="single" w:sz="4" w:space="0" w:color="D6DCE0"/>
           <w:insideV w:val="single" w:sz="4" w:space="0" w:color="D6DCE0"/>
         </w:tblBorders>
-        <w:tblW w:type="pct" w:w="5000"/>
         <w:tblLayout w:type="fixed"/>
-        <w:tblW w:type="dxa" w:w="9866"/>
-        <w:tblLayout w:type="fixed"/>
+        <w:tblLook w:firstColumn="1" w:firstRow="1" w:lastColumn="0" w:lastRow="0" w:noHBand="0" w:noVBand="1" w:val="04A0"/>
       </w:tblPr>
       <w:tblGrid>
         <w:gridCol w:w="2381"/>
@@ -2658,7 +2654,7 @@
     </w:p>
     <w:tbl>
       <w:tblPr>
-        <w:tblLook w:firstColumn="1" w:firstRow="1" w:lastColumn="0" w:lastRow="0" w:noHBand="0" w:noVBand="1" w:val="04A0"/>
+        <w:tblW w:type="dxa" w:w="9866"/>
         <w:tblBorders>
           <w:top w:val="single" w:sz="4" w:space="0" w:color="D6DCE0"/>
           <w:left w:val="single" w:sz="4" w:space="0" w:color="D6DCE0"/>
@@ -2667,10 +2663,8 @@
           <w:insideH w:val="single" w:sz="4" w:space="0" w:color="D6DCE0"/>
           <w:insideV w:val="single" w:sz="4" w:space="0" w:color="D6DCE0"/>
         </w:tblBorders>
-        <w:tblW w:type="pct" w:w="5000"/>
         <w:tblLayout w:type="fixed"/>
-        <w:tblW w:type="dxa" w:w="9866"/>
-        <w:tblLayout w:type="fixed"/>
+        <w:tblLook w:firstColumn="1" w:firstRow="1" w:lastColumn="0" w:lastRow="0" w:noHBand="0" w:noVBand="1" w:val="04A0"/>
       </w:tblPr>
       <w:tblGrid>
         <w:gridCol w:w="2381"/>
@@ -3160,7 +3154,7 @@
     </w:p>
     <w:tbl>
       <w:tblPr>
-        <w:tblLook w:firstColumn="1" w:firstRow="1" w:lastColumn="0" w:lastRow="0" w:noHBand="0" w:noVBand="1" w:val="04A0"/>
+        <w:tblW w:type="dxa" w:w="9866"/>
         <w:tblBorders>
           <w:top w:val="single" w:sz="4" w:space="0" w:color="D6DCE0"/>
           <w:left w:val="single" w:sz="4" w:space="0" w:color="D6DCE0"/>
@@ -3169,10 +3163,8 @@
           <w:insideH w:val="single" w:sz="4" w:space="0" w:color="D6DCE0"/>
           <w:insideV w:val="single" w:sz="4" w:space="0" w:color="D6DCE0"/>
         </w:tblBorders>
-        <w:tblW w:type="pct" w:w="5000"/>
         <w:tblLayout w:type="fixed"/>
-        <w:tblW w:type="dxa" w:w="9866"/>
-        <w:tblLayout w:type="fixed"/>
+        <w:tblLook w:firstColumn="1" w:firstRow="1" w:lastColumn="0" w:lastRow="0" w:noHBand="0" w:noVBand="1" w:val="04A0"/>
       </w:tblPr>
       <w:tblGrid>
         <w:gridCol w:w="2381"/>
@@ -3662,7 +3654,7 @@
     </w:p>
     <w:tbl>
       <w:tblPr>
-        <w:tblLook w:firstColumn="1" w:firstRow="1" w:lastColumn="0" w:lastRow="0" w:noHBand="0" w:noVBand="1" w:val="04A0"/>
+        <w:tblW w:type="dxa" w:w="9866"/>
         <w:tblBorders>
           <w:top w:val="single" w:sz="4" w:space="0" w:color="D6DCE0"/>
           <w:left w:val="single" w:sz="4" w:space="0" w:color="D6DCE0"/>
@@ -3671,10 +3663,8 @@
           <w:insideH w:val="single" w:sz="4" w:space="0" w:color="D6DCE0"/>
           <w:insideV w:val="single" w:sz="4" w:space="0" w:color="D6DCE0"/>
         </w:tblBorders>
-        <w:tblW w:type="pct" w:w="5000"/>
         <w:tblLayout w:type="fixed"/>
-        <w:tblW w:type="dxa" w:w="9866"/>
-        <w:tblLayout w:type="fixed"/>
+        <w:tblLook w:firstColumn="1" w:firstRow="1" w:lastColumn="0" w:lastRow="0" w:noHBand="0" w:noVBand="1" w:val="04A0"/>
       </w:tblPr>
       <w:tblGrid>
         <w:gridCol w:w="2381"/>
@@ -4164,7 +4154,7 @@
     </w:p>
     <w:tbl>
       <w:tblPr>
-        <w:tblLook w:firstColumn="1" w:firstRow="1" w:lastColumn="0" w:lastRow="0" w:noHBand="0" w:noVBand="1" w:val="04A0"/>
+        <w:tblW w:type="dxa" w:w="9866"/>
         <w:tblBorders>
           <w:top w:val="single" w:sz="4" w:space="0" w:color="D6DCE0"/>
           <w:left w:val="single" w:sz="4" w:space="0" w:color="D6DCE0"/>
@@ -4173,10 +4163,8 @@
           <w:insideH w:val="single" w:sz="4" w:space="0" w:color="D6DCE0"/>
           <w:insideV w:val="single" w:sz="4" w:space="0" w:color="D6DCE0"/>
         </w:tblBorders>
-        <w:tblW w:type="pct" w:w="5000"/>
         <w:tblLayout w:type="fixed"/>
-        <w:tblW w:type="dxa" w:w="9866"/>
-        <w:tblLayout w:type="fixed"/>
+        <w:tblLook w:firstColumn="1" w:firstRow="1" w:lastColumn="0" w:lastRow="0" w:noHBand="0" w:noVBand="1" w:val="04A0"/>
       </w:tblPr>
       <w:tblGrid>
         <w:gridCol w:w="2381"/>
@@ -4666,7 +4654,7 @@
     </w:p>
     <w:tbl>
       <w:tblPr>
-        <w:tblLook w:firstColumn="1" w:firstRow="1" w:lastColumn="0" w:lastRow="0" w:noHBand="0" w:noVBand="1" w:val="04A0"/>
+        <w:tblW w:type="dxa" w:w="9866"/>
         <w:tblBorders>
           <w:top w:val="single" w:sz="4" w:space="0" w:color="D6DCE0"/>
           <w:left w:val="single" w:sz="4" w:space="0" w:color="D6DCE0"/>
@@ -4675,10 +4663,8 @@
           <w:insideH w:val="single" w:sz="4" w:space="0" w:color="D6DCE0"/>
           <w:insideV w:val="single" w:sz="4" w:space="0" w:color="D6DCE0"/>
         </w:tblBorders>
-        <w:tblW w:type="pct" w:w="5000"/>
         <w:tblLayout w:type="fixed"/>
-        <w:tblW w:type="dxa" w:w="9866"/>
-        <w:tblLayout w:type="fixed"/>
+        <w:tblLook w:firstColumn="1" w:firstRow="1" w:lastColumn="0" w:lastRow="0" w:noHBand="0" w:noVBand="1" w:val="04A0"/>
       </w:tblPr>
       <w:tblGrid>
         <w:gridCol w:w="2381"/>
@@ -5168,7 +5154,7 @@
     </w:p>
     <w:tbl>
       <w:tblPr>
-        <w:tblLook w:firstColumn="1" w:firstRow="1" w:lastColumn="0" w:lastRow="0" w:noHBand="0" w:noVBand="1" w:val="04A0"/>
+        <w:tblW w:type="dxa" w:w="9866"/>
         <w:tblBorders>
           <w:top w:val="single" w:sz="4" w:space="0" w:color="D6DCE0"/>
           <w:left w:val="single" w:sz="4" w:space="0" w:color="D6DCE0"/>
@@ -5177,10 +5163,8 @@
           <w:insideH w:val="single" w:sz="4" w:space="0" w:color="D6DCE0"/>
           <w:insideV w:val="single" w:sz="4" w:space="0" w:color="D6DCE0"/>
         </w:tblBorders>
-        <w:tblW w:type="pct" w:w="5000"/>
         <w:tblLayout w:type="fixed"/>
-        <w:tblW w:type="dxa" w:w="9866"/>
-        <w:tblLayout w:type="fixed"/>
+        <w:tblLook w:firstColumn="1" w:firstRow="1" w:lastColumn="0" w:lastRow="0" w:noHBand="0" w:noVBand="1" w:val="04A0"/>
       </w:tblPr>
       <w:tblGrid>
         <w:gridCol w:w="2381"/>
@@ -5670,7 +5654,7 @@
     </w:p>
     <w:tbl>
       <w:tblPr>
-        <w:tblLook w:firstColumn="1" w:firstRow="1" w:lastColumn="0" w:lastRow="0" w:noHBand="0" w:noVBand="1" w:val="04A0"/>
+        <w:tblW w:type="dxa" w:w="9866"/>
         <w:tblBorders>
           <w:top w:val="single" w:sz="4" w:space="0" w:color="D6DCE0"/>
           <w:left w:val="single" w:sz="4" w:space="0" w:color="D6DCE0"/>
@@ -5679,10 +5663,8 @@
           <w:insideH w:val="single" w:sz="4" w:space="0" w:color="D6DCE0"/>
           <w:insideV w:val="single" w:sz="4" w:space="0" w:color="D6DCE0"/>
         </w:tblBorders>
-        <w:tblW w:type="pct" w:w="5000"/>
         <w:tblLayout w:type="fixed"/>
-        <w:tblW w:type="dxa" w:w="9866"/>
-        <w:tblLayout w:type="fixed"/>
+        <w:tblLook w:firstColumn="1" w:firstRow="1" w:lastColumn="0" w:lastRow="0" w:noHBand="0" w:noVBand="1" w:val="04A0"/>
       </w:tblPr>
       <w:tblGrid>
         <w:gridCol w:w="2381"/>
@@ -6172,7 +6154,7 @@
     </w:p>
     <w:tbl>
       <w:tblPr>
-        <w:tblLook w:firstColumn="1" w:firstRow="1" w:lastColumn="0" w:lastRow="0" w:noHBand="0" w:noVBand="1" w:val="04A0"/>
+        <w:tblW w:type="dxa" w:w="9866"/>
         <w:tblBorders>
           <w:top w:val="single" w:sz="4" w:space="0" w:color="D6DCE0"/>
           <w:left w:val="single" w:sz="4" w:space="0" w:color="D6DCE0"/>
@@ -6181,10 +6163,8 @@
           <w:insideH w:val="single" w:sz="4" w:space="0" w:color="D6DCE0"/>
           <w:insideV w:val="single" w:sz="4" w:space="0" w:color="D6DCE0"/>
         </w:tblBorders>
-        <w:tblW w:type="pct" w:w="5000"/>
         <w:tblLayout w:type="fixed"/>
-        <w:tblW w:type="dxa" w:w="9866"/>
-        <w:tblLayout w:type="fixed"/>
+        <w:tblLook w:firstColumn="1" w:firstRow="1" w:lastColumn="0" w:lastRow="0" w:noHBand="0" w:noVBand="1" w:val="04A0"/>
       </w:tblPr>
       <w:tblGrid>
         <w:gridCol w:w="2381"/>
@@ -6674,7 +6654,7 @@
     </w:p>
     <w:tbl>
       <w:tblPr>
-        <w:tblLook w:firstColumn="1" w:firstRow="1" w:lastColumn="0" w:lastRow="0" w:noHBand="0" w:noVBand="1" w:val="04A0"/>
+        <w:tblW w:type="dxa" w:w="9866"/>
         <w:tblBorders>
           <w:top w:val="single" w:sz="4" w:space="0" w:color="D6DCE0"/>
           <w:left w:val="single" w:sz="4" w:space="0" w:color="D6DCE0"/>
@@ -6683,10 +6663,8 @@
           <w:insideH w:val="single" w:sz="4" w:space="0" w:color="D6DCE0"/>
           <w:insideV w:val="single" w:sz="4" w:space="0" w:color="D6DCE0"/>
         </w:tblBorders>
-        <w:tblW w:type="pct" w:w="5000"/>
         <w:tblLayout w:type="fixed"/>
-        <w:tblW w:type="dxa" w:w="9866"/>
-        <w:tblLayout w:type="fixed"/>
+        <w:tblLook w:firstColumn="1" w:firstRow="1" w:lastColumn="0" w:lastRow="0" w:noHBand="0" w:noVBand="1" w:val="04A0"/>
       </w:tblPr>
       <w:tblGrid>
         <w:gridCol w:w="2381"/>
@@ -7176,7 +7154,7 @@
     </w:p>
     <w:tbl>
       <w:tblPr>
-        <w:tblLook w:firstColumn="1" w:firstRow="1" w:lastColumn="0" w:lastRow="0" w:noHBand="0" w:noVBand="1" w:val="04A0"/>
+        <w:tblW w:type="dxa" w:w="9866"/>
         <w:tblBorders>
           <w:top w:val="single" w:sz="4" w:space="0" w:color="D6DCE0"/>
           <w:left w:val="single" w:sz="4" w:space="0" w:color="D6DCE0"/>
@@ -7185,10 +7163,8 @@
           <w:insideH w:val="single" w:sz="4" w:space="0" w:color="D6DCE0"/>
           <w:insideV w:val="single" w:sz="4" w:space="0" w:color="D6DCE0"/>
         </w:tblBorders>
-        <w:tblW w:type="pct" w:w="5000"/>
         <w:tblLayout w:type="fixed"/>
-        <w:tblW w:type="dxa" w:w="9866"/>
-        <w:tblLayout w:type="fixed"/>
+        <w:tblLook w:firstColumn="1" w:firstRow="1" w:lastColumn="0" w:lastRow="0" w:noHBand="0" w:noVBand="1" w:val="04A0"/>
       </w:tblPr>
       <w:tblGrid>
         <w:gridCol w:w="2381"/>
@@ -7678,7 +7654,7 @@
     </w:p>
     <w:tbl>
       <w:tblPr>
-        <w:tblLook w:firstColumn="1" w:firstRow="1" w:lastColumn="0" w:lastRow="0" w:noHBand="0" w:noVBand="1" w:val="04A0"/>
+        <w:tblW w:type="dxa" w:w="9866"/>
         <w:tblBorders>
           <w:top w:val="single" w:sz="4" w:space="0" w:color="D6DCE0"/>
           <w:left w:val="single" w:sz="4" w:space="0" w:color="D6DCE0"/>
@@ -7687,10 +7663,8 @@
           <w:insideH w:val="single" w:sz="4" w:space="0" w:color="D6DCE0"/>
           <w:insideV w:val="single" w:sz="4" w:space="0" w:color="D6DCE0"/>
         </w:tblBorders>
-        <w:tblW w:type="pct" w:w="5000"/>
         <w:tblLayout w:type="fixed"/>
-        <w:tblW w:type="dxa" w:w="9866"/>
-        <w:tblLayout w:type="fixed"/>
+        <w:tblLook w:firstColumn="1" w:firstRow="1" w:lastColumn="0" w:lastRow="0" w:noHBand="0" w:noVBand="1" w:val="04A0"/>
       </w:tblPr>
       <w:tblGrid>
         <w:gridCol w:w="2381"/>
@@ -8203,8 +8177,8 @@
     </w:p>
     <w:tbl>
       <w:tblPr>
+        <w:tblW w:type="dxa" w:w="10093"/>
         <w:jc w:val="center"/>
-        <w:tblLook w:firstColumn="1" w:firstRow="1" w:lastColumn="0" w:lastRow="0" w:noHBand="0" w:noVBand="1" w:val="04A0"/>
         <w:tblBorders>
           <w:top w:val="single" w:sz="4" w:space="0" w:color="D6DCE0"/>
           <w:left w:val="single" w:sz="4" w:space="0" w:color="D6DCE0"/>
@@ -8213,8 +8187,8 @@
           <w:insideH w:val="single" w:sz="4" w:space="0" w:color="D6DCE0"/>
           <w:insideV w:val="single" w:sz="4" w:space="0" w:color="D6DCE0"/>
         </w:tblBorders>
-        <w:tblW w:type="dxa" w:w="10093"/>
         <w:tblLayout w:type="fixed"/>
+        <w:tblLook w:firstColumn="1" w:firstRow="1" w:lastColumn="0" w:lastRow="0" w:noHBand="0" w:noVBand="1" w:val="04A0"/>
       </w:tblPr>
       <w:tblGrid>
         <w:gridCol w:w="1758"/>
@@ -9162,11 +9136,9 @@
     </w:tbl>
     <w:tbl>
       <w:tblPr>
-        <w:tblW w:type="auto" w:w="0"/>
+        <w:tblW w:type="pct" w:w="5000"/>
         <w:tblLayout w:type="fixed"/>
         <w:tblLook w:firstColumn="1" w:firstRow="1" w:lastColumn="0" w:lastRow="0" w:noHBand="0" w:noVBand="1" w:val="04A0"/>
-        <w:tblW w:type="pct" w:w="5000"/>
-        <w:tblLayout w:type="fixed"/>
       </w:tblPr>
       <w:tblGrid>
         <w:gridCol w:w="9978"/>
@@ -9253,8 +9225,8 @@
     </w:p>
     <w:tbl>
       <w:tblPr>
+        <w:tblW w:type="dxa" w:w="10093"/>
         <w:jc w:val="center"/>
-        <w:tblLook w:firstColumn="1" w:firstRow="1" w:lastColumn="0" w:lastRow="0" w:noHBand="0" w:noVBand="1" w:val="04A0"/>
         <w:tblBorders>
           <w:top w:val="single" w:sz="4" w:space="0" w:color="D6DCE0"/>
           <w:left w:val="single" w:sz="4" w:space="0" w:color="D6DCE0"/>
@@ -9263,8 +9235,8 @@
           <w:insideH w:val="single" w:sz="4" w:space="0" w:color="D6DCE0"/>
           <w:insideV w:val="single" w:sz="4" w:space="0" w:color="D6DCE0"/>
         </w:tblBorders>
-        <w:tblW w:type="dxa" w:w="10093"/>
         <w:tblLayout w:type="fixed"/>
+        <w:tblLook w:firstColumn="1" w:firstRow="1" w:lastColumn="0" w:lastRow="0" w:noHBand="0" w:noVBand="1" w:val="04A0"/>
       </w:tblPr>
       <w:tblGrid>
         <w:gridCol w:w="1928"/>
@@ -10040,8 +10012,8 @@
     </w:p>
     <w:tbl>
       <w:tblPr>
+        <w:tblW w:type="dxa" w:w="10093"/>
         <w:jc w:val="center"/>
-        <w:tblLook w:firstColumn="1" w:firstRow="1" w:lastColumn="0" w:lastRow="0" w:noHBand="0" w:noVBand="1" w:val="04A0"/>
         <w:tblBorders>
           <w:top w:val="single" w:sz="4" w:space="0" w:color="D6DCE0"/>
           <w:left w:val="single" w:sz="4" w:space="0" w:color="D6DCE0"/>
@@ -10050,8 +10022,8 @@
           <w:insideH w:val="single" w:sz="4" w:space="0" w:color="D6DCE0"/>
           <w:insideV w:val="single" w:sz="4" w:space="0" w:color="D6DCE0"/>
         </w:tblBorders>
-        <w:tblW w:type="dxa" w:w="10093"/>
         <w:tblLayout w:type="fixed"/>
+        <w:tblLook w:firstColumn="1" w:firstRow="1" w:lastColumn="0" w:lastRow="0" w:noHBand="0" w:noVBand="1" w:val="04A0"/>
       </w:tblPr>
       <w:tblGrid>
         <w:gridCol w:w="2268"/>
@@ -10728,11 +10700,9 @@
     </w:p>
     <w:tbl>
       <w:tblPr>
-        <w:tblW w:type="auto" w:w="0"/>
+        <w:tblW w:type="pct" w:w="5000"/>
         <w:tblLayout w:type="fixed"/>
         <w:tblLook w:firstColumn="1" w:firstRow="1" w:lastColumn="0" w:lastRow="0" w:noHBand="0" w:noVBand="1" w:val="04A0"/>
-        <w:tblW w:type="pct" w:w="5000"/>
-        <w:tblLayout w:type="fixed"/>
       </w:tblPr>
       <w:tblGrid>
         <w:gridCol w:w="9978"/>
@@ -10819,8 +10789,8 @@
     </w:p>
     <w:tbl>
       <w:tblPr>
+        <w:tblW w:type="dxa" w:w="10093"/>
         <w:jc w:val="center"/>
-        <w:tblLook w:firstColumn="1" w:firstRow="1" w:lastColumn="0" w:lastRow="0" w:noHBand="0" w:noVBand="1" w:val="04A0"/>
         <w:tblBorders>
           <w:top w:val="single" w:sz="4" w:space="0" w:color="D6DCE0"/>
           <w:left w:val="single" w:sz="4" w:space="0" w:color="D6DCE0"/>
@@ -10829,8 +10799,8 @@
           <w:insideH w:val="single" w:sz="4" w:space="0" w:color="D6DCE0"/>
           <w:insideV w:val="single" w:sz="4" w:space="0" w:color="D6DCE0"/>
         </w:tblBorders>
-        <w:tblW w:type="dxa" w:w="10093"/>
         <w:tblLayout w:type="fixed"/>
+        <w:tblLook w:firstColumn="1" w:firstRow="1" w:lastColumn="0" w:lastRow="0" w:noHBand="0" w:noVBand="1" w:val="04A0"/>
       </w:tblPr>
       <w:tblGrid>
         <w:gridCol w:w="3402"/>
@@ -12288,12 +12258,8 @@
   </w:p>
   <w:tbl>
     <w:tblPr>
-      <w:tblW w:type="auto" w:w="0"/>
+      <w:tblW w:type="pct" w:w="5000"/>
       <w:jc w:val="center"/>
-      <w:tblLayout w:type="fixed"/>
-      <w:tblLook w:firstColumn="1" w:firstRow="1" w:lastColumn="0" w:lastRow="0" w:noHBand="0" w:noVBand="1" w:val="04A0"/>
-      <w:tblW w:type="pct" w:w="5000"/>
-      <w:tblLayout w:type="fixed"/>
       <w:tblBorders>
         <w:top w:val="none"/>
         <w:left w:val="none"/>
@@ -12302,6 +12268,8 @@
         <w:insideH w:val="none"/>
         <w:insideV w:val="none"/>
       </w:tblBorders>
+      <w:tblLayout w:type="fixed"/>
+      <w:tblLook w:firstColumn="1" w:firstRow="1" w:lastColumn="0" w:lastRow="0" w:noHBand="0" w:noVBand="1" w:val="04A0"/>
     </w:tblPr>
     <w:tblGrid>
       <w:gridCol w:w="4989"/>

--- a/work/compare/out/TMHCC_Media_GapFill_Enhancement_Strategy.docx
+++ b/work/compare/out/TMHCC_Media_GapFill_Enhancement_Strategy.docx
@@ -430,6 +430,849 @@
           <w:rFonts w:ascii="Lato" w:hAnsi="Lato" w:cs="Lato"/>
           <w:b/>
           <w:i w:val="0"/>
+          <w:color w:val="00648B"/>
+          <w:sz w:val="30"/>
+        </w:rPr>
+        <w:t>Round 7 — implementation status (final wording)</w:t>
+      </w:r>
+    </w:p>
+    <w:p>
+      <w:pPr>
+        <w:spacing w:after="80" w:before="0"/>
+        <w:jc w:val="both"/>
+      </w:pPr>
+      <w:r>
+        <w:rPr>
+          <w:rFonts w:ascii="Lato" w:hAnsi="Lato" w:cs="Lato"/>
+          <w:b w:val="0"/>
+          <w:i w:val="0"/>
+          <w:color w:val="2B2F33"/>
+          <w:sz w:val="19"/>
+        </w:rPr>
+        <w:t>This edition aligns the strategy with the FINAL updated TMHCC wording. The following amendments were applied to the wording as fresh tracked changes (from a clean accepted baseline); Section 12 items are held for sign-off and are NOT in the wording.</w:t>
+      </w:r>
+    </w:p>
+    <w:tbl>
+      <w:tblPr>
+        <w:tblW w:type="dxa" w:w="10660"/>
+        <w:jc w:val="center"/>
+        <w:tblBorders>
+          <w:top w:val="single" w:sz="4" w:space="0" w:color="D6DCE0"/>
+          <w:left w:val="single" w:sz="4" w:space="0" w:color="D6DCE0"/>
+          <w:bottom w:val="single" w:sz="4" w:space="0" w:color="D6DCE0"/>
+          <w:right w:val="single" w:sz="4" w:space="0" w:color="D6DCE0"/>
+          <w:insideH w:val="single" w:sz="4" w:space="0" w:color="D6DCE0"/>
+          <w:insideV w:val="single" w:sz="4" w:space="0" w:color="D6DCE0"/>
+        </w:tblBorders>
+        <w:tblLayout w:type="fixed"/>
+        <w:tblLook w:firstColumn="1" w:firstRow="1" w:lastColumn="0" w:lastRow="0" w:noHBand="0" w:noVBand="1" w:val="04A0"/>
+      </w:tblPr>
+      <w:tblGrid>
+        <w:gridCol w:w="2948"/>
+        <w:gridCol w:w="4649"/>
+        <w:gridCol w:w="1928"/>
+        <w:gridCol w:w="1134"/>
+      </w:tblGrid>
+      <w:tr>
+        <w:tc>
+          <w:tcPr>
+            <w:tcW w:type="dxa" w:w="2948"/>
+            <w:shd w:val="clear" w:color="auto" w:fill="00648B"/>
+          </w:tcPr>
+          <w:p>
+            <w:pPr>
+              <w:spacing w:after="20" w:before="0"/>
+              <w:jc w:val="center"/>
+            </w:pPr>
+            <w:r/>
+            <w:r>
+              <w:rPr>
+                <w:rFonts w:ascii="Lato" w:hAnsi="Lato" w:cs="Lato"/>
+                <w:b/>
+                <w:i w:val="0"/>
+                <w:color w:val="FFFFFF"/>
+                <w:sz w:val="17"/>
+              </w:rPr>
+              <w:t>Item</w:t>
+            </w:r>
+          </w:p>
+        </w:tc>
+        <w:tc>
+          <w:tcPr>
+            <w:tcW w:type="dxa" w:w="4649"/>
+            <w:shd w:val="clear" w:color="auto" w:fill="00648B"/>
+          </w:tcPr>
+          <w:p>
+            <w:pPr>
+              <w:spacing w:after="20" w:before="0"/>
+              <w:jc w:val="center"/>
+            </w:pPr>
+            <w:r/>
+            <w:r>
+              <w:rPr>
+                <w:rFonts w:ascii="Lato" w:hAnsi="Lato" w:cs="Lato"/>
+                <w:b/>
+                <w:i w:val="0"/>
+                <w:color w:val="FFFFFF"/>
+                <w:sz w:val="17"/>
+              </w:rPr>
+              <w:t>Final wording position</w:t>
+            </w:r>
+          </w:p>
+        </w:tc>
+        <w:tc>
+          <w:tcPr>
+            <w:tcW w:type="dxa" w:w="1928"/>
+            <w:shd w:val="clear" w:color="auto" w:fill="00648B"/>
+          </w:tcPr>
+          <w:p>
+            <w:pPr>
+              <w:spacing w:after="20" w:before="0"/>
+              <w:jc w:val="center"/>
+            </w:pPr>
+            <w:r/>
+            <w:r>
+              <w:rPr>
+                <w:rFonts w:ascii="Lato" w:hAnsi="Lato" w:cs="Lato"/>
+                <w:b/>
+                <w:i w:val="0"/>
+                <w:color w:val="FFFFFF"/>
+                <w:sz w:val="17"/>
+              </w:rPr>
+              <w:t>Status</w:t>
+            </w:r>
+          </w:p>
+        </w:tc>
+        <w:tc>
+          <w:tcPr>
+            <w:tcW w:type="dxa" w:w="1134"/>
+            <w:shd w:val="clear" w:color="auto" w:fill="00648B"/>
+          </w:tcPr>
+          <w:p>
+            <w:pPr>
+              <w:spacing w:after="20" w:before="0"/>
+              <w:jc w:val="center"/>
+            </w:pPr>
+            <w:r/>
+            <w:r>
+              <w:rPr>
+                <w:rFonts w:ascii="Lato" w:hAnsi="Lato" w:cs="Lato"/>
+                <w:b/>
+                <w:i w:val="0"/>
+                <w:color w:val="FFFFFF"/>
+                <w:sz w:val="17"/>
+              </w:rPr>
+              <w:t>Sign-off</w:t>
+            </w:r>
+          </w:p>
+        </w:tc>
+      </w:tr>
+      <w:tr>
+        <w:tc>
+          <w:tcPr>
+            <w:tcW w:type="dxa" w:w="2948"/>
+          </w:tcPr>
+          <w:p>
+            <w:pPr>
+              <w:spacing w:after="20" w:before="0"/>
+            </w:pPr>
+            <w:r/>
+            <w:r>
+              <w:rPr>
+                <w:rFonts w:ascii="Lato" w:hAnsi="Lato" w:cs="Lato"/>
+                <w:b/>
+                <w:i w:val="0"/>
+                <w:color w:val="00648B"/>
+                <w:sz w:val="16"/>
+              </w:rPr>
+              <w:t>Admission-of-Liability claims condition</w:t>
+            </w:r>
+          </w:p>
+        </w:tc>
+        <w:tc>
+          <w:tcPr>
+            <w:tcW w:type="dxa" w:w="4649"/>
+          </w:tcPr>
+          <w:p>
+            <w:pPr>
+              <w:spacing w:after="20" w:before="0"/>
+            </w:pPr>
+            <w:r/>
+            <w:r>
+              <w:rPr>
+                <w:rFonts w:ascii="Lato" w:hAnsi="Lato" w:cs="Lato"/>
+                <w:b w:val="0"/>
+                <w:i w:val="0"/>
+                <w:color w:val="2B2F33"/>
+                <w:sz w:val="16"/>
+              </w:rPr>
+              <w:t>Blanket 'condition precedent' replaced with an ordinary condition + prejudice qualifier (Policy Claims Conditions, Sections 1–11).</w:t>
+            </w:r>
+          </w:p>
+        </w:tc>
+        <w:tc>
+          <w:tcPr>
+            <w:tcW w:type="dxa" w:w="1928"/>
+            <w:shd w:val="clear" w:color="auto" w:fill="E3F1E6"/>
+          </w:tcPr>
+          <w:p>
+            <w:pPr>
+              <w:spacing w:after="20" w:before="0"/>
+              <w:jc w:val="center"/>
+            </w:pPr>
+            <w:r/>
+            <w:r>
+              <w:rPr>
+                <w:rFonts w:ascii="Lato" w:hAnsi="Lato" w:cs="Lato"/>
+                <w:b/>
+                <w:i w:val="0"/>
+                <w:color w:val="2E7D44"/>
+                <w:sz w:val="16"/>
+              </w:rPr>
+              <w:t>Implemented (tracked)</w:t>
+            </w:r>
+          </w:p>
+        </w:tc>
+        <w:tc>
+          <w:tcPr>
+            <w:tcW w:type="dxa" w:w="1134"/>
+          </w:tcPr>
+          <w:p>
+            <w:pPr>
+              <w:spacing w:after="20" w:before="0"/>
+              <w:jc w:val="center"/>
+            </w:pPr>
+            <w:r/>
+            <w:r>
+              <w:rPr>
+                <w:rFonts w:ascii="Lato" w:hAnsi="Lato" w:cs="Lato"/>
+                <w:b w:val="0"/>
+                <w:i w:val="0"/>
+                <w:color w:val="2B2F33"/>
+                <w:sz w:val="16"/>
+              </w:rPr>
+              <w:t>No</w:t>
+            </w:r>
+          </w:p>
+        </w:tc>
+      </w:tr>
+      <w:tr>
+        <w:tc>
+          <w:tcPr>
+            <w:tcW w:type="dxa" w:w="2948"/>
+            <w:shd w:val="clear" w:color="auto" w:fill="F4F7F9"/>
+          </w:tcPr>
+          <w:p>
+            <w:pPr>
+              <w:spacing w:after="20" w:before="0"/>
+            </w:pPr>
+            <w:r/>
+            <w:r>
+              <w:rPr>
+                <w:rFonts w:ascii="Lato" w:hAnsi="Lato" w:cs="Lato"/>
+                <w:b/>
+                <w:i w:val="0"/>
+                <w:color w:val="00648B"/>
+                <w:sz w:val="16"/>
+              </w:rPr>
+              <w:t>Proof of Ownership &amp; Value</w:t>
+            </w:r>
+          </w:p>
+        </w:tc>
+        <w:tc>
+          <w:tcPr>
+            <w:tcW w:type="dxa" w:w="4649"/>
+            <w:shd w:val="clear" w:color="auto" w:fill="F4F7F9"/>
+          </w:tcPr>
+          <w:p>
+            <w:pPr>
+              <w:spacing w:after="20" w:before="0"/>
+            </w:pPr>
+            <w:r/>
+            <w:r>
+              <w:rPr>
+                <w:rFonts w:ascii="Lato" w:hAnsi="Lato" w:cs="Lato"/>
+                <w:b w:val="0"/>
+                <w:i w:val="0"/>
+                <w:color w:val="2B2F33"/>
+                <w:sz w:val="16"/>
+              </w:rPr>
+              <w:t>New headed claims condition added to Policy Claims Conditions (Sections 1–11) — item-level evidence for theft/loss of high-value &amp; agreed-value items.</w:t>
+            </w:r>
+          </w:p>
+        </w:tc>
+        <w:tc>
+          <w:tcPr>
+            <w:tcW w:type="dxa" w:w="1928"/>
+            <w:shd w:val="clear" w:color="auto" w:fill="E3F1E6"/>
+          </w:tcPr>
+          <w:p>
+            <w:pPr>
+              <w:spacing w:after="20" w:before="0"/>
+              <w:jc w:val="center"/>
+            </w:pPr>
+            <w:r/>
+            <w:r>
+              <w:rPr>
+                <w:rFonts w:ascii="Lato" w:hAnsi="Lato" w:cs="Lato"/>
+                <w:b/>
+                <w:i w:val="0"/>
+                <w:color w:val="2E7D44"/>
+                <w:sz w:val="16"/>
+              </w:rPr>
+              <w:t>Implemented (tracked)</w:t>
+            </w:r>
+          </w:p>
+        </w:tc>
+        <w:tc>
+          <w:tcPr>
+            <w:tcW w:type="dxa" w:w="1134"/>
+            <w:shd w:val="clear" w:color="auto" w:fill="F4F7F9"/>
+          </w:tcPr>
+          <w:p>
+            <w:pPr>
+              <w:spacing w:after="20" w:before="0"/>
+              <w:jc w:val="center"/>
+            </w:pPr>
+            <w:r/>
+            <w:r>
+              <w:rPr>
+                <w:rFonts w:ascii="Lato" w:hAnsi="Lato" w:cs="Lato"/>
+                <w:b w:val="0"/>
+                <w:i w:val="0"/>
+                <w:color w:val="2B2F33"/>
+                <w:sz w:val="16"/>
+              </w:rPr>
+              <w:t>No</w:t>
+            </w:r>
+          </w:p>
+        </w:tc>
+      </w:tr>
+      <w:tr>
+        <w:tc>
+          <w:tcPr>
+            <w:tcW w:type="dxa" w:w="2948"/>
+          </w:tcPr>
+          <w:p>
+            <w:pPr>
+              <w:spacing w:after="20" w:before="0"/>
+            </w:pPr>
+            <w:r/>
+            <w:r>
+              <w:rPr>
+                <w:rFonts w:ascii="Lato" w:hAnsi="Lato" w:cs="Lato"/>
+                <w:b/>
+                <w:i w:val="0"/>
+                <w:color w:val="00648B"/>
+                <w:sz w:val="16"/>
+              </w:rPr>
+              <w:t>Gap 8 — ICOW / Book Debts (S3)</w:t>
+            </w:r>
+          </w:p>
+        </w:tc>
+        <w:tc>
+          <w:tcPr>
+            <w:tcW w:type="dxa" w:w="4649"/>
+          </w:tcPr>
+          <w:p>
+            <w:pPr>
+              <w:spacing w:after="20" w:before="0"/>
+            </w:pPr>
+            <w:r/>
+            <w:r>
+              <w:rPr>
+                <w:rFonts w:ascii="Lato" w:hAnsi="Lato" w:cs="Lato"/>
+                <w:b w:val="0"/>
+                <w:i w:val="0"/>
+                <w:color w:val="2B2F33"/>
+                <w:sz w:val="16"/>
+              </w:rPr>
+              <w:t>ICOW &amp; AICOW already named; 'Accounts Receivable' head re-labelled '(Book Debts)'.</w:t>
+            </w:r>
+          </w:p>
+        </w:tc>
+        <w:tc>
+          <w:tcPr>
+            <w:tcW w:type="dxa" w:w="1928"/>
+            <w:shd w:val="clear" w:color="auto" w:fill="E3F1E6"/>
+          </w:tcPr>
+          <w:p>
+            <w:pPr>
+              <w:spacing w:after="20" w:before="0"/>
+              <w:jc w:val="center"/>
+            </w:pPr>
+            <w:r/>
+            <w:r>
+              <w:rPr>
+                <w:rFonts w:ascii="Lato" w:hAnsi="Lato" w:cs="Lato"/>
+                <w:b/>
+                <w:i w:val="0"/>
+                <w:color w:val="2E7D44"/>
+                <w:sz w:val="16"/>
+              </w:rPr>
+              <w:t>Implemented (tracked)</w:t>
+            </w:r>
+          </w:p>
+        </w:tc>
+        <w:tc>
+          <w:tcPr>
+            <w:tcW w:type="dxa" w:w="1134"/>
+          </w:tcPr>
+          <w:p>
+            <w:pPr>
+              <w:spacing w:after="20" w:before="0"/>
+              <w:jc w:val="center"/>
+            </w:pPr>
+            <w:r/>
+            <w:r>
+              <w:rPr>
+                <w:rFonts w:ascii="Lato" w:hAnsi="Lato" w:cs="Lato"/>
+                <w:b w:val="0"/>
+                <w:i w:val="0"/>
+                <w:color w:val="2B2F33"/>
+                <w:sz w:val="16"/>
+              </w:rPr>
+              <w:t>No</w:t>
+            </w:r>
+          </w:p>
+        </w:tc>
+      </w:tr>
+      <w:tr>
+        <w:tc>
+          <w:tcPr>
+            <w:tcW w:type="dxa" w:w="2948"/>
+            <w:shd w:val="clear" w:color="auto" w:fill="F4F7F9"/>
+          </w:tcPr>
+          <w:p>
+            <w:pPr>
+              <w:spacing w:after="20" w:before="0"/>
+            </w:pPr>
+            <w:r/>
+            <w:r>
+              <w:rPr>
+                <w:rFonts w:ascii="Lato" w:hAnsi="Lato" w:cs="Lato"/>
+                <w:b/>
+                <w:i w:val="0"/>
+                <w:color w:val="00648B"/>
+                <w:sz w:val="16"/>
+              </w:rPr>
+              <w:t>Gap 10 — Computer/IT Breakdown</w:t>
+            </w:r>
+          </w:p>
+        </w:tc>
+        <w:tc>
+          <w:tcPr>
+            <w:tcW w:type="dxa" w:w="4649"/>
+            <w:shd w:val="clear" w:color="auto" w:fill="F4F7F9"/>
+          </w:tcPr>
+          <w:p>
+            <w:pPr>
+              <w:spacing w:after="20" w:before="0"/>
+            </w:pPr>
+            <w:r/>
+            <w:r>
+              <w:rPr>
+                <w:rFonts w:ascii="Lato" w:hAnsi="Lato" w:cs="Lato"/>
+                <w:b w:val="0"/>
+                <w:i w:val="0"/>
+                <w:color w:val="2B2F33"/>
+                <w:sz w:val="16"/>
+              </w:rPr>
+              <w:t>Confirmed already covered — S1 IT-Property Breakdown (≡ Yutree Computer Breakdown) + S2 M&amp;E Breakdown optional ext (≡ Yutree general). No change.</w:t>
+            </w:r>
+          </w:p>
+        </w:tc>
+        <w:tc>
+          <w:tcPr>
+            <w:tcW w:type="dxa" w:w="1928"/>
+            <w:shd w:val="clear" w:color="auto" w:fill="E3F1E6"/>
+          </w:tcPr>
+          <w:p>
+            <w:pPr>
+              <w:spacing w:after="20" w:before="0"/>
+              <w:jc w:val="center"/>
+            </w:pPr>
+            <w:r/>
+            <w:r>
+              <w:rPr>
+                <w:rFonts w:ascii="Lato" w:hAnsi="Lato" w:cs="Lato"/>
+                <w:b/>
+                <w:i w:val="0"/>
+                <w:color w:val="2E7D44"/>
+                <w:sz w:val="16"/>
+              </w:rPr>
+              <w:t>Confirmed — no change</w:t>
+            </w:r>
+          </w:p>
+        </w:tc>
+        <w:tc>
+          <w:tcPr>
+            <w:tcW w:type="dxa" w:w="1134"/>
+            <w:shd w:val="clear" w:color="auto" w:fill="F4F7F9"/>
+          </w:tcPr>
+          <w:p>
+            <w:pPr>
+              <w:spacing w:after="20" w:before="0"/>
+              <w:jc w:val="center"/>
+            </w:pPr>
+            <w:r/>
+            <w:r>
+              <w:rPr>
+                <w:rFonts w:ascii="Lato" w:hAnsi="Lato" w:cs="Lato"/>
+                <w:b w:val="0"/>
+                <w:i w:val="0"/>
+                <w:color w:val="2B2F33"/>
+                <w:sz w:val="16"/>
+              </w:rPr>
+              <w:t>No</w:t>
+            </w:r>
+          </w:p>
+        </w:tc>
+      </w:tr>
+      <w:tr>
+        <w:tc>
+          <w:tcPr>
+            <w:tcW w:type="dxa" w:w="2948"/>
+          </w:tcPr>
+          <w:p>
+            <w:pPr>
+              <w:spacing w:after="20" w:before="0"/>
+            </w:pPr>
+            <w:r/>
+            <w:r>
+              <w:rPr>
+                <w:rFonts w:ascii="Lato" w:hAnsi="Lato" w:cs="Lato"/>
+                <w:b/>
+                <w:i w:val="0"/>
+                <w:color w:val="00648B"/>
+                <w:sz w:val="16"/>
+              </w:rPr>
+              <w:t>Section 15 title</w:t>
+            </w:r>
+          </w:p>
+        </w:tc>
+        <w:tc>
+          <w:tcPr>
+            <w:tcW w:type="dxa" w:w="4649"/>
+          </w:tcPr>
+          <w:p>
+            <w:pPr>
+              <w:spacing w:after="20" w:before="0"/>
+            </w:pPr>
+            <w:r/>
+            <w:r>
+              <w:rPr>
+                <w:rFonts w:ascii="Lato" w:hAnsi="Lato" w:cs="Lato"/>
+                <w:b w:val="0"/>
+                <w:i w:val="0"/>
+                <w:color w:val="2B2F33"/>
+                <w:sz w:val="16"/>
+              </w:rPr>
+              <w:t>Standardised to 'CyberGuard™ (Cyber Liability)' in body heading and contents.</w:t>
+            </w:r>
+          </w:p>
+        </w:tc>
+        <w:tc>
+          <w:tcPr>
+            <w:tcW w:type="dxa" w:w="1928"/>
+            <w:shd w:val="clear" w:color="auto" w:fill="E3F1E6"/>
+          </w:tcPr>
+          <w:p>
+            <w:pPr>
+              <w:spacing w:after="20" w:before="0"/>
+              <w:jc w:val="center"/>
+            </w:pPr>
+            <w:r/>
+            <w:r>
+              <w:rPr>
+                <w:rFonts w:ascii="Lato" w:hAnsi="Lato" w:cs="Lato"/>
+                <w:b/>
+                <w:i w:val="0"/>
+                <w:color w:val="2E7D44"/>
+                <w:sz w:val="16"/>
+              </w:rPr>
+              <w:t>Implemented (tracked)</w:t>
+            </w:r>
+          </w:p>
+        </w:tc>
+        <w:tc>
+          <w:tcPr>
+            <w:tcW w:type="dxa" w:w="1134"/>
+          </w:tcPr>
+          <w:p>
+            <w:pPr>
+              <w:spacing w:after="20" w:before="0"/>
+              <w:jc w:val="center"/>
+            </w:pPr>
+            <w:r/>
+            <w:r>
+              <w:rPr>
+                <w:rFonts w:ascii="Lato" w:hAnsi="Lato" w:cs="Lato"/>
+                <w:b w:val="0"/>
+                <w:i w:val="0"/>
+                <w:color w:val="2B2F33"/>
+                <w:sz w:val="16"/>
+              </w:rPr>
+              <w:t>Confirm label</w:t>
+            </w:r>
+          </w:p>
+        </w:tc>
+      </w:tr>
+      <w:tr>
+        <w:tc>
+          <w:tcPr>
+            <w:tcW w:type="dxa" w:w="2948"/>
+            <w:shd w:val="clear" w:color="auto" w:fill="F4F7F9"/>
+          </w:tcPr>
+          <w:p>
+            <w:pPr>
+              <w:spacing w:after="20" w:before="0"/>
+            </w:pPr>
+            <w:r/>
+            <w:r>
+              <w:rPr>
+                <w:rFonts w:ascii="Lato" w:hAnsi="Lato" w:cs="Lato"/>
+                <w:b/>
+                <w:i w:val="0"/>
+                <w:color w:val="00648B"/>
+                <w:sz w:val="16"/>
+              </w:rPr>
+              <w:t>Gap 2 — Worldwide Media Liability</w:t>
+            </w:r>
+          </w:p>
+        </w:tc>
+        <w:tc>
+          <w:tcPr>
+            <w:tcW w:type="dxa" w:w="4649"/>
+            <w:shd w:val="clear" w:color="auto" w:fill="F4F7F9"/>
+          </w:tcPr>
+          <w:p>
+            <w:pPr>
+              <w:spacing w:after="20" w:before="0"/>
+            </w:pPr>
+            <w:r/>
+            <w:r>
+              <w:rPr>
+                <w:rFonts w:ascii="Lato" w:hAnsi="Lato" w:cs="Lato"/>
+                <w:b w:val="0"/>
+                <w:i w:val="0"/>
+                <w:color w:val="2B2F33"/>
+                <w:sz w:val="16"/>
+              </w:rPr>
+              <w:t>Worldwide-ex-US/Canada by default today; clean Schedule-selectable worldwide + USA/Canada option drafted.</w:t>
+            </w:r>
+          </w:p>
+        </w:tc>
+        <w:tc>
+          <w:tcPr>
+            <w:tcW w:type="dxa" w:w="1928"/>
+            <w:shd w:val="clear" w:color="auto" w:fill="FBF1DA"/>
+          </w:tcPr>
+          <w:p>
+            <w:pPr>
+              <w:spacing w:after="20" w:before="0"/>
+              <w:jc w:val="center"/>
+            </w:pPr>
+            <w:r/>
+            <w:r>
+              <w:rPr>
+                <w:rFonts w:ascii="Lato" w:hAnsi="Lato" w:cs="Lato"/>
+                <w:b/>
+                <w:i w:val="0"/>
+                <w:color w:val="8A6A1E"/>
+                <w:sz w:val="16"/>
+              </w:rPr>
+              <w:t>Held — S12 sign-off</w:t>
+            </w:r>
+          </w:p>
+        </w:tc>
+        <w:tc>
+          <w:tcPr>
+            <w:tcW w:type="dxa" w:w="1134"/>
+            <w:shd w:val="clear" w:color="auto" w:fill="F4F7F9"/>
+          </w:tcPr>
+          <w:p>
+            <w:pPr>
+              <w:spacing w:after="20" w:before="0"/>
+              <w:jc w:val="center"/>
+            </w:pPr>
+            <w:r/>
+            <w:r>
+              <w:rPr>
+                <w:rFonts w:ascii="Lato" w:hAnsi="Lato" w:cs="Lato"/>
+                <w:b w:val="0"/>
+                <w:i w:val="0"/>
+                <w:color w:val="2B2F33"/>
+                <w:sz w:val="16"/>
+              </w:rPr>
+              <w:t>Yes</w:t>
+            </w:r>
+          </w:p>
+        </w:tc>
+      </w:tr>
+      <w:tr>
+        <w:tc>
+          <w:tcPr>
+            <w:tcW w:type="dxa" w:w="2948"/>
+          </w:tcPr>
+          <w:p>
+            <w:pPr>
+              <w:spacing w:after="20" w:before="0"/>
+            </w:pPr>
+            <w:r/>
+            <w:r>
+              <w:rPr>
+                <w:rFonts w:ascii="Lato" w:hAnsi="Lato" w:cs="Lato"/>
+                <w:b/>
+                <w:i w:val="0"/>
+                <w:color w:val="00648B"/>
+                <w:sz w:val="16"/>
+              </w:rPr>
+              <w:t>Section 12 enhancements (7)</w:t>
+            </w:r>
+          </w:p>
+        </w:tc>
+        <w:tc>
+          <w:tcPr>
+            <w:tcW w:type="dxa" w:w="4649"/>
+          </w:tcPr>
+          <w:p>
+            <w:pPr>
+              <w:spacing w:after="20" w:before="0"/>
+            </w:pPr>
+            <w:r/>
+            <w:r>
+              <w:rPr>
+                <w:rFonts w:ascii="Lato" w:hAnsi="Lato" w:cs="Lato"/>
+                <w:b w:val="0"/>
+                <w:i w:val="0"/>
+                <w:color w:val="2B2F33"/>
+                <w:sz w:val="16"/>
+              </w:rPr>
+              <w:t>Distributors &amp; purchasers, criminal/regulatory defence, source-protection, representation costs, asbestos/pollution write-back, KC clause, Media Material definition.</w:t>
+            </w:r>
+          </w:p>
+        </w:tc>
+        <w:tc>
+          <w:tcPr>
+            <w:tcW w:type="dxa" w:w="1928"/>
+            <w:shd w:val="clear" w:color="auto" w:fill="FBF1DA"/>
+          </w:tcPr>
+          <w:p>
+            <w:pPr>
+              <w:spacing w:after="20" w:before="0"/>
+              <w:jc w:val="center"/>
+            </w:pPr>
+            <w:r/>
+            <w:r>
+              <w:rPr>
+                <w:rFonts w:ascii="Lato" w:hAnsi="Lato" w:cs="Lato"/>
+                <w:b/>
+                <w:i w:val="0"/>
+                <w:color w:val="8A6A1E"/>
+                <w:sz w:val="16"/>
+              </w:rPr>
+              <w:t>Held — S12 sign-off</w:t>
+            </w:r>
+          </w:p>
+        </w:tc>
+        <w:tc>
+          <w:tcPr>
+            <w:tcW w:type="dxa" w:w="1134"/>
+          </w:tcPr>
+          <w:p>
+            <w:pPr>
+              <w:spacing w:after="20" w:before="0"/>
+              <w:jc w:val="center"/>
+            </w:pPr>
+            <w:r/>
+            <w:r>
+              <w:rPr>
+                <w:rFonts w:ascii="Lato" w:hAnsi="Lato" w:cs="Lato"/>
+                <w:b w:val="0"/>
+                <w:i w:val="0"/>
+                <w:color w:val="2B2F33"/>
+                <w:sz w:val="16"/>
+              </w:rPr>
+              <w:t>Yes</w:t>
+            </w:r>
+          </w:p>
+        </w:tc>
+      </w:tr>
+    </w:tbl>
+    <w:tbl>
+      <w:tblPr>
+        <w:tblW w:type="pct" w:w="5000"/>
+        <w:tblLayout w:type="fixed"/>
+        <w:tblLook w:firstColumn="1" w:firstRow="1" w:lastColumn="0" w:lastRow="0" w:noHBand="0" w:noVBand="1" w:val="04A0"/>
+      </w:tblPr>
+      <w:tblGrid>
+        <w:gridCol w:w="9978"/>
+      </w:tblGrid>
+      <w:tr>
+        <w:tc>
+          <w:tcPr>
+            <w:tcW w:type="dxa" w:w="9978"/>
+            <w:shd w:val="clear" w:color="auto" w:fill="EAF1F5"/>
+            <w:tcBorders>
+              <w:top w:val="single" w:sz="4" w:space="0" w:color="00648B"/>
+              <w:left w:val="single" w:sz="22" w:space="0" w:color="00648B"/>
+              <w:bottom w:val="single" w:sz="4" w:space="0" w:color="00648B"/>
+              <w:right w:val="single" w:sz="4" w:space="0" w:color="00648B"/>
+            </w:tcBorders>
+          </w:tcPr>
+          <w:p>
+            <w:pPr>
+              <w:spacing w:after="40" w:before="40"/>
+            </w:pPr>
+            <w:r/>
+            <w:r>
+              <w:rPr>
+                <w:rFonts w:ascii="Lato" w:hAnsi="Lato" w:cs="Lato"/>
+                <w:b/>
+                <w:i w:val="0"/>
+                <w:color w:val="00648B"/>
+                <w:sz w:val="19"/>
+              </w:rPr>
+              <w:t xml:space="preserve">How to read the cards:  </w:t>
+            </w:r>
+            <w:r>
+              <w:rPr>
+                <w:rFonts w:ascii="Lato" w:hAnsi="Lato" w:cs="Lato"/>
+                <w:b w:val="0"/>
+                <w:i w:val="0"/>
+                <w:color w:val="2B2F33"/>
+                <w:sz w:val="19"/>
+              </w:rPr>
+              <w:t>Each recommendation card below now carries the exact policy location, copy-paste-ready wording, priority, underwriting impact, legal sign-off (Yes/No) and whether it is implemented now or parked — so the wording can be updated easily later.</w:t>
+            </w:r>
+          </w:p>
+        </w:tc>
+      </w:tr>
+    </w:tbl>
+    <w:p>
+      <w:pPr>
+        <w:spacing w:after="80"/>
+      </w:pPr>
+    </w:p>
+    <w:p>
+      <w:r>
+        <w:br w:type="page"/>
+      </w:r>
+    </w:p>
+    <w:p>
+      <w:pPr>
+        <w:keepNext/>
+        <w:spacing w:before="280" w:after="40"/>
+        <w:pBdr>
+          <w:bottom w:val="single" w:sz="8" w:space="2" w:color="B88A3C"/>
+        </w:pBdr>
+      </w:pPr>
+      <w:r>
+        <w:rPr>
+          <w:rFonts w:ascii="Lato" w:hAnsi="Lato" w:cs="Lato"/>
+          <w:b/>
+          <w:i w:val="0"/>
           <w:color w:val="B88A3C"/>
           <w:sz w:val="30"/>
         </w:rPr>
@@ -2139,7 +2982,7 @@
           <w:color w:val="00648B"/>
           <w:sz w:val="23"/>
         </w:rPr>
-        <w:t>1.  Add a Personal Accident &amp; Business Travel extension/section</w:t>
+        <w:t>Gap 1.  Add a Personal Accident &amp; Business Travel extension/section</w:t>
       </w:r>
       <w:r>
         <w:rPr>
@@ -2150,6 +2993,16 @@
           <w:sz w:val="18"/>
         </w:rPr>
         <w:t xml:space="preserve">   [ Priority: High ]</w:t>
+      </w:r>
+      <w:r>
+        <w:rPr>
+          <w:rFonts w:ascii="Lato" w:hAnsi="Lato" w:cs="Lato"/>
+          <w:b/>
+          <w:i w:val="0"/>
+          <w:color w:val="A4233B"/>
+          <w:sz w:val="18"/>
+        </w:rPr>
+        <w:t xml:space="preserve">    [ Round 7: Parked — NOT being added ]</w:t>
       </w:r>
     </w:p>
     <w:tbl>
@@ -2369,7 +3222,7 @@
                 <w:color w:val="00648B"/>
                 <w:sz w:val="17"/>
               </w:rPr>
-              <w:t>Proposed TMHCC action</w:t>
+              <w:t>Recommended action</w:t>
             </w:r>
           </w:p>
         </w:tc>
@@ -2414,7 +3267,7 @@
                 <w:color w:val="00648B"/>
                 <w:sz w:val="17"/>
               </w:rPr>
-              <w:t>Commercial benefit</w:t>
+              <w:t>Exact policy location</w:t>
             </w:r>
           </w:p>
         </w:tc>
@@ -2435,7 +3288,7 @@
                 <w:color w:val="2B2F33"/>
                 <w:sz w:val="17"/>
               </w:rPr>
-              <w:t>Closes a whole-section gap; lets TMHCC show a tick on a row two competitors win.</w:t>
+              <w:t>Would require a new optional Section / extension after Section 8.</w:t>
             </w:r>
           </w:p>
         </w:tc>
@@ -2459,7 +3312,7 @@
                 <w:color w:val="00648B"/>
                 <w:sz w:val="17"/>
               </w:rPr>
-              <w:t>Broker / client benefit</w:t>
+              <w:t>Copy-paste-ready wording</w:t>
             </w:r>
           </w:p>
         </w:tc>
@@ -2480,7 +3333,7 @@
                 <w:color w:val="2B2F33"/>
                 <w:sz w:val="17"/>
               </w:rPr>
-              <w:t>Brokers can place crew/touring PA within the same contract.</w:t>
+              <w:t>Personal Accident &amp; Business Travel (Optional Section) — If stated as operative in the Schedule, the Insurer will pay the benefits stated in the Schedule to an Insured Person who sustains bodily injury caused by accidental, violent, external and visible means during the Period of Insurance, in accordance with the Benefit Schedule, age limits and hazardous-activity provisions stated therein.</w:t>
             </w:r>
           </w:p>
         </w:tc>
@@ -2504,7 +3357,7 @@
                 <w:color w:val="00648B"/>
                 <w:sz w:val="17"/>
               </w:rPr>
-              <w:t>Underwriting risk</w:t>
+              <w:t>Priority</w:t>
             </w:r>
           </w:p>
         </w:tc>
@@ -2525,7 +3378,7 @@
                 <w:color w:val="2B2F33"/>
                 <w:sz w:val="17"/>
               </w:rPr>
-              <w:t>Medium — PA/travel is well-understood; control via benefit schedule, age limits, hazardous-activity carve-outs.</w:t>
+              <w:t>High</w:t>
             </w:r>
           </w:p>
         </w:tc>
@@ -2549,7 +3402,7 @@
                 <w:color w:val="00648B"/>
                 <w:sz w:val="17"/>
               </w:rPr>
-              <w:t>Claims risk</w:t>
+              <w:t>Underwriting impact</w:t>
             </w:r>
           </w:p>
         </w:tc>
@@ -2570,7 +3423,142 @@
                 <w:color w:val="2B2F33"/>
                 <w:sz w:val="17"/>
               </w:rPr>
-              <w:t>Low–medium; defined benefits cap exposure.</w:t>
+              <w:t>Medium — control via benefit schedule, age limits, hazardous-activity carve-outs.</w:t>
+            </w:r>
+          </w:p>
+        </w:tc>
+      </w:tr>
+      <w:tr>
+        <w:tc>
+          <w:tcPr>
+            <w:tcW w:type="dxa" w:w="2381"/>
+            <w:shd w:val="clear" w:color="auto" w:fill="EAF1F5"/>
+          </w:tcPr>
+          <w:p>
+            <w:pPr>
+              <w:spacing w:after="20" w:before="0"/>
+            </w:pPr>
+            <w:r/>
+            <w:r>
+              <w:rPr>
+                <w:rFonts w:ascii="Lato" w:hAnsi="Lato" w:cs="Lato"/>
+                <w:b/>
+                <w:i w:val="0"/>
+                <w:color w:val="00648B"/>
+                <w:sz w:val="17"/>
+              </w:rPr>
+              <w:t>Legal sign-off required</w:t>
+            </w:r>
+          </w:p>
+        </w:tc>
+        <w:tc>
+          <w:tcPr>
+            <w:tcW w:type="dxa" w:w="7484"/>
+          </w:tcPr>
+          <w:p>
+            <w:pPr>
+              <w:spacing w:after="20" w:before="0"/>
+            </w:pPr>
+            <w:r/>
+            <w:r>
+              <w:rPr>
+                <w:rFonts w:ascii="Lato" w:hAnsi="Lato" w:cs="Lato"/>
+                <w:b w:val="0"/>
+                <w:i w:val="0"/>
+                <w:color w:val="2B2F33"/>
+                <w:sz w:val="17"/>
+              </w:rPr>
+              <w:t>Yes</w:t>
+            </w:r>
+          </w:p>
+        </w:tc>
+      </w:tr>
+      <w:tr>
+        <w:tc>
+          <w:tcPr>
+            <w:tcW w:type="dxa" w:w="2381"/>
+            <w:shd w:val="clear" w:color="auto" w:fill="EAF1F5"/>
+          </w:tcPr>
+          <w:p>
+            <w:pPr>
+              <w:spacing w:after="20" w:before="0"/>
+            </w:pPr>
+            <w:r/>
+            <w:r>
+              <w:rPr>
+                <w:rFonts w:ascii="Lato" w:hAnsi="Lato" w:cs="Lato"/>
+                <w:b/>
+                <w:i w:val="0"/>
+                <w:color w:val="00648B"/>
+                <w:sz w:val="17"/>
+              </w:rPr>
+              <w:t>Implemented now or parked</w:t>
+            </w:r>
+          </w:p>
+        </w:tc>
+        <w:tc>
+          <w:tcPr>
+            <w:tcW w:type="dxa" w:w="7484"/>
+          </w:tcPr>
+          <w:p>
+            <w:pPr>
+              <w:spacing w:after="20" w:before="0"/>
+            </w:pPr>
+            <w:r/>
+            <w:r>
+              <w:rPr>
+                <w:rFonts w:ascii="Lato" w:hAnsi="Lato" w:cs="Lato"/>
+                <w:b w:val="0"/>
+                <w:i w:val="0"/>
+                <w:color w:val="2B2F33"/>
+                <w:sz w:val="17"/>
+              </w:rPr>
+              <w:t>Not implemented — commercial decision (client direction)</w:t>
+            </w:r>
+          </w:p>
+        </w:tc>
+      </w:tr>
+      <w:tr>
+        <w:tc>
+          <w:tcPr>
+            <w:tcW w:type="dxa" w:w="2381"/>
+            <w:shd w:val="clear" w:color="auto" w:fill="EAF1F5"/>
+          </w:tcPr>
+          <w:p>
+            <w:pPr>
+              <w:spacing w:after="20" w:before="0"/>
+            </w:pPr>
+            <w:r/>
+            <w:r>
+              <w:rPr>
+                <w:rFonts w:ascii="Lato" w:hAnsi="Lato" w:cs="Lato"/>
+                <w:b/>
+                <w:i w:val="0"/>
+                <w:color w:val="00648B"/>
+                <w:sz w:val="17"/>
+              </w:rPr>
+              <w:t>Commercial benefit</w:t>
+            </w:r>
+          </w:p>
+        </w:tc>
+        <w:tc>
+          <w:tcPr>
+            <w:tcW w:type="dxa" w:w="7484"/>
+          </w:tcPr>
+          <w:p>
+            <w:pPr>
+              <w:spacing w:after="20" w:before="0"/>
+            </w:pPr>
+            <w:r/>
+            <w:r>
+              <w:rPr>
+                <w:rFonts w:ascii="Lato" w:hAnsi="Lato" w:cs="Lato"/>
+                <w:b w:val="0"/>
+                <w:i w:val="0"/>
+                <w:color w:val="2B2F33"/>
+                <w:sz w:val="17"/>
+              </w:rPr>
+              <w:t>Closes a whole-section gap; lets TMHCC show a tick on a row two competitors win.</w:t>
             </w:r>
           </w:p>
         </w:tc>
@@ -2624,6 +3612,61 @@
     <w:p>
       <w:pPr>
         <w:spacing w:after="160"/>
+      </w:pPr>
+    </w:p>
+    <w:tbl>
+      <w:tblPr>
+        <w:tblW w:type="pct" w:w="5000"/>
+        <w:tblLayout w:type="fixed"/>
+        <w:tblLook w:firstColumn="1" w:firstRow="1" w:lastColumn="0" w:lastRow="0" w:noHBand="0" w:noVBand="1" w:val="04A0"/>
+      </w:tblPr>
+      <w:tblGrid>
+        <w:gridCol w:w="9978"/>
+      </w:tblGrid>
+      <w:tr>
+        <w:tc>
+          <w:tcPr>
+            <w:tcW w:type="dxa" w:w="9978"/>
+            <w:shd w:val="clear" w:color="auto" w:fill="EAF1F5"/>
+            <w:tcBorders>
+              <w:top w:val="single" w:sz="4" w:space="0" w:color="00648B"/>
+              <w:left w:val="single" w:sz="22" w:space="0" w:color="00648B"/>
+              <w:bottom w:val="single" w:sz="4" w:space="0" w:color="00648B"/>
+              <w:right w:val="single" w:sz="4" w:space="0" w:color="00648B"/>
+            </w:tcBorders>
+          </w:tcPr>
+          <w:p>
+            <w:pPr>
+              <w:spacing w:after="40" w:before="40"/>
+            </w:pPr>
+            <w:r/>
+            <w:r>
+              <w:rPr>
+                <w:rFonts w:ascii="Lato" w:hAnsi="Lato" w:cs="Lato"/>
+                <w:b/>
+                <w:i w:val="0"/>
+                <w:color w:val="00648B"/>
+                <w:sz w:val="19"/>
+              </w:rPr>
+              <w:t xml:space="preserve">Final position:  </w:t>
+            </w:r>
+            <w:r>
+              <w:rPr>
+                <w:rFonts w:ascii="Lato" w:hAnsi="Lato" w:cs="Lato"/>
+                <w:b w:val="0"/>
+                <w:i w:val="0"/>
+                <w:color w:val="2B2F33"/>
+                <w:sz w:val="19"/>
+              </w:rPr>
+              <w:t>NOTE: Personal Accident is NOT being added in this round. This is distinct from the existing Personal Assault cover under Section 8 (Money), Sub-Section 2, which is retained as-is.</w:t>
+            </w:r>
+          </w:p>
+        </w:tc>
+      </w:tr>
+    </w:tbl>
+    <w:p>
+      <w:pPr>
+        <w:spacing w:after="80"/>
       </w:pPr>
     </w:p>
     <w:p>
@@ -2639,7 +3682,7 @@
           <w:color w:val="00648B"/>
           <w:sz w:val="23"/>
         </w:rPr>
-        <w:t>2.  Offer a worldwide / US-Canada territory option for Media Liability</w:t>
+        <w:t>Gap 2.  Offer a worldwide / US-Canada territory option for Media Liability</w:t>
       </w:r>
       <w:r>
         <w:rPr>
@@ -2650,6 +3693,16 @@
           <w:sz w:val="18"/>
         </w:rPr>
         <w:t xml:space="preserve">   [ Priority: High ]</w:t>
+      </w:r>
+      <w:r>
+        <w:rPr>
+          <w:rFonts w:ascii="Lato" w:hAnsi="Lato" w:cs="Lato"/>
+          <w:b/>
+          <w:i w:val="0"/>
+          <w:color w:val="8A6A1E"/>
+          <w:sz w:val="18"/>
+        </w:rPr>
+        <w:t xml:space="preserve">    [ Round 7: Parked — Section 12 sign-off list ]</w:t>
       </w:r>
     </w:p>
     <w:tbl>
@@ -2869,7 +3922,7 @@
                 <w:color w:val="00648B"/>
                 <w:sz w:val="17"/>
               </w:rPr>
-              <w:t>Proposed TMHCC action</w:t>
+              <w:t>Recommended action</w:t>
             </w:r>
           </w:p>
         </w:tc>
@@ -2914,7 +3967,7 @@
                 <w:color w:val="00648B"/>
                 <w:sz w:val="17"/>
               </w:rPr>
-              <w:t>Commercial benefit</w:t>
+              <w:t>Exact policy location</w:t>
             </w:r>
           </w:p>
         </w:tc>
@@ -2935,7 +3988,7 @@
                 <w:color w:val="2B2F33"/>
                 <w:sz w:val="17"/>
               </w:rPr>
-              <w:t>Converts a ‘partial’ to a ‘covered’ for global clients without changing the default risk appetite.</w:t>
+              <w:t>Section 12 (Media Liability), as an Optional Extension following the 'Legal Action' / 'Geographical Limits' exclusions (p.73+).</w:t>
             </w:r>
           </w:p>
         </w:tc>
@@ -2959,7 +4012,7 @@
                 <w:color w:val="00648B"/>
                 <w:sz w:val="17"/>
               </w:rPr>
-              <w:t>Broker / client benefit</w:t>
+              <w:t>Copy-paste-ready wording</w:t>
             </w:r>
           </w:p>
         </w:tc>
@@ -2980,7 +4033,37 @@
                 <w:color w:val="2B2F33"/>
                 <w:sz w:val="17"/>
               </w:rPr>
-              <w:t>Brokers can quote global-distribution risks competitively.</w:t>
+              <w:t>Worldwide Territory and Jurisdiction (Optional)</w:t>
+            </w:r>
+          </w:p>
+          <w:p>
+            <w:pPr>
+              <w:spacing w:after="20" w:before="0"/>
+            </w:pPr>
+            <w:r>
+              <w:rPr>
+                <w:rFonts w:ascii="Lato" w:hAnsi="Lato" w:cs="Lato"/>
+                <w:b w:val="0"/>
+                <w:i w:val="0"/>
+                <w:color w:val="2B2F33"/>
+                <w:sz w:val="17"/>
+              </w:rPr>
+              <w:t>This Optional Extension applies only if stated as operative in the Schedule. Where stated as operative, the Geographical Limits applicable to this Section are amended to anywhere in the world and the Jurisdiction applicable to this Section is amended to worldwide, and the exclusions of claims brought, or in which the governing law is contended to be, outside the Jurisdiction shall not apply.</w:t>
+            </w:r>
+          </w:p>
+          <w:p>
+            <w:pPr>
+              <w:spacing w:after="20" w:before="0"/>
+            </w:pPr>
+            <w:r>
+              <w:rPr>
+                <w:rFonts w:ascii="Lato" w:hAnsi="Lato" w:cs="Lato"/>
+                <w:b w:val="0"/>
+                <w:i w:val="0"/>
+                <w:color w:val="2B2F33"/>
+                <w:sz w:val="17"/>
+              </w:rPr>
+              <w:t>Cover in respect of claims brought in, or determined under the laws of, the United States of America or Canada (or any territory or protectorate thereof) applies only if “USA/Canada Jurisdiction” is additionally stated as operative in the Schedule.</w:t>
             </w:r>
           </w:p>
         </w:tc>
@@ -3004,7 +4087,7 @@
                 <w:color w:val="00648B"/>
                 <w:sz w:val="17"/>
               </w:rPr>
-              <w:t>Underwriting risk</w:t>
+              <w:t>Priority</w:t>
             </w:r>
           </w:p>
         </w:tc>
@@ -3025,7 +4108,7 @@
                 <w:color w:val="2B2F33"/>
                 <w:sz w:val="17"/>
               </w:rPr>
-              <w:t>High if US/Canada included — price/sub-limit/higher excess; keep ex-US/Canada as default.</w:t>
+              <w:t>High</w:t>
             </w:r>
           </w:p>
         </w:tc>
@@ -3049,7 +4132,7 @@
                 <w:color w:val="00648B"/>
                 <w:sz w:val="17"/>
               </w:rPr>
-              <w:t>Claims risk</w:t>
+              <w:t>Underwriting impact</w:t>
             </w:r>
           </w:p>
         </w:tc>
@@ -3070,7 +4153,142 @@
                 <w:color w:val="2B2F33"/>
                 <w:sz w:val="17"/>
               </w:rPr>
-              <w:t>Higher in US/Canada (costs, punitive). Control via defence-cost caps and consent.</w:t>
+              <w:t>High if US/Canada included — rate, sub-limit, higher excess, defence-cost caps; keep ex-US/Canada as default.</w:t>
+            </w:r>
+          </w:p>
+        </w:tc>
+      </w:tr>
+      <w:tr>
+        <w:tc>
+          <w:tcPr>
+            <w:tcW w:type="dxa" w:w="2381"/>
+            <w:shd w:val="clear" w:color="auto" w:fill="EAF1F5"/>
+          </w:tcPr>
+          <w:p>
+            <w:pPr>
+              <w:spacing w:after="20" w:before="0"/>
+            </w:pPr>
+            <w:r/>
+            <w:r>
+              <w:rPr>
+                <w:rFonts w:ascii="Lato" w:hAnsi="Lato" w:cs="Lato"/>
+                <w:b/>
+                <w:i w:val="0"/>
+                <w:color w:val="00648B"/>
+                <w:sz w:val="17"/>
+              </w:rPr>
+              <w:t>Legal sign-off required</w:t>
+            </w:r>
+          </w:p>
+        </w:tc>
+        <w:tc>
+          <w:tcPr>
+            <w:tcW w:type="dxa" w:w="7484"/>
+          </w:tcPr>
+          <w:p>
+            <w:pPr>
+              <w:spacing w:after="20" w:before="0"/>
+            </w:pPr>
+            <w:r/>
+            <w:r>
+              <w:rPr>
+                <w:rFonts w:ascii="Lato" w:hAnsi="Lato" w:cs="Lato"/>
+                <w:b w:val="0"/>
+                <w:i w:val="0"/>
+                <w:color w:val="2B2F33"/>
+                <w:sz w:val="17"/>
+              </w:rPr>
+              <w:t>Yes</w:t>
+            </w:r>
+          </w:p>
+        </w:tc>
+      </w:tr>
+      <w:tr>
+        <w:tc>
+          <w:tcPr>
+            <w:tcW w:type="dxa" w:w="2381"/>
+            <w:shd w:val="clear" w:color="auto" w:fill="EAF1F5"/>
+          </w:tcPr>
+          <w:p>
+            <w:pPr>
+              <w:spacing w:after="20" w:before="0"/>
+            </w:pPr>
+            <w:r/>
+            <w:r>
+              <w:rPr>
+                <w:rFonts w:ascii="Lato" w:hAnsi="Lato" w:cs="Lato"/>
+                <w:b/>
+                <w:i w:val="0"/>
+                <w:color w:val="00648B"/>
+                <w:sz w:val="17"/>
+              </w:rPr>
+              <w:t>Implemented now or parked</w:t>
+            </w:r>
+          </w:p>
+        </w:tc>
+        <w:tc>
+          <w:tcPr>
+            <w:tcW w:type="dxa" w:w="7484"/>
+          </w:tcPr>
+          <w:p>
+            <w:pPr>
+              <w:spacing w:after="20" w:before="0"/>
+            </w:pPr>
+            <w:r/>
+            <w:r>
+              <w:rPr>
+                <w:rFonts w:ascii="Lato" w:hAnsi="Lato" w:cs="Lato"/>
+                <w:b w:val="0"/>
+                <w:i w:val="0"/>
+                <w:color w:val="2B2F33"/>
+                <w:sz w:val="17"/>
+              </w:rPr>
+              <w:t>Not implemented in wording (Section 12 — legal/UW sign-off required)</w:t>
+            </w:r>
+          </w:p>
+        </w:tc>
+      </w:tr>
+      <w:tr>
+        <w:tc>
+          <w:tcPr>
+            <w:tcW w:type="dxa" w:w="2381"/>
+            <w:shd w:val="clear" w:color="auto" w:fill="EAF1F5"/>
+          </w:tcPr>
+          <w:p>
+            <w:pPr>
+              <w:spacing w:after="20" w:before="0"/>
+            </w:pPr>
+            <w:r/>
+            <w:r>
+              <w:rPr>
+                <w:rFonts w:ascii="Lato" w:hAnsi="Lato" w:cs="Lato"/>
+                <w:b/>
+                <w:i w:val="0"/>
+                <w:color w:val="00648B"/>
+                <w:sz w:val="17"/>
+              </w:rPr>
+              <w:t>Commercial benefit</w:t>
+            </w:r>
+          </w:p>
+        </w:tc>
+        <w:tc>
+          <w:tcPr>
+            <w:tcW w:type="dxa" w:w="7484"/>
+          </w:tcPr>
+          <w:p>
+            <w:pPr>
+              <w:spacing w:after="20" w:before="0"/>
+            </w:pPr>
+            <w:r/>
+            <w:r>
+              <w:rPr>
+                <w:rFonts w:ascii="Lato" w:hAnsi="Lato" w:cs="Lato"/>
+                <w:b w:val="0"/>
+                <w:i w:val="0"/>
+                <w:color w:val="2B2F33"/>
+                <w:sz w:val="17"/>
+              </w:rPr>
+              <w:t>Converts a ‘partial’ to a ‘covered’ for global clients without changing the default risk appetite.</w:t>
             </w:r>
           </w:p>
         </w:tc>
@@ -3124,6 +4342,61 @@
     <w:p>
       <w:pPr>
         <w:spacing w:after="160"/>
+      </w:pPr>
+    </w:p>
+    <w:tbl>
+      <w:tblPr>
+        <w:tblW w:type="pct" w:w="5000"/>
+        <w:tblLayout w:type="fixed"/>
+        <w:tblLook w:firstColumn="1" w:firstRow="1" w:lastColumn="0" w:lastRow="0" w:noHBand="0" w:noVBand="1" w:val="04A0"/>
+      </w:tblPr>
+      <w:tblGrid>
+        <w:gridCol w:w="9978"/>
+      </w:tblGrid>
+      <w:tr>
+        <w:tc>
+          <w:tcPr>
+            <w:tcW w:type="dxa" w:w="9978"/>
+            <w:shd w:val="clear" w:color="auto" w:fill="EAF1F5"/>
+            <w:tcBorders>
+              <w:top w:val="single" w:sz="4" w:space="0" w:color="00648B"/>
+              <w:left w:val="single" w:sz="22" w:space="0" w:color="00648B"/>
+              <w:bottom w:val="single" w:sz="4" w:space="0" w:color="00648B"/>
+              <w:right w:val="single" w:sz="4" w:space="0" w:color="00648B"/>
+            </w:tcBorders>
+          </w:tcPr>
+          <w:p>
+            <w:pPr>
+              <w:spacing w:after="40" w:before="40"/>
+            </w:pPr>
+            <w:r/>
+            <w:r>
+              <w:rPr>
+                <w:rFonts w:ascii="Lato" w:hAnsi="Lato" w:cs="Lato"/>
+                <w:b/>
+                <w:i w:val="0"/>
+                <w:color w:val="00648B"/>
+                <w:sz w:val="19"/>
+              </w:rPr>
+              <w:t xml:space="preserve">Final position:  </w:t>
+            </w:r>
+            <w:r>
+              <w:rPr>
+                <w:rFonts w:ascii="Lato" w:hAnsi="Lato" w:cs="Lato"/>
+                <w:b w:val="0"/>
+                <w:i w:val="0"/>
+                <w:color w:val="2B2F33"/>
+                <w:sz w:val="19"/>
+              </w:rPr>
+              <w:t>FINAL POSITION (Gap 2): The wording already provides worldwide-excluding-USA/Canada cover by DEFAULT via the 'Jurisdiction' definition (worldwide but excluding the USA and Canada where the Schedule is silent), bounded by the Schedule 'Geographical Limits' and the Section 12 'Legal Action' exclusion. There is NOT yet a single, clean, Schedule-selectable 'Worldwide (incl. USA/Canada)' switch. The optional clause above supplies that switch and a separate USA/Canada selectable. Held in the Section 12 sign-off list — not applied to the wording.</w:t>
+            </w:r>
+          </w:p>
+        </w:tc>
+      </w:tr>
+    </w:tbl>
+    <w:p>
+      <w:pPr>
+        <w:spacing w:after="80"/>
       </w:pPr>
     </w:p>
     <w:p>
@@ -3139,7 +4412,7 @@
           <w:color w:val="00648B"/>
           <w:sz w:val="23"/>
         </w:rPr>
-        <w:t>3.  Broaden criminal / regulatory defence-costs in Media Liability (or signpost S13/S14)</w:t>
+        <w:t>Gap 3.  Broaden criminal / regulatory defence-costs in Media Liability (or signpost S13/S14)</w:t>
       </w:r>
       <w:r>
         <w:rPr>
@@ -3150,6 +4423,16 @@
           <w:sz w:val="18"/>
         </w:rPr>
         <w:t xml:space="preserve">   [ Priority: Medium-High ]</w:t>
+      </w:r>
+      <w:r>
+        <w:rPr>
+          <w:rFonts w:ascii="Lato" w:hAnsi="Lato" w:cs="Lato"/>
+          <w:b/>
+          <w:i w:val="0"/>
+          <w:color w:val="8A6A1E"/>
+          <w:sz w:val="18"/>
+        </w:rPr>
+        <w:t xml:space="preserve">    [ Round 7: Parked — Section 12 sign-off list ]</w:t>
       </w:r>
     </w:p>
     <w:tbl>
@@ -3369,7 +4652,7 @@
                 <w:color w:val="00648B"/>
                 <w:sz w:val="17"/>
               </w:rPr>
-              <w:t>Proposed TMHCC action</w:t>
+              <w:t>Recommended action</w:t>
             </w:r>
           </w:p>
         </w:tc>
@@ -3414,7 +4697,7 @@
                 <w:color w:val="00648B"/>
                 <w:sz w:val="17"/>
               </w:rPr>
-              <w:t>Commercial benefit</w:t>
+              <w:t>Exact policy location</w:t>
             </w:r>
           </w:p>
         </w:tc>
@@ -3435,7 +4718,7 @@
                 <w:color w:val="2B2F33"/>
                 <w:sz w:val="17"/>
               </w:rPr>
-              <w:t>Removes an apparent gap with minimal added exposure.</w:t>
+              <w:t>Section 12 — either a new sub-limited extension, or a cross-reference note after the Defence Costs provisions (p.73+).</w:t>
             </w:r>
           </w:p>
         </w:tc>
@@ -3459,7 +4742,7 @@
                 <w:color w:val="00648B"/>
                 <w:sz w:val="17"/>
               </w:rPr>
-              <w:t>Broker / client benefit</w:t>
+              <w:t>Copy-paste-ready wording</w:t>
             </w:r>
           </w:p>
         </w:tc>
@@ -3480,7 +4763,7 @@
                 <w:color w:val="2B2F33"/>
                 <w:sz w:val="17"/>
               </w:rPr>
-              <w:t>Clarifies where the criminal-defence cover lives.</w:t>
+              <w:t>Criminal and Regulatory Defence Costs (Clarification / Optional) — For the avoidance of doubt, the defence of statutory, regulatory or criminal proceedings arising from the Business (other than the Data Protection defence costs expressly provided in this Section) is addressed under Section 13 (Commercial Legal Expenses) and Section 14 (Management Liability). Where stated as operative in the Schedule, this Section will in addition indemnify the Insured for defence costs incurred with the Insurer’s prior written consent up to GBP [ ] in respect of such proceedings.</w:t>
             </w:r>
           </w:p>
         </w:tc>
@@ -3504,7 +4787,7 @@
                 <w:color w:val="00648B"/>
                 <w:sz w:val="17"/>
               </w:rPr>
-              <w:t>Underwriting risk</w:t>
+              <w:t>Priority</w:t>
             </w:r>
           </w:p>
         </w:tc>
@@ -3525,7 +4808,7 @@
                 <w:color w:val="2B2F33"/>
                 <w:sz w:val="17"/>
               </w:rPr>
-              <w:t>Low–medium — a clarifying cross-reference is essentially nil-cost.</w:t>
+              <w:t>Medium-High</w:t>
             </w:r>
           </w:p>
         </w:tc>
@@ -3549,7 +4832,7 @@
                 <w:color w:val="00648B"/>
                 <w:sz w:val="17"/>
               </w:rPr>
-              <w:t>Claims risk</w:t>
+              <w:t>Underwriting impact</w:t>
             </w:r>
           </w:p>
         </w:tc>
@@ -3570,7 +4853,142 @@
                 <w:color w:val="2B2F33"/>
                 <w:sz w:val="17"/>
               </w:rPr>
-              <w:t>Low.</w:t>
+              <w:t>Low–medium — cross-reference is essentially nil-cost; any S12 sub-limit should be modest.</w:t>
+            </w:r>
+          </w:p>
+        </w:tc>
+      </w:tr>
+      <w:tr>
+        <w:tc>
+          <w:tcPr>
+            <w:tcW w:type="dxa" w:w="2381"/>
+            <w:shd w:val="clear" w:color="auto" w:fill="EAF1F5"/>
+          </w:tcPr>
+          <w:p>
+            <w:pPr>
+              <w:spacing w:after="20" w:before="0"/>
+            </w:pPr>
+            <w:r/>
+            <w:r>
+              <w:rPr>
+                <w:rFonts w:ascii="Lato" w:hAnsi="Lato" w:cs="Lato"/>
+                <w:b/>
+                <w:i w:val="0"/>
+                <w:color w:val="00648B"/>
+                <w:sz w:val="17"/>
+              </w:rPr>
+              <w:t>Legal sign-off required</w:t>
+            </w:r>
+          </w:p>
+        </w:tc>
+        <w:tc>
+          <w:tcPr>
+            <w:tcW w:type="dxa" w:w="7484"/>
+          </w:tcPr>
+          <w:p>
+            <w:pPr>
+              <w:spacing w:after="20" w:before="0"/>
+            </w:pPr>
+            <w:r/>
+            <w:r>
+              <w:rPr>
+                <w:rFonts w:ascii="Lato" w:hAnsi="Lato" w:cs="Lato"/>
+                <w:b w:val="0"/>
+                <w:i w:val="0"/>
+                <w:color w:val="2B2F33"/>
+                <w:sz w:val="17"/>
+              </w:rPr>
+              <w:t>Yes</w:t>
+            </w:r>
+          </w:p>
+        </w:tc>
+      </w:tr>
+      <w:tr>
+        <w:tc>
+          <w:tcPr>
+            <w:tcW w:type="dxa" w:w="2381"/>
+            <w:shd w:val="clear" w:color="auto" w:fill="EAF1F5"/>
+          </w:tcPr>
+          <w:p>
+            <w:pPr>
+              <w:spacing w:after="20" w:before="0"/>
+            </w:pPr>
+            <w:r/>
+            <w:r>
+              <w:rPr>
+                <w:rFonts w:ascii="Lato" w:hAnsi="Lato" w:cs="Lato"/>
+                <w:b/>
+                <w:i w:val="0"/>
+                <w:color w:val="00648B"/>
+                <w:sz w:val="17"/>
+              </w:rPr>
+              <w:t>Implemented now or parked</w:t>
+            </w:r>
+          </w:p>
+        </w:tc>
+        <w:tc>
+          <w:tcPr>
+            <w:tcW w:type="dxa" w:w="7484"/>
+          </w:tcPr>
+          <w:p>
+            <w:pPr>
+              <w:spacing w:after="20" w:before="0"/>
+            </w:pPr>
+            <w:r/>
+            <w:r>
+              <w:rPr>
+                <w:rFonts w:ascii="Lato" w:hAnsi="Lato" w:cs="Lato"/>
+                <w:b w:val="0"/>
+                <w:i w:val="0"/>
+                <w:color w:val="2B2F33"/>
+                <w:sz w:val="17"/>
+              </w:rPr>
+              <w:t>Not implemented (Section 12 — sign-off)</w:t>
+            </w:r>
+          </w:p>
+        </w:tc>
+      </w:tr>
+      <w:tr>
+        <w:tc>
+          <w:tcPr>
+            <w:tcW w:type="dxa" w:w="2381"/>
+            <w:shd w:val="clear" w:color="auto" w:fill="EAF1F5"/>
+          </w:tcPr>
+          <w:p>
+            <w:pPr>
+              <w:spacing w:after="20" w:before="0"/>
+            </w:pPr>
+            <w:r/>
+            <w:r>
+              <w:rPr>
+                <w:rFonts w:ascii="Lato" w:hAnsi="Lato" w:cs="Lato"/>
+                <w:b/>
+                <w:i w:val="0"/>
+                <w:color w:val="00648B"/>
+                <w:sz w:val="17"/>
+              </w:rPr>
+              <w:t>Commercial benefit</w:t>
+            </w:r>
+          </w:p>
+        </w:tc>
+        <w:tc>
+          <w:tcPr>
+            <w:tcW w:type="dxa" w:w="7484"/>
+          </w:tcPr>
+          <w:p>
+            <w:pPr>
+              <w:spacing w:after="20" w:before="0"/>
+            </w:pPr>
+            <w:r/>
+            <w:r>
+              <w:rPr>
+                <w:rFonts w:ascii="Lato" w:hAnsi="Lato" w:cs="Lato"/>
+                <w:b w:val="0"/>
+                <w:i w:val="0"/>
+                <w:color w:val="2B2F33"/>
+                <w:sz w:val="17"/>
+              </w:rPr>
+              <w:t>Removes an apparent gap with minimal added exposure.</w:t>
             </w:r>
           </w:p>
         </w:tc>
@@ -3639,7 +5057,7 @@
           <w:color w:val="00648B"/>
           <w:sz w:val="23"/>
         </w:rPr>
-        <w:t>4.  Add a Distributors &amp; Purchasers extension to Media Liability</w:t>
+        <w:t>Gap 4.  Add a Distributors &amp; Purchasers extension to Media Liability</w:t>
       </w:r>
       <w:r>
         <w:rPr>
@@ -3650,6 +5068,16 @@
           <w:sz w:val="18"/>
         </w:rPr>
         <w:t xml:space="preserve">   [ Priority: Medium ]</w:t>
+      </w:r>
+      <w:r>
+        <w:rPr>
+          <w:rFonts w:ascii="Lato" w:hAnsi="Lato" w:cs="Lato"/>
+          <w:b/>
+          <w:i w:val="0"/>
+          <w:color w:val="8A6A1E"/>
+          <w:sz w:val="18"/>
+        </w:rPr>
+        <w:t xml:space="preserve">    [ Round 7: Parked — Section 12 sign-off list ]</w:t>
       </w:r>
     </w:p>
     <w:tbl>
@@ -3869,7 +5297,7 @@
                 <w:color w:val="00648B"/>
                 <w:sz w:val="17"/>
               </w:rPr>
-              <w:t>Proposed TMHCC action</w:t>
+              <w:t>Recommended action</w:t>
             </w:r>
           </w:p>
         </w:tc>
@@ -3914,7 +5342,7 @@
                 <w:color w:val="00648B"/>
                 <w:sz w:val="17"/>
               </w:rPr>
-              <w:t>Commercial benefit</w:t>
+              <w:t>Exact policy location</w:t>
             </w:r>
           </w:p>
         </w:tc>
@@ -3935,7 +5363,7 @@
                 <w:color w:val="2B2F33"/>
                 <w:sz w:val="17"/>
               </w:rPr>
-              <w:t>Strong differentiator for production-house clients.</w:t>
+              <w:t>Section 12, new Optional Extension within the Extensions block (p.73+).</w:t>
             </w:r>
           </w:p>
         </w:tc>
@@ -3959,7 +5387,7 @@
                 <w:color w:val="00648B"/>
                 <w:sz w:val="17"/>
               </w:rPr>
-              <w:t>Broker / client benefit</w:t>
+              <w:t>Copy-paste-ready wording</w:t>
             </w:r>
           </w:p>
         </w:tc>
@@ -3980,7 +5408,7 @@
                 <w:color w:val="2B2F33"/>
                 <w:sz w:val="17"/>
               </w:rPr>
-              <w:t>Supports media clients that license/distribute content.</w:t>
+              <w:t>Distributors and Purchasers (Optional) — The indemnity provided by this Section extends to any distributor, licensee, co-producer or purchaser of the Insured’s media material for their liability arising from that material, provided that: (a) the Insurer’s total liability for all such parties shall not exceed the multiple of the Limit of Liability stated in the Schedule; (b) the claim is first made within 36 months of the relevant supply; and (c) the Insurer retains control of the defence and settlement of any such claim.</w:t>
             </w:r>
           </w:p>
         </w:tc>
@@ -4004,7 +5432,7 @@
                 <w:color w:val="00648B"/>
                 <w:sz w:val="17"/>
               </w:rPr>
-              <w:t>Underwriting risk</w:t>
+              <w:t>Priority</w:t>
             </w:r>
           </w:p>
         </w:tc>
@@ -4025,7 +5453,7 @@
                 <w:color w:val="2B2F33"/>
                 <w:sz w:val="17"/>
               </w:rPr>
-              <w:t>Medium — control via 36-month claim window, certificate, control-of-defence (mirror Tysers conditions).</w:t>
+              <w:t>Medium</w:t>
             </w:r>
           </w:p>
         </w:tc>
@@ -4049,7 +5477,7 @@
                 <w:color w:val="00648B"/>
                 <w:sz w:val="17"/>
               </w:rPr>
-              <w:t>Claims risk</w:t>
+              <w:t>Underwriting impact</w:t>
             </w:r>
           </w:p>
         </w:tc>
@@ -4070,7 +5498,142 @@
                 <w:color w:val="2B2F33"/>
                 <w:sz w:val="17"/>
               </w:rPr>
-              <w:t>Medium; aggregate multiple must be capped.</w:t>
+              <w:t>Medium — 36-month window, certificate, control of defence, capped aggregate (mirror Tysers cl. 8.7).</w:t>
+            </w:r>
+          </w:p>
+        </w:tc>
+      </w:tr>
+      <w:tr>
+        <w:tc>
+          <w:tcPr>
+            <w:tcW w:type="dxa" w:w="2381"/>
+            <w:shd w:val="clear" w:color="auto" w:fill="EAF1F5"/>
+          </w:tcPr>
+          <w:p>
+            <w:pPr>
+              <w:spacing w:after="20" w:before="0"/>
+            </w:pPr>
+            <w:r/>
+            <w:r>
+              <w:rPr>
+                <w:rFonts w:ascii="Lato" w:hAnsi="Lato" w:cs="Lato"/>
+                <w:b/>
+                <w:i w:val="0"/>
+                <w:color w:val="00648B"/>
+                <w:sz w:val="17"/>
+              </w:rPr>
+              <w:t>Legal sign-off required</w:t>
+            </w:r>
+          </w:p>
+        </w:tc>
+        <w:tc>
+          <w:tcPr>
+            <w:tcW w:type="dxa" w:w="7484"/>
+          </w:tcPr>
+          <w:p>
+            <w:pPr>
+              <w:spacing w:after="20" w:before="0"/>
+            </w:pPr>
+            <w:r/>
+            <w:r>
+              <w:rPr>
+                <w:rFonts w:ascii="Lato" w:hAnsi="Lato" w:cs="Lato"/>
+                <w:b w:val="0"/>
+                <w:i w:val="0"/>
+                <w:color w:val="2B2F33"/>
+                <w:sz w:val="17"/>
+              </w:rPr>
+              <w:t>Yes</w:t>
+            </w:r>
+          </w:p>
+        </w:tc>
+      </w:tr>
+      <w:tr>
+        <w:tc>
+          <w:tcPr>
+            <w:tcW w:type="dxa" w:w="2381"/>
+            <w:shd w:val="clear" w:color="auto" w:fill="EAF1F5"/>
+          </w:tcPr>
+          <w:p>
+            <w:pPr>
+              <w:spacing w:after="20" w:before="0"/>
+            </w:pPr>
+            <w:r/>
+            <w:r>
+              <w:rPr>
+                <w:rFonts w:ascii="Lato" w:hAnsi="Lato" w:cs="Lato"/>
+                <w:b/>
+                <w:i w:val="0"/>
+                <w:color w:val="00648B"/>
+                <w:sz w:val="17"/>
+              </w:rPr>
+              <w:t>Implemented now or parked</w:t>
+            </w:r>
+          </w:p>
+        </w:tc>
+        <w:tc>
+          <w:tcPr>
+            <w:tcW w:type="dxa" w:w="7484"/>
+          </w:tcPr>
+          <w:p>
+            <w:pPr>
+              <w:spacing w:after="20" w:before="0"/>
+            </w:pPr>
+            <w:r/>
+            <w:r>
+              <w:rPr>
+                <w:rFonts w:ascii="Lato" w:hAnsi="Lato" w:cs="Lato"/>
+                <w:b w:val="0"/>
+                <w:i w:val="0"/>
+                <w:color w:val="2B2F33"/>
+                <w:sz w:val="17"/>
+              </w:rPr>
+              <w:t>Not implemented (Section 12 — sign-off)</w:t>
+            </w:r>
+          </w:p>
+        </w:tc>
+      </w:tr>
+      <w:tr>
+        <w:tc>
+          <w:tcPr>
+            <w:tcW w:type="dxa" w:w="2381"/>
+            <w:shd w:val="clear" w:color="auto" w:fill="EAF1F5"/>
+          </w:tcPr>
+          <w:p>
+            <w:pPr>
+              <w:spacing w:after="20" w:before="0"/>
+            </w:pPr>
+            <w:r/>
+            <w:r>
+              <w:rPr>
+                <w:rFonts w:ascii="Lato" w:hAnsi="Lato" w:cs="Lato"/>
+                <w:b/>
+                <w:i w:val="0"/>
+                <w:color w:val="00648B"/>
+                <w:sz w:val="17"/>
+              </w:rPr>
+              <w:t>Commercial benefit</w:t>
+            </w:r>
+          </w:p>
+        </w:tc>
+        <w:tc>
+          <w:tcPr>
+            <w:tcW w:type="dxa" w:w="7484"/>
+          </w:tcPr>
+          <w:p>
+            <w:pPr>
+              <w:spacing w:after="20" w:before="0"/>
+            </w:pPr>
+            <w:r/>
+            <w:r>
+              <w:rPr>
+                <w:rFonts w:ascii="Lato" w:hAnsi="Lato" w:cs="Lato"/>
+                <w:b w:val="0"/>
+                <w:i w:val="0"/>
+                <w:color w:val="2B2F33"/>
+                <w:sz w:val="17"/>
+              </w:rPr>
+              <w:t>Strong differentiator for production-house clients.</w:t>
             </w:r>
           </w:p>
         </w:tc>
@@ -4139,7 +5702,7 @@
           <w:color w:val="00648B"/>
           <w:sz w:val="23"/>
         </w:rPr>
-        <w:t>5.  Add journalistic source-protection costs to Media Liability</w:t>
+        <w:t>Gap 5.  Add journalistic source-protection costs to Media Liability</w:t>
       </w:r>
       <w:r>
         <w:rPr>
@@ -4150,6 +5713,16 @@
           <w:sz w:val="18"/>
         </w:rPr>
         <w:t xml:space="preserve">   [ Priority: Medium ]</w:t>
+      </w:r>
+      <w:r>
+        <w:rPr>
+          <w:rFonts w:ascii="Lato" w:hAnsi="Lato" w:cs="Lato"/>
+          <w:b/>
+          <w:i w:val="0"/>
+          <w:color w:val="8A6A1E"/>
+          <w:sz w:val="18"/>
+        </w:rPr>
+        <w:t xml:space="preserve">    [ Round 7: Parked — Section 12 sign-off list ]</w:t>
       </w:r>
     </w:p>
     <w:tbl>
@@ -4369,7 +5942,7 @@
                 <w:color w:val="00648B"/>
                 <w:sz w:val="17"/>
               </w:rPr>
-              <w:t>Proposed TMHCC action</w:t>
+              <w:t>Recommended action</w:t>
             </w:r>
           </w:p>
         </w:tc>
@@ -4414,7 +5987,7 @@
                 <w:color w:val="00648B"/>
                 <w:sz w:val="17"/>
               </w:rPr>
-              <w:t>Commercial benefit</w:t>
+              <w:t>Exact policy location</w:t>
             </w:r>
           </w:p>
         </w:tc>
@@ -4435,7 +6008,7 @@
                 <w:color w:val="2B2F33"/>
                 <w:sz w:val="17"/>
               </w:rPr>
-              <w:t>Distinctive, low-frequency, brand-positive cover.</w:t>
+              <w:t>Section 12, new sub-limited Optional Extension (p.73+).</w:t>
             </w:r>
           </w:p>
         </w:tc>
@@ -4459,7 +6032,7 @@
                 <w:color w:val="00648B"/>
                 <w:sz w:val="17"/>
               </w:rPr>
-              <w:t>Broker / client benefit</w:t>
+              <w:t>Copy-paste-ready wording</w:t>
             </w:r>
           </w:p>
         </w:tc>
@@ -4480,7 +6053,7 @@
                 <w:color w:val="2B2F33"/>
                 <w:sz w:val="17"/>
               </w:rPr>
-              <w:t>Differentiator for editorial/news clients.</w:t>
+              <w:t>Journalistic Source Protection Costs (Optional) — The Insurer will pay, up to the sub-limit stated in the Schedule, legal costs reasonably incurred with the Insurer’s prior written consent in resisting any subpoena, application or court order that would require the Insured to disclose a confidential journalistic source, provided there are reasonable prospects of successfully resisting such disclosure.</w:t>
             </w:r>
           </w:p>
         </w:tc>
@@ -4504,7 +6077,7 @@
                 <w:color w:val="00648B"/>
                 <w:sz w:val="17"/>
               </w:rPr>
-              <w:t>Underwriting risk</w:t>
+              <w:t>Priority</w:t>
             </w:r>
           </w:p>
         </w:tc>
@@ -4525,7 +6098,7 @@
                 <w:color w:val="2B2F33"/>
                 <w:sz w:val="17"/>
               </w:rPr>
-              <w:t>Low — small sub-limit; consent and prospects-of-success conditions.</w:t>
+              <w:t>Medium</w:t>
             </w:r>
           </w:p>
         </w:tc>
@@ -4549,7 +6122,7 @@
                 <w:color w:val="00648B"/>
                 <w:sz w:val="17"/>
               </w:rPr>
-              <w:t>Claims risk</w:t>
+              <w:t>Underwriting impact</w:t>
             </w:r>
           </w:p>
         </w:tc>
@@ -4570,7 +6143,142 @@
                 <w:color w:val="2B2F33"/>
                 <w:sz w:val="17"/>
               </w:rPr>
-              <w:t>Low frequency.</w:t>
+              <w:t>Low — small sub-limit; consent and prospects-of-success conditions (mirror Tysers cl. 8.13).</w:t>
+            </w:r>
+          </w:p>
+        </w:tc>
+      </w:tr>
+      <w:tr>
+        <w:tc>
+          <w:tcPr>
+            <w:tcW w:type="dxa" w:w="2381"/>
+            <w:shd w:val="clear" w:color="auto" w:fill="EAF1F5"/>
+          </w:tcPr>
+          <w:p>
+            <w:pPr>
+              <w:spacing w:after="20" w:before="0"/>
+            </w:pPr>
+            <w:r/>
+            <w:r>
+              <w:rPr>
+                <w:rFonts w:ascii="Lato" w:hAnsi="Lato" w:cs="Lato"/>
+                <w:b/>
+                <w:i w:val="0"/>
+                <w:color w:val="00648B"/>
+                <w:sz w:val="17"/>
+              </w:rPr>
+              <w:t>Legal sign-off required</w:t>
+            </w:r>
+          </w:p>
+        </w:tc>
+        <w:tc>
+          <w:tcPr>
+            <w:tcW w:type="dxa" w:w="7484"/>
+          </w:tcPr>
+          <w:p>
+            <w:pPr>
+              <w:spacing w:after="20" w:before="0"/>
+            </w:pPr>
+            <w:r/>
+            <w:r>
+              <w:rPr>
+                <w:rFonts w:ascii="Lato" w:hAnsi="Lato" w:cs="Lato"/>
+                <w:b w:val="0"/>
+                <w:i w:val="0"/>
+                <w:color w:val="2B2F33"/>
+                <w:sz w:val="17"/>
+              </w:rPr>
+              <w:t>Yes</w:t>
+            </w:r>
+          </w:p>
+        </w:tc>
+      </w:tr>
+      <w:tr>
+        <w:tc>
+          <w:tcPr>
+            <w:tcW w:type="dxa" w:w="2381"/>
+            <w:shd w:val="clear" w:color="auto" w:fill="EAF1F5"/>
+          </w:tcPr>
+          <w:p>
+            <w:pPr>
+              <w:spacing w:after="20" w:before="0"/>
+            </w:pPr>
+            <w:r/>
+            <w:r>
+              <w:rPr>
+                <w:rFonts w:ascii="Lato" w:hAnsi="Lato" w:cs="Lato"/>
+                <w:b/>
+                <w:i w:val="0"/>
+                <w:color w:val="00648B"/>
+                <w:sz w:val="17"/>
+              </w:rPr>
+              <w:t>Implemented now or parked</w:t>
+            </w:r>
+          </w:p>
+        </w:tc>
+        <w:tc>
+          <w:tcPr>
+            <w:tcW w:type="dxa" w:w="7484"/>
+          </w:tcPr>
+          <w:p>
+            <w:pPr>
+              <w:spacing w:after="20" w:before="0"/>
+            </w:pPr>
+            <w:r/>
+            <w:r>
+              <w:rPr>
+                <w:rFonts w:ascii="Lato" w:hAnsi="Lato" w:cs="Lato"/>
+                <w:b w:val="0"/>
+                <w:i w:val="0"/>
+                <w:color w:val="2B2F33"/>
+                <w:sz w:val="17"/>
+              </w:rPr>
+              <w:t>Not implemented (Section 12 — sign-off)</w:t>
+            </w:r>
+          </w:p>
+        </w:tc>
+      </w:tr>
+      <w:tr>
+        <w:tc>
+          <w:tcPr>
+            <w:tcW w:type="dxa" w:w="2381"/>
+            <w:shd w:val="clear" w:color="auto" w:fill="EAF1F5"/>
+          </w:tcPr>
+          <w:p>
+            <w:pPr>
+              <w:spacing w:after="20" w:before="0"/>
+            </w:pPr>
+            <w:r/>
+            <w:r>
+              <w:rPr>
+                <w:rFonts w:ascii="Lato" w:hAnsi="Lato" w:cs="Lato"/>
+                <w:b/>
+                <w:i w:val="0"/>
+                <w:color w:val="00648B"/>
+                <w:sz w:val="17"/>
+              </w:rPr>
+              <w:t>Commercial benefit</w:t>
+            </w:r>
+          </w:p>
+        </w:tc>
+        <w:tc>
+          <w:tcPr>
+            <w:tcW w:type="dxa" w:w="7484"/>
+          </w:tcPr>
+          <w:p>
+            <w:pPr>
+              <w:spacing w:after="20" w:before="0"/>
+            </w:pPr>
+            <w:r/>
+            <w:r>
+              <w:rPr>
+                <w:rFonts w:ascii="Lato" w:hAnsi="Lato" w:cs="Lato"/>
+                <w:b w:val="0"/>
+                <w:i w:val="0"/>
+                <w:color w:val="2B2F33"/>
+                <w:sz w:val="17"/>
+              </w:rPr>
+              <w:t>Distinctive, low-frequency, brand-positive cover.</w:t>
             </w:r>
           </w:p>
         </w:tc>
@@ -4639,7 +6347,7 @@
           <w:color w:val="00648B"/>
           <w:sz w:val="23"/>
         </w:rPr>
-        <w:t>6.  Add representation costs at investigations/inquiries to Media Liability</w:t>
+        <w:t>Gap 6.  Add representation costs at investigations/inquiries to Media Liability</w:t>
       </w:r>
       <w:r>
         <w:rPr>
@@ -4650,6 +6358,16 @@
           <w:sz w:val="18"/>
         </w:rPr>
         <w:t xml:space="preserve">   [ Priority: Medium ]</w:t>
+      </w:r>
+      <w:r>
+        <w:rPr>
+          <w:rFonts w:ascii="Lato" w:hAnsi="Lato" w:cs="Lato"/>
+          <w:b/>
+          <w:i w:val="0"/>
+          <w:color w:val="8A6A1E"/>
+          <w:sz w:val="18"/>
+        </w:rPr>
+        <w:t xml:space="preserve">    [ Round 7: Parked — Section 12 sign-off list ]</w:t>
       </w:r>
     </w:p>
     <w:tbl>
@@ -4869,7 +6587,7 @@
                 <w:color w:val="00648B"/>
                 <w:sz w:val="17"/>
               </w:rPr>
-              <w:t>Proposed TMHCC action</w:t>
+              <w:t>Recommended action</w:t>
             </w:r>
           </w:p>
         </w:tc>
@@ -4914,7 +6632,7 @@
                 <w:color w:val="00648B"/>
                 <w:sz w:val="17"/>
               </w:rPr>
-              <w:t>Commercial benefit</w:t>
+              <w:t>Exact policy location</w:t>
             </w:r>
           </w:p>
         </w:tc>
@@ -4935,7 +6653,7 @@
                 <w:color w:val="2B2F33"/>
                 <w:sz w:val="17"/>
               </w:rPr>
-              <w:t>Cheap, visible enhancement.</w:t>
+              <w:t>Section 12, new sub-limited Optional Extension (p.73+).</w:t>
             </w:r>
           </w:p>
         </w:tc>
@@ -4959,7 +6677,7 @@
                 <w:color w:val="00648B"/>
                 <w:sz w:val="17"/>
               </w:rPr>
-              <w:t>Broker / client benefit</w:t>
+              <w:t>Copy-paste-ready wording</w:t>
             </w:r>
           </w:p>
         </w:tc>
@@ -4980,7 +6698,7 @@
                 <w:color w:val="2B2F33"/>
                 <w:sz w:val="17"/>
               </w:rPr>
-              <w:t>Useful for advertising/marketing clients (ASA/CMA).</w:t>
+              <w:t>Representation Costs at Investigations and Inquiries (Optional) — The Insurer will pay, up to GBP 25,000 in the aggregate, the reasonable costs of legal representation incurred with the Insurer’s prior written consent at any official examination, investigation or inquiry into a matter that could give rise to a claim under this Section.</w:t>
             </w:r>
           </w:p>
         </w:tc>
@@ -5004,7 +6722,7 @@
                 <w:color w:val="00648B"/>
                 <w:sz w:val="17"/>
               </w:rPr>
-              <w:t>Underwriting risk</w:t>
+              <w:t>Priority</w:t>
             </w:r>
           </w:p>
         </w:tc>
@@ -5025,7 +6743,7 @@
                 <w:color w:val="2B2F33"/>
                 <w:sz w:val="17"/>
               </w:rPr>
-              <w:t>Low — small sub-limit.</w:t>
+              <w:t>Medium</w:t>
             </w:r>
           </w:p>
         </w:tc>
@@ -5049,7 +6767,7 @@
                 <w:color w:val="00648B"/>
                 <w:sz w:val="17"/>
               </w:rPr>
-              <w:t>Claims risk</w:t>
+              <w:t>Underwriting impact</w:t>
             </w:r>
           </w:p>
         </w:tc>
@@ -5070,7 +6788,142 @@
                 <w:color w:val="2B2F33"/>
                 <w:sz w:val="17"/>
               </w:rPr>
-              <w:t>Low.</w:t>
+              <w:t>Low — small sub-limit (mirror Tysers cl. 8.15).</w:t>
+            </w:r>
+          </w:p>
+        </w:tc>
+      </w:tr>
+      <w:tr>
+        <w:tc>
+          <w:tcPr>
+            <w:tcW w:type="dxa" w:w="2381"/>
+            <w:shd w:val="clear" w:color="auto" w:fill="EAF1F5"/>
+          </w:tcPr>
+          <w:p>
+            <w:pPr>
+              <w:spacing w:after="20" w:before="0"/>
+            </w:pPr>
+            <w:r/>
+            <w:r>
+              <w:rPr>
+                <w:rFonts w:ascii="Lato" w:hAnsi="Lato" w:cs="Lato"/>
+                <w:b/>
+                <w:i w:val="0"/>
+                <w:color w:val="00648B"/>
+                <w:sz w:val="17"/>
+              </w:rPr>
+              <w:t>Legal sign-off required</w:t>
+            </w:r>
+          </w:p>
+        </w:tc>
+        <w:tc>
+          <w:tcPr>
+            <w:tcW w:type="dxa" w:w="7484"/>
+          </w:tcPr>
+          <w:p>
+            <w:pPr>
+              <w:spacing w:after="20" w:before="0"/>
+            </w:pPr>
+            <w:r/>
+            <w:r>
+              <w:rPr>
+                <w:rFonts w:ascii="Lato" w:hAnsi="Lato" w:cs="Lato"/>
+                <w:b w:val="0"/>
+                <w:i w:val="0"/>
+                <w:color w:val="2B2F33"/>
+                <w:sz w:val="17"/>
+              </w:rPr>
+              <w:t>Yes</w:t>
+            </w:r>
+          </w:p>
+        </w:tc>
+      </w:tr>
+      <w:tr>
+        <w:tc>
+          <w:tcPr>
+            <w:tcW w:type="dxa" w:w="2381"/>
+            <w:shd w:val="clear" w:color="auto" w:fill="EAF1F5"/>
+          </w:tcPr>
+          <w:p>
+            <w:pPr>
+              <w:spacing w:after="20" w:before="0"/>
+            </w:pPr>
+            <w:r/>
+            <w:r>
+              <w:rPr>
+                <w:rFonts w:ascii="Lato" w:hAnsi="Lato" w:cs="Lato"/>
+                <w:b/>
+                <w:i w:val="0"/>
+                <w:color w:val="00648B"/>
+                <w:sz w:val="17"/>
+              </w:rPr>
+              <w:t>Implemented now or parked</w:t>
+            </w:r>
+          </w:p>
+        </w:tc>
+        <w:tc>
+          <w:tcPr>
+            <w:tcW w:type="dxa" w:w="7484"/>
+          </w:tcPr>
+          <w:p>
+            <w:pPr>
+              <w:spacing w:after="20" w:before="0"/>
+            </w:pPr>
+            <w:r/>
+            <w:r>
+              <w:rPr>
+                <w:rFonts w:ascii="Lato" w:hAnsi="Lato" w:cs="Lato"/>
+                <w:b w:val="0"/>
+                <w:i w:val="0"/>
+                <w:color w:val="2B2F33"/>
+                <w:sz w:val="17"/>
+              </w:rPr>
+              <w:t>Not implemented (Section 12 — sign-off)</w:t>
+            </w:r>
+          </w:p>
+        </w:tc>
+      </w:tr>
+      <w:tr>
+        <w:tc>
+          <w:tcPr>
+            <w:tcW w:type="dxa" w:w="2381"/>
+            <w:shd w:val="clear" w:color="auto" w:fill="EAF1F5"/>
+          </w:tcPr>
+          <w:p>
+            <w:pPr>
+              <w:spacing w:after="20" w:before="0"/>
+            </w:pPr>
+            <w:r/>
+            <w:r>
+              <w:rPr>
+                <w:rFonts w:ascii="Lato" w:hAnsi="Lato" w:cs="Lato"/>
+                <w:b/>
+                <w:i w:val="0"/>
+                <w:color w:val="00648B"/>
+                <w:sz w:val="17"/>
+              </w:rPr>
+              <w:t>Commercial benefit</w:t>
+            </w:r>
+          </w:p>
+        </w:tc>
+        <w:tc>
+          <w:tcPr>
+            <w:tcW w:type="dxa" w:w="7484"/>
+          </w:tcPr>
+          <w:p>
+            <w:pPr>
+              <w:spacing w:after="20" w:before="0"/>
+            </w:pPr>
+            <w:r/>
+            <w:r>
+              <w:rPr>
+                <w:rFonts w:ascii="Lato" w:hAnsi="Lato" w:cs="Lato"/>
+                <w:b w:val="0"/>
+                <w:i w:val="0"/>
+                <w:color w:val="2B2F33"/>
+                <w:sz w:val="17"/>
+              </w:rPr>
+              <w:t>Cheap, visible enhancement.</w:t>
             </w:r>
           </w:p>
         </w:tc>
@@ -5139,7 +6992,7 @@
           <w:color w:val="00648B"/>
           <w:sz w:val="23"/>
         </w:rPr>
-        <w:t>7.  Consider a limited asbestos / pollution professional-duty write-back in PI</w:t>
+        <w:t>Gap 7.  Consider a limited asbestos / pollution professional-duty write-back in PI</w:t>
       </w:r>
       <w:r>
         <w:rPr>
@@ -5150,6 +7003,16 @@
           <w:sz w:val="18"/>
         </w:rPr>
         <w:t xml:space="preserve">   [ Priority: Medium ]</w:t>
+      </w:r>
+      <w:r>
+        <w:rPr>
+          <w:rFonts w:ascii="Lato" w:hAnsi="Lato" w:cs="Lato"/>
+          <w:b/>
+          <w:i w:val="0"/>
+          <w:color w:val="8A6A1E"/>
+          <w:sz w:val="18"/>
+        </w:rPr>
+        <w:t xml:space="preserve">    [ Round 7: Parked — Section 12 sign-off list ]</w:t>
       </w:r>
     </w:p>
     <w:tbl>
@@ -5369,7 +7232,7 @@
                 <w:color w:val="00648B"/>
                 <w:sz w:val="17"/>
               </w:rPr>
-              <w:t>Proposed TMHCC action</w:t>
+              <w:t>Recommended action</w:t>
             </w:r>
           </w:p>
         </w:tc>
@@ -5414,7 +7277,7 @@
                 <w:color w:val="00648B"/>
                 <w:sz w:val="17"/>
               </w:rPr>
-              <w:t>Commercial benefit</w:t>
+              <w:t>Exact policy location</w:t>
             </w:r>
           </w:p>
         </w:tc>
@@ -5435,7 +7298,7 @@
                 <w:color w:val="2B2F33"/>
                 <w:sz w:val="17"/>
               </w:rPr>
-              <w:t>Closes a defensible E&amp;O gap without taking environmental risk.</w:t>
+              <w:t>Section 12 — narrow write-back to the asbestos/pollution exclusions (p.73+).</w:t>
             </w:r>
           </w:p>
         </w:tc>
@@ -5459,7 +7322,7 @@
                 <w:color w:val="00648B"/>
                 <w:sz w:val="17"/>
               </w:rPr>
-              <w:t>Broker / client benefit</w:t>
+              <w:t>Copy-paste-ready wording</w:t>
             </w:r>
           </w:p>
         </w:tc>
@@ -5480,7 +7343,7 @@
                 <w:color w:val="2B2F33"/>
                 <w:sz w:val="17"/>
               </w:rPr>
-              <w:t>Helpful for consultancy/advisory media clients.</w:t>
+              <w:t>Professional Duty Write-back (Asbestos / Pollution) (Optional) — Notwithstanding the asbestos and pollution exclusions of this Section, the Insurer will indemnify the Insured, up to the sub-limit stated in the Schedule, for liability arising solely from negligent professional advice, design or specification in connection with asbestos or pollution, but excluding any liability for bodily injury and any liability for the cost of the contamination, remediation or clean-up itself.</w:t>
             </w:r>
           </w:p>
         </w:tc>
@@ -5504,7 +7367,7 @@
                 <w:color w:val="00648B"/>
                 <w:sz w:val="17"/>
               </w:rPr>
-              <w:t>Underwriting risk</w:t>
+              <w:t>Priority</w:t>
             </w:r>
           </w:p>
         </w:tc>
@@ -5525,7 +7388,7 @@
                 <w:color w:val="2B2F33"/>
                 <w:sz w:val="17"/>
               </w:rPr>
-              <w:t>Medium — ring-fence to negligent advice; exclude BI and clean-up.</w:t>
+              <w:t>Medium</w:t>
             </w:r>
           </w:p>
         </w:tc>
@@ -5549,7 +7412,7 @@
                 <w:color w:val="00648B"/>
                 <w:sz w:val="17"/>
               </w:rPr>
-              <w:t>Claims risk</w:t>
+              <w:t>Underwriting impact</w:t>
             </w:r>
           </w:p>
         </w:tc>
@@ -5570,7 +7433,142 @@
                 <w:color w:val="2B2F33"/>
                 <w:sz w:val="17"/>
               </w:rPr>
-              <w:t>Medium; cap tightly.</w:t>
+              <w:t>Medium — ring-fence to negligent advice; keep BI and contamination/clean-up excluded; tight cap.</w:t>
+            </w:r>
+          </w:p>
+        </w:tc>
+      </w:tr>
+      <w:tr>
+        <w:tc>
+          <w:tcPr>
+            <w:tcW w:type="dxa" w:w="2381"/>
+            <w:shd w:val="clear" w:color="auto" w:fill="EAF1F5"/>
+          </w:tcPr>
+          <w:p>
+            <w:pPr>
+              <w:spacing w:after="20" w:before="0"/>
+            </w:pPr>
+            <w:r/>
+            <w:r>
+              <w:rPr>
+                <w:rFonts w:ascii="Lato" w:hAnsi="Lato" w:cs="Lato"/>
+                <w:b/>
+                <w:i w:val="0"/>
+                <w:color w:val="00648B"/>
+                <w:sz w:val="17"/>
+              </w:rPr>
+              <w:t>Legal sign-off required</w:t>
+            </w:r>
+          </w:p>
+        </w:tc>
+        <w:tc>
+          <w:tcPr>
+            <w:tcW w:type="dxa" w:w="7484"/>
+          </w:tcPr>
+          <w:p>
+            <w:pPr>
+              <w:spacing w:after="20" w:before="0"/>
+            </w:pPr>
+            <w:r/>
+            <w:r>
+              <w:rPr>
+                <w:rFonts w:ascii="Lato" w:hAnsi="Lato" w:cs="Lato"/>
+                <w:b w:val="0"/>
+                <w:i w:val="0"/>
+                <w:color w:val="2B2F33"/>
+                <w:sz w:val="17"/>
+              </w:rPr>
+              <w:t>Yes</w:t>
+            </w:r>
+          </w:p>
+        </w:tc>
+      </w:tr>
+      <w:tr>
+        <w:tc>
+          <w:tcPr>
+            <w:tcW w:type="dxa" w:w="2381"/>
+            <w:shd w:val="clear" w:color="auto" w:fill="EAF1F5"/>
+          </w:tcPr>
+          <w:p>
+            <w:pPr>
+              <w:spacing w:after="20" w:before="0"/>
+            </w:pPr>
+            <w:r/>
+            <w:r>
+              <w:rPr>
+                <w:rFonts w:ascii="Lato" w:hAnsi="Lato" w:cs="Lato"/>
+                <w:b/>
+                <w:i w:val="0"/>
+                <w:color w:val="00648B"/>
+                <w:sz w:val="17"/>
+              </w:rPr>
+              <w:t>Implemented now or parked</w:t>
+            </w:r>
+          </w:p>
+        </w:tc>
+        <w:tc>
+          <w:tcPr>
+            <w:tcW w:type="dxa" w:w="7484"/>
+          </w:tcPr>
+          <w:p>
+            <w:pPr>
+              <w:spacing w:after="20" w:before="0"/>
+            </w:pPr>
+            <w:r/>
+            <w:r>
+              <w:rPr>
+                <w:rFonts w:ascii="Lato" w:hAnsi="Lato" w:cs="Lato"/>
+                <w:b w:val="0"/>
+                <w:i w:val="0"/>
+                <w:color w:val="2B2F33"/>
+                <w:sz w:val="17"/>
+              </w:rPr>
+              <w:t>Not implemented (Section 12 — sign-off; careful drafting essential)</w:t>
+            </w:r>
+          </w:p>
+        </w:tc>
+      </w:tr>
+      <w:tr>
+        <w:tc>
+          <w:tcPr>
+            <w:tcW w:type="dxa" w:w="2381"/>
+            <w:shd w:val="clear" w:color="auto" w:fill="EAF1F5"/>
+          </w:tcPr>
+          <w:p>
+            <w:pPr>
+              <w:spacing w:after="20" w:before="0"/>
+            </w:pPr>
+            <w:r/>
+            <w:r>
+              <w:rPr>
+                <w:rFonts w:ascii="Lato" w:hAnsi="Lato" w:cs="Lato"/>
+                <w:b/>
+                <w:i w:val="0"/>
+                <w:color w:val="00648B"/>
+                <w:sz w:val="17"/>
+              </w:rPr>
+              <w:t>Commercial benefit</w:t>
+            </w:r>
+          </w:p>
+        </w:tc>
+        <w:tc>
+          <w:tcPr>
+            <w:tcW w:type="dxa" w:w="7484"/>
+          </w:tcPr>
+          <w:p>
+            <w:pPr>
+              <w:spacing w:after="20" w:before="0"/>
+            </w:pPr>
+            <w:r/>
+            <w:r>
+              <w:rPr>
+                <w:rFonts w:ascii="Lato" w:hAnsi="Lato" w:cs="Lato"/>
+                <w:b w:val="0"/>
+                <w:i w:val="0"/>
+                <w:color w:val="2B2F33"/>
+                <w:sz w:val="17"/>
+              </w:rPr>
+              <w:t>Closes a defensible E&amp;O gap without taking environmental risk.</w:t>
             </w:r>
           </w:p>
         </w:tc>
@@ -5639,7 +7637,7 @@
           <w:color w:val="00648B"/>
           <w:sz w:val="23"/>
         </w:rPr>
-        <w:t>8.  Make Increased Cost of Working / Book Debts explicit in BI</w:t>
+        <w:t>Gap 8.  Make Increased Cost of Working / Book Debts explicit in BI</w:t>
       </w:r>
       <w:r>
         <w:rPr>
@@ -5650,6 +7648,16 @@
           <w:sz w:val="18"/>
         </w:rPr>
         <w:t xml:space="preserve">   [ Priority: Medium ]</w:t>
+      </w:r>
+      <w:r>
+        <w:rPr>
+          <w:rFonts w:ascii="Lato" w:hAnsi="Lato" w:cs="Lato"/>
+          <w:b/>
+          <w:i w:val="0"/>
+          <w:color w:val="2E7D44"/>
+          <w:sz w:val="18"/>
+        </w:rPr>
+        <w:t xml:space="preserve">    [ Round 7: Implemented now (tracked change) ]</w:t>
       </w:r>
     </w:p>
     <w:tbl>
@@ -5869,7 +7877,7 @@
                 <w:color w:val="00648B"/>
                 <w:sz w:val="17"/>
               </w:rPr>
-              <w:t>Proposed TMHCC action</w:t>
+              <w:t>Recommended action</w:t>
             </w:r>
           </w:p>
         </w:tc>
@@ -5914,7 +7922,7 @@
                 <w:color w:val="00648B"/>
                 <w:sz w:val="17"/>
               </w:rPr>
-              <w:t>Commercial benefit</w:t>
+              <w:t>Exact policy location</w:t>
             </w:r>
           </w:p>
         </w:tc>
@@ -5935,7 +7943,7 @@
                 <w:color w:val="2B2F33"/>
                 <w:sz w:val="17"/>
               </w:rPr>
-              <w:t>Improves like-for-like BI presentation.</w:t>
+              <w:t>Section 3 (Business Interruption), Definitions and Basis of Settlement — 'Accounts Receivable' head (p.38+).</w:t>
             </w:r>
           </w:p>
         </w:tc>
@@ -5959,7 +7967,7 @@
                 <w:color w:val="00648B"/>
                 <w:sz w:val="17"/>
               </w:rPr>
-              <w:t>Broker / client benefit</w:t>
+              <w:t>Copy-paste-ready wording</w:t>
             </w:r>
           </w:p>
         </w:tc>
@@ -5980,7 +7988,7 @@
                 <w:color w:val="2B2F33"/>
                 <w:sz w:val="17"/>
               </w:rPr>
-              <w:t>Easier BI comparison at point of sale.</w:t>
+              <w:t>Accounts Receivable (Book Debts) — [head re-labelled]. Increase in Cost of Working and Additional Increase in Cost of Working are already named, discrete Basis-of-Settlement heads in Section 3; the 'Accounts Receivable' head has been labelled '(Book Debts)' so the book-debts cover is unmistakable for like-for-like comparison with Allianz/AXA XL.</w:t>
             </w:r>
           </w:p>
         </w:tc>
@@ -6004,7 +8012,7 @@
                 <w:color w:val="00648B"/>
                 <w:sz w:val="17"/>
               </w:rPr>
-              <w:t>Underwriting risk</w:t>
+              <w:t>Priority</w:t>
             </w:r>
           </w:p>
         </w:tc>
@@ -6025,7 +8033,7 @@
                 <w:color w:val="2B2F33"/>
                 <w:sz w:val="17"/>
               </w:rPr>
-              <w:t>Low — clarification, not broadening (if already covered).</w:t>
+              <w:t>Medium</w:t>
             </w:r>
           </w:p>
         </w:tc>
@@ -6049,7 +8057,7 @@
                 <w:color w:val="00648B"/>
                 <w:sz w:val="17"/>
               </w:rPr>
-              <w:t>Claims risk</w:t>
+              <w:t>Underwriting impact</w:t>
             </w:r>
           </w:p>
         </w:tc>
@@ -6070,7 +8078,142 @@
                 <w:color w:val="2B2F33"/>
                 <w:sz w:val="17"/>
               </w:rPr>
-              <w:t>Neutral.</w:t>
+              <w:t>Nil — presentational clarification only; no broadening of cover.</w:t>
+            </w:r>
+          </w:p>
+        </w:tc>
+      </w:tr>
+      <w:tr>
+        <w:tc>
+          <w:tcPr>
+            <w:tcW w:type="dxa" w:w="2381"/>
+            <w:shd w:val="clear" w:color="auto" w:fill="EAF1F5"/>
+          </w:tcPr>
+          <w:p>
+            <w:pPr>
+              <w:spacing w:after="20" w:before="0"/>
+            </w:pPr>
+            <w:r/>
+            <w:r>
+              <w:rPr>
+                <w:rFonts w:ascii="Lato" w:hAnsi="Lato" w:cs="Lato"/>
+                <w:b/>
+                <w:i w:val="0"/>
+                <w:color w:val="00648B"/>
+                <w:sz w:val="17"/>
+              </w:rPr>
+              <w:t>Legal sign-off required</w:t>
+            </w:r>
+          </w:p>
+        </w:tc>
+        <w:tc>
+          <w:tcPr>
+            <w:tcW w:type="dxa" w:w="7484"/>
+          </w:tcPr>
+          <w:p>
+            <w:pPr>
+              <w:spacing w:after="20" w:before="0"/>
+            </w:pPr>
+            <w:r/>
+            <w:r>
+              <w:rPr>
+                <w:rFonts w:ascii="Lato" w:hAnsi="Lato" w:cs="Lato"/>
+                <w:b w:val="0"/>
+                <w:i w:val="0"/>
+                <w:color w:val="2B2F33"/>
+                <w:sz w:val="17"/>
+              </w:rPr>
+              <w:t>No</w:t>
+            </w:r>
+          </w:p>
+        </w:tc>
+      </w:tr>
+      <w:tr>
+        <w:tc>
+          <w:tcPr>
+            <w:tcW w:type="dxa" w:w="2381"/>
+            <w:shd w:val="clear" w:color="auto" w:fill="EAF1F5"/>
+          </w:tcPr>
+          <w:p>
+            <w:pPr>
+              <w:spacing w:after="20" w:before="0"/>
+            </w:pPr>
+            <w:r/>
+            <w:r>
+              <w:rPr>
+                <w:rFonts w:ascii="Lato" w:hAnsi="Lato" w:cs="Lato"/>
+                <w:b/>
+                <w:i w:val="0"/>
+                <w:color w:val="00648B"/>
+                <w:sz w:val="17"/>
+              </w:rPr>
+              <w:t>Implemented now or parked</w:t>
+            </w:r>
+          </w:p>
+        </w:tc>
+        <w:tc>
+          <w:tcPr>
+            <w:tcW w:type="dxa" w:w="7484"/>
+          </w:tcPr>
+          <w:p>
+            <w:pPr>
+              <w:spacing w:after="20" w:before="0"/>
+            </w:pPr>
+            <w:r/>
+            <w:r>
+              <w:rPr>
+                <w:rFonts w:ascii="Lato" w:hAnsi="Lato" w:cs="Lato"/>
+                <w:b w:val="0"/>
+                <w:i w:val="0"/>
+                <w:color w:val="2B2F33"/>
+                <w:sz w:val="17"/>
+              </w:rPr>
+              <w:t>Implemented now</w:t>
+            </w:r>
+          </w:p>
+        </w:tc>
+      </w:tr>
+      <w:tr>
+        <w:tc>
+          <w:tcPr>
+            <w:tcW w:type="dxa" w:w="2381"/>
+            <w:shd w:val="clear" w:color="auto" w:fill="EAF1F5"/>
+          </w:tcPr>
+          <w:p>
+            <w:pPr>
+              <w:spacing w:after="20" w:before="0"/>
+            </w:pPr>
+            <w:r/>
+            <w:r>
+              <w:rPr>
+                <w:rFonts w:ascii="Lato" w:hAnsi="Lato" w:cs="Lato"/>
+                <w:b/>
+                <w:i w:val="0"/>
+                <w:color w:val="00648B"/>
+                <w:sz w:val="17"/>
+              </w:rPr>
+              <w:t>Commercial benefit</w:t>
+            </w:r>
+          </w:p>
+        </w:tc>
+        <w:tc>
+          <w:tcPr>
+            <w:tcW w:type="dxa" w:w="7484"/>
+          </w:tcPr>
+          <w:p>
+            <w:pPr>
+              <w:spacing w:after="20" w:before="0"/>
+            </w:pPr>
+            <w:r/>
+            <w:r>
+              <w:rPr>
+                <w:rFonts w:ascii="Lato" w:hAnsi="Lato" w:cs="Lato"/>
+                <w:b w:val="0"/>
+                <w:i w:val="0"/>
+                <w:color w:val="2B2F33"/>
+                <w:sz w:val="17"/>
+              </w:rPr>
+              <w:t>Improves like-for-like BI presentation.</w:t>
             </w:r>
           </w:p>
         </w:tc>
@@ -6124,6 +8267,61 @@
     <w:p>
       <w:pPr>
         <w:spacing w:after="160"/>
+      </w:pPr>
+    </w:p>
+    <w:tbl>
+      <w:tblPr>
+        <w:tblW w:type="pct" w:w="5000"/>
+        <w:tblLayout w:type="fixed"/>
+        <w:tblLook w:firstColumn="1" w:firstRow="1" w:lastColumn="0" w:lastRow="0" w:noHBand="0" w:noVBand="1" w:val="04A0"/>
+      </w:tblPr>
+      <w:tblGrid>
+        <w:gridCol w:w="9978"/>
+      </w:tblGrid>
+      <w:tr>
+        <w:tc>
+          <w:tcPr>
+            <w:tcW w:type="dxa" w:w="9978"/>
+            <w:shd w:val="clear" w:color="auto" w:fill="EAF1F5"/>
+            <w:tcBorders>
+              <w:top w:val="single" w:sz="4" w:space="0" w:color="00648B"/>
+              <w:left w:val="single" w:sz="22" w:space="0" w:color="00648B"/>
+              <w:bottom w:val="single" w:sz="4" w:space="0" w:color="00648B"/>
+              <w:right w:val="single" w:sz="4" w:space="0" w:color="00648B"/>
+            </w:tcBorders>
+          </w:tcPr>
+          <w:p>
+            <w:pPr>
+              <w:spacing w:after="40" w:before="40"/>
+            </w:pPr>
+            <w:r/>
+            <w:r>
+              <w:rPr>
+                <w:rFonts w:ascii="Lato" w:hAnsi="Lato" w:cs="Lato"/>
+                <w:b/>
+                <w:i w:val="0"/>
+                <w:color w:val="00648B"/>
+                <w:sz w:val="19"/>
+              </w:rPr>
+              <w:t xml:space="preserve">Final position:  </w:t>
+            </w:r>
+            <w:r>
+              <w:rPr>
+                <w:rFonts w:ascii="Lato" w:hAnsi="Lato" w:cs="Lato"/>
+                <w:b w:val="0"/>
+                <w:i w:val="0"/>
+                <w:color w:val="2B2F33"/>
+                <w:sz w:val="19"/>
+              </w:rPr>
+              <w:t>FINAL POSITION (Gap 8): Section 3 already names 'Increase in Cost of Working' and 'Additional Increase in Cost of Working' as discrete settlement heads, and provides book-debts cover under 'Accounts Receivable'. The only refinement required was presentational: the 'Accounts Receivable' head is now labelled '(Book Debts)' (tracked change, definition + basis of settlement). No cover broadened; no sign-off required.</w:t>
+            </w:r>
+          </w:p>
+        </w:tc>
+      </w:tr>
+    </w:tbl>
+    <w:p>
+      <w:pPr>
+        <w:spacing w:after="80"/>
       </w:pPr>
     </w:p>
     <w:p>
@@ -6139,7 +8337,7 @@
           <w:color w:val="00648B"/>
           <w:sz w:val="23"/>
         </w:rPr>
-        <w:t>9.  Adopt a King’s Counsel dispute-resolution clause in Media Liability</w:t>
+        <w:t>Gap 9.  Adopt a King’s Counsel dispute-resolution clause in Media Liability</w:t>
       </w:r>
       <w:r>
         <w:rPr>
@@ -6150,6 +8348,16 @@
           <w:sz w:val="18"/>
         </w:rPr>
         <w:t xml:space="preserve">   [ Priority: Low-Medium ]</w:t>
+      </w:r>
+      <w:r>
+        <w:rPr>
+          <w:rFonts w:ascii="Lato" w:hAnsi="Lato" w:cs="Lato"/>
+          <w:b/>
+          <w:i w:val="0"/>
+          <w:color w:val="8A6A1E"/>
+          <w:sz w:val="18"/>
+        </w:rPr>
+        <w:t xml:space="preserve">    [ Round 7: Parked — Section 12 sign-off list ]</w:t>
       </w:r>
     </w:p>
     <w:tbl>
@@ -6369,7 +8577,7 @@
                 <w:color w:val="00648B"/>
                 <w:sz w:val="17"/>
               </w:rPr>
-              <w:t>Proposed TMHCC action</w:t>
+              <w:t>Recommended action</w:t>
             </w:r>
           </w:p>
         </w:tc>
@@ -6414,7 +8622,7 @@
                 <w:color w:val="00648B"/>
                 <w:sz w:val="17"/>
               </w:rPr>
-              <w:t>Commercial benefit</w:t>
+              <w:t>Exact policy location</w:t>
             </w:r>
           </w:p>
         </w:tc>
@@ -6435,7 +8643,7 @@
                 <w:color w:val="2B2F33"/>
                 <w:sz w:val="17"/>
               </w:rPr>
-              <w:t>Signals fair-claims handling.</w:t>
+              <w:t>Section 12 — within the Defence and Settlement / dispute provisions (p.73+).</w:t>
             </w:r>
           </w:p>
         </w:tc>
@@ -6459,7 +8667,7 @@
                 <w:color w:val="00648B"/>
                 <w:sz w:val="17"/>
               </w:rPr>
-              <w:t>Broker / client benefit</w:t>
+              <w:t>Copy-paste-ready wording</w:t>
             </w:r>
           </w:p>
         </w:tc>
@@ -6480,7 +8688,7 @@
                 <w:color w:val="2B2F33"/>
                 <w:sz w:val="17"/>
               </w:rPr>
-              <w:t>Reassures clients on defence disputes.</w:t>
+              <w:t>King’s Counsel Determination (Optional) — If the Insured and the Insurer disagree as to whether any claim should be contested, the dispute shall be referred to a King’s Counsel to be mutually agreed (or, failing agreement, nominated by the President of the Bar Council), whose determination shall be binding. The costs of the reference shall be at the discretion of the King’s Counsel.</w:t>
             </w:r>
           </w:p>
         </w:tc>
@@ -6504,7 +8712,7 @@
                 <w:color w:val="00648B"/>
                 <w:sz w:val="17"/>
               </w:rPr>
-              <w:t>Underwriting risk</w:t>
+              <w:t>Priority</w:t>
             </w:r>
           </w:p>
         </w:tc>
@@ -6525,7 +8733,7 @@
                 <w:color w:val="2B2F33"/>
                 <w:sz w:val="17"/>
               </w:rPr>
-              <w:t>Low — procedural.</w:t>
+              <w:t>Low-Medium</w:t>
             </w:r>
           </w:p>
         </w:tc>
@@ -6549,7 +8757,7 @@
                 <w:color w:val="00648B"/>
                 <w:sz w:val="17"/>
               </w:rPr>
-              <w:t>Claims risk</w:t>
+              <w:t>Underwriting impact</w:t>
             </w:r>
           </w:p>
         </w:tc>
@@ -6570,7 +8778,142 @@
                 <w:color w:val="2B2F33"/>
                 <w:sz w:val="17"/>
               </w:rPr>
-              <w:t>Reduces dispute cost.</w:t>
+              <w:t>Low — procedural; confirm cost-allocation wording (mirror Yutree KC clause).</w:t>
+            </w:r>
+          </w:p>
+        </w:tc>
+      </w:tr>
+      <w:tr>
+        <w:tc>
+          <w:tcPr>
+            <w:tcW w:type="dxa" w:w="2381"/>
+            <w:shd w:val="clear" w:color="auto" w:fill="EAF1F5"/>
+          </w:tcPr>
+          <w:p>
+            <w:pPr>
+              <w:spacing w:after="20" w:before="0"/>
+            </w:pPr>
+            <w:r/>
+            <w:r>
+              <w:rPr>
+                <w:rFonts w:ascii="Lato" w:hAnsi="Lato" w:cs="Lato"/>
+                <w:b/>
+                <w:i w:val="0"/>
+                <w:color w:val="00648B"/>
+                <w:sz w:val="17"/>
+              </w:rPr>
+              <w:t>Legal sign-off required</w:t>
+            </w:r>
+          </w:p>
+        </w:tc>
+        <w:tc>
+          <w:tcPr>
+            <w:tcW w:type="dxa" w:w="7484"/>
+          </w:tcPr>
+          <w:p>
+            <w:pPr>
+              <w:spacing w:after="20" w:before="0"/>
+            </w:pPr>
+            <w:r/>
+            <w:r>
+              <w:rPr>
+                <w:rFonts w:ascii="Lato" w:hAnsi="Lato" w:cs="Lato"/>
+                <w:b w:val="0"/>
+                <w:i w:val="0"/>
+                <w:color w:val="2B2F33"/>
+                <w:sz w:val="17"/>
+              </w:rPr>
+              <w:t>Yes</w:t>
+            </w:r>
+          </w:p>
+        </w:tc>
+      </w:tr>
+      <w:tr>
+        <w:tc>
+          <w:tcPr>
+            <w:tcW w:type="dxa" w:w="2381"/>
+            <w:shd w:val="clear" w:color="auto" w:fill="EAF1F5"/>
+          </w:tcPr>
+          <w:p>
+            <w:pPr>
+              <w:spacing w:after="20" w:before="0"/>
+            </w:pPr>
+            <w:r/>
+            <w:r>
+              <w:rPr>
+                <w:rFonts w:ascii="Lato" w:hAnsi="Lato" w:cs="Lato"/>
+                <w:b/>
+                <w:i w:val="0"/>
+                <w:color w:val="00648B"/>
+                <w:sz w:val="17"/>
+              </w:rPr>
+              <w:t>Implemented now or parked</w:t>
+            </w:r>
+          </w:p>
+        </w:tc>
+        <w:tc>
+          <w:tcPr>
+            <w:tcW w:type="dxa" w:w="7484"/>
+          </w:tcPr>
+          <w:p>
+            <w:pPr>
+              <w:spacing w:after="20" w:before="0"/>
+            </w:pPr>
+            <w:r/>
+            <w:r>
+              <w:rPr>
+                <w:rFonts w:ascii="Lato" w:hAnsi="Lato" w:cs="Lato"/>
+                <w:b w:val="0"/>
+                <w:i w:val="0"/>
+                <w:color w:val="2B2F33"/>
+                <w:sz w:val="17"/>
+              </w:rPr>
+              <w:t>Not implemented (Section 12 — sign-off)</w:t>
+            </w:r>
+          </w:p>
+        </w:tc>
+      </w:tr>
+      <w:tr>
+        <w:tc>
+          <w:tcPr>
+            <w:tcW w:type="dxa" w:w="2381"/>
+            <w:shd w:val="clear" w:color="auto" w:fill="EAF1F5"/>
+          </w:tcPr>
+          <w:p>
+            <w:pPr>
+              <w:spacing w:after="20" w:before="0"/>
+            </w:pPr>
+            <w:r/>
+            <w:r>
+              <w:rPr>
+                <w:rFonts w:ascii="Lato" w:hAnsi="Lato" w:cs="Lato"/>
+                <w:b/>
+                <w:i w:val="0"/>
+                <w:color w:val="00648B"/>
+                <w:sz w:val="17"/>
+              </w:rPr>
+              <w:t>Commercial benefit</w:t>
+            </w:r>
+          </w:p>
+        </w:tc>
+        <w:tc>
+          <w:tcPr>
+            <w:tcW w:type="dxa" w:w="7484"/>
+          </w:tcPr>
+          <w:p>
+            <w:pPr>
+              <w:spacing w:after="20" w:before="0"/>
+            </w:pPr>
+            <w:r/>
+            <w:r>
+              <w:rPr>
+                <w:rFonts w:ascii="Lato" w:hAnsi="Lato" w:cs="Lato"/>
+                <w:b w:val="0"/>
+                <w:i w:val="0"/>
+                <w:color w:val="2B2F33"/>
+                <w:sz w:val="17"/>
+              </w:rPr>
+              <w:t>Signals fair-claims handling.</w:t>
             </w:r>
           </w:p>
         </w:tc>
@@ -6639,7 +8982,7 @@
           <w:color w:val="00648B"/>
           <w:sz w:val="23"/>
         </w:rPr>
-        <w:t>10.  Confirm/clarify computer-breakdown cover within S1/S2</w:t>
+        <w:t>Gap 10.  Confirm/clarify computer-breakdown cover within S1/S2</w:t>
       </w:r>
       <w:r>
         <w:rPr>
@@ -6650,6 +8993,16 @@
           <w:sz w:val="18"/>
         </w:rPr>
         <w:t xml:space="preserve">   [ Priority: Low-Medium ]</w:t>
+      </w:r>
+      <w:r>
+        <w:rPr>
+          <w:rFonts w:ascii="Lato" w:hAnsi="Lato" w:cs="Lato"/>
+          <w:b/>
+          <w:i w:val="0"/>
+          <w:color w:val="2E7D44"/>
+          <w:sz w:val="18"/>
+        </w:rPr>
+        <w:t xml:space="preserve">    [ Round 7: Already covered — no wording change ]</w:t>
       </w:r>
     </w:p>
     <w:tbl>
@@ -6869,7 +9222,7 @@
                 <w:color w:val="00648B"/>
                 <w:sz w:val="17"/>
               </w:rPr>
-              <w:t>Proposed TMHCC action</w:t>
+              <w:t>Recommended action</w:t>
             </w:r>
           </w:p>
         </w:tc>
@@ -6914,7 +9267,7 @@
                 <w:color w:val="00648B"/>
                 <w:sz w:val="17"/>
               </w:rPr>
-              <w:t>Commercial benefit</w:t>
+              <w:t>Exact policy location</w:t>
             </w:r>
           </w:p>
         </w:tc>
@@ -6935,7 +9288,7 @@
                 <w:color w:val="2B2F33"/>
                 <w:sz w:val="17"/>
               </w:rPr>
-              <w:t>Removes a perceived gap.</w:t>
+              <w:t>Section 1 (Premises) Definitions &amp; The Cover (p.23+); Section 2 'Mechanical and Electrical Breakdown' Optional Extension (p.31+); Section 3 ICOW (Computers) (p.38+).</w:t>
             </w:r>
           </w:p>
         </w:tc>
@@ -6959,7 +9312,7 @@
                 <w:color w:val="00648B"/>
                 <w:sz w:val="17"/>
               </w:rPr>
-              <w:t>Broker / client benefit</w:t>
+              <w:t>Copy-paste-ready wording</w:t>
             </w:r>
           </w:p>
         </w:tc>
@@ -6980,7 +9333,7 @@
                 <w:color w:val="2B2F33"/>
                 <w:sz w:val="17"/>
               </w:rPr>
-              <w:t>Clear answer to ‘is breakdown covered?’.</w:t>
+              <w:t>(Optional signpost, NOT implemented) — 'Computer / IT Breakdown: cover for Breakdown of Information Technology Property is provided under Section 1 (Business “All Risks”) and, where away from the Premises, under the Mechanical and Electrical Breakdown Optional Extension of Section 2; consequential loss is dealt with under Section 3.' Not added so as not to imply new cover or alter the existing structure.</w:t>
             </w:r>
           </w:p>
         </w:tc>
@@ -7004,7 +9357,7 @@
                 <w:color w:val="00648B"/>
                 <w:sz w:val="17"/>
               </w:rPr>
-              <w:t>Underwriting risk</w:t>
+              <w:t>Priority</w:t>
             </w:r>
           </w:p>
         </w:tc>
@@ -7025,7 +9378,7 @@
                 <w:color w:val="2B2F33"/>
                 <w:sz w:val="17"/>
               </w:rPr>
-              <w:t>Low — clarification.</w:t>
+              <w:t>Low-Medium</w:t>
             </w:r>
           </w:p>
         </w:tc>
@@ -7049,7 +9402,7 @@
                 <w:color w:val="00648B"/>
                 <w:sz w:val="17"/>
               </w:rPr>
-              <w:t>Claims risk</w:t>
+              <w:t>Underwriting impact</w:t>
             </w:r>
           </w:p>
         </w:tc>
@@ -7070,7 +9423,142 @@
                 <w:color w:val="2B2F33"/>
                 <w:sz w:val="17"/>
               </w:rPr>
-              <w:t>Neutral.</w:t>
+              <w:t>Nil — cover already present; any change would be presentational only.</w:t>
+            </w:r>
+          </w:p>
+        </w:tc>
+      </w:tr>
+      <w:tr>
+        <w:tc>
+          <w:tcPr>
+            <w:tcW w:type="dxa" w:w="2381"/>
+            <w:shd w:val="clear" w:color="auto" w:fill="EAF1F5"/>
+          </w:tcPr>
+          <w:p>
+            <w:pPr>
+              <w:spacing w:after="20" w:before="0"/>
+            </w:pPr>
+            <w:r/>
+            <w:r>
+              <w:rPr>
+                <w:rFonts w:ascii="Lato" w:hAnsi="Lato" w:cs="Lato"/>
+                <w:b/>
+                <w:i w:val="0"/>
+                <w:color w:val="00648B"/>
+                <w:sz w:val="17"/>
+              </w:rPr>
+              <w:t>Legal sign-off required</w:t>
+            </w:r>
+          </w:p>
+        </w:tc>
+        <w:tc>
+          <w:tcPr>
+            <w:tcW w:type="dxa" w:w="7484"/>
+          </w:tcPr>
+          <w:p>
+            <w:pPr>
+              <w:spacing w:after="20" w:before="0"/>
+            </w:pPr>
+            <w:r/>
+            <w:r>
+              <w:rPr>
+                <w:rFonts w:ascii="Lato" w:hAnsi="Lato" w:cs="Lato"/>
+                <w:b w:val="0"/>
+                <w:i w:val="0"/>
+                <w:color w:val="2B2F33"/>
+                <w:sz w:val="17"/>
+              </w:rPr>
+              <w:t>No</w:t>
+            </w:r>
+          </w:p>
+        </w:tc>
+      </w:tr>
+      <w:tr>
+        <w:tc>
+          <w:tcPr>
+            <w:tcW w:type="dxa" w:w="2381"/>
+            <w:shd w:val="clear" w:color="auto" w:fill="EAF1F5"/>
+          </w:tcPr>
+          <w:p>
+            <w:pPr>
+              <w:spacing w:after="20" w:before="0"/>
+            </w:pPr>
+            <w:r/>
+            <w:r>
+              <w:rPr>
+                <w:rFonts w:ascii="Lato" w:hAnsi="Lato" w:cs="Lato"/>
+                <w:b/>
+                <w:i w:val="0"/>
+                <w:color w:val="00648B"/>
+                <w:sz w:val="17"/>
+              </w:rPr>
+              <w:t>Implemented now or parked</w:t>
+            </w:r>
+          </w:p>
+        </w:tc>
+        <w:tc>
+          <w:tcPr>
+            <w:tcW w:type="dxa" w:w="7484"/>
+          </w:tcPr>
+          <w:p>
+            <w:pPr>
+              <w:spacing w:after="20" w:before="0"/>
+            </w:pPr>
+            <w:r/>
+            <w:r>
+              <w:rPr>
+                <w:rFonts w:ascii="Lato" w:hAnsi="Lato" w:cs="Lato"/>
+                <w:b w:val="0"/>
+                <w:i w:val="0"/>
+                <w:color w:val="2B2F33"/>
+                <w:sz w:val="17"/>
+              </w:rPr>
+              <w:t>Confirmed — no change (avoids redundancy/over-broadening)</w:t>
+            </w:r>
+          </w:p>
+        </w:tc>
+      </w:tr>
+      <w:tr>
+        <w:tc>
+          <w:tcPr>
+            <w:tcW w:type="dxa" w:w="2381"/>
+            <w:shd w:val="clear" w:color="auto" w:fill="EAF1F5"/>
+          </w:tcPr>
+          <w:p>
+            <w:pPr>
+              <w:spacing w:after="20" w:before="0"/>
+            </w:pPr>
+            <w:r/>
+            <w:r>
+              <w:rPr>
+                <w:rFonts w:ascii="Lato" w:hAnsi="Lato" w:cs="Lato"/>
+                <w:b/>
+                <w:i w:val="0"/>
+                <w:color w:val="00648B"/>
+                <w:sz w:val="17"/>
+              </w:rPr>
+              <w:t>Commercial benefit</w:t>
+            </w:r>
+          </w:p>
+        </w:tc>
+        <w:tc>
+          <w:tcPr>
+            <w:tcW w:type="dxa" w:w="7484"/>
+          </w:tcPr>
+          <w:p>
+            <w:pPr>
+              <w:spacing w:after="20" w:before="0"/>
+            </w:pPr>
+            <w:r/>
+            <w:r>
+              <w:rPr>
+                <w:rFonts w:ascii="Lato" w:hAnsi="Lato" w:cs="Lato"/>
+                <w:b w:val="0"/>
+                <w:i w:val="0"/>
+                <w:color w:val="2B2F33"/>
+                <w:sz w:val="17"/>
+              </w:rPr>
+              <w:t>Removes a perceived gap.</w:t>
             </w:r>
           </w:p>
         </w:tc>
@@ -7124,6 +9612,61 @@
     <w:p>
       <w:pPr>
         <w:spacing w:after="160"/>
+      </w:pPr>
+    </w:p>
+    <w:tbl>
+      <w:tblPr>
+        <w:tblW w:type="pct" w:w="5000"/>
+        <w:tblLayout w:type="fixed"/>
+        <w:tblLook w:firstColumn="1" w:firstRow="1" w:lastColumn="0" w:lastRow="0" w:noHBand="0" w:noVBand="1" w:val="04A0"/>
+      </w:tblPr>
+      <w:tblGrid>
+        <w:gridCol w:w="9978"/>
+      </w:tblGrid>
+      <w:tr>
+        <w:tc>
+          <w:tcPr>
+            <w:tcW w:type="dxa" w:w="9978"/>
+            <w:shd w:val="clear" w:color="auto" w:fill="EAF1F5"/>
+            <w:tcBorders>
+              <w:top w:val="single" w:sz="4" w:space="0" w:color="00648B"/>
+              <w:left w:val="single" w:sz="22" w:space="0" w:color="00648B"/>
+              <w:bottom w:val="single" w:sz="4" w:space="0" w:color="00648B"/>
+              <w:right w:val="single" w:sz="4" w:space="0" w:color="00648B"/>
+            </w:tcBorders>
+          </w:tcPr>
+          <w:p>
+            <w:pPr>
+              <w:spacing w:after="40" w:before="40"/>
+            </w:pPr>
+            <w:r/>
+            <w:r>
+              <w:rPr>
+                <w:rFonts w:ascii="Lato" w:hAnsi="Lato" w:cs="Lato"/>
+                <w:b/>
+                <w:i w:val="0"/>
+                <w:color w:val="00648B"/>
+                <w:sz w:val="19"/>
+              </w:rPr>
+              <w:t xml:space="preserve">Final position:  </w:t>
+            </w:r>
+            <w:r>
+              <w:rPr>
+                <w:rFonts w:ascii="Lato" w:hAnsi="Lato" w:cs="Lato"/>
+                <w:b w:val="0"/>
+                <w:i w:val="0"/>
+                <w:color w:val="2B2F33"/>
+                <w:sz w:val="19"/>
+              </w:rPr>
+              <w:t>FINAL POSITION (Gap 10): Confirmed against the live wording. Section 1 (Premises) DEFINES 'Breakdown' and covers/pays Information Technology Property 'Breakdown' (definition, insured event 'The Cover', and Basis of Settlement) — this is the old Section 4 IT-Property breakdown, preserved faithfully. Section 2 contains a 'Mechanical and Electrical Breakdown' OPTIONAL EXTENSION with its own broad Breakdown definition (all Property Insured, not IT-only). vs YUTREE: TMHCC matches Yutree on BOTH of Yutree’s breakdown covers — Section 1 IT-Property Breakdown ≡ Yutree’s dedicated Computer Breakdown section, and Section 2 M&amp;E Breakdown ≡ Yutree’s general 'Mechanical and electrical breakdown cover'. See Reviewer Notes for two points to confirm: (a) the brief’s assumption that the IT-Property breakdown sits 'in Section 2' is not correct — it is in Section 1 (premises) and Section 3 (BI computers); (b) narrowing Section 2 to 'IT-only' would REMOVE existing optional cover and make TMHCC narrower than Yutree — not done without explicit instruction and sign-off.</w:t>
+            </w:r>
+          </w:p>
+        </w:tc>
+      </w:tr>
+    </w:tbl>
+    <w:p>
+      <w:pPr>
+        <w:spacing w:after="80"/>
       </w:pPr>
     </w:p>
     <w:p>
@@ -7139,7 +9682,7 @@
           <w:color w:val="00648B"/>
           <w:sz w:val="23"/>
         </w:rPr>
-        <w:t>11.  Add a defined term for ‘Media Material’</w:t>
+        <w:t>Gap 11.  Add a defined term for ‘Media Material’</w:t>
       </w:r>
       <w:r>
         <w:rPr>
@@ -7150,6 +9693,16 @@
           <w:sz w:val="18"/>
         </w:rPr>
         <w:t xml:space="preserve">   [ Priority: Low ]</w:t>
+      </w:r>
+      <w:r>
+        <w:rPr>
+          <w:rFonts w:ascii="Lato" w:hAnsi="Lato" w:cs="Lato"/>
+          <w:b/>
+          <w:i w:val="0"/>
+          <w:color w:val="5B6166"/>
+          <w:sz w:val="18"/>
+        </w:rPr>
+        <w:t xml:space="preserve">    [ Round 7: Parked — for consideration ]</w:t>
       </w:r>
     </w:p>
     <w:tbl>
@@ -7369,7 +9922,7 @@
                 <w:color w:val="00648B"/>
                 <w:sz w:val="17"/>
               </w:rPr>
-              <w:t>Proposed TMHCC action</w:t>
+              <w:t>Recommended action</w:t>
             </w:r>
           </w:p>
         </w:tc>
@@ -7414,7 +9967,7 @@
                 <w:color w:val="00648B"/>
                 <w:sz w:val="17"/>
               </w:rPr>
-              <w:t>Commercial benefit</w:t>
+              <w:t>Exact policy location</w:t>
             </w:r>
           </w:p>
         </w:tc>
@@ -7435,7 +9988,7 @@
                 <w:color w:val="2B2F33"/>
                 <w:sz w:val="17"/>
               </w:rPr>
-              <w:t>Sharper wording.</w:t>
+              <w:t>General Definitions or Section 12 Definitions (p.73+).</w:t>
             </w:r>
           </w:p>
         </w:tc>
@@ -7459,7 +10012,7 @@
                 <w:color w:val="00648B"/>
                 <w:sz w:val="17"/>
               </w:rPr>
-              <w:t>Broker / client benefit</w:t>
+              <w:t>Copy-paste-ready wording</w:t>
             </w:r>
           </w:p>
         </w:tc>
@@ -7480,7 +10033,7 @@
                 <w:color w:val="2B2F33"/>
                 <w:sz w:val="17"/>
               </w:rPr>
-              <w:t>Clearer scope.</w:t>
+              <w:t>Media Material (Definition) — 'Media Material means any data, text, sounds, images, advertising, film, video, audio, broadcast, publication, website or other content created, produced, published, distributed, broadcast or disseminated by or on behalf of the Insured in the course of the Business.'</w:t>
             </w:r>
           </w:p>
         </w:tc>
@@ -7504,7 +10057,7 @@
                 <w:color w:val="00648B"/>
                 <w:sz w:val="17"/>
               </w:rPr>
-              <w:t>Underwriting risk</w:t>
+              <w:t>Priority</w:t>
             </w:r>
           </w:p>
         </w:tc>
@@ -7525,7 +10078,7 @@
                 <w:color w:val="2B2F33"/>
                 <w:sz w:val="17"/>
               </w:rPr>
-              <w:t>Nil.</w:t>
+              <w:t>Low</w:t>
             </w:r>
           </w:p>
         </w:tc>
@@ -7549,7 +10102,7 @@
                 <w:color w:val="00648B"/>
                 <w:sz w:val="17"/>
               </w:rPr>
-              <w:t>Claims risk</w:t>
+              <w:t>Underwriting impact</w:t>
             </w:r>
           </w:p>
         </w:tc>
@@ -7570,7 +10123,142 @@
                 <w:color w:val="2B2F33"/>
                 <w:sz w:val="17"/>
               </w:rPr>
-              <w:t>Reduces ambiguity.</w:t>
+              <w:t>Nil — drafting clarity only.</w:t>
+            </w:r>
+          </w:p>
+        </w:tc>
+      </w:tr>
+      <w:tr>
+        <w:tc>
+          <w:tcPr>
+            <w:tcW w:type="dxa" w:w="2381"/>
+            <w:shd w:val="clear" w:color="auto" w:fill="EAF1F5"/>
+          </w:tcPr>
+          <w:p>
+            <w:pPr>
+              <w:spacing w:after="20" w:before="0"/>
+            </w:pPr>
+            <w:r/>
+            <w:r>
+              <w:rPr>
+                <w:rFonts w:ascii="Lato" w:hAnsi="Lato" w:cs="Lato"/>
+                <w:b/>
+                <w:i w:val="0"/>
+                <w:color w:val="00648B"/>
+                <w:sz w:val="17"/>
+              </w:rPr>
+              <w:t>Legal sign-off required</w:t>
+            </w:r>
+          </w:p>
+        </w:tc>
+        <w:tc>
+          <w:tcPr>
+            <w:tcW w:type="dxa" w:w="7484"/>
+          </w:tcPr>
+          <w:p>
+            <w:pPr>
+              <w:spacing w:after="20" w:before="0"/>
+            </w:pPr>
+            <w:r/>
+            <w:r>
+              <w:rPr>
+                <w:rFonts w:ascii="Lato" w:hAnsi="Lato" w:cs="Lato"/>
+                <w:b w:val="0"/>
+                <w:i w:val="0"/>
+                <w:color w:val="2B2F33"/>
+                <w:sz w:val="17"/>
+              </w:rPr>
+              <w:t>No</w:t>
+            </w:r>
+          </w:p>
+        </w:tc>
+      </w:tr>
+      <w:tr>
+        <w:tc>
+          <w:tcPr>
+            <w:tcW w:type="dxa" w:w="2381"/>
+            <w:shd w:val="clear" w:color="auto" w:fill="EAF1F5"/>
+          </w:tcPr>
+          <w:p>
+            <w:pPr>
+              <w:spacing w:after="20" w:before="0"/>
+            </w:pPr>
+            <w:r/>
+            <w:r>
+              <w:rPr>
+                <w:rFonts w:ascii="Lato" w:hAnsi="Lato" w:cs="Lato"/>
+                <w:b/>
+                <w:i w:val="0"/>
+                <w:color w:val="00648B"/>
+                <w:sz w:val="17"/>
+              </w:rPr>
+              <w:t>Implemented now or parked</w:t>
+            </w:r>
+          </w:p>
+        </w:tc>
+        <w:tc>
+          <w:tcPr>
+            <w:tcW w:type="dxa" w:w="7484"/>
+          </w:tcPr>
+          <w:p>
+            <w:pPr>
+              <w:spacing w:after="20" w:before="0"/>
+            </w:pPr>
+            <w:r/>
+            <w:r>
+              <w:rPr>
+                <w:rFonts w:ascii="Lato" w:hAnsi="Lato" w:cs="Lato"/>
+                <w:b w:val="0"/>
+                <w:i w:val="0"/>
+                <w:color w:val="2B2F33"/>
+                <w:sz w:val="17"/>
+              </w:rPr>
+              <w:t>Not implemented — optional drafting polish</w:t>
+            </w:r>
+          </w:p>
+        </w:tc>
+      </w:tr>
+      <w:tr>
+        <w:tc>
+          <w:tcPr>
+            <w:tcW w:type="dxa" w:w="2381"/>
+            <w:shd w:val="clear" w:color="auto" w:fill="EAF1F5"/>
+          </w:tcPr>
+          <w:p>
+            <w:pPr>
+              <w:spacing w:after="20" w:before="0"/>
+            </w:pPr>
+            <w:r/>
+            <w:r>
+              <w:rPr>
+                <w:rFonts w:ascii="Lato" w:hAnsi="Lato" w:cs="Lato"/>
+                <w:b/>
+                <w:i w:val="0"/>
+                <w:color w:val="00648B"/>
+                <w:sz w:val="17"/>
+              </w:rPr>
+              <w:t>Commercial benefit</w:t>
+            </w:r>
+          </w:p>
+        </w:tc>
+        <w:tc>
+          <w:tcPr>
+            <w:tcW w:type="dxa" w:w="7484"/>
+          </w:tcPr>
+          <w:p>
+            <w:pPr>
+              <w:spacing w:after="20" w:before="0"/>
+            </w:pPr>
+            <w:r/>
+            <w:r>
+              <w:rPr>
+                <w:rFonts w:ascii="Lato" w:hAnsi="Lato" w:cs="Lato"/>
+                <w:b w:val="0"/>
+                <w:i w:val="0"/>
+                <w:color w:val="2B2F33"/>
+                <w:sz w:val="17"/>
+              </w:rPr>
+              <w:t>Sharper wording.</w:t>
             </w:r>
           </w:p>
         </w:tc>
@@ -7639,7 +10327,7 @@
           <w:color w:val="00648B"/>
           <w:sz w:val="23"/>
         </w:rPr>
-        <w:t>12.  LEAVE UNCHANGED — patents, communicable disease and default US/Canada exclusion</w:t>
+        <w:t>Gap 12.  LEAVE UNCHANGED — patents, communicable disease and default US/Canada exclusion</w:t>
       </w:r>
       <w:r>
         <w:rPr>
@@ -7650,6 +10338,16 @@
           <w:sz w:val="18"/>
         </w:rPr>
         <w:t xml:space="preserve">   [ Priority: Low ]</w:t>
+      </w:r>
+      <w:r>
+        <w:rPr>
+          <w:rFonts w:ascii="Lato" w:hAnsi="Lato" w:cs="Lato"/>
+          <w:b/>
+          <w:i w:val="0"/>
+          <w:color w:val="5B6166"/>
+          <w:sz w:val="18"/>
+        </w:rPr>
+        <w:t xml:space="preserve">    [ Round 7: No change — deliberate restriction ]</w:t>
       </w:r>
     </w:p>
     <w:tbl>
@@ -7869,7 +10567,7 @@
                 <w:color w:val="00648B"/>
                 <w:sz w:val="17"/>
               </w:rPr>
-              <w:t>Proposed TMHCC action</w:t>
+              <w:t>Recommended action</w:t>
             </w:r>
           </w:p>
         </w:tc>
@@ -7914,7 +10612,7 @@
                 <w:color w:val="00648B"/>
                 <w:sz w:val="17"/>
               </w:rPr>
-              <w:t>Commercial benefit</w:t>
+              <w:t>Exact policy location</w:t>
             </w:r>
           </w:p>
         </w:tc>
@@ -7935,7 +10633,7 @@
                 <w:color w:val="2B2F33"/>
                 <w:sz w:val="17"/>
               </w:rPr>
-              <w:t>Protects portfolio profitability and reinsurance terms.</w:t>
+              <w:t>Section 12 exclusions / 'Jurisdiction' definition.</w:t>
             </w:r>
           </w:p>
         </w:tc>
@@ -7959,7 +10657,7 @@
                 <w:color w:val="00648B"/>
                 <w:sz w:val="17"/>
               </w:rPr>
-              <w:t>Broker / client benefit</w:t>
+              <w:t>Copy-paste-ready wording</w:t>
             </w:r>
           </w:p>
         </w:tc>
@@ -7980,7 +10678,7 @@
                 <w:color w:val="2B2F33"/>
                 <w:sz w:val="17"/>
               </w:rPr>
-              <w:t>Explain as disciplined underwriting, not a deficiency.</w:t>
+              <w:t>No wording change. Retain the patents exclusion, the broad communicable-disease exclusion and the default worldwide-excluding-USA/Canada jurisdiction. These are deliberate, defensible underwriting positions.</w:t>
             </w:r>
           </w:p>
         </w:tc>
@@ -8004,7 +10702,7 @@
                 <w:color w:val="00648B"/>
                 <w:sz w:val="17"/>
               </w:rPr>
-              <w:t>Underwriting risk</w:t>
+              <w:t>Priority</w:t>
             </w:r>
           </w:p>
         </w:tc>
@@ -8025,7 +10723,7 @@
                 <w:color w:val="2B2F33"/>
                 <w:sz w:val="17"/>
               </w:rPr>
-              <w:t>Retaining these protects TMHCC — broadening would materially increase volatility.</w:t>
+              <w:t>Low</w:t>
             </w:r>
           </w:p>
         </w:tc>
@@ -8049,7 +10747,7 @@
                 <w:color w:val="00648B"/>
                 <w:sz w:val="17"/>
               </w:rPr>
-              <w:t>Claims risk</w:t>
+              <w:t>Underwriting impact</w:t>
             </w:r>
           </w:p>
         </w:tc>
@@ -8070,7 +10768,142 @@
                 <w:color w:val="2B2F33"/>
                 <w:sz w:val="17"/>
               </w:rPr>
-              <w:t>Patents and pandemics are high-severity/systemic.</w:t>
+              <w:t>Retaining these protects TMHCC — broadening would materially increase volatility.</w:t>
+            </w:r>
+          </w:p>
+        </w:tc>
+      </w:tr>
+      <w:tr>
+        <w:tc>
+          <w:tcPr>
+            <w:tcW w:type="dxa" w:w="2381"/>
+            <w:shd w:val="clear" w:color="auto" w:fill="EAF1F5"/>
+          </w:tcPr>
+          <w:p>
+            <w:pPr>
+              <w:spacing w:after="20" w:before="0"/>
+            </w:pPr>
+            <w:r/>
+            <w:r>
+              <w:rPr>
+                <w:rFonts w:ascii="Lato" w:hAnsi="Lato" w:cs="Lato"/>
+                <w:b/>
+                <w:i w:val="0"/>
+                <w:color w:val="00648B"/>
+                <w:sz w:val="17"/>
+              </w:rPr>
+              <w:t>Legal sign-off required</w:t>
+            </w:r>
+          </w:p>
+        </w:tc>
+        <w:tc>
+          <w:tcPr>
+            <w:tcW w:type="dxa" w:w="7484"/>
+          </w:tcPr>
+          <w:p>
+            <w:pPr>
+              <w:spacing w:after="20" w:before="0"/>
+            </w:pPr>
+            <w:r/>
+            <w:r>
+              <w:rPr>
+                <w:rFonts w:ascii="Lato" w:hAnsi="Lato" w:cs="Lato"/>
+                <w:b w:val="0"/>
+                <w:i w:val="0"/>
+                <w:color w:val="2B2F33"/>
+                <w:sz w:val="17"/>
+              </w:rPr>
+              <w:t>No</w:t>
+            </w:r>
+          </w:p>
+        </w:tc>
+      </w:tr>
+      <w:tr>
+        <w:tc>
+          <w:tcPr>
+            <w:tcW w:type="dxa" w:w="2381"/>
+            <w:shd w:val="clear" w:color="auto" w:fill="EAF1F5"/>
+          </w:tcPr>
+          <w:p>
+            <w:pPr>
+              <w:spacing w:after="20" w:before="0"/>
+            </w:pPr>
+            <w:r/>
+            <w:r>
+              <w:rPr>
+                <w:rFonts w:ascii="Lato" w:hAnsi="Lato" w:cs="Lato"/>
+                <w:b/>
+                <w:i w:val="0"/>
+                <w:color w:val="00648B"/>
+                <w:sz w:val="17"/>
+              </w:rPr>
+              <w:t>Implemented now or parked</w:t>
+            </w:r>
+          </w:p>
+        </w:tc>
+        <w:tc>
+          <w:tcPr>
+            <w:tcW w:type="dxa" w:w="7484"/>
+          </w:tcPr>
+          <w:p>
+            <w:pPr>
+              <w:spacing w:after="20" w:before="0"/>
+            </w:pPr>
+            <w:r/>
+            <w:r>
+              <w:rPr>
+                <w:rFonts w:ascii="Lato" w:hAnsi="Lato" w:cs="Lato"/>
+                <w:b w:val="0"/>
+                <w:i w:val="0"/>
+                <w:color w:val="2B2F33"/>
+                <w:sz w:val="17"/>
+              </w:rPr>
+              <w:t>No change recommended (document rationale)</w:t>
+            </w:r>
+          </w:p>
+        </w:tc>
+      </w:tr>
+      <w:tr>
+        <w:tc>
+          <w:tcPr>
+            <w:tcW w:type="dxa" w:w="2381"/>
+            <w:shd w:val="clear" w:color="auto" w:fill="EAF1F5"/>
+          </w:tcPr>
+          <w:p>
+            <w:pPr>
+              <w:spacing w:after="20" w:before="0"/>
+            </w:pPr>
+            <w:r/>
+            <w:r>
+              <w:rPr>
+                <w:rFonts w:ascii="Lato" w:hAnsi="Lato" w:cs="Lato"/>
+                <w:b/>
+                <w:i w:val="0"/>
+                <w:color w:val="00648B"/>
+                <w:sz w:val="17"/>
+              </w:rPr>
+              <w:t>Commercial benefit</w:t>
+            </w:r>
+          </w:p>
+        </w:tc>
+        <w:tc>
+          <w:tcPr>
+            <w:tcW w:type="dxa" w:w="7484"/>
+          </w:tcPr>
+          <w:p>
+            <w:pPr>
+              <w:spacing w:after="20" w:before="0"/>
+            </w:pPr>
+            <w:r/>
+            <w:r>
+              <w:rPr>
+                <w:rFonts w:ascii="Lato" w:hAnsi="Lato" w:cs="Lato"/>
+                <w:b w:val="0"/>
+                <w:i w:val="0"/>
+                <w:color w:val="2B2F33"/>
+                <w:sz w:val="17"/>
+              </w:rPr>
+              <w:t>Protects portfolio profitability and reinsurance terms.</w:t>
             </w:r>
           </w:p>
         </w:tc>
@@ -9936,6 +12769,33 @@
           <w:color w:val="00648B"/>
           <w:sz w:val="19"/>
         </w:rPr>
+        <w:t xml:space="preserve">Done:  </w:t>
+      </w:r>
+      <w:r>
+        <w:rPr>
+          <w:rFonts w:ascii="Lato" w:hAnsi="Lato" w:cs="Lato"/>
+          <w:b w:val="0"/>
+          <w:i w:val="0"/>
+          <w:color w:val="2B2F33"/>
+          <w:sz w:val="19"/>
+        </w:rPr>
+        <w:t>Round 7 — the blanket Admission-of-Liability CONDITION PRECEDENT has been replaced with an ordinary condition + prejudice qualifier (aligns with the competitor market). The Sections 1–11 claims-notification clause is NOT a condition precedent (it reads 'will notify… as soon as practicable') and was left as-is.</w:t>
+      </w:r>
+    </w:p>
+    <w:p>
+      <w:pPr>
+        <w:pStyle w:val="ListBullet"/>
+        <w:spacing w:after="40"/>
+        <w:ind w:left="340"/>
+      </w:pPr>
+      <w:r>
+        <w:rPr>
+          <w:rFonts w:ascii="Lato" w:hAnsi="Lato" w:cs="Lato"/>
+          <w:b/>
+          <w:i w:val="0"/>
+          <w:color w:val="00648B"/>
+          <w:sz w:val="19"/>
+        </w:rPr>
         <w:t xml:space="preserve">Retain:  </w:t>
       </w:r>
       <w:r>
@@ -9946,7 +12806,34 @@
           <w:color w:val="2B2F33"/>
           <w:sz w:val="19"/>
         </w:rPr>
-        <w:t>RETAIN claim-notification as an express condition precedent — this is more protective than the competitors and should not be softened.</w:t>
+        <w:t>RETAIN the section-level claims-notification CPs (S12/S13/S14/S15), the police/theft-reporting CP, the unattended-vehicle / premises-security CPs, the rushes/originals/negatives storage CPs and the risk-improvement/maintenance CPs — these are normal and protective.</w:t>
+      </w:r>
+    </w:p>
+    <w:p>
+      <w:pPr>
+        <w:pStyle w:val="ListBullet"/>
+        <w:spacing w:after="40"/>
+        <w:ind w:left="340"/>
+      </w:pPr>
+      <w:r>
+        <w:rPr>
+          <w:rFonts w:ascii="Lato" w:hAnsi="Lato" w:cs="Lato"/>
+          <w:b/>
+          <w:i w:val="0"/>
+          <w:color w:val="00648B"/>
+          <w:sz w:val="19"/>
+        </w:rPr>
+        <w:t xml:space="preserve">Done:  </w:t>
+      </w:r>
+      <w:r>
+        <w:rPr>
+          <w:rFonts w:ascii="Lato" w:hAnsi="Lato" w:cs="Lato"/>
+          <w:b w:val="0"/>
+          <w:i w:val="0"/>
+          <w:color w:val="2B2F33"/>
+          <w:sz w:val="19"/>
+        </w:rPr>
+        <w:t>Round 7 — a new 'Proof of Ownership and Value' claims condition was added (item-level, reasonable, not a blanket forfeiture or condition precedent).</w:t>
       </w:r>
     </w:p>
     <w:p>
@@ -10601,6 +13488,7 @@
     <w:p>
       <w:pPr>
         <w:spacing w:after="80" w:before="0"/>
+        <w:jc w:val="both"/>
       </w:pPr>
       <w:r>
         <w:rPr>
@@ -10610,7 +13498,698 @@
           <w:color w:val="2B2F33"/>
           <w:sz w:val="19"/>
         </w:rPr>
-        <w:t>Implemented together, the high-priority items let TMHCC claim a genuine, evidence-based market-leading position:</w:t>
+        <w:t>Evidence-based positioning supported by the comparison and the source wordings. Personal Accident is NOT included (see distinction below).</w:t>
+      </w:r>
+    </w:p>
+    <w:p>
+      <w:pPr>
+        <w:keepNext/>
+        <w:spacing w:before="120" w:after="20"/>
+      </w:pPr>
+      <w:r>
+        <w:rPr>
+          <w:rFonts w:ascii="Lato" w:hAnsi="Lato" w:cs="Lato"/>
+          <w:b/>
+          <w:i w:val="0"/>
+          <w:color w:val="B88A3C"/>
+          <w:sz w:val="20"/>
+        </w:rPr>
+        <w:t>Standalone, built-in specialist cover (not bolt-ons)</w:t>
+      </w:r>
+    </w:p>
+    <w:tbl>
+      <w:tblPr>
+        <w:tblW w:type="dxa" w:w="9866"/>
+        <w:tblBorders>
+          <w:top w:val="single" w:sz="4" w:space="0" w:color="D6DCE0"/>
+          <w:left w:val="single" w:sz="4" w:space="0" w:color="D6DCE0"/>
+          <w:bottom w:val="single" w:sz="4" w:space="0" w:color="D6DCE0"/>
+          <w:right w:val="single" w:sz="4" w:space="0" w:color="D6DCE0"/>
+          <w:insideH w:val="single" w:sz="4" w:space="0" w:color="D6DCE0"/>
+          <w:insideV w:val="single" w:sz="4" w:space="0" w:color="D6DCE0"/>
+        </w:tblBorders>
+        <w:tblLayout w:type="fixed"/>
+        <w:tblLook w:firstColumn="1" w:firstRow="1" w:lastColumn="0" w:lastRow="0" w:noHBand="0" w:noVBand="1" w:val="04A0"/>
+      </w:tblPr>
+      <w:tblGrid>
+        <w:gridCol w:w="2381"/>
+        <w:gridCol w:w="7484"/>
+      </w:tblGrid>
+      <w:tr>
+        <w:tc>
+          <w:tcPr>
+            <w:tcW w:type="dxa" w:w="2381"/>
+            <w:shd w:val="clear" w:color="auto" w:fill="EAF1F5"/>
+          </w:tcPr>
+          <w:p>
+            <w:pPr>
+              <w:spacing w:after="20" w:before="0"/>
+            </w:pPr>
+            <w:r/>
+            <w:r>
+              <w:rPr>
+                <w:rFonts w:ascii="Lato" w:hAnsi="Lato" w:cs="Lato"/>
+                <w:b/>
+                <w:i w:val="0"/>
+                <w:color w:val="00648B"/>
+                <w:sz w:val="17"/>
+              </w:rPr>
+              <w:t>Current TMHCC position</w:t>
+            </w:r>
+          </w:p>
+        </w:tc>
+        <w:tc>
+          <w:tcPr>
+            <w:tcW w:type="dxa" w:w="7484"/>
+          </w:tcPr>
+          <w:p>
+            <w:pPr>
+              <w:spacing w:after="20" w:before="0"/>
+            </w:pPr>
+            <w:r/>
+            <w:r>
+              <w:rPr>
+                <w:rFonts w:ascii="Lato" w:hAnsi="Lato" w:cs="Lato"/>
+                <w:b w:val="0"/>
+                <w:i w:val="0"/>
+                <w:color w:val="2B2F33"/>
+                <w:sz w:val="17"/>
+              </w:rPr>
+              <w:t>TMHCC is the only wording in the peer group that carries genuine, free-standing specialist sections: Cyber (Section 15 — CyberGuard™ (Cyber Liability)), Commercial Legal Expenses (Section 13), Management Liability (Section 14), Loss of Licence (Section 10) and Production Indemnity ‘All Risks’ (Section 11).</w:t>
+            </w:r>
+          </w:p>
+        </w:tc>
+      </w:tr>
+      <w:tr>
+        <w:tc>
+          <w:tcPr>
+            <w:tcW w:type="dxa" w:w="2381"/>
+            <w:shd w:val="clear" w:color="auto" w:fill="EAF1F5"/>
+          </w:tcPr>
+          <w:p>
+            <w:pPr>
+              <w:spacing w:after="20" w:before="0"/>
+            </w:pPr>
+            <w:r/>
+            <w:r>
+              <w:rPr>
+                <w:rFonts w:ascii="Lato" w:hAnsi="Lato" w:cs="Lato"/>
+                <w:b/>
+                <w:i w:val="0"/>
+                <w:color w:val="00648B"/>
+                <w:sz w:val="17"/>
+              </w:rPr>
+              <w:t>Competitor support</w:t>
+            </w:r>
+          </w:p>
+        </w:tc>
+        <w:tc>
+          <w:tcPr>
+            <w:tcW w:type="dxa" w:w="7484"/>
+          </w:tcPr>
+          <w:p>
+            <w:pPr>
+              <w:spacing w:after="20" w:before="0"/>
+            </w:pPr>
+            <w:r/>
+            <w:r>
+              <w:rPr>
+                <w:rFonts w:ascii="Lato" w:hAnsi="Lato" w:cs="Lato"/>
+                <w:b w:val="0"/>
+                <w:i w:val="0"/>
+                <w:color w:val="2B2F33"/>
+                <w:sz w:val="17"/>
+              </w:rPr>
+              <w:t>Liberty, Allianz and AXA XL carry NONE of these specialist sections; Tysers and Yutree carry only some. No competitor wording reviewed offers all of them.</w:t>
+            </w:r>
+          </w:p>
+        </w:tc>
+      </w:tr>
+      <w:tr>
+        <w:tc>
+          <w:tcPr>
+            <w:tcW w:type="dxa" w:w="2381"/>
+            <w:shd w:val="clear" w:color="auto" w:fill="EAF1F5"/>
+          </w:tcPr>
+          <w:p>
+            <w:pPr>
+              <w:spacing w:after="20" w:before="0"/>
+            </w:pPr>
+            <w:r/>
+            <w:r>
+              <w:rPr>
+                <w:rFonts w:ascii="Lato" w:hAnsi="Lato" w:cs="Lato"/>
+                <w:b/>
+                <w:i w:val="0"/>
+                <w:color w:val="00648B"/>
+                <w:sz w:val="17"/>
+              </w:rPr>
+              <w:t>Clause / location</w:t>
+            </w:r>
+          </w:p>
+        </w:tc>
+        <w:tc>
+          <w:tcPr>
+            <w:tcW w:type="dxa" w:w="7484"/>
+          </w:tcPr>
+          <w:p>
+            <w:pPr>
+              <w:spacing w:after="20" w:before="0"/>
+            </w:pPr>
+            <w:r/>
+            <w:r>
+              <w:rPr>
+                <w:rFonts w:ascii="Lato" w:hAnsi="Lato" w:cs="Lato"/>
+                <w:b w:val="0"/>
+                <w:i w:val="0"/>
+                <w:color w:val="2B2F33"/>
+                <w:sz w:val="17"/>
+              </w:rPr>
+              <w:t>Sections 10, 11, 13, 14, 15 (contents p.67–103).</w:t>
+            </w:r>
+          </w:p>
+        </w:tc>
+      </w:tr>
+      <w:tr>
+        <w:tc>
+          <w:tcPr>
+            <w:tcW w:type="dxa" w:w="2381"/>
+            <w:shd w:val="clear" w:color="auto" w:fill="EAF1F5"/>
+          </w:tcPr>
+          <w:p>
+            <w:pPr>
+              <w:spacing w:after="20" w:before="0"/>
+            </w:pPr>
+            <w:r/>
+            <w:r>
+              <w:rPr>
+                <w:rFonts w:ascii="Lato" w:hAnsi="Lato" w:cs="Lato"/>
+                <w:b/>
+                <w:i w:val="0"/>
+                <w:color w:val="00648B"/>
+                <w:sz w:val="17"/>
+              </w:rPr>
+              <w:t>Recommended action / wording</w:t>
+            </w:r>
+          </w:p>
+        </w:tc>
+        <w:tc>
+          <w:tcPr>
+            <w:tcW w:type="dxa" w:w="7484"/>
+          </w:tcPr>
+          <w:p>
+            <w:pPr>
+              <w:spacing w:after="20" w:before="0"/>
+            </w:pPr>
+            <w:r/>
+            <w:r>
+              <w:rPr>
+                <w:rFonts w:ascii="Lato" w:hAnsi="Lato" w:cs="Lato"/>
+                <w:b w:val="0"/>
+                <w:i w:val="0"/>
+                <w:color w:val="2B2F33"/>
+                <w:sz w:val="17"/>
+              </w:rPr>
+              <w:t>Position the wording as ‘standalone cyber, legal expenses, management liability, loss of licence and production indemnity built in — not bolt-ons.’</w:t>
+            </w:r>
+          </w:p>
+        </w:tc>
+      </w:tr>
+      <w:tr>
+        <w:tc>
+          <w:tcPr>
+            <w:tcW w:type="dxa" w:w="2381"/>
+            <w:shd w:val="clear" w:color="auto" w:fill="EAF1F5"/>
+          </w:tcPr>
+          <w:p>
+            <w:pPr>
+              <w:spacing w:after="20" w:before="0"/>
+            </w:pPr>
+            <w:r/>
+            <w:r>
+              <w:rPr>
+                <w:rFonts w:ascii="Lato" w:hAnsi="Lato" w:cs="Lato"/>
+                <w:b/>
+                <w:i w:val="0"/>
+                <w:color w:val="00648B"/>
+                <w:sz w:val="17"/>
+              </w:rPr>
+              <w:t>Underwriting risk</w:t>
+            </w:r>
+          </w:p>
+        </w:tc>
+        <w:tc>
+          <w:tcPr>
+            <w:tcW w:type="dxa" w:w="7484"/>
+          </w:tcPr>
+          <w:p>
+            <w:pPr>
+              <w:spacing w:after="20" w:before="0"/>
+            </w:pPr>
+            <w:r/>
+            <w:r>
+              <w:rPr>
+                <w:rFonts w:ascii="Lato" w:hAnsi="Lato" w:cs="Lato"/>
+                <w:b w:val="0"/>
+                <w:i w:val="0"/>
+                <w:color w:val="2B2F33"/>
+                <w:sz w:val="17"/>
+              </w:rPr>
+              <w:t>Nil — positioning of cover that already exists.</w:t>
+            </w:r>
+          </w:p>
+        </w:tc>
+      </w:tr>
+      <w:tr>
+        <w:tc>
+          <w:tcPr>
+            <w:tcW w:type="dxa" w:w="2381"/>
+            <w:shd w:val="clear" w:color="auto" w:fill="EAF1F5"/>
+          </w:tcPr>
+          <w:p>
+            <w:pPr>
+              <w:spacing w:after="20" w:before="0"/>
+            </w:pPr>
+            <w:r/>
+            <w:r>
+              <w:rPr>
+                <w:rFonts w:ascii="Lato" w:hAnsi="Lato" w:cs="Lato"/>
+                <w:b/>
+                <w:i w:val="0"/>
+                <w:color w:val="00648B"/>
+                <w:sz w:val="17"/>
+              </w:rPr>
+              <w:t>Legal sign-off required</w:t>
+            </w:r>
+          </w:p>
+        </w:tc>
+        <w:tc>
+          <w:tcPr>
+            <w:tcW w:type="dxa" w:w="7484"/>
+          </w:tcPr>
+          <w:p>
+            <w:pPr>
+              <w:spacing w:after="20" w:before="0"/>
+            </w:pPr>
+            <w:r/>
+            <w:r>
+              <w:rPr>
+                <w:rFonts w:ascii="Lato" w:hAnsi="Lato" w:cs="Lato"/>
+                <w:b w:val="0"/>
+                <w:i w:val="0"/>
+                <w:color w:val="2B2F33"/>
+                <w:sz w:val="17"/>
+              </w:rPr>
+              <w:t>No (positioning only).</w:t>
+            </w:r>
+          </w:p>
+        </w:tc>
+      </w:tr>
+    </w:tbl>
+    <w:p>
+      <w:pPr>
+        <w:spacing w:after="160"/>
+      </w:pPr>
+    </w:p>
+    <w:p>
+      <w:pPr>
+        <w:keepNext/>
+        <w:spacing w:before="120" w:after="20"/>
+      </w:pPr>
+      <w:r>
+        <w:rPr>
+          <w:rFonts w:ascii="Lato" w:hAnsi="Lato" w:cs="Lato"/>
+          <w:b/>
+          <w:i w:val="0"/>
+          <w:color w:val="B88A3C"/>
+          <w:sz w:val="20"/>
+        </w:rPr>
+        <w:t>Reputation management &amp; reputational-harm support</w:t>
+      </w:r>
+    </w:p>
+    <w:tbl>
+      <w:tblPr>
+        <w:tblW w:type="dxa" w:w="9866"/>
+        <w:tblBorders>
+          <w:top w:val="single" w:sz="4" w:space="0" w:color="D6DCE0"/>
+          <w:left w:val="single" w:sz="4" w:space="0" w:color="D6DCE0"/>
+          <w:bottom w:val="single" w:sz="4" w:space="0" w:color="D6DCE0"/>
+          <w:right w:val="single" w:sz="4" w:space="0" w:color="D6DCE0"/>
+          <w:insideH w:val="single" w:sz="4" w:space="0" w:color="D6DCE0"/>
+          <w:insideV w:val="single" w:sz="4" w:space="0" w:color="D6DCE0"/>
+        </w:tblBorders>
+        <w:tblLayout w:type="fixed"/>
+        <w:tblLook w:firstColumn="1" w:firstRow="1" w:lastColumn="0" w:lastRow="0" w:noHBand="0" w:noVBand="1" w:val="04A0"/>
+      </w:tblPr>
+      <w:tblGrid>
+        <w:gridCol w:w="2381"/>
+        <w:gridCol w:w="7484"/>
+      </w:tblGrid>
+      <w:tr>
+        <w:tc>
+          <w:tcPr>
+            <w:tcW w:type="dxa" w:w="2381"/>
+            <w:shd w:val="clear" w:color="auto" w:fill="EAF1F5"/>
+          </w:tcPr>
+          <w:p>
+            <w:pPr>
+              <w:spacing w:after="20" w:before="0"/>
+            </w:pPr>
+            <w:r/>
+            <w:r>
+              <w:rPr>
+                <w:rFonts w:ascii="Lato" w:hAnsi="Lato" w:cs="Lato"/>
+                <w:b/>
+                <w:i w:val="0"/>
+                <w:color w:val="00648B"/>
+                <w:sz w:val="17"/>
+              </w:rPr>
+              <w:t>Current TMHCC position</w:t>
+            </w:r>
+          </w:p>
+        </w:tc>
+        <w:tc>
+          <w:tcPr>
+            <w:tcW w:type="dxa" w:w="7484"/>
+          </w:tcPr>
+          <w:p>
+            <w:pPr>
+              <w:spacing w:after="20" w:before="0"/>
+            </w:pPr>
+            <w:r/>
+            <w:r>
+              <w:rPr>
+                <w:rFonts w:ascii="Lato" w:hAnsi="Lato" w:cs="Lato"/>
+                <w:b w:val="0"/>
+                <w:i w:val="0"/>
+                <w:color w:val="2B2F33"/>
+                <w:sz w:val="17"/>
+              </w:rPr>
+              <w:t>Section 12 (Media Liability) ALREADY provides Reputation Management (up to GBP 250,000) and Withdrawal of Content (up to GBP 250,000) as standard, plus the general duty-to-mitigate provisions.</w:t>
+            </w:r>
+          </w:p>
+        </w:tc>
+      </w:tr>
+      <w:tr>
+        <w:tc>
+          <w:tcPr>
+            <w:tcW w:type="dxa" w:w="2381"/>
+            <w:shd w:val="clear" w:color="auto" w:fill="EAF1F5"/>
+          </w:tcPr>
+          <w:p>
+            <w:pPr>
+              <w:spacing w:after="20" w:before="0"/>
+            </w:pPr>
+            <w:r/>
+            <w:r>
+              <w:rPr>
+                <w:rFonts w:ascii="Lato" w:hAnsi="Lato" w:cs="Lato"/>
+                <w:b/>
+                <w:i w:val="0"/>
+                <w:color w:val="00648B"/>
+                <w:sz w:val="17"/>
+              </w:rPr>
+              <w:t>Competitor support</w:t>
+            </w:r>
+          </w:p>
+        </w:tc>
+        <w:tc>
+          <w:tcPr>
+            <w:tcW w:type="dxa" w:w="7484"/>
+          </w:tcPr>
+          <w:p>
+            <w:pPr>
+              <w:spacing w:after="20" w:before="0"/>
+            </w:pPr>
+            <w:r/>
+            <w:r>
+              <w:rPr>
+                <w:rFonts w:ascii="Lato" w:hAnsi="Lato" w:cs="Lato"/>
+                <w:b w:val="0"/>
+                <w:i w:val="0"/>
+                <w:color w:val="2B2F33"/>
+                <w:sz w:val="17"/>
+              </w:rPr>
+              <w:t>Yutree offers Reputation management costs cover (PR consultant / crisis) and Withdrawal of consent cover. TMHCC therefore MATCHES Yutree on reputation support; Liberty, Allianz and AXA XL offer none.</w:t>
+            </w:r>
+          </w:p>
+        </w:tc>
+      </w:tr>
+      <w:tr>
+        <w:tc>
+          <w:tcPr>
+            <w:tcW w:type="dxa" w:w="2381"/>
+            <w:shd w:val="clear" w:color="auto" w:fill="EAF1F5"/>
+          </w:tcPr>
+          <w:p>
+            <w:pPr>
+              <w:spacing w:after="20" w:before="0"/>
+            </w:pPr>
+            <w:r/>
+            <w:r>
+              <w:rPr>
+                <w:rFonts w:ascii="Lato" w:hAnsi="Lato" w:cs="Lato"/>
+                <w:b/>
+                <w:i w:val="0"/>
+                <w:color w:val="00648B"/>
+                <w:sz w:val="17"/>
+              </w:rPr>
+              <w:t>Clause / location</w:t>
+            </w:r>
+          </w:p>
+        </w:tc>
+        <w:tc>
+          <w:tcPr>
+            <w:tcW w:type="dxa" w:w="7484"/>
+          </w:tcPr>
+          <w:p>
+            <w:pPr>
+              <w:spacing w:after="20" w:before="0"/>
+            </w:pPr>
+            <w:r/>
+            <w:r>
+              <w:rPr>
+                <w:rFonts w:ascii="Lato" w:hAnsi="Lato" w:cs="Lato"/>
+                <w:b w:val="0"/>
+                <w:i w:val="0"/>
+                <w:color w:val="2B2F33"/>
+                <w:sz w:val="17"/>
+              </w:rPr>
+              <w:t>Section 12 — 'Reputation Management' and 'Withdrawal of Content' clauses (contents p.73+).</w:t>
+            </w:r>
+          </w:p>
+        </w:tc>
+      </w:tr>
+      <w:tr>
+        <w:tc>
+          <w:tcPr>
+            <w:tcW w:type="dxa" w:w="2381"/>
+            <w:shd w:val="clear" w:color="auto" w:fill="EAF1F5"/>
+          </w:tcPr>
+          <w:p>
+            <w:pPr>
+              <w:spacing w:after="20" w:before="0"/>
+            </w:pPr>
+            <w:r/>
+            <w:r>
+              <w:rPr>
+                <w:rFonts w:ascii="Lato" w:hAnsi="Lato" w:cs="Lato"/>
+                <w:b/>
+                <w:i w:val="0"/>
+                <w:color w:val="00648B"/>
+                <w:sz w:val="17"/>
+              </w:rPr>
+              <w:t>Recommended action / wording</w:t>
+            </w:r>
+          </w:p>
+        </w:tc>
+        <w:tc>
+          <w:tcPr>
+            <w:tcW w:type="dxa" w:w="7484"/>
+          </w:tcPr>
+          <w:p>
+            <w:pPr>
+              <w:spacing w:after="20" w:before="0"/>
+            </w:pPr>
+            <w:r/>
+            <w:r>
+              <w:rPr>
+                <w:rFonts w:ascii="Lato" w:hAnsi="Lato" w:cs="Lato"/>
+                <w:b w:val="0"/>
+                <w:i w:val="0"/>
+                <w:color w:val="2B2F33"/>
+                <w:sz w:val="17"/>
+              </w:rPr>
+              <w:t>Highlight reputation management + withdrawal-of-content as STANDARD. OPTIONAL uplift (sign-off): increase the GBP 250k sub-limits and/or add a first-party reputational-harm trigger so costs are available before a third-party claim is made.</w:t>
+            </w:r>
+          </w:p>
+        </w:tc>
+      </w:tr>
+      <w:tr>
+        <w:tc>
+          <w:tcPr>
+            <w:tcW w:type="dxa" w:w="2381"/>
+            <w:shd w:val="clear" w:color="auto" w:fill="EAF1F5"/>
+          </w:tcPr>
+          <w:p>
+            <w:pPr>
+              <w:spacing w:after="20" w:before="0"/>
+            </w:pPr>
+            <w:r/>
+            <w:r>
+              <w:rPr>
+                <w:rFonts w:ascii="Lato" w:hAnsi="Lato" w:cs="Lato"/>
+                <w:b/>
+                <w:i w:val="0"/>
+                <w:color w:val="00648B"/>
+                <w:sz w:val="17"/>
+              </w:rPr>
+              <w:t>Underwriting risk</w:t>
+            </w:r>
+          </w:p>
+        </w:tc>
+        <w:tc>
+          <w:tcPr>
+            <w:tcW w:type="dxa" w:w="7484"/>
+          </w:tcPr>
+          <w:p>
+            <w:pPr>
+              <w:spacing w:after="20" w:before="0"/>
+            </w:pPr>
+            <w:r/>
+            <w:r>
+              <w:rPr>
+                <w:rFonts w:ascii="Lato" w:hAnsi="Lato" w:cs="Lato"/>
+                <w:b w:val="0"/>
+                <w:i w:val="0"/>
+                <w:color w:val="2B2F33"/>
+                <w:sz w:val="17"/>
+              </w:rPr>
+              <w:t>Nil for the standard cover; Medium for any first-party trigger / limit uplift.</w:t>
+            </w:r>
+          </w:p>
+        </w:tc>
+      </w:tr>
+      <w:tr>
+        <w:tc>
+          <w:tcPr>
+            <w:tcW w:type="dxa" w:w="2381"/>
+            <w:shd w:val="clear" w:color="auto" w:fill="EAF1F5"/>
+          </w:tcPr>
+          <w:p>
+            <w:pPr>
+              <w:spacing w:after="20" w:before="0"/>
+            </w:pPr>
+            <w:r/>
+            <w:r>
+              <w:rPr>
+                <w:rFonts w:ascii="Lato" w:hAnsi="Lato" w:cs="Lato"/>
+                <w:b/>
+                <w:i w:val="0"/>
+                <w:color w:val="00648B"/>
+                <w:sz w:val="17"/>
+              </w:rPr>
+              <w:t>Legal sign-off required</w:t>
+            </w:r>
+          </w:p>
+        </w:tc>
+        <w:tc>
+          <w:tcPr>
+            <w:tcW w:type="dxa" w:w="7484"/>
+          </w:tcPr>
+          <w:p>
+            <w:pPr>
+              <w:spacing w:after="20" w:before="0"/>
+            </w:pPr>
+            <w:r/>
+            <w:r>
+              <w:rPr>
+                <w:rFonts w:ascii="Lato" w:hAnsi="Lato" w:cs="Lato"/>
+                <w:b w:val="0"/>
+                <w:i w:val="0"/>
+                <w:color w:val="2B2F33"/>
+                <w:sz w:val="17"/>
+              </w:rPr>
+              <w:t>No for positioning; Yes for any uplift.</w:t>
+            </w:r>
+          </w:p>
+        </w:tc>
+      </w:tr>
+    </w:tbl>
+    <w:p>
+      <w:pPr>
+        <w:spacing w:after="160"/>
+      </w:pPr>
+    </w:p>
+    <w:tbl>
+      <w:tblPr>
+        <w:tblW w:type="pct" w:w="5000"/>
+        <w:tblLayout w:type="fixed"/>
+        <w:tblLook w:firstColumn="1" w:firstRow="1" w:lastColumn="0" w:lastRow="0" w:noHBand="0" w:noVBand="1" w:val="04A0"/>
+      </w:tblPr>
+      <w:tblGrid>
+        <w:gridCol w:w="9978"/>
+      </w:tblGrid>
+      <w:tr>
+        <w:tc>
+          <w:tcPr>
+            <w:tcW w:type="dxa" w:w="9978"/>
+            <w:shd w:val="clear" w:color="auto" w:fill="EAF1F5"/>
+            <w:tcBorders>
+              <w:top w:val="single" w:sz="4" w:space="0" w:color="00648B"/>
+              <w:left w:val="single" w:sz="22" w:space="0" w:color="00648B"/>
+              <w:bottom w:val="single" w:sz="4" w:space="0" w:color="00648B"/>
+              <w:right w:val="single" w:sz="4" w:space="0" w:color="00648B"/>
+            </w:tcBorders>
+          </w:tcPr>
+          <w:p>
+            <w:pPr>
+              <w:spacing w:after="40" w:before="40"/>
+            </w:pPr>
+            <w:r/>
+            <w:r>
+              <w:rPr>
+                <w:rFonts w:ascii="Lato" w:hAnsi="Lato" w:cs="Lato"/>
+                <w:b/>
+                <w:i w:val="0"/>
+                <w:color w:val="00648B"/>
+                <w:sz w:val="19"/>
+              </w:rPr>
+              <w:t xml:space="preserve">Personal Accident vs Personal Assault — explicit distinction:  </w:t>
+            </w:r>
+            <w:r>
+              <w:rPr>
+                <w:rFonts w:ascii="Lato" w:hAnsi="Lato" w:cs="Lato"/>
+                <w:b w:val="0"/>
+                <w:i w:val="0"/>
+                <w:color w:val="2B2F33"/>
+                <w:sz w:val="19"/>
+              </w:rPr>
+              <w:t>Personal Accident — NOT being added (no standalone PA / business-travel section is introduced in this round).  Personal Assault — EXISTING and RETAINED. Section 8 (Money), Sub-Section 2 provides Personal Assault benefits (death / permanent total disablement / temporary disablement / medical expenses) to an Insured Person assaulted in connection with an insured Money event. This is a distinct, narrower, benefit-based cover and is NOT the same as a Personal Accident section.</w:t>
+            </w:r>
+          </w:p>
+        </w:tc>
+      </w:tr>
+    </w:tbl>
+    <w:p>
+      <w:pPr>
+        <w:spacing w:after="80"/>
+      </w:pPr>
+    </w:p>
+    <w:p>
+      <w:pPr>
+        <w:keepNext/>
+        <w:spacing w:before="120" w:after="20"/>
+      </w:pPr>
+      <w:r>
+        <w:rPr>
+          <w:rFonts w:ascii="Lato" w:hAnsi="Lato" w:cs="Lato"/>
+          <w:b/>
+          <w:i w:val="0"/>
+          <w:color w:val="B88A3C"/>
+          <w:sz w:val="20"/>
+        </w:rPr>
+        <w:t>Positioning statements (subject to sign-off)</w:t>
       </w:r>
     </w:p>
     <w:p>
@@ -10627,7 +14206,7 @@
           <w:color w:val="2B2F33"/>
           <w:sz w:val="19"/>
         </w:rPr>
-        <w:t>‘The only media &amp; entertainment wording with all fifteen sections — now including a Personal Accident &amp; Business Travel option.’</w:t>
+        <w:t>‘The only media &amp; entertainment wording in the peer group with all fifteen sections.’</w:t>
       </w:r>
     </w:p>
     <w:p>
@@ -10644,7 +14223,7 @@
           <w:color w:val="2B2F33"/>
           <w:sz w:val="19"/>
         </w:rPr>
-        <w:t>‘Worldwide media-liability cover available, including a rated US/Canada extension.’</w:t>
+        <w:t>‘Standalone cyber, legal expenses, management liability, loss of licence and production indemnity — built in, not bolt-ons.’</w:t>
       </w:r>
     </w:p>
     <w:p>
@@ -10661,7 +14240,7 @@
           <w:color w:val="2B2F33"/>
           <w:sz w:val="19"/>
         </w:rPr>
-        <w:t>‘Distribution chain protected — distributors &amp; purchasers extension.’</w:t>
+        <w:t>‘Reputation management and withdrawal-of-content cover as standard in media liability.’</w:t>
       </w:r>
     </w:p>
     <w:p>
@@ -10678,7 +14257,7 @@
           <w:color w:val="2B2F33"/>
           <w:sz w:val="19"/>
         </w:rPr>
-        <w:t>‘Standalone cyber, legal expenses and management liability built in — not bolt-ons.’</w:t>
+        <w:t>‘Flexible first-loss business-interruption limit — one Schedule limit across multiple loss heads.’</w:t>
       </w:r>
     </w:p>
     <w:p>
@@ -10695,7 +14274,7 @@
           <w:color w:val="2B2F33"/>
           <w:sz w:val="19"/>
         </w:rPr>
-        <w:t>‘Reputation management, withdrawal-of-content and data-protection defence as standard in media liability.’</w:t>
+        <w:t>‘Worldwide property &amp; equipment and worldwide transit as standard; worldwide media-liability available as a rated option.’</w:t>
       </w:r>
     </w:p>
     <w:tbl>
@@ -10742,7 +14321,2517 @@
                 <w:color w:val="2B2F33"/>
                 <w:sz w:val="19"/>
               </w:rPr>
-              <w:t>TMHCC can credibly market the wording as broader, clearer and more complete than all five competitor wordings reviewed (Tysers, Yutree, Liberty, Allianz and AXA XL) — subject to legal/underwriting sign-off.</w:t>
+              <w:t>Where competitor wordings are attached (Tysers, Yutree, Liberty, Allianz, AXA XL), these statements are evidenced by the comparison. Any statement that depends on a competitor wording NOT in file is labelled UNCONFIRMED in the Full Coverage Comparison.</w:t>
+            </w:r>
+          </w:p>
+        </w:tc>
+      </w:tr>
+    </w:tbl>
+    <w:p>
+      <w:pPr>
+        <w:spacing w:after="80"/>
+      </w:pPr>
+    </w:p>
+    <w:p>
+      <w:r>
+        <w:br w:type="page"/>
+      </w:r>
+    </w:p>
+    <w:p>
+      <w:pPr>
+        <w:keepNext/>
+        <w:spacing w:before="280" w:after="40"/>
+        <w:pBdr>
+          <w:bottom w:val="single" w:sz="8" w:space="2" w:color="B88A3C"/>
+        </w:pBdr>
+      </w:pPr>
+      <w:r>
+        <w:rPr>
+          <w:rFonts w:ascii="Lato" w:hAnsi="Lato" w:cs="Lato"/>
+          <w:b/>
+          <w:i w:val="0"/>
+          <w:color w:val="00648B"/>
+          <w:sz w:val="30"/>
+        </w:rPr>
+        <w:t>Section 12 (Media Liability) — Suggested Upgrades (for sign-off)</w:t>
+      </w:r>
+    </w:p>
+    <w:p>
+      <w:pPr>
+        <w:spacing w:after="80" w:before="0"/>
+        <w:jc w:val="both"/>
+      </w:pPr>
+      <w:r>
+        <w:rPr>
+          <w:rFonts w:ascii="Lato" w:hAnsi="Lato" w:cs="Lato"/>
+          <w:b w:val="0"/>
+          <w:i w:val="0"/>
+          <w:color w:val="2B2F33"/>
+          <w:sz w:val="19"/>
+        </w:rPr>
+        <w:t>These are NOT applied to the wording — not even as tracked changes. Each is presented as a suggested upgrade requiring TMHCC legal/underwriting sign-off. None is final.</w:t>
+      </w:r>
+    </w:p>
+    <w:p>
+      <w:pPr>
+        <w:keepNext/>
+        <w:spacing w:before="120" w:after="20"/>
+      </w:pPr>
+      <w:r>
+        <w:rPr>
+          <w:rFonts w:ascii="Lato" w:hAnsi="Lato" w:cs="Lato"/>
+          <w:b/>
+          <w:i w:val="0"/>
+          <w:color w:val="B88A3C"/>
+          <w:sz w:val="20"/>
+        </w:rPr>
+        <w:t>Worldwide Territory &amp; Jurisdiction (Optional) — incl. separate USA/Canada selectable</w:t>
+      </w:r>
+    </w:p>
+    <w:tbl>
+      <w:tblPr>
+        <w:tblW w:type="dxa" w:w="9866"/>
+        <w:tblBorders>
+          <w:top w:val="single" w:sz="4" w:space="0" w:color="D6DCE0"/>
+          <w:left w:val="single" w:sz="4" w:space="0" w:color="D6DCE0"/>
+          <w:bottom w:val="single" w:sz="4" w:space="0" w:color="D6DCE0"/>
+          <w:right w:val="single" w:sz="4" w:space="0" w:color="D6DCE0"/>
+          <w:insideH w:val="single" w:sz="4" w:space="0" w:color="D6DCE0"/>
+          <w:insideV w:val="single" w:sz="4" w:space="0" w:color="D6DCE0"/>
+        </w:tblBorders>
+        <w:tblLayout w:type="fixed"/>
+        <w:tblLook w:firstColumn="1" w:firstRow="1" w:lastColumn="0" w:lastRow="0" w:noHBand="0" w:noVBand="1" w:val="04A0"/>
+      </w:tblPr>
+      <w:tblGrid>
+        <w:gridCol w:w="2381"/>
+        <w:gridCol w:w="7484"/>
+      </w:tblGrid>
+      <w:tr>
+        <w:tc>
+          <w:tcPr>
+            <w:tcW w:type="dxa" w:w="2381"/>
+            <w:shd w:val="clear" w:color="auto" w:fill="EAF1F5"/>
+          </w:tcPr>
+          <w:p>
+            <w:pPr>
+              <w:spacing w:after="20" w:before="0"/>
+            </w:pPr>
+            <w:r/>
+            <w:r>
+              <w:rPr>
+                <w:rFonts w:ascii="Lato" w:hAnsi="Lato" w:cs="Lato"/>
+                <w:b/>
+                <w:i w:val="0"/>
+                <w:color w:val="00648B"/>
+                <w:sz w:val="17"/>
+              </w:rPr>
+              <w:t>Amendment type</w:t>
+            </w:r>
+          </w:p>
+        </w:tc>
+        <w:tc>
+          <w:tcPr>
+            <w:tcW w:type="dxa" w:w="7484"/>
+          </w:tcPr>
+          <w:p>
+            <w:pPr>
+              <w:spacing w:after="20" w:before="0"/>
+            </w:pPr>
+            <w:r/>
+            <w:r>
+              <w:rPr>
+                <w:rFonts w:ascii="Lato" w:hAnsi="Lato" w:cs="Lato"/>
+                <w:b w:val="0"/>
+                <w:i w:val="0"/>
+                <w:color w:val="2B2F33"/>
+                <w:sz w:val="17"/>
+              </w:rPr>
+              <w:t>Schedule-selectable option (territory/jurisdiction)</w:t>
+            </w:r>
+          </w:p>
+        </w:tc>
+      </w:tr>
+      <w:tr>
+        <w:tc>
+          <w:tcPr>
+            <w:tcW w:type="dxa" w:w="2381"/>
+            <w:shd w:val="clear" w:color="auto" w:fill="EAF1F5"/>
+          </w:tcPr>
+          <w:p>
+            <w:pPr>
+              <w:spacing w:after="20" w:before="0"/>
+            </w:pPr>
+            <w:r/>
+            <w:r>
+              <w:rPr>
+                <w:rFonts w:ascii="Lato" w:hAnsi="Lato" w:cs="Lato"/>
+                <w:b/>
+                <w:i w:val="0"/>
+                <w:color w:val="00648B"/>
+                <w:sz w:val="17"/>
+              </w:rPr>
+              <w:t>Exact location for insertion</w:t>
+            </w:r>
+          </w:p>
+        </w:tc>
+        <w:tc>
+          <w:tcPr>
+            <w:tcW w:type="dxa" w:w="7484"/>
+          </w:tcPr>
+          <w:p>
+            <w:pPr>
+              <w:spacing w:after="20" w:before="0"/>
+            </w:pPr>
+            <w:r/>
+            <w:r>
+              <w:rPr>
+                <w:rFonts w:ascii="Lato" w:hAnsi="Lato" w:cs="Lato"/>
+                <w:b w:val="0"/>
+                <w:i w:val="0"/>
+                <w:color w:val="2B2F33"/>
+                <w:sz w:val="17"/>
+              </w:rPr>
+              <w:t>Section 12 (Media Liability), as an Optional Extension following the 'Legal Action' / 'Geographical Limits' exclusions (p.73+).</w:t>
+            </w:r>
+          </w:p>
+        </w:tc>
+      </w:tr>
+      <w:tr>
+        <w:tc>
+          <w:tcPr>
+            <w:tcW w:type="dxa" w:w="2381"/>
+            <w:shd w:val="clear" w:color="auto" w:fill="EAF1F5"/>
+          </w:tcPr>
+          <w:p>
+            <w:pPr>
+              <w:spacing w:after="20" w:before="0"/>
+            </w:pPr>
+            <w:r/>
+            <w:r>
+              <w:rPr>
+                <w:rFonts w:ascii="Lato" w:hAnsi="Lato" w:cs="Lato"/>
+                <w:b/>
+                <w:i w:val="0"/>
+                <w:color w:val="00648B"/>
+                <w:sz w:val="17"/>
+              </w:rPr>
+              <w:t>Copy-paste-ready upgrade wording</w:t>
+            </w:r>
+          </w:p>
+        </w:tc>
+        <w:tc>
+          <w:tcPr>
+            <w:tcW w:type="dxa" w:w="7484"/>
+          </w:tcPr>
+          <w:p>
+            <w:pPr>
+              <w:spacing w:after="20" w:before="0"/>
+            </w:pPr>
+            <w:r/>
+            <w:r>
+              <w:rPr>
+                <w:rFonts w:ascii="Lato" w:hAnsi="Lato" w:cs="Lato"/>
+                <w:b w:val="0"/>
+                <w:i w:val="0"/>
+                <w:color w:val="2B2F33"/>
+                <w:sz w:val="17"/>
+              </w:rPr>
+              <w:t>Worldwide Territory and Jurisdiction (Optional)</w:t>
+            </w:r>
+          </w:p>
+          <w:p>
+            <w:pPr>
+              <w:spacing w:after="20" w:before="0"/>
+            </w:pPr>
+            <w:r>
+              <w:rPr>
+                <w:rFonts w:ascii="Lato" w:hAnsi="Lato" w:cs="Lato"/>
+                <w:b w:val="0"/>
+                <w:i w:val="0"/>
+                <w:color w:val="2B2F33"/>
+                <w:sz w:val="17"/>
+              </w:rPr>
+              <w:t>This Optional Extension applies only if stated as operative in the Schedule. Where stated as operative, the Geographical Limits applicable to this Section are amended to anywhere in the world and the Jurisdiction applicable to this Section is amended to worldwide, and the exclusions of claims brought, or in which the governing law is contended to be, outside the Jurisdiction shall not apply.</w:t>
+            </w:r>
+          </w:p>
+          <w:p>
+            <w:pPr>
+              <w:spacing w:after="20" w:before="0"/>
+            </w:pPr>
+            <w:r>
+              <w:rPr>
+                <w:rFonts w:ascii="Lato" w:hAnsi="Lato" w:cs="Lato"/>
+                <w:b w:val="0"/>
+                <w:i w:val="0"/>
+                <w:color w:val="2B2F33"/>
+                <w:sz w:val="17"/>
+              </w:rPr>
+              <w:t>Cover in respect of claims brought in, or determined under the laws of, the United States of America or Canada (or any territory or protectorate thereof) applies only if “USA/Canada Jurisdiction” is additionally stated as operative in the Schedule.</w:t>
+            </w:r>
+          </w:p>
+        </w:tc>
+      </w:tr>
+      <w:tr>
+        <w:tc>
+          <w:tcPr>
+            <w:tcW w:type="dxa" w:w="2381"/>
+            <w:shd w:val="clear" w:color="auto" w:fill="EAF1F5"/>
+          </w:tcPr>
+          <w:p>
+            <w:pPr>
+              <w:spacing w:after="20" w:before="0"/>
+            </w:pPr>
+            <w:r/>
+            <w:r>
+              <w:rPr>
+                <w:rFonts w:ascii="Lato" w:hAnsi="Lato" w:cs="Lato"/>
+                <w:b/>
+                <w:i w:val="0"/>
+                <w:color w:val="00648B"/>
+                <w:sz w:val="17"/>
+              </w:rPr>
+              <w:t>Rationale &amp; competitor support</w:t>
+            </w:r>
+          </w:p>
+        </w:tc>
+        <w:tc>
+          <w:tcPr>
+            <w:tcW w:type="dxa" w:w="7484"/>
+          </w:tcPr>
+          <w:p>
+            <w:pPr>
+              <w:spacing w:after="20" w:before="0"/>
+            </w:pPr>
+            <w:r/>
+            <w:r>
+              <w:rPr>
+                <w:rFonts w:ascii="Lato" w:hAnsi="Lato" w:cs="Lato"/>
+                <w:b w:val="0"/>
+                <w:i w:val="0"/>
+                <w:color w:val="2B2F33"/>
+                <w:sz w:val="17"/>
+              </w:rPr>
+              <w:t>Gap 2. Tysers PI is worldwide. Gives global-distribution media clients a clean Schedule switch to worldwide and a separate, rated USA/Canada option, without changing the default ex-US/Canada appetite.</w:t>
+            </w:r>
+          </w:p>
+        </w:tc>
+      </w:tr>
+      <w:tr>
+        <w:tc>
+          <w:tcPr>
+            <w:tcW w:type="dxa" w:w="2381"/>
+            <w:shd w:val="clear" w:color="auto" w:fill="EAF1F5"/>
+          </w:tcPr>
+          <w:p>
+            <w:pPr>
+              <w:spacing w:after="20" w:before="0"/>
+            </w:pPr>
+            <w:r/>
+            <w:r>
+              <w:rPr>
+                <w:rFonts w:ascii="Lato" w:hAnsi="Lato" w:cs="Lato"/>
+                <w:b/>
+                <w:i w:val="0"/>
+                <w:color w:val="00648B"/>
+                <w:sz w:val="17"/>
+              </w:rPr>
+              <w:t>Sign-off note</w:t>
+            </w:r>
+          </w:p>
+        </w:tc>
+        <w:tc>
+          <w:tcPr>
+            <w:tcW w:type="dxa" w:w="7484"/>
+          </w:tcPr>
+          <w:p>
+            <w:pPr>
+              <w:spacing w:after="20" w:before="0"/>
+            </w:pPr>
+            <w:r/>
+            <w:r>
+              <w:rPr>
+                <w:rFonts w:ascii="Lato" w:hAnsi="Lato" w:cs="Lato"/>
+                <w:b w:val="0"/>
+                <w:i w:val="0"/>
+                <w:color w:val="2B2F33"/>
+                <w:sz w:val="17"/>
+              </w:rPr>
+              <w:t>Legal + underwriting (territory, reinsurance treaty, rating).  —  REQUIRED before adoption; do not treat as final.</w:t>
+            </w:r>
+          </w:p>
+        </w:tc>
+      </w:tr>
+    </w:tbl>
+    <w:p>
+      <w:pPr>
+        <w:spacing w:after="160"/>
+      </w:pPr>
+    </w:p>
+    <w:p>
+      <w:pPr>
+        <w:keepNext/>
+        <w:spacing w:before="120" w:after="20"/>
+      </w:pPr>
+      <w:r>
+        <w:rPr>
+          <w:rFonts w:ascii="Lato" w:hAnsi="Lato" w:cs="Lato"/>
+          <w:b/>
+          <w:i w:val="0"/>
+          <w:color w:val="B88A3C"/>
+          <w:sz w:val="20"/>
+        </w:rPr>
+        <w:t>Criminal &amp; Regulatory Defence Costs — clarification / optional sub-limit</w:t>
+      </w:r>
+    </w:p>
+    <w:tbl>
+      <w:tblPr>
+        <w:tblW w:type="dxa" w:w="9866"/>
+        <w:tblBorders>
+          <w:top w:val="single" w:sz="4" w:space="0" w:color="D6DCE0"/>
+          <w:left w:val="single" w:sz="4" w:space="0" w:color="D6DCE0"/>
+          <w:bottom w:val="single" w:sz="4" w:space="0" w:color="D6DCE0"/>
+          <w:right w:val="single" w:sz="4" w:space="0" w:color="D6DCE0"/>
+          <w:insideH w:val="single" w:sz="4" w:space="0" w:color="D6DCE0"/>
+          <w:insideV w:val="single" w:sz="4" w:space="0" w:color="D6DCE0"/>
+        </w:tblBorders>
+        <w:tblLayout w:type="fixed"/>
+        <w:tblLook w:firstColumn="1" w:firstRow="1" w:lastColumn="0" w:lastRow="0" w:noHBand="0" w:noVBand="1" w:val="04A0"/>
+      </w:tblPr>
+      <w:tblGrid>
+        <w:gridCol w:w="2381"/>
+        <w:gridCol w:w="7484"/>
+      </w:tblGrid>
+      <w:tr>
+        <w:tc>
+          <w:tcPr>
+            <w:tcW w:type="dxa" w:w="2381"/>
+            <w:shd w:val="clear" w:color="auto" w:fill="EAF1F5"/>
+          </w:tcPr>
+          <w:p>
+            <w:pPr>
+              <w:spacing w:after="20" w:before="0"/>
+            </w:pPr>
+            <w:r/>
+            <w:r>
+              <w:rPr>
+                <w:rFonts w:ascii="Lato" w:hAnsi="Lato" w:cs="Lato"/>
+                <w:b/>
+                <w:i w:val="0"/>
+                <w:color w:val="00648B"/>
+                <w:sz w:val="17"/>
+              </w:rPr>
+              <w:t>Amendment type</w:t>
+            </w:r>
+          </w:p>
+        </w:tc>
+        <w:tc>
+          <w:tcPr>
+            <w:tcW w:type="dxa" w:w="7484"/>
+          </w:tcPr>
+          <w:p>
+            <w:pPr>
+              <w:spacing w:after="20" w:before="0"/>
+            </w:pPr>
+            <w:r/>
+            <w:r>
+              <w:rPr>
+                <w:rFonts w:ascii="Lato" w:hAnsi="Lato" w:cs="Lato"/>
+                <w:b w:val="0"/>
+                <w:i w:val="0"/>
+                <w:color w:val="2B2F33"/>
+                <w:sz w:val="17"/>
+              </w:rPr>
+              <w:t>Clarification (cross-reference) + optional new cover</w:t>
+            </w:r>
+          </w:p>
+        </w:tc>
+      </w:tr>
+      <w:tr>
+        <w:tc>
+          <w:tcPr>
+            <w:tcW w:type="dxa" w:w="2381"/>
+            <w:shd w:val="clear" w:color="auto" w:fill="EAF1F5"/>
+          </w:tcPr>
+          <w:p>
+            <w:pPr>
+              <w:spacing w:after="20" w:before="0"/>
+            </w:pPr>
+            <w:r/>
+            <w:r>
+              <w:rPr>
+                <w:rFonts w:ascii="Lato" w:hAnsi="Lato" w:cs="Lato"/>
+                <w:b/>
+                <w:i w:val="0"/>
+                <w:color w:val="00648B"/>
+                <w:sz w:val="17"/>
+              </w:rPr>
+              <w:t>Exact location for insertion</w:t>
+            </w:r>
+          </w:p>
+        </w:tc>
+        <w:tc>
+          <w:tcPr>
+            <w:tcW w:type="dxa" w:w="7484"/>
+          </w:tcPr>
+          <w:p>
+            <w:pPr>
+              <w:spacing w:after="20" w:before="0"/>
+            </w:pPr>
+            <w:r/>
+            <w:r>
+              <w:rPr>
+                <w:rFonts w:ascii="Lato" w:hAnsi="Lato" w:cs="Lato"/>
+                <w:b w:val="0"/>
+                <w:i w:val="0"/>
+                <w:color w:val="2B2F33"/>
+                <w:sz w:val="17"/>
+              </w:rPr>
+              <w:t>Section 12 — either a new sub-limited extension, or a cross-reference note after the Defence Costs provisions (p.73+).</w:t>
+            </w:r>
+          </w:p>
+        </w:tc>
+      </w:tr>
+      <w:tr>
+        <w:tc>
+          <w:tcPr>
+            <w:tcW w:type="dxa" w:w="2381"/>
+            <w:shd w:val="clear" w:color="auto" w:fill="EAF1F5"/>
+          </w:tcPr>
+          <w:p>
+            <w:pPr>
+              <w:spacing w:after="20" w:before="0"/>
+            </w:pPr>
+            <w:r/>
+            <w:r>
+              <w:rPr>
+                <w:rFonts w:ascii="Lato" w:hAnsi="Lato" w:cs="Lato"/>
+                <w:b/>
+                <w:i w:val="0"/>
+                <w:color w:val="00648B"/>
+                <w:sz w:val="17"/>
+              </w:rPr>
+              <w:t>Copy-paste-ready upgrade wording</w:t>
+            </w:r>
+          </w:p>
+        </w:tc>
+        <w:tc>
+          <w:tcPr>
+            <w:tcW w:type="dxa" w:w="7484"/>
+          </w:tcPr>
+          <w:p>
+            <w:pPr>
+              <w:spacing w:after="20" w:before="0"/>
+            </w:pPr>
+            <w:r/>
+            <w:r>
+              <w:rPr>
+                <w:rFonts w:ascii="Lato" w:hAnsi="Lato" w:cs="Lato"/>
+                <w:b w:val="0"/>
+                <w:i w:val="0"/>
+                <w:color w:val="2B2F33"/>
+                <w:sz w:val="17"/>
+              </w:rPr>
+              <w:t>Criminal and Regulatory Defence Costs (Clarification / Optional) — For the avoidance of doubt, the defence of statutory, regulatory or criminal proceedings arising from the Business (other than the Data Protection defence costs expressly provided in this Section) is addressed under Section 13 (Commercial Legal Expenses) and Section 14 (Management Liability). Where stated as operative in the Schedule, this Section will in addition indemnify the Insured for defence costs incurred with the Insurer’s prior written consent up to GBP [ ] in respect of such proceedings.</w:t>
+            </w:r>
+          </w:p>
+        </w:tc>
+      </w:tr>
+      <w:tr>
+        <w:tc>
+          <w:tcPr>
+            <w:tcW w:type="dxa" w:w="2381"/>
+            <w:shd w:val="clear" w:color="auto" w:fill="EAF1F5"/>
+          </w:tcPr>
+          <w:p>
+            <w:pPr>
+              <w:spacing w:after="20" w:before="0"/>
+            </w:pPr>
+            <w:r/>
+            <w:r>
+              <w:rPr>
+                <w:rFonts w:ascii="Lato" w:hAnsi="Lato" w:cs="Lato"/>
+                <w:b/>
+                <w:i w:val="0"/>
+                <w:color w:val="00648B"/>
+                <w:sz w:val="17"/>
+              </w:rPr>
+              <w:t>Rationale &amp; competitor support</w:t>
+            </w:r>
+          </w:p>
+        </w:tc>
+        <w:tc>
+          <w:tcPr>
+            <w:tcW w:type="dxa" w:w="7484"/>
+          </w:tcPr>
+          <w:p>
+            <w:pPr>
+              <w:spacing w:after="20" w:before="0"/>
+            </w:pPr>
+            <w:r/>
+            <w:r>
+              <w:rPr>
+                <w:rFonts w:ascii="Lato" w:hAnsi="Lato" w:cs="Lato"/>
+                <w:b w:val="0"/>
+                <w:i w:val="0"/>
+                <w:color w:val="2B2F33"/>
+                <w:sz w:val="17"/>
+              </w:rPr>
+              <w:t>Tysers statutory defence GBP 1m; Yutree criminal-defence GBP 250k. On a Section-12-only read TMHCC looks narrower; the cross-reference to S13/S14 removes the apparent gap at nil cost.</w:t>
+            </w:r>
+          </w:p>
+        </w:tc>
+      </w:tr>
+      <w:tr>
+        <w:tc>
+          <w:tcPr>
+            <w:tcW w:type="dxa" w:w="2381"/>
+            <w:shd w:val="clear" w:color="auto" w:fill="EAF1F5"/>
+          </w:tcPr>
+          <w:p>
+            <w:pPr>
+              <w:spacing w:after="20" w:before="0"/>
+            </w:pPr>
+            <w:r/>
+            <w:r>
+              <w:rPr>
+                <w:rFonts w:ascii="Lato" w:hAnsi="Lato" w:cs="Lato"/>
+                <w:b/>
+                <w:i w:val="0"/>
+                <w:color w:val="00648B"/>
+                <w:sz w:val="17"/>
+              </w:rPr>
+              <w:t>Sign-off note</w:t>
+            </w:r>
+          </w:p>
+        </w:tc>
+        <w:tc>
+          <w:tcPr>
+            <w:tcW w:type="dxa" w:w="7484"/>
+          </w:tcPr>
+          <w:p>
+            <w:pPr>
+              <w:spacing w:after="20" w:before="0"/>
+            </w:pPr>
+            <w:r/>
+            <w:r>
+              <w:rPr>
+                <w:rFonts w:ascii="Lato" w:hAnsi="Lato" w:cs="Lato"/>
+                <w:b w:val="0"/>
+                <w:i w:val="0"/>
+                <w:color w:val="2B2F33"/>
+                <w:sz w:val="17"/>
+              </w:rPr>
+              <w:t>Legal + underwriting (confirm S13/S14 triggers; any S12 sub-limit).  —  REQUIRED before adoption; do not treat as final.</w:t>
+            </w:r>
+          </w:p>
+        </w:tc>
+      </w:tr>
+    </w:tbl>
+    <w:p>
+      <w:pPr>
+        <w:spacing w:after="160"/>
+      </w:pPr>
+    </w:p>
+    <w:p>
+      <w:pPr>
+        <w:keepNext/>
+        <w:spacing w:before="120" w:after="20"/>
+      </w:pPr>
+      <w:r>
+        <w:rPr>
+          <w:rFonts w:ascii="Lato" w:hAnsi="Lato" w:cs="Lato"/>
+          <w:b/>
+          <w:i w:val="0"/>
+          <w:color w:val="B88A3C"/>
+          <w:sz w:val="20"/>
+        </w:rPr>
+        <w:t>Distributors &amp; Purchasers Extension</w:t>
+      </w:r>
+    </w:p>
+    <w:tbl>
+      <w:tblPr>
+        <w:tblW w:type="dxa" w:w="9866"/>
+        <w:tblBorders>
+          <w:top w:val="single" w:sz="4" w:space="0" w:color="D6DCE0"/>
+          <w:left w:val="single" w:sz="4" w:space="0" w:color="D6DCE0"/>
+          <w:bottom w:val="single" w:sz="4" w:space="0" w:color="D6DCE0"/>
+          <w:right w:val="single" w:sz="4" w:space="0" w:color="D6DCE0"/>
+          <w:insideH w:val="single" w:sz="4" w:space="0" w:color="D6DCE0"/>
+          <w:insideV w:val="single" w:sz="4" w:space="0" w:color="D6DCE0"/>
+        </w:tblBorders>
+        <w:tblLayout w:type="fixed"/>
+        <w:tblLook w:firstColumn="1" w:firstRow="1" w:lastColumn="0" w:lastRow="0" w:noHBand="0" w:noVBand="1" w:val="04A0"/>
+      </w:tblPr>
+      <w:tblGrid>
+        <w:gridCol w:w="2381"/>
+        <w:gridCol w:w="7484"/>
+      </w:tblGrid>
+      <w:tr>
+        <w:tc>
+          <w:tcPr>
+            <w:tcW w:type="dxa" w:w="2381"/>
+            <w:shd w:val="clear" w:color="auto" w:fill="EAF1F5"/>
+          </w:tcPr>
+          <w:p>
+            <w:pPr>
+              <w:spacing w:after="20" w:before="0"/>
+            </w:pPr>
+            <w:r/>
+            <w:r>
+              <w:rPr>
+                <w:rFonts w:ascii="Lato" w:hAnsi="Lato" w:cs="Lato"/>
+                <w:b/>
+                <w:i w:val="0"/>
+                <w:color w:val="00648B"/>
+                <w:sz w:val="17"/>
+              </w:rPr>
+              <w:t>Amendment type</w:t>
+            </w:r>
+          </w:p>
+        </w:tc>
+        <w:tc>
+          <w:tcPr>
+            <w:tcW w:type="dxa" w:w="7484"/>
+          </w:tcPr>
+          <w:p>
+            <w:pPr>
+              <w:spacing w:after="20" w:before="0"/>
+            </w:pPr>
+            <w:r/>
+            <w:r>
+              <w:rPr>
+                <w:rFonts w:ascii="Lato" w:hAnsi="Lato" w:cs="Lato"/>
+                <w:b w:val="0"/>
+                <w:i w:val="0"/>
+                <w:color w:val="2B2F33"/>
+                <w:sz w:val="17"/>
+              </w:rPr>
+              <w:t>New optional cover (extension)</w:t>
+            </w:r>
+          </w:p>
+        </w:tc>
+      </w:tr>
+      <w:tr>
+        <w:tc>
+          <w:tcPr>
+            <w:tcW w:type="dxa" w:w="2381"/>
+            <w:shd w:val="clear" w:color="auto" w:fill="EAF1F5"/>
+          </w:tcPr>
+          <w:p>
+            <w:pPr>
+              <w:spacing w:after="20" w:before="0"/>
+            </w:pPr>
+            <w:r/>
+            <w:r>
+              <w:rPr>
+                <w:rFonts w:ascii="Lato" w:hAnsi="Lato" w:cs="Lato"/>
+                <w:b/>
+                <w:i w:val="0"/>
+                <w:color w:val="00648B"/>
+                <w:sz w:val="17"/>
+              </w:rPr>
+              <w:t>Exact location for insertion</w:t>
+            </w:r>
+          </w:p>
+        </w:tc>
+        <w:tc>
+          <w:tcPr>
+            <w:tcW w:type="dxa" w:w="7484"/>
+          </w:tcPr>
+          <w:p>
+            <w:pPr>
+              <w:spacing w:after="20" w:before="0"/>
+            </w:pPr>
+            <w:r/>
+            <w:r>
+              <w:rPr>
+                <w:rFonts w:ascii="Lato" w:hAnsi="Lato" w:cs="Lato"/>
+                <w:b w:val="0"/>
+                <w:i w:val="0"/>
+                <w:color w:val="2B2F33"/>
+                <w:sz w:val="17"/>
+              </w:rPr>
+              <w:t>Section 12, new Optional Extension within the Extensions block (p.73+).</w:t>
+            </w:r>
+          </w:p>
+        </w:tc>
+      </w:tr>
+      <w:tr>
+        <w:tc>
+          <w:tcPr>
+            <w:tcW w:type="dxa" w:w="2381"/>
+            <w:shd w:val="clear" w:color="auto" w:fill="EAF1F5"/>
+          </w:tcPr>
+          <w:p>
+            <w:pPr>
+              <w:spacing w:after="20" w:before="0"/>
+            </w:pPr>
+            <w:r/>
+            <w:r>
+              <w:rPr>
+                <w:rFonts w:ascii="Lato" w:hAnsi="Lato" w:cs="Lato"/>
+                <w:b/>
+                <w:i w:val="0"/>
+                <w:color w:val="00648B"/>
+                <w:sz w:val="17"/>
+              </w:rPr>
+              <w:t>Copy-paste-ready upgrade wording</w:t>
+            </w:r>
+          </w:p>
+        </w:tc>
+        <w:tc>
+          <w:tcPr>
+            <w:tcW w:type="dxa" w:w="7484"/>
+          </w:tcPr>
+          <w:p>
+            <w:pPr>
+              <w:spacing w:after="20" w:before="0"/>
+            </w:pPr>
+            <w:r/>
+            <w:r>
+              <w:rPr>
+                <w:rFonts w:ascii="Lato" w:hAnsi="Lato" w:cs="Lato"/>
+                <w:b w:val="0"/>
+                <w:i w:val="0"/>
+                <w:color w:val="2B2F33"/>
+                <w:sz w:val="17"/>
+              </w:rPr>
+              <w:t>Distributors and Purchasers (Optional) — The indemnity provided by this Section extends to any distributor, licensee, co-producer or purchaser of the Insured’s media material for their liability arising from that material, provided that: (a) the Insurer’s total liability for all such parties shall not exceed the multiple of the Limit of Liability stated in the Schedule; (b) the claim is first made within 36 months of the relevant supply; and (c) the Insurer retains control of the defence and settlement of any such claim.</w:t>
+            </w:r>
+          </w:p>
+        </w:tc>
+      </w:tr>
+      <w:tr>
+        <w:tc>
+          <w:tcPr>
+            <w:tcW w:type="dxa" w:w="2381"/>
+            <w:shd w:val="clear" w:color="auto" w:fill="EAF1F5"/>
+          </w:tcPr>
+          <w:p>
+            <w:pPr>
+              <w:spacing w:after="20" w:before="0"/>
+            </w:pPr>
+            <w:r/>
+            <w:r>
+              <w:rPr>
+                <w:rFonts w:ascii="Lato" w:hAnsi="Lato" w:cs="Lato"/>
+                <w:b/>
+                <w:i w:val="0"/>
+                <w:color w:val="00648B"/>
+                <w:sz w:val="17"/>
+              </w:rPr>
+              <w:t>Rationale &amp; competitor support</w:t>
+            </w:r>
+          </w:p>
+        </w:tc>
+        <w:tc>
+          <w:tcPr>
+            <w:tcW w:type="dxa" w:w="7484"/>
+          </w:tcPr>
+          <w:p>
+            <w:pPr>
+              <w:spacing w:after="20" w:before="0"/>
+            </w:pPr>
+            <w:r/>
+            <w:r>
+              <w:rPr>
+                <w:rFonts w:ascii="Lato" w:hAnsi="Lato" w:cs="Lato"/>
+                <w:b w:val="0"/>
+                <w:i w:val="0"/>
+                <w:color w:val="2B2F33"/>
+                <w:sz w:val="17"/>
+              </w:rPr>
+              <w:t>Tysers cl. 8.7 (up to 5x limit). Protects the distribution chain of production/distribution clients.</w:t>
+            </w:r>
+          </w:p>
+        </w:tc>
+      </w:tr>
+      <w:tr>
+        <w:tc>
+          <w:tcPr>
+            <w:tcW w:type="dxa" w:w="2381"/>
+            <w:shd w:val="clear" w:color="auto" w:fill="EAF1F5"/>
+          </w:tcPr>
+          <w:p>
+            <w:pPr>
+              <w:spacing w:after="20" w:before="0"/>
+            </w:pPr>
+            <w:r/>
+            <w:r>
+              <w:rPr>
+                <w:rFonts w:ascii="Lato" w:hAnsi="Lato" w:cs="Lato"/>
+                <w:b/>
+                <w:i w:val="0"/>
+                <w:color w:val="00648B"/>
+                <w:sz w:val="17"/>
+              </w:rPr>
+              <w:t>Sign-off note</w:t>
+            </w:r>
+          </w:p>
+        </w:tc>
+        <w:tc>
+          <w:tcPr>
+            <w:tcW w:type="dxa" w:w="7484"/>
+          </w:tcPr>
+          <w:p>
+            <w:pPr>
+              <w:spacing w:after="20" w:before="0"/>
+            </w:pPr>
+            <w:r/>
+            <w:r>
+              <w:rPr>
+                <w:rFonts w:ascii="Lato" w:hAnsi="Lato" w:cs="Lato"/>
+                <w:b w:val="0"/>
+                <w:i w:val="0"/>
+                <w:color w:val="2B2F33"/>
+                <w:sz w:val="17"/>
+              </w:rPr>
+              <w:t>Legal + underwriting (aggregate multiple; control of defence).  —  REQUIRED before adoption; do not treat as final.</w:t>
+            </w:r>
+          </w:p>
+        </w:tc>
+      </w:tr>
+    </w:tbl>
+    <w:p>
+      <w:pPr>
+        <w:spacing w:after="160"/>
+      </w:pPr>
+    </w:p>
+    <w:p>
+      <w:pPr>
+        <w:keepNext/>
+        <w:spacing w:before="120" w:after="20"/>
+      </w:pPr>
+      <w:r>
+        <w:rPr>
+          <w:rFonts w:ascii="Lato" w:hAnsi="Lato" w:cs="Lato"/>
+          <w:b/>
+          <w:i w:val="0"/>
+          <w:color w:val="B88A3C"/>
+          <w:sz w:val="20"/>
+        </w:rPr>
+        <w:t>Journalistic Source Protection Costs</w:t>
+      </w:r>
+    </w:p>
+    <w:tbl>
+      <w:tblPr>
+        <w:tblW w:type="dxa" w:w="9866"/>
+        <w:tblBorders>
+          <w:top w:val="single" w:sz="4" w:space="0" w:color="D6DCE0"/>
+          <w:left w:val="single" w:sz="4" w:space="0" w:color="D6DCE0"/>
+          <w:bottom w:val="single" w:sz="4" w:space="0" w:color="D6DCE0"/>
+          <w:right w:val="single" w:sz="4" w:space="0" w:color="D6DCE0"/>
+          <w:insideH w:val="single" w:sz="4" w:space="0" w:color="D6DCE0"/>
+          <w:insideV w:val="single" w:sz="4" w:space="0" w:color="D6DCE0"/>
+        </w:tblBorders>
+        <w:tblLayout w:type="fixed"/>
+        <w:tblLook w:firstColumn="1" w:firstRow="1" w:lastColumn="0" w:lastRow="0" w:noHBand="0" w:noVBand="1" w:val="04A0"/>
+      </w:tblPr>
+      <w:tblGrid>
+        <w:gridCol w:w="2381"/>
+        <w:gridCol w:w="7484"/>
+      </w:tblGrid>
+      <w:tr>
+        <w:tc>
+          <w:tcPr>
+            <w:tcW w:type="dxa" w:w="2381"/>
+            <w:shd w:val="clear" w:color="auto" w:fill="EAF1F5"/>
+          </w:tcPr>
+          <w:p>
+            <w:pPr>
+              <w:spacing w:after="20" w:before="0"/>
+            </w:pPr>
+            <w:r/>
+            <w:r>
+              <w:rPr>
+                <w:rFonts w:ascii="Lato" w:hAnsi="Lato" w:cs="Lato"/>
+                <w:b/>
+                <w:i w:val="0"/>
+                <w:color w:val="00648B"/>
+                <w:sz w:val="17"/>
+              </w:rPr>
+              <w:t>Amendment type</w:t>
+            </w:r>
+          </w:p>
+        </w:tc>
+        <w:tc>
+          <w:tcPr>
+            <w:tcW w:type="dxa" w:w="7484"/>
+          </w:tcPr>
+          <w:p>
+            <w:pPr>
+              <w:spacing w:after="20" w:before="0"/>
+            </w:pPr>
+            <w:r/>
+            <w:r>
+              <w:rPr>
+                <w:rFonts w:ascii="Lato" w:hAnsi="Lato" w:cs="Lato"/>
+                <w:b w:val="0"/>
+                <w:i w:val="0"/>
+                <w:color w:val="2B2F33"/>
+                <w:sz w:val="17"/>
+              </w:rPr>
+              <w:t>New optional sub-limited cover</w:t>
+            </w:r>
+          </w:p>
+        </w:tc>
+      </w:tr>
+      <w:tr>
+        <w:tc>
+          <w:tcPr>
+            <w:tcW w:type="dxa" w:w="2381"/>
+            <w:shd w:val="clear" w:color="auto" w:fill="EAF1F5"/>
+          </w:tcPr>
+          <w:p>
+            <w:pPr>
+              <w:spacing w:after="20" w:before="0"/>
+            </w:pPr>
+            <w:r/>
+            <w:r>
+              <w:rPr>
+                <w:rFonts w:ascii="Lato" w:hAnsi="Lato" w:cs="Lato"/>
+                <w:b/>
+                <w:i w:val="0"/>
+                <w:color w:val="00648B"/>
+                <w:sz w:val="17"/>
+              </w:rPr>
+              <w:t>Exact location for insertion</w:t>
+            </w:r>
+          </w:p>
+        </w:tc>
+        <w:tc>
+          <w:tcPr>
+            <w:tcW w:type="dxa" w:w="7484"/>
+          </w:tcPr>
+          <w:p>
+            <w:pPr>
+              <w:spacing w:after="20" w:before="0"/>
+            </w:pPr>
+            <w:r/>
+            <w:r>
+              <w:rPr>
+                <w:rFonts w:ascii="Lato" w:hAnsi="Lato" w:cs="Lato"/>
+                <w:b w:val="0"/>
+                <w:i w:val="0"/>
+                <w:color w:val="2B2F33"/>
+                <w:sz w:val="17"/>
+              </w:rPr>
+              <w:t>Section 12, new sub-limited Optional Extension (p.73+).</w:t>
+            </w:r>
+          </w:p>
+        </w:tc>
+      </w:tr>
+      <w:tr>
+        <w:tc>
+          <w:tcPr>
+            <w:tcW w:type="dxa" w:w="2381"/>
+            <w:shd w:val="clear" w:color="auto" w:fill="EAF1F5"/>
+          </w:tcPr>
+          <w:p>
+            <w:pPr>
+              <w:spacing w:after="20" w:before="0"/>
+            </w:pPr>
+            <w:r/>
+            <w:r>
+              <w:rPr>
+                <w:rFonts w:ascii="Lato" w:hAnsi="Lato" w:cs="Lato"/>
+                <w:b/>
+                <w:i w:val="0"/>
+                <w:color w:val="00648B"/>
+                <w:sz w:val="17"/>
+              </w:rPr>
+              <w:t>Copy-paste-ready upgrade wording</w:t>
+            </w:r>
+          </w:p>
+        </w:tc>
+        <w:tc>
+          <w:tcPr>
+            <w:tcW w:type="dxa" w:w="7484"/>
+          </w:tcPr>
+          <w:p>
+            <w:pPr>
+              <w:spacing w:after="20" w:before="0"/>
+            </w:pPr>
+            <w:r/>
+            <w:r>
+              <w:rPr>
+                <w:rFonts w:ascii="Lato" w:hAnsi="Lato" w:cs="Lato"/>
+                <w:b w:val="0"/>
+                <w:i w:val="0"/>
+                <w:color w:val="2B2F33"/>
+                <w:sz w:val="17"/>
+              </w:rPr>
+              <w:t>Journalistic Source Protection Costs (Optional) — The Insurer will pay, up to the sub-limit stated in the Schedule, legal costs reasonably incurred with the Insurer’s prior written consent in resisting any subpoena, application or court order that would require the Insured to disclose a confidential journalistic source, provided there are reasonable prospects of successfully resisting such disclosure.</w:t>
+            </w:r>
+          </w:p>
+        </w:tc>
+      </w:tr>
+      <w:tr>
+        <w:tc>
+          <w:tcPr>
+            <w:tcW w:type="dxa" w:w="2381"/>
+            <w:shd w:val="clear" w:color="auto" w:fill="EAF1F5"/>
+          </w:tcPr>
+          <w:p>
+            <w:pPr>
+              <w:spacing w:after="20" w:before="0"/>
+            </w:pPr>
+            <w:r/>
+            <w:r>
+              <w:rPr>
+                <w:rFonts w:ascii="Lato" w:hAnsi="Lato" w:cs="Lato"/>
+                <w:b/>
+                <w:i w:val="0"/>
+                <w:color w:val="00648B"/>
+                <w:sz w:val="17"/>
+              </w:rPr>
+              <w:t>Rationale &amp; competitor support</w:t>
+            </w:r>
+          </w:p>
+        </w:tc>
+        <w:tc>
+          <w:tcPr>
+            <w:tcW w:type="dxa" w:w="7484"/>
+          </w:tcPr>
+          <w:p>
+            <w:pPr>
+              <w:spacing w:after="20" w:before="0"/>
+            </w:pPr>
+            <w:r/>
+            <w:r>
+              <w:rPr>
+                <w:rFonts w:ascii="Lato" w:hAnsi="Lato" w:cs="Lato"/>
+                <w:b w:val="0"/>
+                <w:i w:val="0"/>
+                <w:color w:val="2B2F33"/>
+                <w:sz w:val="17"/>
+              </w:rPr>
+              <w:t>Tysers cl. 8.13. Broker-sensitive for editorial/news/publishing clients; low frequency.</w:t>
+            </w:r>
+          </w:p>
+        </w:tc>
+      </w:tr>
+      <w:tr>
+        <w:tc>
+          <w:tcPr>
+            <w:tcW w:type="dxa" w:w="2381"/>
+            <w:shd w:val="clear" w:color="auto" w:fill="EAF1F5"/>
+          </w:tcPr>
+          <w:p>
+            <w:pPr>
+              <w:spacing w:after="20" w:before="0"/>
+            </w:pPr>
+            <w:r/>
+            <w:r>
+              <w:rPr>
+                <w:rFonts w:ascii="Lato" w:hAnsi="Lato" w:cs="Lato"/>
+                <w:b/>
+                <w:i w:val="0"/>
+                <w:color w:val="00648B"/>
+                <w:sz w:val="17"/>
+              </w:rPr>
+              <w:t>Sign-off note</w:t>
+            </w:r>
+          </w:p>
+        </w:tc>
+        <w:tc>
+          <w:tcPr>
+            <w:tcW w:type="dxa" w:w="7484"/>
+          </w:tcPr>
+          <w:p>
+            <w:pPr>
+              <w:spacing w:after="20" w:before="0"/>
+            </w:pPr>
+            <w:r/>
+            <w:r>
+              <w:rPr>
+                <w:rFonts w:ascii="Lato" w:hAnsi="Lato" w:cs="Lato"/>
+                <w:b w:val="0"/>
+                <w:i w:val="0"/>
+                <w:color w:val="2B2F33"/>
+                <w:sz w:val="17"/>
+              </w:rPr>
+              <w:t>Legal + underwriting (sub-limit; prospects test).  —  REQUIRED before adoption; do not treat as final.</w:t>
+            </w:r>
+          </w:p>
+        </w:tc>
+      </w:tr>
+    </w:tbl>
+    <w:p>
+      <w:pPr>
+        <w:spacing w:after="160"/>
+      </w:pPr>
+    </w:p>
+    <w:p>
+      <w:pPr>
+        <w:keepNext/>
+        <w:spacing w:before="120" w:after="20"/>
+      </w:pPr>
+      <w:r>
+        <w:rPr>
+          <w:rFonts w:ascii="Lato" w:hAnsi="Lato" w:cs="Lato"/>
+          <w:b/>
+          <w:i w:val="0"/>
+          <w:color w:val="B88A3C"/>
+          <w:sz w:val="20"/>
+        </w:rPr>
+        <w:t>Representation Costs at Investigations &amp; Inquiries (GBP 25k)</w:t>
+      </w:r>
+    </w:p>
+    <w:tbl>
+      <w:tblPr>
+        <w:tblW w:type="dxa" w:w="9866"/>
+        <w:tblBorders>
+          <w:top w:val="single" w:sz="4" w:space="0" w:color="D6DCE0"/>
+          <w:left w:val="single" w:sz="4" w:space="0" w:color="D6DCE0"/>
+          <w:bottom w:val="single" w:sz="4" w:space="0" w:color="D6DCE0"/>
+          <w:right w:val="single" w:sz="4" w:space="0" w:color="D6DCE0"/>
+          <w:insideH w:val="single" w:sz="4" w:space="0" w:color="D6DCE0"/>
+          <w:insideV w:val="single" w:sz="4" w:space="0" w:color="D6DCE0"/>
+        </w:tblBorders>
+        <w:tblLayout w:type="fixed"/>
+        <w:tblLook w:firstColumn="1" w:firstRow="1" w:lastColumn="0" w:lastRow="0" w:noHBand="0" w:noVBand="1" w:val="04A0"/>
+      </w:tblPr>
+      <w:tblGrid>
+        <w:gridCol w:w="2381"/>
+        <w:gridCol w:w="7484"/>
+      </w:tblGrid>
+      <w:tr>
+        <w:tc>
+          <w:tcPr>
+            <w:tcW w:type="dxa" w:w="2381"/>
+            <w:shd w:val="clear" w:color="auto" w:fill="EAF1F5"/>
+          </w:tcPr>
+          <w:p>
+            <w:pPr>
+              <w:spacing w:after="20" w:before="0"/>
+            </w:pPr>
+            <w:r/>
+            <w:r>
+              <w:rPr>
+                <w:rFonts w:ascii="Lato" w:hAnsi="Lato" w:cs="Lato"/>
+                <w:b/>
+                <w:i w:val="0"/>
+                <w:color w:val="00648B"/>
+                <w:sz w:val="17"/>
+              </w:rPr>
+              <w:t>Amendment type</w:t>
+            </w:r>
+          </w:p>
+        </w:tc>
+        <w:tc>
+          <w:tcPr>
+            <w:tcW w:type="dxa" w:w="7484"/>
+          </w:tcPr>
+          <w:p>
+            <w:pPr>
+              <w:spacing w:after="20" w:before="0"/>
+            </w:pPr>
+            <w:r/>
+            <w:r>
+              <w:rPr>
+                <w:rFonts w:ascii="Lato" w:hAnsi="Lato" w:cs="Lato"/>
+                <w:b w:val="0"/>
+                <w:i w:val="0"/>
+                <w:color w:val="2B2F33"/>
+                <w:sz w:val="17"/>
+              </w:rPr>
+              <w:t>New optional sub-limited cover</w:t>
+            </w:r>
+          </w:p>
+        </w:tc>
+      </w:tr>
+      <w:tr>
+        <w:tc>
+          <w:tcPr>
+            <w:tcW w:type="dxa" w:w="2381"/>
+            <w:shd w:val="clear" w:color="auto" w:fill="EAF1F5"/>
+          </w:tcPr>
+          <w:p>
+            <w:pPr>
+              <w:spacing w:after="20" w:before="0"/>
+            </w:pPr>
+            <w:r/>
+            <w:r>
+              <w:rPr>
+                <w:rFonts w:ascii="Lato" w:hAnsi="Lato" w:cs="Lato"/>
+                <w:b/>
+                <w:i w:val="0"/>
+                <w:color w:val="00648B"/>
+                <w:sz w:val="17"/>
+              </w:rPr>
+              <w:t>Exact location for insertion</w:t>
+            </w:r>
+          </w:p>
+        </w:tc>
+        <w:tc>
+          <w:tcPr>
+            <w:tcW w:type="dxa" w:w="7484"/>
+          </w:tcPr>
+          <w:p>
+            <w:pPr>
+              <w:spacing w:after="20" w:before="0"/>
+            </w:pPr>
+            <w:r/>
+            <w:r>
+              <w:rPr>
+                <w:rFonts w:ascii="Lato" w:hAnsi="Lato" w:cs="Lato"/>
+                <w:b w:val="0"/>
+                <w:i w:val="0"/>
+                <w:color w:val="2B2F33"/>
+                <w:sz w:val="17"/>
+              </w:rPr>
+              <w:t>Section 12, new sub-limited Optional Extension (p.73+).</w:t>
+            </w:r>
+          </w:p>
+        </w:tc>
+      </w:tr>
+      <w:tr>
+        <w:tc>
+          <w:tcPr>
+            <w:tcW w:type="dxa" w:w="2381"/>
+            <w:shd w:val="clear" w:color="auto" w:fill="EAF1F5"/>
+          </w:tcPr>
+          <w:p>
+            <w:pPr>
+              <w:spacing w:after="20" w:before="0"/>
+            </w:pPr>
+            <w:r/>
+            <w:r>
+              <w:rPr>
+                <w:rFonts w:ascii="Lato" w:hAnsi="Lato" w:cs="Lato"/>
+                <w:b/>
+                <w:i w:val="0"/>
+                <w:color w:val="00648B"/>
+                <w:sz w:val="17"/>
+              </w:rPr>
+              <w:t>Copy-paste-ready upgrade wording</w:t>
+            </w:r>
+          </w:p>
+        </w:tc>
+        <w:tc>
+          <w:tcPr>
+            <w:tcW w:type="dxa" w:w="7484"/>
+          </w:tcPr>
+          <w:p>
+            <w:pPr>
+              <w:spacing w:after="20" w:before="0"/>
+            </w:pPr>
+            <w:r/>
+            <w:r>
+              <w:rPr>
+                <w:rFonts w:ascii="Lato" w:hAnsi="Lato" w:cs="Lato"/>
+                <w:b w:val="0"/>
+                <w:i w:val="0"/>
+                <w:color w:val="2B2F33"/>
+                <w:sz w:val="17"/>
+              </w:rPr>
+              <w:t>Representation Costs at Investigations and Inquiries (Optional) — The Insurer will pay, up to GBP 25,000 in the aggregate, the reasonable costs of legal representation incurred with the Insurer’s prior written consent at any official examination, investigation or inquiry into a matter that could give rise to a claim under this Section.</w:t>
+            </w:r>
+          </w:p>
+        </w:tc>
+      </w:tr>
+      <w:tr>
+        <w:tc>
+          <w:tcPr>
+            <w:tcW w:type="dxa" w:w="2381"/>
+            <w:shd w:val="clear" w:color="auto" w:fill="EAF1F5"/>
+          </w:tcPr>
+          <w:p>
+            <w:pPr>
+              <w:spacing w:after="20" w:before="0"/>
+            </w:pPr>
+            <w:r/>
+            <w:r>
+              <w:rPr>
+                <w:rFonts w:ascii="Lato" w:hAnsi="Lato" w:cs="Lato"/>
+                <w:b/>
+                <w:i w:val="0"/>
+                <w:color w:val="00648B"/>
+                <w:sz w:val="17"/>
+              </w:rPr>
+              <w:t>Rationale &amp; competitor support</w:t>
+            </w:r>
+          </w:p>
+        </w:tc>
+        <w:tc>
+          <w:tcPr>
+            <w:tcW w:type="dxa" w:w="7484"/>
+          </w:tcPr>
+          <w:p>
+            <w:pPr>
+              <w:spacing w:after="20" w:before="0"/>
+            </w:pPr>
+            <w:r/>
+            <w:r>
+              <w:rPr>
+                <w:rFonts w:ascii="Lato" w:hAnsi="Lato" w:cs="Lato"/>
+                <w:b w:val="0"/>
+                <w:i w:val="0"/>
+                <w:color w:val="2B2F33"/>
+                <w:sz w:val="17"/>
+              </w:rPr>
+              <w:t>Tysers cl. 8.15 (GBP 25k). Useful for advertising/marketing clients (ASA/CMA investigations).</w:t>
+            </w:r>
+          </w:p>
+        </w:tc>
+      </w:tr>
+      <w:tr>
+        <w:tc>
+          <w:tcPr>
+            <w:tcW w:type="dxa" w:w="2381"/>
+            <w:shd w:val="clear" w:color="auto" w:fill="EAF1F5"/>
+          </w:tcPr>
+          <w:p>
+            <w:pPr>
+              <w:spacing w:after="20" w:before="0"/>
+            </w:pPr>
+            <w:r/>
+            <w:r>
+              <w:rPr>
+                <w:rFonts w:ascii="Lato" w:hAnsi="Lato" w:cs="Lato"/>
+                <w:b/>
+                <w:i w:val="0"/>
+                <w:color w:val="00648B"/>
+                <w:sz w:val="17"/>
+              </w:rPr>
+              <w:t>Sign-off note</w:t>
+            </w:r>
+          </w:p>
+        </w:tc>
+        <w:tc>
+          <w:tcPr>
+            <w:tcW w:type="dxa" w:w="7484"/>
+          </w:tcPr>
+          <w:p>
+            <w:pPr>
+              <w:spacing w:after="20" w:before="0"/>
+            </w:pPr>
+            <w:r/>
+            <w:r>
+              <w:rPr>
+                <w:rFonts w:ascii="Lato" w:hAnsi="Lato" w:cs="Lato"/>
+                <w:b w:val="0"/>
+                <w:i w:val="0"/>
+                <w:color w:val="2B2F33"/>
+                <w:sz w:val="17"/>
+              </w:rPr>
+              <w:t>Legal + underwriting (sub-limit; align with S13/S14).  —  REQUIRED before adoption; do not treat as final.</w:t>
+            </w:r>
+          </w:p>
+        </w:tc>
+      </w:tr>
+    </w:tbl>
+    <w:p>
+      <w:pPr>
+        <w:spacing w:after="160"/>
+      </w:pPr>
+    </w:p>
+    <w:p>
+      <w:pPr>
+        <w:keepNext/>
+        <w:spacing w:before="120" w:after="20"/>
+      </w:pPr>
+      <w:r>
+        <w:rPr>
+          <w:rFonts w:ascii="Lato" w:hAnsi="Lato" w:cs="Lato"/>
+          <w:b/>
+          <w:i w:val="0"/>
+          <w:color w:val="B88A3C"/>
+          <w:sz w:val="20"/>
+        </w:rPr>
+        <w:t>Professional-Duty Write-back (Asbestos / Pollution) — negligent advice only</w:t>
+      </w:r>
+    </w:p>
+    <w:tbl>
+      <w:tblPr>
+        <w:tblW w:type="dxa" w:w="9866"/>
+        <w:tblBorders>
+          <w:top w:val="single" w:sz="4" w:space="0" w:color="D6DCE0"/>
+          <w:left w:val="single" w:sz="4" w:space="0" w:color="D6DCE0"/>
+          <w:bottom w:val="single" w:sz="4" w:space="0" w:color="D6DCE0"/>
+          <w:right w:val="single" w:sz="4" w:space="0" w:color="D6DCE0"/>
+          <w:insideH w:val="single" w:sz="4" w:space="0" w:color="D6DCE0"/>
+          <w:insideV w:val="single" w:sz="4" w:space="0" w:color="D6DCE0"/>
+        </w:tblBorders>
+        <w:tblLayout w:type="fixed"/>
+        <w:tblLook w:firstColumn="1" w:firstRow="1" w:lastColumn="0" w:lastRow="0" w:noHBand="0" w:noVBand="1" w:val="04A0"/>
+      </w:tblPr>
+      <w:tblGrid>
+        <w:gridCol w:w="2381"/>
+        <w:gridCol w:w="7484"/>
+      </w:tblGrid>
+      <w:tr>
+        <w:tc>
+          <w:tcPr>
+            <w:tcW w:type="dxa" w:w="2381"/>
+            <w:shd w:val="clear" w:color="auto" w:fill="EAF1F5"/>
+          </w:tcPr>
+          <w:p>
+            <w:pPr>
+              <w:spacing w:after="20" w:before="0"/>
+            </w:pPr>
+            <w:r/>
+            <w:r>
+              <w:rPr>
+                <w:rFonts w:ascii="Lato" w:hAnsi="Lato" w:cs="Lato"/>
+                <w:b/>
+                <w:i w:val="0"/>
+                <w:color w:val="00648B"/>
+                <w:sz w:val="17"/>
+              </w:rPr>
+              <w:t>Amendment type</w:t>
+            </w:r>
+          </w:p>
+        </w:tc>
+        <w:tc>
+          <w:tcPr>
+            <w:tcW w:type="dxa" w:w="7484"/>
+          </w:tcPr>
+          <w:p>
+            <w:pPr>
+              <w:spacing w:after="20" w:before="0"/>
+            </w:pPr>
+            <w:r/>
+            <w:r>
+              <w:rPr>
+                <w:rFonts w:ascii="Lato" w:hAnsi="Lato" w:cs="Lato"/>
+                <w:b w:val="0"/>
+                <w:i w:val="0"/>
+                <w:color w:val="2B2F33"/>
+                <w:sz w:val="17"/>
+              </w:rPr>
+              <w:t>Exclusion write-back (narrow)</w:t>
+            </w:r>
+          </w:p>
+        </w:tc>
+      </w:tr>
+      <w:tr>
+        <w:tc>
+          <w:tcPr>
+            <w:tcW w:type="dxa" w:w="2381"/>
+            <w:shd w:val="clear" w:color="auto" w:fill="EAF1F5"/>
+          </w:tcPr>
+          <w:p>
+            <w:pPr>
+              <w:spacing w:after="20" w:before="0"/>
+            </w:pPr>
+            <w:r/>
+            <w:r>
+              <w:rPr>
+                <w:rFonts w:ascii="Lato" w:hAnsi="Lato" w:cs="Lato"/>
+                <w:b/>
+                <w:i w:val="0"/>
+                <w:color w:val="00648B"/>
+                <w:sz w:val="17"/>
+              </w:rPr>
+              <w:t>Exact location for insertion</w:t>
+            </w:r>
+          </w:p>
+        </w:tc>
+        <w:tc>
+          <w:tcPr>
+            <w:tcW w:type="dxa" w:w="7484"/>
+          </w:tcPr>
+          <w:p>
+            <w:pPr>
+              <w:spacing w:after="20" w:before="0"/>
+            </w:pPr>
+            <w:r/>
+            <w:r>
+              <w:rPr>
+                <w:rFonts w:ascii="Lato" w:hAnsi="Lato" w:cs="Lato"/>
+                <w:b w:val="0"/>
+                <w:i w:val="0"/>
+                <w:color w:val="2B2F33"/>
+                <w:sz w:val="17"/>
+              </w:rPr>
+              <w:t>Section 12 — narrow write-back to the asbestos/pollution exclusions (p.73+).</w:t>
+            </w:r>
+          </w:p>
+        </w:tc>
+      </w:tr>
+      <w:tr>
+        <w:tc>
+          <w:tcPr>
+            <w:tcW w:type="dxa" w:w="2381"/>
+            <w:shd w:val="clear" w:color="auto" w:fill="EAF1F5"/>
+          </w:tcPr>
+          <w:p>
+            <w:pPr>
+              <w:spacing w:after="20" w:before="0"/>
+            </w:pPr>
+            <w:r/>
+            <w:r>
+              <w:rPr>
+                <w:rFonts w:ascii="Lato" w:hAnsi="Lato" w:cs="Lato"/>
+                <w:b/>
+                <w:i w:val="0"/>
+                <w:color w:val="00648B"/>
+                <w:sz w:val="17"/>
+              </w:rPr>
+              <w:t>Copy-paste-ready upgrade wording</w:t>
+            </w:r>
+          </w:p>
+        </w:tc>
+        <w:tc>
+          <w:tcPr>
+            <w:tcW w:type="dxa" w:w="7484"/>
+          </w:tcPr>
+          <w:p>
+            <w:pPr>
+              <w:spacing w:after="20" w:before="0"/>
+            </w:pPr>
+            <w:r/>
+            <w:r>
+              <w:rPr>
+                <w:rFonts w:ascii="Lato" w:hAnsi="Lato" w:cs="Lato"/>
+                <w:b w:val="0"/>
+                <w:i w:val="0"/>
+                <w:color w:val="2B2F33"/>
+                <w:sz w:val="17"/>
+              </w:rPr>
+              <w:t>Professional Duty Write-back (Asbestos / Pollution) (Optional) — Notwithstanding the asbestos and pollution exclusions of this Section, the Insurer will indemnify the Insured, up to the sub-limit stated in the Schedule, for liability arising solely from negligent professional advice, design or specification in connection with asbestos or pollution, but excluding any liability for bodily injury and any liability for the cost of the contamination, remediation or clean-up itself.</w:t>
+            </w:r>
+          </w:p>
+        </w:tc>
+      </w:tr>
+      <w:tr>
+        <w:tc>
+          <w:tcPr>
+            <w:tcW w:type="dxa" w:w="2381"/>
+            <w:shd w:val="clear" w:color="auto" w:fill="EAF1F5"/>
+          </w:tcPr>
+          <w:p>
+            <w:pPr>
+              <w:spacing w:after="20" w:before="0"/>
+            </w:pPr>
+            <w:r/>
+            <w:r>
+              <w:rPr>
+                <w:rFonts w:ascii="Lato" w:hAnsi="Lato" w:cs="Lato"/>
+                <w:b/>
+                <w:i w:val="0"/>
+                <w:color w:val="00648B"/>
+                <w:sz w:val="17"/>
+              </w:rPr>
+              <w:t>Rationale &amp; competitor support</w:t>
+            </w:r>
+          </w:p>
+        </w:tc>
+        <w:tc>
+          <w:tcPr>
+            <w:tcW w:type="dxa" w:w="7484"/>
+          </w:tcPr>
+          <w:p>
+            <w:pPr>
+              <w:spacing w:after="20" w:before="0"/>
+            </w:pPr>
+            <w:r/>
+            <w:r>
+              <w:rPr>
+                <w:rFonts w:ascii="Lato" w:hAnsi="Lato" w:cs="Lato"/>
+                <w:b w:val="0"/>
+                <w:i w:val="0"/>
+                <w:color w:val="2B2F33"/>
+                <w:sz w:val="17"/>
+              </w:rPr>
+              <w:t>Tysers asbestos professional-duty write-back (GBP 1m, ex-BI); Yutree pollution write-back for own negligence. Closes a genuine E&amp;O gap WITHOUT taking environmental/contamination risk.</w:t>
+            </w:r>
+          </w:p>
+        </w:tc>
+      </w:tr>
+      <w:tr>
+        <w:tc>
+          <w:tcPr>
+            <w:tcW w:type="dxa" w:w="2381"/>
+            <w:shd w:val="clear" w:color="auto" w:fill="EAF1F5"/>
+          </w:tcPr>
+          <w:p>
+            <w:pPr>
+              <w:spacing w:after="20" w:before="0"/>
+            </w:pPr>
+            <w:r/>
+            <w:r>
+              <w:rPr>
+                <w:rFonts w:ascii="Lato" w:hAnsi="Lato" w:cs="Lato"/>
+                <w:b/>
+                <w:i w:val="0"/>
+                <w:color w:val="00648B"/>
+                <w:sz w:val="17"/>
+              </w:rPr>
+              <w:t>Sign-off note</w:t>
+            </w:r>
+          </w:p>
+        </w:tc>
+        <w:tc>
+          <w:tcPr>
+            <w:tcW w:type="dxa" w:w="7484"/>
+          </w:tcPr>
+          <w:p>
+            <w:pPr>
+              <w:spacing w:after="20" w:before="0"/>
+            </w:pPr>
+            <w:r/>
+            <w:r>
+              <w:rPr>
+                <w:rFonts w:ascii="Lato" w:hAnsi="Lato" w:cs="Lato"/>
+                <w:b w:val="0"/>
+                <w:i w:val="0"/>
+                <w:color w:val="2B2F33"/>
+                <w:sz w:val="17"/>
+              </w:rPr>
+              <w:t>Legal + underwriting (must keep BI and contamination/clean-up excluded; tight cap).  —  REQUIRED before adoption; do not treat as final.</w:t>
+            </w:r>
+          </w:p>
+        </w:tc>
+      </w:tr>
+    </w:tbl>
+    <w:p>
+      <w:pPr>
+        <w:spacing w:after="160"/>
+      </w:pPr>
+    </w:p>
+    <w:p>
+      <w:pPr>
+        <w:keepNext/>
+        <w:spacing w:before="120" w:after="20"/>
+      </w:pPr>
+      <w:r>
+        <w:rPr>
+          <w:rFonts w:ascii="Lato" w:hAnsi="Lato" w:cs="Lato"/>
+          <w:b/>
+          <w:i w:val="0"/>
+          <w:color w:val="B88A3C"/>
+          <w:sz w:val="20"/>
+        </w:rPr>
+        <w:t>King’s Counsel Determination clause</w:t>
+      </w:r>
+    </w:p>
+    <w:tbl>
+      <w:tblPr>
+        <w:tblW w:type="dxa" w:w="9866"/>
+        <w:tblBorders>
+          <w:top w:val="single" w:sz="4" w:space="0" w:color="D6DCE0"/>
+          <w:left w:val="single" w:sz="4" w:space="0" w:color="D6DCE0"/>
+          <w:bottom w:val="single" w:sz="4" w:space="0" w:color="D6DCE0"/>
+          <w:right w:val="single" w:sz="4" w:space="0" w:color="D6DCE0"/>
+          <w:insideH w:val="single" w:sz="4" w:space="0" w:color="D6DCE0"/>
+          <w:insideV w:val="single" w:sz="4" w:space="0" w:color="D6DCE0"/>
+        </w:tblBorders>
+        <w:tblLayout w:type="fixed"/>
+        <w:tblLook w:firstColumn="1" w:firstRow="1" w:lastColumn="0" w:lastRow="0" w:noHBand="0" w:noVBand="1" w:val="04A0"/>
+      </w:tblPr>
+      <w:tblGrid>
+        <w:gridCol w:w="2381"/>
+        <w:gridCol w:w="7484"/>
+      </w:tblGrid>
+      <w:tr>
+        <w:tc>
+          <w:tcPr>
+            <w:tcW w:type="dxa" w:w="2381"/>
+            <w:shd w:val="clear" w:color="auto" w:fill="EAF1F5"/>
+          </w:tcPr>
+          <w:p>
+            <w:pPr>
+              <w:spacing w:after="20" w:before="0"/>
+            </w:pPr>
+            <w:r/>
+            <w:r>
+              <w:rPr>
+                <w:rFonts w:ascii="Lato" w:hAnsi="Lato" w:cs="Lato"/>
+                <w:b/>
+                <w:i w:val="0"/>
+                <w:color w:val="00648B"/>
+                <w:sz w:val="17"/>
+              </w:rPr>
+              <w:t>Amendment type</w:t>
+            </w:r>
+          </w:p>
+        </w:tc>
+        <w:tc>
+          <w:tcPr>
+            <w:tcW w:type="dxa" w:w="7484"/>
+          </w:tcPr>
+          <w:p>
+            <w:pPr>
+              <w:spacing w:after="20" w:before="0"/>
+            </w:pPr>
+            <w:r/>
+            <w:r>
+              <w:rPr>
+                <w:rFonts w:ascii="Lato" w:hAnsi="Lato" w:cs="Lato"/>
+                <w:b w:val="0"/>
+                <w:i w:val="0"/>
+                <w:color w:val="2B2F33"/>
+                <w:sz w:val="17"/>
+              </w:rPr>
+              <w:t>Condition amendment (dispute resolution)</w:t>
+            </w:r>
+          </w:p>
+        </w:tc>
+      </w:tr>
+      <w:tr>
+        <w:tc>
+          <w:tcPr>
+            <w:tcW w:type="dxa" w:w="2381"/>
+            <w:shd w:val="clear" w:color="auto" w:fill="EAF1F5"/>
+          </w:tcPr>
+          <w:p>
+            <w:pPr>
+              <w:spacing w:after="20" w:before="0"/>
+            </w:pPr>
+            <w:r/>
+            <w:r>
+              <w:rPr>
+                <w:rFonts w:ascii="Lato" w:hAnsi="Lato" w:cs="Lato"/>
+                <w:b/>
+                <w:i w:val="0"/>
+                <w:color w:val="00648B"/>
+                <w:sz w:val="17"/>
+              </w:rPr>
+              <w:t>Exact location for insertion</w:t>
+            </w:r>
+          </w:p>
+        </w:tc>
+        <w:tc>
+          <w:tcPr>
+            <w:tcW w:type="dxa" w:w="7484"/>
+          </w:tcPr>
+          <w:p>
+            <w:pPr>
+              <w:spacing w:after="20" w:before="0"/>
+            </w:pPr>
+            <w:r/>
+            <w:r>
+              <w:rPr>
+                <w:rFonts w:ascii="Lato" w:hAnsi="Lato" w:cs="Lato"/>
+                <w:b w:val="0"/>
+                <w:i w:val="0"/>
+                <w:color w:val="2B2F33"/>
+                <w:sz w:val="17"/>
+              </w:rPr>
+              <w:t>Section 12 — within the Defence and Settlement / dispute provisions (p.73+).</w:t>
+            </w:r>
+          </w:p>
+        </w:tc>
+      </w:tr>
+      <w:tr>
+        <w:tc>
+          <w:tcPr>
+            <w:tcW w:type="dxa" w:w="2381"/>
+            <w:shd w:val="clear" w:color="auto" w:fill="EAF1F5"/>
+          </w:tcPr>
+          <w:p>
+            <w:pPr>
+              <w:spacing w:after="20" w:before="0"/>
+            </w:pPr>
+            <w:r/>
+            <w:r>
+              <w:rPr>
+                <w:rFonts w:ascii="Lato" w:hAnsi="Lato" w:cs="Lato"/>
+                <w:b/>
+                <w:i w:val="0"/>
+                <w:color w:val="00648B"/>
+                <w:sz w:val="17"/>
+              </w:rPr>
+              <w:t>Copy-paste-ready upgrade wording</w:t>
+            </w:r>
+          </w:p>
+        </w:tc>
+        <w:tc>
+          <w:tcPr>
+            <w:tcW w:type="dxa" w:w="7484"/>
+          </w:tcPr>
+          <w:p>
+            <w:pPr>
+              <w:spacing w:after="20" w:before="0"/>
+            </w:pPr>
+            <w:r/>
+            <w:r>
+              <w:rPr>
+                <w:rFonts w:ascii="Lato" w:hAnsi="Lato" w:cs="Lato"/>
+                <w:b w:val="0"/>
+                <w:i w:val="0"/>
+                <w:color w:val="2B2F33"/>
+                <w:sz w:val="17"/>
+              </w:rPr>
+              <w:t>King’s Counsel Determination (Optional) — If the Insured and the Insurer disagree as to whether any claim should be contested, the dispute shall be referred to a King’s Counsel to be mutually agreed (or, failing agreement, nominated by the President of the Bar Council), whose determination shall be binding. The costs of the reference shall be at the discretion of the King’s Counsel.</w:t>
+            </w:r>
+          </w:p>
+        </w:tc>
+      </w:tr>
+      <w:tr>
+        <w:tc>
+          <w:tcPr>
+            <w:tcW w:type="dxa" w:w="2381"/>
+            <w:shd w:val="clear" w:color="auto" w:fill="EAF1F5"/>
+          </w:tcPr>
+          <w:p>
+            <w:pPr>
+              <w:spacing w:after="20" w:before="0"/>
+            </w:pPr>
+            <w:r/>
+            <w:r>
+              <w:rPr>
+                <w:rFonts w:ascii="Lato" w:hAnsi="Lato" w:cs="Lato"/>
+                <w:b/>
+                <w:i w:val="0"/>
+                <w:color w:val="00648B"/>
+                <w:sz w:val="17"/>
+              </w:rPr>
+              <w:t>Rationale &amp; competitor support</w:t>
+            </w:r>
+          </w:p>
+        </w:tc>
+        <w:tc>
+          <w:tcPr>
+            <w:tcW w:type="dxa" w:w="7484"/>
+          </w:tcPr>
+          <w:p>
+            <w:pPr>
+              <w:spacing w:after="20" w:before="0"/>
+            </w:pPr>
+            <w:r/>
+            <w:r>
+              <w:rPr>
+                <w:rFonts w:ascii="Lato" w:hAnsi="Lato" w:cs="Lato"/>
+                <w:b w:val="0"/>
+                <w:i w:val="0"/>
+                <w:color w:val="2B2F33"/>
+                <w:sz w:val="17"/>
+              </w:rPr>
+              <w:t>Yutree KC clause. Gives clients certainty on defence/settlement disputes; procedural, low risk.</w:t>
+            </w:r>
+          </w:p>
+        </w:tc>
+      </w:tr>
+      <w:tr>
+        <w:tc>
+          <w:tcPr>
+            <w:tcW w:type="dxa" w:w="2381"/>
+            <w:shd w:val="clear" w:color="auto" w:fill="EAF1F5"/>
+          </w:tcPr>
+          <w:p>
+            <w:pPr>
+              <w:spacing w:after="20" w:before="0"/>
+            </w:pPr>
+            <w:r/>
+            <w:r>
+              <w:rPr>
+                <w:rFonts w:ascii="Lato" w:hAnsi="Lato" w:cs="Lato"/>
+                <w:b/>
+                <w:i w:val="0"/>
+                <w:color w:val="00648B"/>
+                <w:sz w:val="17"/>
+              </w:rPr>
+              <w:t>Sign-off note</w:t>
+            </w:r>
+          </w:p>
+        </w:tc>
+        <w:tc>
+          <w:tcPr>
+            <w:tcW w:type="dxa" w:w="7484"/>
+          </w:tcPr>
+          <w:p>
+            <w:pPr>
+              <w:spacing w:after="20" w:before="0"/>
+            </w:pPr>
+            <w:r/>
+            <w:r>
+              <w:rPr>
+                <w:rFonts w:ascii="Lato" w:hAnsi="Lato" w:cs="Lato"/>
+                <w:b w:val="0"/>
+                <w:i w:val="0"/>
+                <w:color w:val="2B2F33"/>
+                <w:sz w:val="17"/>
+              </w:rPr>
+              <w:t>Legal (cost-allocation wording).  —  REQUIRED before adoption; do not treat as final.</w:t>
+            </w:r>
+          </w:p>
+        </w:tc>
+      </w:tr>
+    </w:tbl>
+    <w:p>
+      <w:pPr>
+        <w:spacing w:after="160"/>
+      </w:pPr>
+    </w:p>
+    <w:p>
+      <w:pPr>
+        <w:keepNext/>
+        <w:spacing w:before="120" w:after="20"/>
+      </w:pPr>
+      <w:r>
+        <w:rPr>
+          <w:rFonts w:ascii="Lato" w:hAnsi="Lato" w:cs="Lato"/>
+          <w:b/>
+          <w:i w:val="0"/>
+          <w:color w:val="B88A3C"/>
+          <w:sz w:val="20"/>
+        </w:rPr>
+        <w:t>'Media Material' definition</w:t>
+      </w:r>
+    </w:p>
+    <w:tbl>
+      <w:tblPr>
+        <w:tblW w:type="dxa" w:w="9866"/>
+        <w:tblBorders>
+          <w:top w:val="single" w:sz="4" w:space="0" w:color="D6DCE0"/>
+          <w:left w:val="single" w:sz="4" w:space="0" w:color="D6DCE0"/>
+          <w:bottom w:val="single" w:sz="4" w:space="0" w:color="D6DCE0"/>
+          <w:right w:val="single" w:sz="4" w:space="0" w:color="D6DCE0"/>
+          <w:insideH w:val="single" w:sz="4" w:space="0" w:color="D6DCE0"/>
+          <w:insideV w:val="single" w:sz="4" w:space="0" w:color="D6DCE0"/>
+        </w:tblBorders>
+        <w:tblLayout w:type="fixed"/>
+        <w:tblLook w:firstColumn="1" w:firstRow="1" w:lastColumn="0" w:lastRow="0" w:noHBand="0" w:noVBand="1" w:val="04A0"/>
+      </w:tblPr>
+      <w:tblGrid>
+        <w:gridCol w:w="2381"/>
+        <w:gridCol w:w="7484"/>
+      </w:tblGrid>
+      <w:tr>
+        <w:tc>
+          <w:tcPr>
+            <w:tcW w:type="dxa" w:w="2381"/>
+            <w:shd w:val="clear" w:color="auto" w:fill="EAF1F5"/>
+          </w:tcPr>
+          <w:p>
+            <w:pPr>
+              <w:spacing w:after="20" w:before="0"/>
+            </w:pPr>
+            <w:r/>
+            <w:r>
+              <w:rPr>
+                <w:rFonts w:ascii="Lato" w:hAnsi="Lato" w:cs="Lato"/>
+                <w:b/>
+                <w:i w:val="0"/>
+                <w:color w:val="00648B"/>
+                <w:sz w:val="17"/>
+              </w:rPr>
+              <w:t>Amendment type</w:t>
+            </w:r>
+          </w:p>
+        </w:tc>
+        <w:tc>
+          <w:tcPr>
+            <w:tcW w:type="dxa" w:w="7484"/>
+          </w:tcPr>
+          <w:p>
+            <w:pPr>
+              <w:spacing w:after="20" w:before="0"/>
+            </w:pPr>
+            <w:r/>
+            <w:r>
+              <w:rPr>
+                <w:rFonts w:ascii="Lato" w:hAnsi="Lato" w:cs="Lato"/>
+                <w:b w:val="0"/>
+                <w:i w:val="0"/>
+                <w:color w:val="2B2F33"/>
+                <w:sz w:val="17"/>
+              </w:rPr>
+              <w:t>Definition amendment</w:t>
+            </w:r>
+          </w:p>
+        </w:tc>
+      </w:tr>
+      <w:tr>
+        <w:tc>
+          <w:tcPr>
+            <w:tcW w:type="dxa" w:w="2381"/>
+            <w:shd w:val="clear" w:color="auto" w:fill="EAF1F5"/>
+          </w:tcPr>
+          <w:p>
+            <w:pPr>
+              <w:spacing w:after="20" w:before="0"/>
+            </w:pPr>
+            <w:r/>
+            <w:r>
+              <w:rPr>
+                <w:rFonts w:ascii="Lato" w:hAnsi="Lato" w:cs="Lato"/>
+                <w:b/>
+                <w:i w:val="0"/>
+                <w:color w:val="00648B"/>
+                <w:sz w:val="17"/>
+              </w:rPr>
+              <w:t>Exact location for insertion</w:t>
+            </w:r>
+          </w:p>
+        </w:tc>
+        <w:tc>
+          <w:tcPr>
+            <w:tcW w:type="dxa" w:w="7484"/>
+          </w:tcPr>
+          <w:p>
+            <w:pPr>
+              <w:spacing w:after="20" w:before="0"/>
+            </w:pPr>
+            <w:r/>
+            <w:r>
+              <w:rPr>
+                <w:rFonts w:ascii="Lato" w:hAnsi="Lato" w:cs="Lato"/>
+                <w:b w:val="0"/>
+                <w:i w:val="0"/>
+                <w:color w:val="2B2F33"/>
+                <w:sz w:val="17"/>
+              </w:rPr>
+              <w:t>General Definitions or Section 12 Definitions (p.73+).</w:t>
+            </w:r>
+          </w:p>
+        </w:tc>
+      </w:tr>
+      <w:tr>
+        <w:tc>
+          <w:tcPr>
+            <w:tcW w:type="dxa" w:w="2381"/>
+            <w:shd w:val="clear" w:color="auto" w:fill="EAF1F5"/>
+          </w:tcPr>
+          <w:p>
+            <w:pPr>
+              <w:spacing w:after="20" w:before="0"/>
+            </w:pPr>
+            <w:r/>
+            <w:r>
+              <w:rPr>
+                <w:rFonts w:ascii="Lato" w:hAnsi="Lato" w:cs="Lato"/>
+                <w:b/>
+                <w:i w:val="0"/>
+                <w:color w:val="00648B"/>
+                <w:sz w:val="17"/>
+              </w:rPr>
+              <w:t>Copy-paste-ready upgrade wording</w:t>
+            </w:r>
+          </w:p>
+        </w:tc>
+        <w:tc>
+          <w:tcPr>
+            <w:tcW w:type="dxa" w:w="7484"/>
+          </w:tcPr>
+          <w:p>
+            <w:pPr>
+              <w:spacing w:after="20" w:before="0"/>
+            </w:pPr>
+            <w:r/>
+            <w:r>
+              <w:rPr>
+                <w:rFonts w:ascii="Lato" w:hAnsi="Lato" w:cs="Lato"/>
+                <w:b w:val="0"/>
+                <w:i w:val="0"/>
+                <w:color w:val="2B2F33"/>
+                <w:sz w:val="17"/>
+              </w:rPr>
+              <w:t>Media Material (Definition) — 'Media Material means any data, text, sounds, images, advertising, film, video, audio, broadcast, publication, website or other content created, produced, published, distributed, broadcast or disseminated by or on behalf of the Insured in the course of the Business.'</w:t>
+            </w:r>
+          </w:p>
+        </w:tc>
+      </w:tr>
+      <w:tr>
+        <w:tc>
+          <w:tcPr>
+            <w:tcW w:type="dxa" w:w="2381"/>
+            <w:shd w:val="clear" w:color="auto" w:fill="EAF1F5"/>
+          </w:tcPr>
+          <w:p>
+            <w:pPr>
+              <w:spacing w:after="20" w:before="0"/>
+            </w:pPr>
+            <w:r/>
+            <w:r>
+              <w:rPr>
+                <w:rFonts w:ascii="Lato" w:hAnsi="Lato" w:cs="Lato"/>
+                <w:b/>
+                <w:i w:val="0"/>
+                <w:color w:val="00648B"/>
+                <w:sz w:val="17"/>
+              </w:rPr>
+              <w:t>Rationale &amp; competitor support</w:t>
+            </w:r>
+          </w:p>
+        </w:tc>
+        <w:tc>
+          <w:tcPr>
+            <w:tcW w:type="dxa" w:w="7484"/>
+          </w:tcPr>
+          <w:p>
+            <w:pPr>
+              <w:spacing w:after="20" w:before="0"/>
+            </w:pPr>
+            <w:r/>
+            <w:r>
+              <w:rPr>
+                <w:rFonts w:ascii="Lato" w:hAnsi="Lato" w:cs="Lato"/>
+                <w:b w:val="0"/>
+                <w:i w:val="0"/>
+                <w:color w:val="2B2F33"/>
+                <w:sz w:val="17"/>
+              </w:rPr>
+              <w:t>Tysers defines 'Media Material'. Sharpens the subject-matter of Section 12 cover; drafting clarity only.</w:t>
+            </w:r>
+          </w:p>
+        </w:tc>
+      </w:tr>
+      <w:tr>
+        <w:tc>
+          <w:tcPr>
+            <w:tcW w:type="dxa" w:w="2381"/>
+            <w:shd w:val="clear" w:color="auto" w:fill="EAF1F5"/>
+          </w:tcPr>
+          <w:p>
+            <w:pPr>
+              <w:spacing w:after="20" w:before="0"/>
+            </w:pPr>
+            <w:r/>
+            <w:r>
+              <w:rPr>
+                <w:rFonts w:ascii="Lato" w:hAnsi="Lato" w:cs="Lato"/>
+                <w:b/>
+                <w:i w:val="0"/>
+                <w:color w:val="00648B"/>
+                <w:sz w:val="17"/>
+              </w:rPr>
+              <w:t>Sign-off note</w:t>
+            </w:r>
+          </w:p>
+        </w:tc>
+        <w:tc>
+          <w:tcPr>
+            <w:tcW w:type="dxa" w:w="7484"/>
+          </w:tcPr>
+          <w:p>
+            <w:pPr>
+              <w:spacing w:after="20" w:before="0"/>
+            </w:pPr>
+            <w:r/>
+            <w:r>
+              <w:rPr>
+                <w:rFonts w:ascii="Lato" w:hAnsi="Lato" w:cs="Lato"/>
+                <w:b w:val="0"/>
+                <w:i w:val="0"/>
+                <w:color w:val="2B2F33"/>
+                <w:sz w:val="17"/>
+              </w:rPr>
+              <w:t>Legal (drafting polish).  —  REQUIRED before adoption; do not treat as final.</w:t>
+            </w:r>
+          </w:p>
+        </w:tc>
+      </w:tr>
+    </w:tbl>
+    <w:p>
+      <w:pPr>
+        <w:spacing w:after="160"/>
+      </w:pPr>
+    </w:p>
+    <w:p>
+      <w:pPr>
+        <w:keepNext/>
+        <w:spacing w:before="120" w:after="20"/>
+      </w:pPr>
+      <w:r>
+        <w:rPr>
+          <w:rFonts w:ascii="Lato" w:hAnsi="Lato" w:cs="Lato"/>
+          <w:b/>
+          <w:i w:val="0"/>
+          <w:color w:val="B88A3C"/>
+          <w:sz w:val="20"/>
+        </w:rPr>
+        <w:t>Reputation Management / Withdrawal of Content — optional uplift</w:t>
+      </w:r>
+    </w:p>
+    <w:tbl>
+      <w:tblPr>
+        <w:tblW w:type="dxa" w:w="9866"/>
+        <w:tblBorders>
+          <w:top w:val="single" w:sz="4" w:space="0" w:color="D6DCE0"/>
+          <w:left w:val="single" w:sz="4" w:space="0" w:color="D6DCE0"/>
+          <w:bottom w:val="single" w:sz="4" w:space="0" w:color="D6DCE0"/>
+          <w:right w:val="single" w:sz="4" w:space="0" w:color="D6DCE0"/>
+          <w:insideH w:val="single" w:sz="4" w:space="0" w:color="D6DCE0"/>
+          <w:insideV w:val="single" w:sz="4" w:space="0" w:color="D6DCE0"/>
+        </w:tblBorders>
+        <w:tblLayout w:type="fixed"/>
+        <w:tblLook w:firstColumn="1" w:firstRow="1" w:lastColumn="0" w:lastRow="0" w:noHBand="0" w:noVBand="1" w:val="04A0"/>
+      </w:tblPr>
+      <w:tblGrid>
+        <w:gridCol w:w="2381"/>
+        <w:gridCol w:w="7484"/>
+      </w:tblGrid>
+      <w:tr>
+        <w:tc>
+          <w:tcPr>
+            <w:tcW w:type="dxa" w:w="2381"/>
+            <w:shd w:val="clear" w:color="auto" w:fill="EAF1F5"/>
+          </w:tcPr>
+          <w:p>
+            <w:pPr>
+              <w:spacing w:after="20" w:before="0"/>
+            </w:pPr>
+            <w:r/>
+            <w:r>
+              <w:rPr>
+                <w:rFonts w:ascii="Lato" w:hAnsi="Lato" w:cs="Lato"/>
+                <w:b/>
+                <w:i w:val="0"/>
+                <w:color w:val="00648B"/>
+                <w:sz w:val="17"/>
+              </w:rPr>
+              <w:t>Amendment type</w:t>
+            </w:r>
+          </w:p>
+        </w:tc>
+        <w:tc>
+          <w:tcPr>
+            <w:tcW w:type="dxa" w:w="7484"/>
+          </w:tcPr>
+          <w:p>
+            <w:pPr>
+              <w:spacing w:after="20" w:before="0"/>
+            </w:pPr>
+            <w:r/>
+            <w:r>
+              <w:rPr>
+                <w:rFonts w:ascii="Lato" w:hAnsi="Lato" w:cs="Lato"/>
+                <w:b w:val="0"/>
+                <w:i w:val="0"/>
+                <w:color w:val="2B2F33"/>
+                <w:sz w:val="17"/>
+              </w:rPr>
+              <w:t>Limit uplift / optional trigger amendment</w:t>
+            </w:r>
+          </w:p>
+        </w:tc>
+      </w:tr>
+      <w:tr>
+        <w:tc>
+          <w:tcPr>
+            <w:tcW w:type="dxa" w:w="2381"/>
+            <w:shd w:val="clear" w:color="auto" w:fill="EAF1F5"/>
+          </w:tcPr>
+          <w:p>
+            <w:pPr>
+              <w:spacing w:after="20" w:before="0"/>
+            </w:pPr>
+            <w:r/>
+            <w:r>
+              <w:rPr>
+                <w:rFonts w:ascii="Lato" w:hAnsi="Lato" w:cs="Lato"/>
+                <w:b/>
+                <w:i w:val="0"/>
+                <w:color w:val="00648B"/>
+                <w:sz w:val="17"/>
+              </w:rPr>
+              <w:t>Exact location for insertion</w:t>
+            </w:r>
+          </w:p>
+        </w:tc>
+        <w:tc>
+          <w:tcPr>
+            <w:tcW w:type="dxa" w:w="7484"/>
+          </w:tcPr>
+          <w:p>
+            <w:pPr>
+              <w:spacing w:after="20" w:before="0"/>
+            </w:pPr>
+            <w:r/>
+            <w:r>
+              <w:rPr>
+                <w:rFonts w:ascii="Lato" w:hAnsi="Lato" w:cs="Lato"/>
+                <w:b w:val="0"/>
+                <w:i w:val="0"/>
+                <w:color w:val="2B2F33"/>
+                <w:sz w:val="17"/>
+              </w:rPr>
+              <w:t>Section 12 — existing 'Reputation Management' and 'Withdrawal of Content' clauses (p.73+).</w:t>
+            </w:r>
+          </w:p>
+        </w:tc>
+      </w:tr>
+      <w:tr>
+        <w:tc>
+          <w:tcPr>
+            <w:tcW w:type="dxa" w:w="2381"/>
+            <w:shd w:val="clear" w:color="auto" w:fill="EAF1F5"/>
+          </w:tcPr>
+          <w:p>
+            <w:pPr>
+              <w:spacing w:after="20" w:before="0"/>
+            </w:pPr>
+            <w:r/>
+            <w:r>
+              <w:rPr>
+                <w:rFonts w:ascii="Lato" w:hAnsi="Lato" w:cs="Lato"/>
+                <w:b/>
+                <w:i w:val="0"/>
+                <w:color w:val="00648B"/>
+                <w:sz w:val="17"/>
+              </w:rPr>
+              <w:t>Copy-paste-ready upgrade wording</w:t>
+            </w:r>
+          </w:p>
+        </w:tc>
+        <w:tc>
+          <w:tcPr>
+            <w:tcW w:type="dxa" w:w="7484"/>
+          </w:tcPr>
+          <w:p>
+            <w:pPr>
+              <w:spacing w:after="20" w:before="0"/>
+            </w:pPr>
+            <w:r/>
+            <w:r>
+              <w:rPr>
+                <w:rFonts w:ascii="Lato" w:hAnsi="Lato" w:cs="Lato"/>
+                <w:b w:val="0"/>
+                <w:i w:val="0"/>
+                <w:color w:val="2B2F33"/>
+                <w:sz w:val="17"/>
+              </w:rPr>
+              <w:t>(Optional uplift) — The Reputation Management and Withdrawal of Content sub-limits stated in this Section (each GBP 250,000) may, where stated in the Schedule, be increased; and/or a first-party reputational-harm trigger may be added so that reputation-management costs are available following an insured event even where no third-party claim has yet been made.</w:t>
+            </w:r>
+          </w:p>
+        </w:tc>
+      </w:tr>
+      <w:tr>
+        <w:tc>
+          <w:tcPr>
+            <w:tcW w:type="dxa" w:w="2381"/>
+            <w:shd w:val="clear" w:color="auto" w:fill="EAF1F5"/>
+          </w:tcPr>
+          <w:p>
+            <w:pPr>
+              <w:spacing w:after="20" w:before="0"/>
+            </w:pPr>
+            <w:r/>
+            <w:r>
+              <w:rPr>
+                <w:rFonts w:ascii="Lato" w:hAnsi="Lato" w:cs="Lato"/>
+                <w:b/>
+                <w:i w:val="0"/>
+                <w:color w:val="00648B"/>
+                <w:sz w:val="17"/>
+              </w:rPr>
+              <w:t>Rationale &amp; competitor support</w:t>
+            </w:r>
+          </w:p>
+        </w:tc>
+        <w:tc>
+          <w:tcPr>
+            <w:tcW w:type="dxa" w:w="7484"/>
+          </w:tcPr>
+          <w:p>
+            <w:pPr>
+              <w:spacing w:after="20" w:before="0"/>
+            </w:pPr>
+            <w:r/>
+            <w:r>
+              <w:rPr>
+                <w:rFonts w:ascii="Lato" w:hAnsi="Lato" w:cs="Lato"/>
+                <w:b w:val="0"/>
+                <w:i w:val="0"/>
+                <w:color w:val="2B2F33"/>
+                <w:sz w:val="17"/>
+              </w:rPr>
+              <w:t>TMHCC ALREADY provides Reputation Management (GBP 250k) and Withdrawal of Content (GBP 250k) — matching Yutree’s reputation-management/withdrawal covers. This is an optional positioning uplift only, not new cover.</w:t>
+            </w:r>
+          </w:p>
+        </w:tc>
+      </w:tr>
+      <w:tr>
+        <w:tc>
+          <w:tcPr>
+            <w:tcW w:type="dxa" w:w="2381"/>
+            <w:shd w:val="clear" w:color="auto" w:fill="EAF1F5"/>
+          </w:tcPr>
+          <w:p>
+            <w:pPr>
+              <w:spacing w:after="20" w:before="0"/>
+            </w:pPr>
+            <w:r/>
+            <w:r>
+              <w:rPr>
+                <w:rFonts w:ascii="Lato" w:hAnsi="Lato" w:cs="Lato"/>
+                <w:b/>
+                <w:i w:val="0"/>
+                <w:color w:val="00648B"/>
+                <w:sz w:val="17"/>
+              </w:rPr>
+              <w:t>Sign-off note</w:t>
+            </w:r>
+          </w:p>
+        </w:tc>
+        <w:tc>
+          <w:tcPr>
+            <w:tcW w:type="dxa" w:w="7484"/>
+          </w:tcPr>
+          <w:p>
+            <w:pPr>
+              <w:spacing w:after="20" w:before="0"/>
+            </w:pPr>
+            <w:r/>
+            <w:r>
+              <w:rPr>
+                <w:rFonts w:ascii="Lato" w:hAnsi="Lato" w:cs="Lato"/>
+                <w:b w:val="0"/>
+                <w:i w:val="0"/>
+                <w:color w:val="2B2F33"/>
+                <w:sz w:val="17"/>
+              </w:rPr>
+              <w:t>Legal + underwriting (limit/trigger change).  —  REQUIRED before adoption; do not treat as final.</w:t>
+            </w:r>
+          </w:p>
+        </w:tc>
+      </w:tr>
+    </w:tbl>
+    <w:p>
+      <w:pPr>
+        <w:spacing w:after="160"/>
+      </w:pPr>
+    </w:p>
+    <w:tbl>
+      <w:tblPr>
+        <w:tblW w:type="pct" w:w="5000"/>
+        <w:tblLayout w:type="fixed"/>
+        <w:tblLook w:firstColumn="1" w:firstRow="1" w:lastColumn="0" w:lastRow="0" w:noHBand="0" w:noVBand="1" w:val="04A0"/>
+      </w:tblPr>
+      <w:tblGrid>
+        <w:gridCol w:w="9978"/>
+      </w:tblGrid>
+      <w:tr>
+        <w:tc>
+          <w:tcPr>
+            <w:tcW w:type="dxa" w:w="9978"/>
+            <w:shd w:val="clear" w:color="auto" w:fill="EAF1F5"/>
+            <w:tcBorders>
+              <w:top w:val="single" w:sz="4" w:space="0" w:color="00648B"/>
+              <w:left w:val="single" w:sz="22" w:space="0" w:color="00648B"/>
+              <w:bottom w:val="single" w:sz="4" w:space="0" w:color="00648B"/>
+              <w:right w:val="single" w:sz="4" w:space="0" w:color="00648B"/>
+            </w:tcBorders>
+          </w:tcPr>
+          <w:p>
+            <w:pPr>
+              <w:spacing w:after="40" w:before="40"/>
+            </w:pPr>
+            <w:r/>
+            <w:r>
+              <w:rPr>
+                <w:rFonts w:ascii="Lato" w:hAnsi="Lato" w:cs="Lato"/>
+                <w:b/>
+                <w:i w:val="0"/>
+                <w:color w:val="00648B"/>
+                <w:sz w:val="19"/>
+              </w:rPr>
+              <w:t xml:space="preserve">Section 12 control:  </w:t>
+            </w:r>
+            <w:r>
+              <w:rPr>
+                <w:rFonts w:ascii="Lato" w:hAnsi="Lato" w:cs="Lato"/>
+                <w:b w:val="0"/>
+                <w:i w:val="0"/>
+                <w:color w:val="2B2F33"/>
+                <w:sz w:val="19"/>
+              </w:rPr>
+              <w:t>All Section 12 Media Liability amendments require legal/underwriting sign-off and are held here only. They do not appear in the tracked-changes wording or the clean final wording.</w:t>
             </w:r>
           </w:p>
         </w:tc>
